--- a/Tema 1. - Obrada upita (query processing) u MySQL/rad.docx
+++ b/Tema 1. - Obrada upita (query processing) u MySQL/rad.docx
@@ -4,18 +4,244 @@
   <w:body>
     <w:p>
       <w:pPr>
-        <w:pStyle w:val="Title"/>
-      </w:pPr>
-      <w:r>
-        <w:t xml:space="preserve">Obrada upita (Query Processing) u MySQL-u</w:t>
-      </w:r>
-    </w:p>
-    <w:p>
-      <w:pPr>
         <w:pStyle w:val="Author"/>
       </w:pPr>
-      <w:r>
-        <w:t xml:space="preserve">Petar Brajković</w:t>
+    </w:p>
+    <w:p>
+      <w:pPr>
+        <w:jc w:val="center"/>
+        <w:spacing w:before="0" w:after="0" w:line="240" w:lineRule="auto"/>
+      </w:pPr>
+      <w:r>
+        <w:rPr>
+          <w:rFonts w:ascii="Times New Roman" w:hAnsi="Times New Roman"/>
+          <w:sz w:val="28"/>
+          <w:szCs w:val="28"/>
+        </w:rPr>
+        <w:t>UNIVERZITET U NIŠU</w:t>
+      </w:r>
+    </w:p>
+    <w:p>
+      <w:pPr>
+        <w:jc w:val="center"/>
+        <w:spacing w:before="140" w:after="0" w:line="240" w:lineRule="auto"/>
+      </w:pPr>
+      <w:r>
+        <w:rPr>
+          <w:rFonts w:ascii="Times New Roman" w:hAnsi="Times New Roman"/>
+          <w:sz w:val="28"/>
+          <w:szCs w:val="28"/>
+        </w:rPr>
+        <w:t>ELEKTRONSKI FAKULTET</w:t>
+      </w:r>
+    </w:p>
+    <w:p>
+      <w:pPr>
+        <w:jc w:val="center"/>
+        <w:spacing w:before="3800" w:after="0" w:line="240" w:lineRule="auto"/>
+      </w:pPr>
+      <w:r>
+        <w:rPr>
+          <w:rFonts w:ascii="Times New Roman" w:hAnsi="Times New Roman"/>
+          <w:b/>
+          <w:sz w:val="28"/>
+          <w:szCs w:val="28"/>
+        </w:rPr>
+        <w:t xml:space="preserve">Obrada upita </w:t>
+      </w:r>
+      <w:r>
+        <w:rPr>
+          <w:rFonts w:ascii="Times New Roman" w:hAnsi="Times New Roman"/>
+          <w:b/>
+          <w:i/>
+          <w:sz w:val="28"/>
+          <w:szCs w:val="28"/>
+        </w:rPr>
+        <w:t>(Query Processing)</w:t>
+      </w:r>
+      <w:r>
+        <w:rPr>
+          <w:rFonts w:ascii="Times New Roman" w:hAnsi="Times New Roman"/>
+          <w:b/>
+          <w:sz w:val="28"/>
+          <w:szCs w:val="28"/>
+        </w:rPr>
+        <w:t xml:space="preserve"> u MySQL-u</w:t>
+      </w:r>
+    </w:p>
+    <w:p>
+      <w:pPr>
+        <w:jc w:val="center"/>
+        <w:spacing w:before="760" w:after="0" w:line="240" w:lineRule="auto"/>
+      </w:pPr>
+      <w:r>
+        <w:rPr>
+          <w:rFonts w:ascii="Times New Roman" w:hAnsi="Times New Roman"/>
+          <w:sz w:val="24"/>
+          <w:szCs w:val="24"/>
+        </w:rPr>
+        <w:t>Seminarski rad</w:t>
+      </w:r>
+    </w:p>
+    <w:p>
+      <w:pPr>
+        <w:jc w:val="center"/>
+        <w:spacing w:before="120" w:after="0" w:line="240" w:lineRule="auto"/>
+      </w:pPr>
+      <w:r>
+        <w:rPr>
+          <w:rFonts w:ascii="Times New Roman" w:hAnsi="Times New Roman"/>
+          <w:sz w:val="24"/>
+          <w:szCs w:val="24"/>
+        </w:rPr>
+        <w:t>Predmet: Sistemi baza podataka</w:t>
+      </w:r>
+    </w:p>
+    <w:p>
+      <w:pPr>
+        <w:jc w:val="center"/>
+        <w:spacing w:before="120" w:after="0" w:line="240" w:lineRule="auto"/>
+      </w:pPr>
+      <w:r>
+        <w:rPr>
+          <w:rFonts w:ascii="Times New Roman" w:hAnsi="Times New Roman"/>
+          <w:sz w:val="24"/>
+          <w:szCs w:val="24"/>
+        </w:rPr>
+        <w:t>Studijski program: Elektrotehnika i računarstvo</w:t>
+      </w:r>
+    </w:p>
+    <w:p>
+      <w:pPr>
+        <w:jc w:val="center"/>
+        <w:spacing w:before="120" w:after="0" w:line="240" w:lineRule="auto"/>
+      </w:pPr>
+      <w:r>
+        <w:rPr>
+          <w:rFonts w:ascii="Times New Roman" w:hAnsi="Times New Roman"/>
+          <w:sz w:val="24"/>
+          <w:szCs w:val="24"/>
+        </w:rPr>
+        <w:t>Modul: Računarstvo i informatika</w:t>
+      </w:r>
+    </w:p>
+    <w:p>
+      <w:pPr>
+        <w:spacing w:before="2240" w:after="0" w:line="240" w:lineRule="auto"/>
+      </w:pPr>
+    </w:p>
+    <w:tbl>
+      <w:tblPr>
+        <w:tblW w:w="9360" w:type="dxa"/>
+        <w:jc w:val="center"/>
+        <w:tblBorders>
+          <w:top w:val="none" w:sz="0" w:space="0" w:color="auto"/>
+          <w:left w:val="none" w:sz="0" w:space="0" w:color="auto"/>
+          <w:bottom w:val="none" w:sz="0" w:space="0" w:color="auto"/>
+          <w:right w:val="none" w:sz="0" w:space="0" w:color="auto"/>
+          <w:insideH w:val="none" w:sz="0" w:space="0" w:color="auto"/>
+          <w:insideV w:val="none" w:sz="0" w:space="0" w:color="auto"/>
+        </w:tblBorders>
+        <w:tblLayout w:type="fixed"/>
+      </w:tblPr>
+      <w:tblGrid>
+        <w:gridCol w:w="4680"/>
+        <w:gridCol w:w="4680"/>
+      </w:tblGrid>
+      <w:tr>
+        <w:tc>
+          <w:tcPr>
+            <w:tcW w:w="4680" w:type="dxa"/>
+          </w:tcPr>
+          <w:p>
+            <w:pPr>
+              <w:spacing w:before="0" w:after="0" w:line="240" w:lineRule="auto"/>
+            </w:pPr>
+            <w:r>
+              <w:rPr>
+                <w:rFonts w:ascii="Times New Roman" w:hAnsi="Times New Roman"/>
+                <w:sz w:val="24"/>
+                <w:szCs w:val="24"/>
+              </w:rPr>
+              <w:t>Student:</w:t>
+            </w:r>
+          </w:p>
+        </w:tc>
+        <w:tc>
+          <w:tcPr>
+            <w:tcW w:w="4680" w:type="dxa"/>
+          </w:tcPr>
+          <w:p>
+            <w:pPr>
+              <w:spacing w:before="0" w:after="0" w:line="240" w:lineRule="auto"/>
+            </w:pPr>
+            <w:r>
+              <w:rPr>
+                <w:rFonts w:ascii="Times New Roman" w:hAnsi="Times New Roman"/>
+                <w:sz w:val="24"/>
+                <w:szCs w:val="24"/>
+              </w:rPr>
+              <w:t>Mentor:</w:t>
+            </w:r>
+          </w:p>
+        </w:tc>
+      </w:tr>
+      <w:tr>
+        <w:tc>
+          <w:tcPr>
+            <w:tcW w:w="4680" w:type="dxa"/>
+          </w:tcPr>
+          <w:p>
+            <w:pPr>
+              <w:spacing w:before="180" w:after="0" w:line="240" w:lineRule="auto"/>
+            </w:pPr>
+            <w:r>
+              <w:rPr>
+                <w:rFonts w:ascii="Times New Roman" w:hAnsi="Times New Roman"/>
+                <w:sz w:val="24"/>
+                <w:szCs w:val="24"/>
+              </w:rPr>
+              <w:t>Petar Brajković, br. ind. 16494</w:t>
+            </w:r>
+          </w:p>
+        </w:tc>
+        <w:tc>
+          <w:tcPr>
+            <w:tcW w:w="4680" w:type="dxa"/>
+          </w:tcPr>
+          <w:p>
+            <w:pPr>
+              <w:spacing w:before="180" w:after="0" w:line="240" w:lineRule="auto"/>
+            </w:pPr>
+            <w:r>
+              <w:rPr>
+                <w:rFonts w:ascii="Times New Roman" w:hAnsi="Times New Roman"/>
+                <w:sz w:val="24"/>
+                <w:szCs w:val="24"/>
+              </w:rPr>
+              <w:t>Prof. dr Aleksandar Stanimirović</w:t>
+            </w:r>
+          </w:p>
+        </w:tc>
+      </w:tr>
+    </w:tbl>
+    <w:p>
+      <w:pPr>
+        <w:jc w:val="center"/>
+        <w:spacing w:before="1600" w:after="0" w:line="240" w:lineRule="auto"/>
+      </w:pPr>
+      <w:r>
+        <w:rPr>
+          <w:rFonts w:ascii="Times New Roman" w:hAnsi="Times New Roman"/>
+          <w:sz w:val="24"/>
+          <w:szCs w:val="24"/>
+        </w:rPr>
+        <w:t>Niš, 2026. godina</w:t>
+      </w:r>
+    </w:p>
+    <w:p>
+      <w:r>
+        <w:br w:type="page"/>
       </w:r>
     </w:p>
     <w:bookmarkStart w:id="12" w:name="uvod"/>

--- a/Tema 1. - Obrada upita (query processing) u MySQL/rad.docx
+++ b/Tema 1. - Obrada upita (query processing) u MySQL/rad.docx
@@ -326,7 +326,7 @@
         <w:t xml:space="preserve"> </w:t>
       </w:r>
       <w:r>
-        <w:t xml:space="preserve">[1], [2]</w:t>
+        <w:t xml:space="preserve">[1]</w:t>
       </w:r>
       <w:r>
         <w:t xml:space="preserve">.</w:t>
@@ -337,16 +337,7 @@
         <w:pStyle w:val="BodyText"/>
       </w:pPr>
       <w:r>
-        <w:t xml:space="preserve">Jaz se premošćuje optimizacijom na dva nivoa jednog istog problema</w:t>
-      </w:r>
-      <w:r>
-        <w:t xml:space="preserve"> </w:t>
-      </w:r>
-      <w:r>
-        <w:t xml:space="preserve">[1]</w:t>
-      </w:r>
-      <w:r>
-        <w:t xml:space="preserve">. Na</w:t>
+        <w:t xml:space="preserve">Jaz se premošćuje optimizacijom na dva nivoa jednog istog problema. Na</w:t>
       </w:r>
       <w:r>
         <w:t xml:space="preserve"> </w:t>
@@ -392,84 +383,75 @@
         <w:t xml:space="preserve"> </w:t>
       </w:r>
       <w:r>
-        <w:t xml:space="preserve">najpovoljniji izbor zavisi od svojstava samih podataka</w:t>
+        <w:t xml:space="preserve">najpovoljniji izbor zavisi od svojstava samih podataka. Oba nivoa vođena su</w:t>
+      </w:r>
+      <w:r>
+        <w:t xml:space="preserve"> </w:t>
+      </w:r>
+      <w:r>
+        <w:t xml:space="preserve">istim merilom — cenom, procenom količine posla, pre svega ulazno-izlaznih operacija — i taj</w:t>
+      </w:r>
+      <w:r>
+        <w:t xml:space="preserve"> </w:t>
+      </w:r>
+      <w:r>
+        <w:t xml:space="preserve">zajednički cilj čini ih dvama nivoima jednog problema, a ne dvama odvojenim problemima</w:t>
+      </w:r>
+      <w:r>
+        <w:t xml:space="preserve"> </w:t>
+      </w:r>
+      <w:r>
+        <w:t xml:space="preserve">[1]</w:t>
+      </w:r>
+      <w:r>
+        <w:t xml:space="preserve">.</w:t>
+      </w:r>
+    </w:p>
+    <w:p>
+      <w:pPr>
+        <w:pStyle w:val="BodyText"/>
+      </w:pPr>
+      <w:r>
+        <w:t xml:space="preserve">Kombinovanjem logičkih i fizičkih izbora jedan nepromenjen SQL upit grana se na više planova</w:t>
+      </w:r>
+      <w:r>
+        <w:t xml:space="preserve"> </w:t>
+      </w:r>
+      <w:r>
+        <w:t xml:space="preserve">izvršenja koji vraćaju identičan rezultat, ali čija se cena razlikuje za nekoliko redova veličine:</w:t>
+      </w:r>
+      <w:r>
+        <w:t xml:space="preserve"> </w:t>
+      </w:r>
+      <w:r>
+        <w:t xml:space="preserve">selektivan indeks dodirne šačicu stranica, dok sken cele tabele pročita milione redova. Zadatak</w:t>
+      </w:r>
+      <w:r>
+        <w:t xml:space="preserve"> </w:t>
+      </w:r>
+      <w:r>
+        <w:t xml:space="preserve">SUBP-a jeste da među tim ekvivalentnim planovima pronađe i izabere najefikasniji</w:t>
+      </w:r>
+      <w:r>
+        <w:t xml:space="preserve"> </w:t>
+      </w:r>
+      <w:r>
+        <w:t xml:space="preserve">[1]</w:t>
+      </w:r>
+      <w:r>
+        <w:t xml:space="preserve">. MySQL taj izbor poverava optimizatoru upita zasnovanom na ceni</w:t>
+      </w:r>
+      <w:r>
+        <w:t xml:space="preserve"> </w:t>
+      </w:r>
+      <w:r>
+        <w:t xml:space="preserve">(cost-based optimizer), koji procenjuje cenu razmatranih planova i zadržava najjeftiniji</w:t>
       </w:r>
       <w:r>
         <w:t xml:space="preserve"> </w:t>
       </w:r>
       <w:r>
         <w:t xml:space="preserve">[2]</w:t>
-      </w:r>
-      <w:r>
-        <w:t xml:space="preserve">. Oba nivoa vođena su</w:t>
-      </w:r>
-      <w:r>
-        <w:t xml:space="preserve"> </w:t>
-      </w:r>
-      <w:r>
-        <w:t xml:space="preserve">istim merilom — cenom, procenom količine posla, pre svega ulazno-izlaznih operacija — i taj</w:t>
-      </w:r>
-      <w:r>
-        <w:t xml:space="preserve"> </w:t>
-      </w:r>
-      <w:r>
-        <w:t xml:space="preserve">zajednički cilj čini ih dvama nivoima jednog problema, a ne dvama odvojenim problemima</w:t>
-      </w:r>
-      <w:r>
-        <w:t xml:space="preserve"> </w:t>
-      </w:r>
-      <w:r>
-        <w:t xml:space="preserve">[1], [3]</w:t>
-      </w:r>
-      <w:r>
-        <w:t xml:space="preserve">.</w:t>
-      </w:r>
-    </w:p>
-    <w:p>
-      <w:pPr>
-        <w:pStyle w:val="BodyText"/>
-      </w:pPr>
-      <w:r>
-        <w:t xml:space="preserve">Kombinovanjem logičkih i fizičkih izbora jedan nepromenjen SQL upit grana se na više planova</w:t>
-      </w:r>
-      <w:r>
-        <w:t xml:space="preserve"> </w:t>
-      </w:r>
-      <w:r>
-        <w:t xml:space="preserve">izvršenja koji vraćaju identičan rezultat, ali čija se cena razlikuje za nekoliko redova veličine:</w:t>
-      </w:r>
-      <w:r>
-        <w:t xml:space="preserve"> </w:t>
-      </w:r>
-      <w:r>
-        <w:t xml:space="preserve">selektivan indeks dodirne šačicu stranica, dok sken cele tabele pročita milione redova. Zadatak</w:t>
-      </w:r>
-      <w:r>
-        <w:t xml:space="preserve"> </w:t>
-      </w:r>
-      <w:r>
-        <w:t xml:space="preserve">SUBP-a jeste da među tim ekvivalentnim planovima pronađe i izabere najefikasniji</w:t>
-      </w:r>
-      <w:r>
-        <w:t xml:space="preserve"> </w:t>
-      </w:r>
-      <w:r>
-        <w:t xml:space="preserve">[1]</w:t>
-      </w:r>
-      <w:r>
-        <w:t xml:space="preserve">. MySQL taj izbor poverava optimizatoru upita zasnovanom na ceni</w:t>
-      </w:r>
-      <w:r>
-        <w:t xml:space="preserve"> </w:t>
-      </w:r>
-      <w:r>
-        <w:t xml:space="preserve">(cost-based optimizer), koji procenjuje cenu razmatranih planova i zadržava najjeftiniji</w:t>
-      </w:r>
-      <w:r>
-        <w:t xml:space="preserve"> </w:t>
-      </w:r>
-      <w:r>
-        <w:t xml:space="preserve">[4]</w:t>
       </w:r>
       <w:r>
         <w:t xml:space="preserve">.</w:t>
@@ -990,7 +972,7 @@
       </w:r>
     </w:p>
     <w:bookmarkEnd w:id="20"/>
-    <w:bookmarkStart w:id="27" w:name="reference"/>
+    <w:bookmarkStart w:id="25" w:name="reference"/>
     <w:p>
       <w:pPr>
         <w:pStyle w:val="Heading1"/>
@@ -999,76 +981,14 @@
         <w:t xml:space="preserve">Reference</w:t>
       </w:r>
     </w:p>
-    <w:bookmarkStart w:id="26" w:name="refs"/>
-    <w:bookmarkStart w:id="21" w:name="ref-stoimenov_optimizacija"/>
+    <w:bookmarkStart w:id="24" w:name="refs"/>
+    <w:bookmarkStart w:id="21" w:name="ref-ramakrishnan2003"/>
     <w:p>
       <w:pPr>
         <w:pStyle w:val="Bibliography"/>
       </w:pPr>
       <w:r>
         <w:t xml:space="preserve">[1]</w:t>
-      </w:r>
-      <w:r>
-        <w:t xml:space="preserve"> </w:t>
-      </w:r>
-      <w:r>
-        <w:t xml:space="preserve">	</w:t>
-      </w:r>
-      <w:r>
-        <w:t xml:space="preserve">L. Stoimenov,</w:t>
-      </w:r>
-      <w:r>
-        <w:t xml:space="preserve"> </w:t>
-      </w:r>
-      <w:r>
-        <w:t xml:space="preserve">“Optimizacija upita.”</w:t>
-      </w:r>
-      <w:r>
-        <w:t xml:space="preserve"> </w:t>
-      </w:r>
-      <w:r>
-        <w:t xml:space="preserve">predavanja iz predmeta Sistemi za upravljanje bazama podataka (SUBP), Elektronski fakultet, Univerzitet u Nišu, 2016.</w:t>
-      </w:r>
-    </w:p>
-    <w:bookmarkEnd w:id="21"/>
-    <w:bookmarkStart w:id="22" w:name="ref-stoimenov_evaluacija"/>
-    <w:p>
-      <w:pPr>
-        <w:pStyle w:val="Bibliography"/>
-      </w:pPr>
-      <w:r>
-        <w:t xml:space="preserve">[2]</w:t>
-      </w:r>
-      <w:r>
-        <w:t xml:space="preserve"> </w:t>
-      </w:r>
-      <w:r>
-        <w:t xml:space="preserve">	</w:t>
-      </w:r>
-      <w:r>
-        <w:t xml:space="preserve">L. Stoimenov,</w:t>
-      </w:r>
-      <w:r>
-        <w:t xml:space="preserve"> </w:t>
-      </w:r>
-      <w:r>
-        <w:t xml:space="preserve">“Evaluacija upita.”</w:t>
-      </w:r>
-      <w:r>
-        <w:t xml:space="preserve"> </w:t>
-      </w:r>
-      <w:r>
-        <w:t xml:space="preserve">predavanja iz predmeta Sistemi za upravljanje bazama podataka (SUBP), Elektronski fakultet, Univerzitet u Nišu, 2016.</w:t>
-      </w:r>
-    </w:p>
-    <w:bookmarkEnd w:id="22"/>
-    <w:bookmarkStart w:id="23" w:name="ref-ramakrishnan2003"/>
-    <w:p>
-      <w:pPr>
-        <w:pStyle w:val="Bibliography"/>
-      </w:pPr>
-      <w:r>
-        <w:t xml:space="preserve">[3]</w:t>
       </w:r>
       <w:r>
         <w:t xml:space="preserve"> </w:t>
@@ -1093,14 +1013,14 @@
         <w:t xml:space="preserve">, 3rd ed. New York, NY, USA: McGraw-Hill, 2003.</w:t>
       </w:r>
     </w:p>
-    <w:bookmarkEnd w:id="23"/>
-    <w:bookmarkStart w:id="25" w:name="ref-mysql84refman"/>
+    <w:bookmarkEnd w:id="21"/>
+    <w:bookmarkStart w:id="23" w:name="ref-mysql84refman"/>
     <w:p>
       <w:pPr>
         <w:pStyle w:val="Bibliography"/>
       </w:pPr>
       <w:r>
-        <w:t xml:space="preserve">[4]</w:t>
+        <w:t xml:space="preserve">[2]</w:t>
       </w:r>
       <w:r>
         <w:t xml:space="preserve"> </w:t>
@@ -1129,7 +1049,7 @@
       <w:r>
         <w:t xml:space="preserve"> </w:t>
       </w:r>
-      <w:hyperlink r:id="rId24">
+      <w:hyperlink r:id="rId22">
         <w:r>
           <w:rPr>
             <w:rStyle w:val="Hyperlink"/>
@@ -1141,9 +1061,9 @@
         <w:t xml:space="preserve">, 2024.</w:t>
       </w:r>
     </w:p>
+    <w:bookmarkEnd w:id="23"/>
+    <w:bookmarkEnd w:id="24"/>
     <w:bookmarkEnd w:id="25"/>
-    <w:bookmarkEnd w:id="26"/>
-    <w:bookmarkEnd w:id="27"/>
     <w:sectPr>
       <w:footnotePr>
         <w:numRestart w:val="eachSect"/>

--- a/Tema 1. - Obrada upita (query processing) u MySQL/rad.docx
+++ b/Tema 1. - Obrada upita (query processing) u MySQL/rad.docx
@@ -1307,6 +1307,9 @@
   <w:style w:default="1" w:styleId="Normal" w:type="paragraph">
     <w:name w:val="Normal"/>
     <w:qFormat/>
+    <w:pPr>
+      <w:jc w:val="both"/>
+    </w:pPr>
   </w:style>
   <w:style w:styleId="BodyText" w:type="paragraph">
     <w:name w:val="Body Text"/>
@@ -1881,16 +1884,23 @@
   <w:style w:customStyle="1" w:styleId="ImageCaption" w:type="paragraph">
     <w:name w:val="Image Caption"/>
     <w:basedOn w:val="Caption"/>
+    <w:pPr>
+      <w:jc w:val="center"/>
+    </w:pPr>
   </w:style>
   <w:style w:customStyle="1" w:styleId="Figure" w:type="paragraph">
     <w:name w:val="Figure"/>
     <w:basedOn w:val="Normal"/>
+    <w:pPr>
+      <w:jc w:val="center"/>
+    </w:pPr>
   </w:style>
   <w:style w:customStyle="1" w:styleId="CaptionedFigure" w:type="paragraph">
     <w:name w:val="Captioned Figure"/>
     <w:basedOn w:val="Figure"/>
     <w:pPr>
       <w:keepNext/>
+      <w:jc w:val="center"/>
     </w:pPr>
   </w:style>
   <w:style w:customStyle="1" w:styleId="BodyTextChar" w:type="character">
@@ -1948,6 +1958,7 @@
     <w:link w:val="VerbatimChar"/>
     <w:pPr>
       <w:wordWrap w:val="off"/>
+      <w:shd w:val="clear" w:fill="f8f8f8"/>
     </w:pPr>
   </w:style>
   <w:style w:type="character" w:customStyle="1" w:styleId="KeywordTok">
@@ -1955,85 +1966,96 @@
     <w:basedOn w:val="VerbatimChar"/>
     <w:rPr>
       <w:b/>
-      <w:color w:val="007020"/>
+      <w:color w:val="204a87"/>
+      <w:shd w:val="clear" w:fill="f8f8f8"/>
     </w:rPr>
   </w:style>
   <w:style w:type="character" w:customStyle="1" w:styleId="DataTypeTok">
     <w:name w:val="DataTypeTok"/>
     <w:basedOn w:val="VerbatimChar"/>
     <w:rPr>
-      <w:color w:val="902000"/>
+      <w:color w:val="204a87"/>
+      <w:shd w:val="clear" w:fill="f8f8f8"/>
     </w:rPr>
   </w:style>
   <w:style w:type="character" w:customStyle="1" w:styleId="DecValTok">
     <w:name w:val="DecValTok"/>
     <w:basedOn w:val="VerbatimChar"/>
     <w:rPr>
-      <w:color w:val="40a070"/>
+      <w:color w:val="0000cf"/>
+      <w:shd w:val="clear" w:fill="f8f8f8"/>
     </w:rPr>
   </w:style>
   <w:style w:type="character" w:customStyle="1" w:styleId="BaseNTok">
     <w:name w:val="BaseNTok"/>
     <w:basedOn w:val="VerbatimChar"/>
     <w:rPr>
-      <w:color w:val="40a070"/>
+      <w:color w:val="0000cf"/>
+      <w:shd w:val="clear" w:fill="f8f8f8"/>
     </w:rPr>
   </w:style>
   <w:style w:type="character" w:customStyle="1" w:styleId="FloatTok">
     <w:name w:val="FloatTok"/>
     <w:basedOn w:val="VerbatimChar"/>
     <w:rPr>
-      <w:color w:val="40a070"/>
+      <w:color w:val="0000cf"/>
+      <w:shd w:val="clear" w:fill="f8f8f8"/>
     </w:rPr>
   </w:style>
   <w:style w:type="character" w:customStyle="1" w:styleId="ConstantTok">
     <w:name w:val="ConstantTok"/>
     <w:basedOn w:val="VerbatimChar"/>
     <w:rPr>
-      <w:color w:val="880000"/>
+      <w:color w:val="8f5902"/>
+      <w:shd w:val="clear" w:fill="f8f8f8"/>
     </w:rPr>
   </w:style>
   <w:style w:type="character" w:customStyle="1" w:styleId="CharTok">
     <w:name w:val="CharTok"/>
     <w:basedOn w:val="VerbatimChar"/>
     <w:rPr>
-      <w:color w:val="4070a0"/>
+      <w:color w:val="4e9a06"/>
+      <w:shd w:val="clear" w:fill="f8f8f8"/>
     </w:rPr>
   </w:style>
   <w:style w:type="character" w:customStyle="1" w:styleId="SpecialCharTok">
     <w:name w:val="SpecialCharTok"/>
     <w:basedOn w:val="VerbatimChar"/>
     <w:rPr>
-      <w:color w:val="4070a0"/>
+      <w:b/>
+      <w:color w:val="ce5c00"/>
+      <w:shd w:val="clear" w:fill="f8f8f8"/>
     </w:rPr>
   </w:style>
   <w:style w:type="character" w:customStyle="1" w:styleId="StringTok">
     <w:name w:val="StringTok"/>
     <w:basedOn w:val="VerbatimChar"/>
     <w:rPr>
-      <w:color w:val="4070a0"/>
+      <w:color w:val="4e9a06"/>
+      <w:shd w:val="clear" w:fill="f8f8f8"/>
     </w:rPr>
   </w:style>
   <w:style w:type="character" w:customStyle="1" w:styleId="VerbatimStringTok">
     <w:name w:val="VerbatimStringTok"/>
     <w:basedOn w:val="VerbatimChar"/>
     <w:rPr>
-      <w:color w:val="4070a0"/>
+      <w:color w:val="4e9a06"/>
+      <w:shd w:val="clear" w:fill="f8f8f8"/>
     </w:rPr>
   </w:style>
   <w:style w:type="character" w:customStyle="1" w:styleId="SpecialStringTok">
     <w:name w:val="SpecialStringTok"/>
     <w:basedOn w:val="VerbatimChar"/>
     <w:rPr>
-      <w:color w:val="bb6688"/>
+      <w:color w:val="4e9a06"/>
+      <w:shd w:val="clear" w:fill="f8f8f8"/>
     </w:rPr>
   </w:style>
   <w:style w:type="character" w:customStyle="1" w:styleId="ImportTok">
     <w:name w:val="ImportTok"/>
     <w:basedOn w:val="VerbatimChar"/>
     <w:rPr>
-      <w:b/>
-      <w:color w:val="008000"/>
+      <w:shd w:val="clear" w:fill="f8f8f8"/>
     </w:rPr>
   </w:style>
   <w:style w:type="character" w:customStyle="1" w:styleId="CommentTok">
@@ -2041,15 +2063,18 @@
     <w:basedOn w:val="VerbatimChar"/>
     <w:rPr>
       <w:i/>
-      <w:color w:val="60a0b0"/>
+      <w:color w:val="8f5902"/>
+      <w:shd w:val="clear" w:fill="f8f8f8"/>
     </w:rPr>
   </w:style>
   <w:style w:type="character" w:customStyle="1" w:styleId="DocumentationTok">
     <w:name w:val="DocumentationTok"/>
     <w:basedOn w:val="VerbatimChar"/>
     <w:rPr>
+      <w:b/>
       <w:i/>
-      <w:color w:val="ba2121"/>
+      <w:color w:val="8f5902"/>
+      <w:shd w:val="clear" w:fill="f8f8f8"/>
     </w:rPr>
   </w:style>
   <w:style w:type="character" w:customStyle="1" w:styleId="AnnotationTok">
@@ -2058,7 +2083,8 @@
     <w:rPr>
       <w:b/>
       <w:i/>
-      <w:color w:val="60a0b0"/>
+      <w:color w:val="8f5902"/>
+      <w:shd w:val="clear" w:fill="f8f8f8"/>
     </w:rPr>
   </w:style>
   <w:style w:type="character" w:customStyle="1" w:styleId="CommentVarTok">
@@ -2067,28 +2093,33 @@
     <w:rPr>
       <w:b/>
       <w:i/>
-      <w:color w:val="60a0b0"/>
+      <w:color w:val="8f5902"/>
+      <w:shd w:val="clear" w:fill="f8f8f8"/>
     </w:rPr>
   </w:style>
   <w:style w:type="character" w:customStyle="1" w:styleId="OtherTok">
     <w:name w:val="OtherTok"/>
     <w:basedOn w:val="VerbatimChar"/>
     <w:rPr>
-      <w:color w:val="007020"/>
+      <w:color w:val="8f5902"/>
+      <w:shd w:val="clear" w:fill="f8f8f8"/>
     </w:rPr>
   </w:style>
   <w:style w:type="character" w:customStyle="1" w:styleId="FunctionTok">
     <w:name w:val="FunctionTok"/>
     <w:basedOn w:val="VerbatimChar"/>
     <w:rPr>
-      <w:color w:val="06287e"/>
+      <w:b/>
+      <w:color w:val="204a87"/>
+      <w:shd w:val="clear" w:fill="f8f8f8"/>
     </w:rPr>
   </w:style>
   <w:style w:type="character" w:customStyle="1" w:styleId="VariableTok">
     <w:name w:val="VariableTok"/>
     <w:basedOn w:val="VerbatimChar"/>
     <w:rPr>
-      <w:color w:val="19177c"/>
+      <w:color w:val="000000"/>
+      <w:shd w:val="clear" w:fill="f8f8f8"/>
     </w:rPr>
   </w:style>
   <w:style w:type="character" w:customStyle="1" w:styleId="ControlFlowTok">
@@ -2096,46 +2127,56 @@
     <w:basedOn w:val="VerbatimChar"/>
     <w:rPr>
       <w:b/>
-      <w:color w:val="007020"/>
+      <w:color w:val="204a87"/>
+      <w:shd w:val="clear" w:fill="f8f8f8"/>
     </w:rPr>
   </w:style>
   <w:style w:type="character" w:customStyle="1" w:styleId="OperatorTok">
     <w:name w:val="OperatorTok"/>
     <w:basedOn w:val="VerbatimChar"/>
     <w:rPr>
-      <w:color w:val="666666"/>
+      <w:b/>
+      <w:color w:val="ce5c00"/>
+      <w:shd w:val="clear" w:fill="f8f8f8"/>
     </w:rPr>
   </w:style>
   <w:style w:type="character" w:customStyle="1" w:styleId="BuiltInTok">
     <w:name w:val="BuiltInTok"/>
     <w:basedOn w:val="VerbatimChar"/>
     <w:rPr>
-      <w:color w:val="008000"/>
+      <w:shd w:val="clear" w:fill="f8f8f8"/>
     </w:rPr>
   </w:style>
   <w:style w:type="character" w:customStyle="1" w:styleId="ExtensionTok">
     <w:name w:val="ExtensionTok"/>
     <w:basedOn w:val="VerbatimChar"/>
-    <w:rPr/>
+    <w:rPr>
+      <w:shd w:val="clear" w:fill="f8f8f8"/>
+    </w:rPr>
   </w:style>
   <w:style w:type="character" w:customStyle="1" w:styleId="PreprocessorTok">
     <w:name w:val="PreprocessorTok"/>
     <w:basedOn w:val="VerbatimChar"/>
     <w:rPr>
-      <w:color w:val="bc7a00"/>
+      <w:i/>
+      <w:color w:val="8f5902"/>
+      <w:shd w:val="clear" w:fill="f8f8f8"/>
     </w:rPr>
   </w:style>
   <w:style w:type="character" w:customStyle="1" w:styleId="AttributeTok">
     <w:name w:val="AttributeTok"/>
     <w:basedOn w:val="VerbatimChar"/>
     <w:rPr>
-      <w:color w:val="7d9029"/>
+      <w:color w:val="204a87"/>
+      <w:shd w:val="clear" w:fill="f8f8f8"/>
     </w:rPr>
   </w:style>
   <w:style w:type="character" w:customStyle="1" w:styleId="RegionMarkerTok">
     <w:name w:val="RegionMarkerTok"/>
     <w:basedOn w:val="VerbatimChar"/>
-    <w:rPr/>
+    <w:rPr>
+      <w:shd w:val="clear" w:fill="f8f8f8"/>
+    </w:rPr>
   </w:style>
   <w:style w:type="character" w:customStyle="1" w:styleId="InformationTok">
     <w:name w:val="InformationTok"/>
@@ -2143,7 +2184,8 @@
     <w:rPr>
       <w:b/>
       <w:i/>
-      <w:color w:val="60a0b0"/>
+      <w:color w:val="8f5902"/>
+      <w:shd w:val="clear" w:fill="f8f8f8"/>
     </w:rPr>
   </w:style>
   <w:style w:type="character" w:customStyle="1" w:styleId="WarningTok">
@@ -2152,15 +2194,16 @@
     <w:rPr>
       <w:b/>
       <w:i/>
-      <w:color w:val="60a0b0"/>
+      <w:color w:val="8f5902"/>
+      <w:shd w:val="clear" w:fill="f8f8f8"/>
     </w:rPr>
   </w:style>
   <w:style w:type="character" w:customStyle="1" w:styleId="AlertTok">
     <w:name w:val="AlertTok"/>
     <w:basedOn w:val="VerbatimChar"/>
     <w:rPr>
-      <w:b/>
-      <w:color w:val="ff0000"/>
+      <w:color w:val="ef2929"/>
+      <w:shd w:val="clear" w:fill="f8f8f8"/>
     </w:rPr>
   </w:style>
   <w:style w:type="character" w:customStyle="1" w:styleId="ErrorTok">
@@ -2168,13 +2211,16 @@
     <w:basedOn w:val="VerbatimChar"/>
     <w:rPr>
       <w:b/>
-      <w:color w:val="ff0000"/>
+      <w:color w:val="a40000"/>
+      <w:shd w:val="clear" w:fill="f8f8f8"/>
     </w:rPr>
   </w:style>
   <w:style w:type="character" w:customStyle="1" w:styleId="NormalTok">
     <w:name w:val="NormalTok"/>
     <w:basedOn w:val="VerbatimChar"/>
-    <w:rPr/>
+    <w:rPr>
+      <w:shd w:val="clear" w:fill="f8f8f8"/>
+    </w:rPr>
   </w:style>
 </w:styles>
 </file>

--- a/Tema 1. - Obrada upita (query processing) u MySQL/rad.docx
+++ b/Tema 1. - Obrada upita (query processing) u MySQL/rad.docx
@@ -302,7 +302,7 @@
         <w:t xml:space="preserve"> </w:t>
       </w:r>
       <w:r>
-        <w:t xml:space="preserve">(SUBP), s druge strane, ume da izvrši isključivo konkretne fizičke procedure — čitanje i upisivanje</w:t>
+        <w:t xml:space="preserve">(SUBP), s druge strane, ume da izvrši isključivo konkretne fizičke procedure: čitanje i upisivanje</w:t>
       </w:r>
       <w:r>
         <w:t xml:space="preserve"> </w:t>
@@ -371,7 +371,7 @@
         <w:t xml:space="preserve"> </w:t>
       </w:r>
       <w:r>
-        <w:t xml:space="preserve">konkretan algoritam i pristupni put — sken tabele naspram skena preko indeksa, odnosno spoj sa</w:t>
+        <w:t xml:space="preserve">konkretan algoritam i pristupni put: sken tabele naspram skena preko indeksa, odnosno spoj sa</w:t>
       </w:r>
       <w:r>
         <w:t xml:space="preserve"> </w:t>
@@ -389,7 +389,7 @@
         <w:t xml:space="preserve"> </w:t>
       </w:r>
       <w:r>
-        <w:t xml:space="preserve">istim merilom — cenom, procenom količine posla, pre svega ulazno-izlaznih operacija — i taj</w:t>
+        <w:t xml:space="preserve">istim merilom, cenom (procenom količine posla, pre svega ulazno-izlaznih operacija), i taj</w:t>
       </w:r>
       <w:r>
         <w:t xml:space="preserve"> </w:t>
@@ -589,7 +589,7 @@
         <w:t xml:space="preserve">idx_country_code</w:t>
       </w:r>
       <w:r>
-        <w:t xml:space="preserve">, dok se zabranjivanjem tog indeksa dobija sken cele tabele — skuplji plan koji</w:t>
+        <w:t xml:space="preserve">, dok se zabranjivanjem tog indeksa dobija sken cele tabele, skuplji plan koji</w:t>
       </w:r>
       <w:r>
         <w:t xml:space="preserve"> </w:t>
@@ -609,7 +609,7 @@
         <w:pStyle w:val="BodyText"/>
       </w:pPr>
       <w:r>
-        <w:t xml:space="preserve">Ostatak rada prati istu nit — put od deklarativnog SQL upita do njegovog fizičkog izvršenja u</w:t>
+        <w:t xml:space="preserve">Ostatak rada prati istu nit, put od deklarativnog SQL upita do njegovog fizičkog izvršenja u</w:t>
       </w:r>
       <w:r>
         <w:t xml:space="preserve"> </w:t>
@@ -658,7 +658,7 @@
         </w:numPr>
       </w:pPr>
       <w:r>
-        <w:t xml:space="preserve">U poglavlju 3 dva nivoa optimizacije prikazuju se opipljivo — kao</w:t>
+        <w:t xml:space="preserve">U poglavlju 3 dva nivoa optimizacije prikazuju se opipljivo, kao</w:t>
       </w:r>
       <w:r>
         <w:t xml:space="preserve"> </w:t>
@@ -848,10 +848,7 @@
         <w:t xml:space="preserve">keširanje i ponovnu upotrebu planova</w:t>
       </w:r>
       <w:r>
-        <w:t xml:space="preserve"> </w:t>
-      </w:r>
-      <w:r>
-        <w:t xml:space="preserve">— pitanje može li se izabrani plan</w:t>
+        <w:t xml:space="preserve">: pitanje može li se izabrani plan</w:t>
       </w:r>
       <w:r>
         <w:t xml:space="preserve"> </w:t>

--- a/Tema 1. - Obrada upita (query processing) u MySQL/rad.docx
+++ b/Tema 1. - Obrada upita (query processing) u MySQL/rad.docx
@@ -889,7 +889,7 @@
       </w:r>
     </w:p>
     <w:bookmarkEnd w:id="12"/>
-    <w:bookmarkStart w:id="13" w:name="arhitektura-obrade-upita-u-mysql-u"/>
+    <w:bookmarkStart w:id="22" w:name="arhitektura-obrade-upita-u-mysql-u"/>
     <w:p>
       <w:pPr>
         <w:pStyle w:val="Heading1"/>
@@ -898,103 +898,36 @@
         <w:t xml:space="preserve">2. Arhitektura obrade upita u MySQL-u</w:t>
       </w:r>
     </w:p>
-    <w:bookmarkEnd w:id="13"/>
-    <w:bookmarkStart w:id="14" w:name="od-sql-a-do-plana-izvršavanja"/>
-    <w:p>
-      <w:pPr>
-        <w:pStyle w:val="Heading1"/>
-      </w:pPr>
-      <w:r>
-        <w:t xml:space="preserve">3. Od SQL-a do plana izvršavanja</w:t>
-      </w:r>
-    </w:p>
-    <w:bookmarkEnd w:id="14"/>
-    <w:bookmarkStart w:id="15" w:name="explain-i-explain-analyze"/>
-    <w:p>
-      <w:pPr>
-        <w:pStyle w:val="Heading1"/>
-      </w:pPr>
-      <w:r>
-        <w:t xml:space="preserve">4. EXPLAIN i EXPLAIN ANALYZE</w:t>
-      </w:r>
-    </w:p>
-    <w:bookmarkEnd w:id="15"/>
-    <w:bookmarkStart w:id="16" w:name="iterator-model-i-pipeline-operatora"/>
-    <w:p>
-      <w:pPr>
-        <w:pStyle w:val="Heading1"/>
-      </w:pPr>
-      <w:r>
-        <w:t xml:space="preserve">5. Iterator model i pipeline operatora</w:t>
-      </w:r>
-    </w:p>
-    <w:bookmarkEnd w:id="16"/>
-    <w:bookmarkStart w:id="17" w:name="vektorizovano-izvršavanje"/>
-    <w:p>
-      <w:pPr>
-        <w:pStyle w:val="Heading1"/>
-      </w:pPr>
-      <w:r>
-        <w:t xml:space="preserve">6. Vektorizovano izvršavanje</w:t>
-      </w:r>
-    </w:p>
-    <w:bookmarkEnd w:id="17"/>
-    <w:bookmarkStart w:id="18" w:name="paralelno-izvršavanje-upita"/>
-    <w:p>
-      <w:pPr>
-        <w:pStyle w:val="Heading1"/>
-      </w:pPr>
-      <w:r>
-        <w:t xml:space="preserve">7. Paralelno izvršavanje upita</w:t>
-      </w:r>
-    </w:p>
-    <w:bookmarkEnd w:id="18"/>
-    <w:bookmarkStart w:id="19" w:name="keširanje-i-ponovna-upotreba-planova"/>
-    <w:p>
-      <w:pPr>
-        <w:pStyle w:val="Heading1"/>
-      </w:pPr>
-      <w:r>
-        <w:t xml:space="preserve">8. Keširanje i ponovna upotreba planova</w:t>
-      </w:r>
-    </w:p>
-    <w:bookmarkEnd w:id="19"/>
-    <w:bookmarkStart w:id="20" w:name="zaključak"/>
-    <w:p>
-      <w:pPr>
-        <w:pStyle w:val="Heading1"/>
-      </w:pPr>
-      <w:r>
-        <w:t xml:space="preserve">9. Zaključak</w:t>
-      </w:r>
-    </w:p>
-    <w:bookmarkEnd w:id="20"/>
-    <w:bookmarkStart w:id="25" w:name="reference"/>
-    <w:p>
-      <w:pPr>
-        <w:pStyle w:val="Heading1"/>
-      </w:pPr>
-      <w:r>
-        <w:t xml:space="preserve">Reference</w:t>
-      </w:r>
-    </w:p>
-    <w:bookmarkStart w:id="24" w:name="refs"/>
-    <w:bookmarkStart w:id="21" w:name="ref-ramakrishnan2003"/>
-    <w:p>
-      <w:pPr>
-        <w:pStyle w:val="Bibliography"/>
-      </w:pPr>
-      <w:r>
-        <w:t xml:space="preserve">[1]</w:t>
-      </w:r>
-      <w:r>
-        <w:t xml:space="preserve"> </w:t>
-      </w:r>
-      <w:r>
-        <w:t xml:space="preserve">	</w:t>
-      </w:r>
-      <w:r>
-        <w:t xml:space="preserve">R. Ramakrishnan and J. Gehrke,</w:t>
+    <w:p>
+      <w:pPr>
+        <w:pStyle w:val="FirstParagraph"/>
+      </w:pPr>
+      <w:r>
+        <w:t xml:space="preserve">U prethodnom poglavlju obrada upita opisana je kao jaz između deklarativnog SQL-a i njegovog</w:t>
+      </w:r>
+      <w:r>
+        <w:t xml:space="preserve"> </w:t>
+      </w:r>
+      <w:r>
+        <w:t xml:space="preserve">fizičkog izvršenja. MySQL taj jaz premošćuje arhitektonskom odlukom kakvu većina drugih sistema</w:t>
+      </w:r>
+      <w:r>
+        <w:t xml:space="preserve"> </w:t>
+      </w:r>
+      <w:r>
+        <w:t xml:space="preserve">nema: sam sistem podeljen je na dva sloja, sa standardizovanim interfejsom između njih. Iznad je</w:t>
+      </w:r>
+      <w:r>
+        <w:t xml:space="preserve"> </w:t>
+      </w:r>
+      <w:r>
+        <w:t xml:space="preserve">serverski sloj, koji razume SQL: prihvata konekciju, parsira naredbu, optimizuje je i izvršava</w:t>
+      </w:r>
+      <w:r>
+        <w:t xml:space="preserve"> </w:t>
+      </w:r>
+      <w:r>
+        <w:t xml:space="preserve">izabrani plan. Ispod je mehanizam skladištenja</w:t>
       </w:r>
       <w:r>
         <w:t xml:space="preserve"> </w:t>
@@ -1004,14 +937,1295 @@
           <w:i/>
           <w:iCs/>
         </w:rPr>
+        <w:t xml:space="preserve">(storage engine)</w:t>
+      </w:r>
+      <w:r>
+        <w:t xml:space="preserve">, u nastavku kraće motor, koji</w:t>
+      </w:r>
+      <w:r>
+        <w:t xml:space="preserve"> </w:t>
+      </w:r>
+      <w:r>
+        <w:t xml:space="preserve">razume torke i stranice na disku, a o SQL-u ne zna ništa</w:t>
+      </w:r>
+      <w:r>
+        <w:t xml:space="preserve"> </w:t>
+      </w:r>
+      <w:r>
+        <w:t xml:space="preserve">[2]</w:t>
+      </w:r>
+      <w:r>
+        <w:t xml:space="preserve">. Ta podela nije stvar</w:t>
+      </w:r>
+      <w:r>
+        <w:t xml:space="preserve"> </w:t>
+      </w:r>
+      <w:r>
+        <w:t xml:space="preserve">interpretacije, već je izričito dokumentovana: modularna arhitektura pruža standardan skup usluga</w:t>
+      </w:r>
+      <w:r>
+        <w:t xml:space="preserve"> </w:t>
+      </w:r>
+      <w:r>
+        <w:t xml:space="preserve">zajedničkih svim motorima, dok su motori komponente koje stvarno izvršavaju radnje nad podacima na</w:t>
+      </w:r>
+      <w:r>
+        <w:t xml:space="preserve"> </w:t>
+      </w:r>
+      <w:r>
+        <w:t xml:space="preserve">fizičkom nivou</w:t>
+      </w:r>
+      <w:r>
+        <w:t xml:space="preserve"> </w:t>
+      </w:r>
+      <w:r>
+        <w:t xml:space="preserve">[2]</w:t>
+      </w:r>
+      <w:r>
+        <w:t xml:space="preserve">.</w:t>
+      </w:r>
+    </w:p>
+    <w:p>
+      <w:pPr>
+        <w:pStyle w:val="BodyText"/>
+      </w:pPr>
+      <w:r>
+        <w:t xml:space="preserve">Zbog te zamenljivosti organizacija se naziva modularna arhitektura motora</w:t>
+      </w:r>
+      <w:r>
+        <w:t xml:space="preserve"> </w:t>
+      </w:r>
+      <w:r>
+        <w:rPr>
+          <w:i/>
+          <w:iCs/>
+        </w:rPr>
+        <w:t xml:space="preserve">(pluggable storage engine</w:t>
+      </w:r>
+      <w:r>
+        <w:rPr>
+          <w:i/>
+          <w:iCs/>
+        </w:rPr>
+        <w:t xml:space="preserve"> </w:t>
+      </w:r>
+      <w:r>
+        <w:rPr>
+          <w:i/>
+          <w:iCs/>
+        </w:rPr>
+        <w:t xml:space="preserve">architecture)</w:t>
+      </w:r>
+      <w:r>
+        <w:t xml:space="preserve">: motor se priključuje i menja, a serverski sloj iznad njega ostaje isti. MySQL 8.4 uz</w:t>
+      </w:r>
+      <w:r>
+        <w:t xml:space="preserve"> </w:t>
+      </w:r>
+      <w:r>
+        <w:t xml:space="preserve">InnoDB isporučuje još desetak motora, među kojima su MyISAM, Memory, CSV i Archive, ali je InnoDB</w:t>
+      </w:r>
+      <w:r>
+        <w:t xml:space="preserve"> </w:t>
+      </w:r>
+      <w:r>
+        <w:t xml:space="preserve">podrazumevani i jedini koji se u ovom radu razmatra</w:t>
+      </w:r>
+      <w:r>
+        <w:t xml:space="preserve"> </w:t>
+      </w:r>
+      <w:r>
+        <w:t xml:space="preserve">[2]</w:t>
+      </w:r>
+      <w:r>
+        <w:t xml:space="preserve">. Pouzdan test kojim se utvrđuje</w:t>
+      </w:r>
+      <w:r>
+        <w:t xml:space="preserve"> </w:t>
+      </w:r>
+      <w:r>
+        <w:t xml:space="preserve">da li neka osobina pripada motoru ili serverskom sloju jednostavan je i proverljiv: menja li se ta</w:t>
+      </w:r>
+      <w:r>
+        <w:t xml:space="preserve"> </w:t>
+      </w:r>
+      <w:r>
+        <w:t xml:space="preserve">osobina kada se ista tabela prebaci na drugi motor? Priručnik na to pitanje odgovara i sam, jednom</w:t>
+      </w:r>
+      <w:r>
+        <w:t xml:space="preserve"> </w:t>
+      </w:r>
+      <w:r>
+        <w:t xml:space="preserve">fusnotom uz tabelu poređenja motora: oznaku „implementirano u serveru, a ne u mehanizmu</w:t>
+      </w:r>
+      <w:r>
+        <w:t xml:space="preserve"> </w:t>
+      </w:r>
+      <w:r>
+        <w:t xml:space="preserve">skladištenja” nose tačno dva reda, replikacija i izrada rezervne kopije, dok sve ostalo, poput</w:t>
+      </w:r>
+      <w:r>
+        <w:t xml:space="preserve"> </w:t>
+      </w:r>
+      <w:r>
+        <w:t xml:space="preserve">transakcija, MVCC-a</w:t>
+      </w:r>
+      <w:r>
+        <w:t xml:space="preserve"> </w:t>
+      </w:r>
+      <w:r>
+        <w:rPr>
+          <w:i/>
+          <w:iCs/>
+        </w:rPr>
+        <w:t xml:space="preserve">(viševerzijska kontrola konkurentnosti)</w:t>
+      </w:r>
+      <w:r>
+        <w:t xml:space="preserve">, granularnosti zaključavanja i</w:t>
+      </w:r>
+      <w:r>
+        <w:t xml:space="preserve"> </w:t>
+      </w:r>
+      <w:r>
+        <w:t xml:space="preserve">klasterovanog indeksa, varira od motora do motora i stoga ne može pripadati zajedničkom sloju</w:t>
+      </w:r>
+      <w:r>
+        <w:t xml:space="preserve"> </w:t>
+      </w:r>
+      <w:r>
+        <w:t xml:space="preserve">[2]</w:t>
+      </w:r>
+      <w:r>
+        <w:t xml:space="preserve">.</w:t>
+      </w:r>
+    </w:p>
+    <w:p>
+      <w:pPr>
+        <w:pStyle w:val="CaptionedFigure"/>
+      </w:pPr>
+      <w:r>
+        <w:drawing>
+          <wp:inline>
+            <wp:extent cx="4762500" cy="5076825"/>
+            <wp:effectExtent b="0" l="0" r="0" t="0"/>
+            <wp:docPr descr="Slika 2.1: Arhitektura MySQL-a sa modularnim mehanizmima skladištenja. Serverski sloj obuhvaćen je jedinstvenim procesom (SQL interfejs, parser, optimizator, kešovi i baferi), dok su motori (InnoDB, MyISAM, NDB Cluster, Memory) zasebni moduli ispod njega, povezani sa sistemom datoteka. Preuzeto iz priručnika [2], Figure 18.3." title="" id="14" name="Picture"/>
+            <a:graphic>
+              <a:graphicData uri="http://schemas.openxmlformats.org/drawingml/2006/picture">
+                <pic:pic>
+                  <pic:nvPicPr>
+                    <pic:cNvPr descr="figures/02-arhitektura-00-mysql-architecture-official.png" id="15" name="Picture"/>
+                    <pic:cNvPicPr>
+                      <a:picLocks noChangeArrowheads="1" noChangeAspect="1"/>
+                    </pic:cNvPicPr>
+                  </pic:nvPicPr>
+                  <pic:blipFill>
+                    <a:blip r:embed="rId13"/>
+                    <a:stretch>
+                      <a:fillRect/>
+                    </a:stretch>
+                  </pic:blipFill>
+                  <pic:spPr bwMode="auto">
+                    <a:xfrm>
+                      <a:off x="0" y="0"/>
+                      <a:ext cx="4762500" cy="5076825"/>
+                    </a:xfrm>
+                    <a:prstGeom prst="rect">
+                      <a:avLst/>
+                    </a:prstGeom>
+                    <a:noFill/>
+                    <a:ln w="9525">
+                      <a:noFill/>
+                      <a:headEnd/>
+                      <a:tailEnd/>
+                    </a:ln>
+                  </pic:spPr>
+                </pic:pic>
+              </a:graphicData>
+            </a:graphic>
+          </wp:inline>
+        </w:drawing>
+      </w:r>
+    </w:p>
+    <w:p>
+      <w:pPr>
+        <w:pStyle w:val="ImageCaption"/>
+      </w:pPr>
+      <w:r>
+        <w:t xml:space="preserve">Slika 2.1: Arhitektura MySQL-a sa modularnim mehanizmima skladištenja. Serverski sloj obuhvaćen je</w:t>
+      </w:r>
+      <w:r>
+        <w:t xml:space="preserve"> </w:t>
+      </w:r>
+      <w:r>
+        <w:t xml:space="preserve">jedinstvenim procesom (SQL interfejs, parser, optimizator, kešovi i baferi), dok su motori (InnoDB,</w:t>
+      </w:r>
+      <w:r>
+        <w:t xml:space="preserve"> </w:t>
+      </w:r>
+      <w:r>
+        <w:t xml:space="preserve">MyISAM, NDB Cluster, Memory) zasebni moduli ispod njega, povezani sa sistemom datoteka. Preuzeto iz</w:t>
+      </w:r>
+      <w:r>
+        <w:t xml:space="preserve"> </w:t>
+      </w:r>
+      <w:r>
+        <w:t xml:space="preserve">priručnika</w:t>
+      </w:r>
+      <w:r>
+        <w:t xml:space="preserve"> </w:t>
+      </w:r>
+      <w:r>
+        <w:t xml:space="preserve">[2]</w:t>
+      </w:r>
+      <w:r>
+        <w:t xml:space="preserve">, Figure 18.3.</w:t>
+      </w:r>
+    </w:p>
+    <w:p>
+      <w:pPr>
+        <w:pStyle w:val="BodyText"/>
+      </w:pPr>
+      <w:r>
+        <w:t xml:space="preserve">Slika 2.1 prikazuje tu podelu onako kako je crta sam priručnik. Sve što serverski sloj radi smešteno</w:t>
+      </w:r>
+      <w:r>
+        <w:t xml:space="preserve"> </w:t>
+      </w:r>
+      <w:r>
+        <w:t xml:space="preserve">je u jedinstven proces, dok su motori zasebni i zamenljivi moduli ispod njega, povezani sa sistemom</w:t>
+      </w:r>
+      <w:r>
+        <w:t xml:space="preserve"> </w:t>
+      </w:r>
+      <w:r>
+        <w:t xml:space="preserve">datoteka. Za obradu upita bitna je samo granica između tog procesa i modula ispod njega: to je</w:t>
+      </w:r>
+      <w:r>
+        <w:t xml:space="preserve"> </w:t>
+      </w:r>
+      <w:r>
+        <w:t xml:space="preserve">linija preko koje naredba prelazi iz sveta SQL-a u svet torki i stranica</w:t>
+      </w:r>
+      <w:r>
+        <w:t xml:space="preserve"> </w:t>
+      </w:r>
+      <w:r>
+        <w:t xml:space="preserve">[2]</w:t>
+      </w:r>
+      <w:r>
+        <w:t xml:space="preserve">.</w:t>
+      </w:r>
+    </w:p>
+    <w:p>
+      <w:pPr>
+        <w:pStyle w:val="BodyText"/>
+      </w:pPr>
+      <w:r>
+        <w:t xml:space="preserve">Put jedne naredbe kroz serverski sloj ima jasan redosled, a koraci nose imena koja postoje u izvornom</w:t>
+      </w:r>
+      <w:r>
+        <w:t xml:space="preserve"> </w:t>
+      </w:r>
+      <w:r>
+        <w:t xml:space="preserve">kodu MySQL-a 8.4. Nit dodeljena konekciji čita komandu sa mreže, najpre kroz funkciju</w:t>
+      </w:r>
+      <w:r>
+        <w:t xml:space="preserve"> </w:t>
+      </w:r>
+      <w:r>
+        <w:rPr>
+          <w:rStyle w:val="VerbatimChar"/>
+        </w:rPr>
+        <w:t xml:space="preserve">do_command</w:t>
+      </w:r>
+      <w:r>
+        <w:t xml:space="preserve">,</w:t>
+      </w:r>
+      <w:r>
+        <w:t xml:space="preserve"> </w:t>
+      </w:r>
+      <w:r>
+        <w:t xml:space="preserve">a potom</w:t>
+      </w:r>
+      <w:r>
+        <w:t xml:space="preserve"> </w:t>
+      </w:r>
+      <w:r>
+        <w:rPr>
+          <w:rStyle w:val="VerbatimChar"/>
+        </w:rPr>
+        <w:t xml:space="preserve">dispatch_command</w:t>
+      </w:r>
+      <w:r>
+        <w:t xml:space="preserve">; tek ulazna tačka</w:t>
+      </w:r>
+      <w:r>
+        <w:t xml:space="preserve"> </w:t>
+      </w:r>
+      <w:r>
+        <w:rPr>
+          <w:rStyle w:val="VerbatimChar"/>
+        </w:rPr>
+        <w:t xml:space="preserve">dispatch_sql_command</w:t>
+      </w:r>
+      <w:r>
+        <w:t xml:space="preserve"> </w:t>
+      </w:r>
+      <w:r>
+        <w:t xml:space="preserve">započinje obradu SQL-a: tekst se</w:t>
+      </w:r>
+      <w:r>
+        <w:t xml:space="preserve"> </w:t>
+      </w:r>
+      <w:r>
+        <w:t xml:space="preserve">parsira u sintaksno stablo, imena tabela i kolona se razrešavaju i trajno transformišu, optimizator</w:t>
+      </w:r>
+      <w:r>
+        <w:t xml:space="preserve"> </w:t>
+      </w:r>
+      <w:r>
+        <w:t xml:space="preserve">bira redosled spoja i pristupni put po ceni, a izvršilac izabrani plan pretvara u stablo iteratora</w:t>
+      </w:r>
+      <w:r>
+        <w:t xml:space="preserve"> </w:t>
+      </w:r>
+      <w:r>
+        <w:t xml:space="preserve">[3]</w:t>
+      </w:r>
+      <w:r>
+        <w:t xml:space="preserve">. Kroz sve korake putuje jedan isti objekat,</w:t>
+      </w:r>
+      <w:r>
+        <w:t xml:space="preserve"> </w:t>
+      </w:r>
+      <w:r>
+        <w:rPr>
+          <w:rStyle w:val="VerbatimChar"/>
+        </w:rPr>
+        <w:t xml:space="preserve">THD</w:t>
+      </w:r>
+      <w:r>
+        <w:t xml:space="preserve">, u kodu opisan kao deskriptor</w:t>
+      </w:r>
+      <w:r>
+        <w:t xml:space="preserve"> </w:t>
+      </w:r>
+      <w:r>
+        <w:t xml:space="preserve">niti i konekcije. Sistemska promenljiva</w:t>
+      </w:r>
+      <w:r>
+        <w:t xml:space="preserve"> </w:t>
+      </w:r>
+      <w:r>
+        <w:rPr>
+          <w:rStyle w:val="VerbatimChar"/>
+        </w:rPr>
+        <w:t xml:space="preserve">thread_handling</w:t>
+      </w:r>
+      <w:r>
+        <w:t xml:space="preserve"> </w:t>
+      </w:r>
+      <w:r>
+        <w:t xml:space="preserve">podrazumevano ima vrednost</w:t>
+      </w:r>
+      <w:r>
+        <w:t xml:space="preserve"> </w:t>
+      </w:r>
+      <w:r>
+        <w:rPr>
+          <w:rStyle w:val="VerbatimChar"/>
+        </w:rPr>
+        <w:t xml:space="preserve">one-thread-per-connection</w:t>
+      </w:r>
+      <w:r>
+        <w:t xml:space="preserve">, dakle jedna nit po konekciji</w:t>
+      </w:r>
+      <w:r>
+        <w:t xml:space="preserve"> </w:t>
+      </w:r>
+      <w:r>
+        <w:t xml:space="preserve">[2], [3]</w:t>
+      </w:r>
+      <w:r>
+        <w:t xml:space="preserve">. Ta</w:t>
+      </w:r>
+      <w:r>
+        <w:t xml:space="preserve"> </w:t>
+      </w:r>
+      <w:r>
+        <w:t xml:space="preserve">činjenica biće bitna u poglavlju 7, jer je paralelnost u MySQL-u pre svega između konekcija, a ne</w:t>
+      </w:r>
+      <w:r>
+        <w:t xml:space="preserve"> </w:t>
+      </w:r>
+      <w:r>
+        <w:t xml:space="preserve">unutar jednog upita.</w:t>
+      </w:r>
+    </w:p>
+    <w:p>
+      <w:pPr>
+        <w:pStyle w:val="BodyText"/>
+      </w:pPr>
+      <w:r>
+        <w:t xml:space="preserve">Interfejs između dva sloja nije apstrakcija na papiru, nego konkretna C++ klasa</w:t>
+      </w:r>
+      <w:r>
+        <w:t xml:space="preserve"> </w:t>
+      </w:r>
+      <w:r>
+        <w:rPr>
+          <w:rStyle w:val="VerbatimChar"/>
+        </w:rPr>
+        <w:t xml:space="preserve">handler</w:t>
+      </w:r>
+      <w:r>
+        <w:t xml:space="preserve">, koju</w:t>
+      </w:r>
+      <w:r>
+        <w:t xml:space="preserve"> </w:t>
+      </w:r>
+      <w:r>
+        <w:t xml:space="preserve">izvorni kod opisuje kao interfejs za motore koji se dinamički učitavaju; uz nju stoji</w:t>
+      </w:r>
+      <w:r>
+        <w:t xml:space="preserve"> </w:t>
+      </w:r>
+      <w:r>
+        <w:rPr>
+          <w:rStyle w:val="VerbatimChar"/>
+        </w:rPr>
+        <w:t xml:space="preserve">handlerton</w:t>
+      </w:r>
+      <w:r>
+        <w:t xml:space="preserve">,</w:t>
+      </w:r>
+      <w:r>
+        <w:t xml:space="preserve"> </w:t>
+      </w:r>
+      <w:r>
+        <w:t xml:space="preserve">po jedna instanca za ceo motor, dok</w:t>
+      </w:r>
+      <w:r>
+        <w:t xml:space="preserve"> </w:t>
+      </w:r>
+      <w:r>
+        <w:rPr>
+          <w:rStyle w:val="VerbatimChar"/>
+        </w:rPr>
+        <w:t xml:space="preserve">handler</w:t>
+      </w:r>
+      <w:r>
+        <w:t xml:space="preserve"> </w:t>
+      </w:r>
+      <w:r>
+        <w:t xml:space="preserve">radi po pojedinačnoj tabeli</w:t>
+      </w:r>
+      <w:r>
+        <w:t xml:space="preserve"> </w:t>
+      </w:r>
+      <w:r>
+        <w:t xml:space="preserve">[3]</w:t>
+      </w:r>
+      <w:r>
+        <w:t xml:space="preserve">. Značaj te</w:t>
+      </w:r>
+      <w:r>
+        <w:t xml:space="preserve"> </w:t>
+      </w:r>
+      <w:r>
+        <w:t xml:space="preserve">klase za obradu upita najbolje se vidi na iteratoru koji čita celu tabelu: u svom telu on ne radi</w:t>
+      </w:r>
+      <w:r>
+        <w:t xml:space="preserve"> </w:t>
+      </w:r>
+      <w:r>
+        <w:t xml:space="preserve">ništa nalik čitanju diska, već poziva metodu motora</w:t>
+      </w:r>
+      <w:r>
+        <w:t xml:space="preserve"> </w:t>
+      </w:r>
+      <w:r>
+        <w:rPr>
+          <w:rStyle w:val="VerbatimChar"/>
+        </w:rPr>
+        <w:t xml:space="preserve">ha_rnd_next</w:t>
+      </w:r>
+      <w:r>
+        <w:t xml:space="preserve"> </w:t>
+      </w:r>
+      <w:r>
+        <w:t xml:space="preserve">nad pokazivačem</w:t>
+      </w:r>
+      <w:r>
+        <w:t xml:space="preserve"> </w:t>
+      </w:r>
+      <w:r>
+        <w:rPr>
+          <w:rStyle w:val="VerbatimChar"/>
+        </w:rPr>
+        <w:t xml:space="preserve">table()-&gt;file</w:t>
+      </w:r>
+      <w:r>
+        <w:t xml:space="preserve">,</w:t>
+      </w:r>
+      <w:r>
+        <w:t xml:space="preserve"> </w:t>
+      </w:r>
+      <w:r>
+        <w:t xml:space="preserve">koji je tipa</w:t>
+      </w:r>
+      <w:r>
+        <w:t xml:space="preserve"> </w:t>
+      </w:r>
+      <w:r>
+        <w:rPr>
+          <w:rStyle w:val="VerbatimChar"/>
+        </w:rPr>
+        <w:t xml:space="preserve">handler</w:t>
+      </w:r>
+      <w:r>
+        <w:t xml:space="preserve">, i čeka da mu motor vrati sledeću torku</w:t>
+      </w:r>
+      <w:r>
+        <w:t xml:space="preserve"> </w:t>
+      </w:r>
+      <w:r>
+        <w:t xml:space="preserve">[3]</w:t>
+      </w:r>
+      <w:r>
+        <w:t xml:space="preserve">. Kako je motor tu</w:t>
+      </w:r>
+      <w:r>
+        <w:t xml:space="preserve"> </w:t>
+      </w:r>
+      <w:r>
+        <w:t xml:space="preserve">torku pronašao, iz bafer pula</w:t>
+      </w:r>
+      <w:r>
+        <w:t xml:space="preserve"> </w:t>
+      </w:r>
+      <w:r>
+        <w:rPr>
+          <w:i/>
+          <w:iCs/>
+        </w:rPr>
+        <w:t xml:space="preserve">(buffer pool)</w:t>
+      </w:r>
+      <w:r>
+        <w:t xml:space="preserve">, sa diska ili silaskom kroz B+ stablo, serverski sloj</w:t>
+      </w:r>
+      <w:r>
+        <w:t xml:space="preserve"> </w:t>
+      </w:r>
+      <w:r>
+        <w:t xml:space="preserve">ne zna niti treba da zna. U tome i jeste suština podele: serverski sloj odlučuje koje torke želi i</w:t>
+      </w:r>
+      <w:r>
+        <w:t xml:space="preserve"> </w:t>
+      </w:r>
+      <w:r>
+        <w:t xml:space="preserve">kojim redom da ih spoji, a motor odlučuje kako se torka fizički pronalazi, kešira, zaključava i u</w:t>
+      </w:r>
+      <w:r>
+        <w:t xml:space="preserve"> </w:t>
+      </w:r>
+      <w:r>
+        <w:t xml:space="preserve">kojoj se verziji čita</w:t>
+      </w:r>
+      <w:r>
+        <w:t xml:space="preserve"> </w:t>
+      </w:r>
+      <w:r>
+        <w:t xml:space="preserve">[2]</w:t>
+      </w:r>
+      <w:r>
+        <w:t xml:space="preserve">.</w:t>
+      </w:r>
+    </w:p>
+    <w:p>
+      <w:pPr>
+        <w:pStyle w:val="BodyText"/>
+      </w:pPr>
+      <w:r>
+        <w:t xml:space="preserve">Ta podela, međutim, na dva mesta namerno propušta, a oba se mogu pokazati na živom serveru. Prvo je</w:t>
+      </w:r>
+      <w:r>
+        <w:t xml:space="preserve"> </w:t>
+      </w:r>
+      <w:r>
+        <w:t xml:space="preserve">spuštanje uslova u indeks</w:t>
+      </w:r>
+      <w:r>
+        <w:t xml:space="preserve"> </w:t>
+      </w:r>
+      <w:r>
+        <w:rPr>
+          <w:i/>
+          <w:iCs/>
+        </w:rPr>
+        <w:t xml:space="preserve">(index condition pushdown, ICP)</w:t>
+      </w:r>
+      <w:r>
+        <w:t xml:space="preserve">. Da je granica savršeno čista, motor bi</w:t>
+      </w:r>
+      <w:r>
+        <w:t xml:space="preserve"> </w:t>
+      </w:r>
+      <w:r>
+        <w:t xml:space="preserve">vraćao torke a serverski sloj bi ih filtrirao, ali bi tada i torke koje će svakako biti odbačene</w:t>
+      </w:r>
+      <w:r>
+        <w:t xml:space="preserve"> </w:t>
+      </w:r>
+      <w:r>
+        <w:t xml:space="preserve">morale da pređu granicu. Da to izbegne, serverski sloj deo uslova iz</w:t>
+      </w:r>
+      <w:r>
+        <w:t xml:space="preserve"> </w:t>
+      </w:r>
+      <w:r>
+        <w:rPr>
+          <w:rStyle w:val="VerbatimChar"/>
+        </w:rPr>
+        <w:t xml:space="preserve">WHERE</w:t>
+      </w:r>
+      <w:r>
+        <w:t xml:space="preserve"> </w:t>
+      </w:r>
+      <w:r>
+        <w:t xml:space="preserve">klauzule prosleđuje</w:t>
+      </w:r>
+      <w:r>
+        <w:t xml:space="preserve"> </w:t>
+      </w:r>
+      <w:r>
+        <w:t xml:space="preserve">motoru, metodom</w:t>
+      </w:r>
+      <w:r>
+        <w:t xml:space="preserve"> </w:t>
+      </w:r>
+      <w:r>
+        <w:rPr>
+          <w:rStyle w:val="VerbatimChar"/>
+        </w:rPr>
+        <w:t xml:space="preserve">idx_cond_push</w:t>
+      </w:r>
+      <w:r>
+        <w:t xml:space="preserve">, kroz koju prolazi</w:t>
+      </w:r>
+      <w:r>
+        <w:t xml:space="preserve"> </w:t>
+      </w:r>
+      <w:r>
+        <w:rPr>
+          <w:rStyle w:val="VerbatimChar"/>
+        </w:rPr>
+        <w:t xml:space="preserve">Item*</w:t>
+      </w:r>
+      <w:r>
+        <w:t xml:space="preserve">, čvor izraza iz serverskog sloja; motor</w:t>
+      </w:r>
+      <w:r>
+        <w:t xml:space="preserve"> </w:t>
+      </w:r>
+      <w:r>
+        <w:t xml:space="preserve">taj uslov proverava nad torkom indeksa i tek ako je zadovoljen dohvata punu torku iz tabele</w:t>
+      </w:r>
+      <w:r>
+        <w:t xml:space="preserve"> </w:t>
+      </w:r>
+      <w:r>
+        <w:t xml:space="preserve">[2], [3]</w:t>
+      </w:r>
+      <w:r>
+        <w:t xml:space="preserve">.</w:t>
+      </w:r>
+    </w:p>
+    <w:p>
+      <w:pPr>
+        <w:pStyle w:val="CaptionedFigure"/>
+      </w:pPr>
+      <w:r>
+        <w:drawing>
+          <wp:inline>
+            <wp:extent cx="5334000" cy="1241636"/>
+            <wp:effectExtent b="0" l="0" r="0" t="0"/>
+            <wp:docPr descr="Slika 2.2: Plan upita sa uključenim spuštanjem uslova u indeks (ICP): jedan čvor, sken opsega preko indeksa idx_customer_created, sa uslovom označenim kao with index condition unutar samog skena. Plameni grafikon dobijen iz EXPLAIN ANALYZE FORMAT=JSON, izmereno na živom serveru (MySQL 8.4.11)." title="" id="17" name="Picture"/>
+            <a:graphic>
+              <a:graphicData uri="http://schemas.openxmlformats.org/drawingml/2006/picture">
+                <pic:pic>
+                  <pic:nvPicPr>
+                    <pic:cNvPr descr="figures/02-arhitektura-01-icp-ukljucen.png" id="18" name="Picture"/>
+                    <pic:cNvPicPr>
+                      <a:picLocks noChangeArrowheads="1" noChangeAspect="1"/>
+                    </pic:cNvPicPr>
+                  </pic:nvPicPr>
+                  <pic:blipFill>
+                    <a:blip r:embed="rId16"/>
+                    <a:stretch>
+                      <a:fillRect/>
+                    </a:stretch>
+                  </pic:blipFill>
+                  <pic:spPr bwMode="auto">
+                    <a:xfrm>
+                      <a:off x="0" y="0"/>
+                      <a:ext cx="5334000" cy="1241636"/>
+                    </a:xfrm>
+                    <a:prstGeom prst="rect">
+                      <a:avLst/>
+                    </a:prstGeom>
+                    <a:noFill/>
+                    <a:ln w="9525">
+                      <a:noFill/>
+                      <a:headEnd/>
+                      <a:tailEnd/>
+                    </a:ln>
+                  </pic:spPr>
+                </pic:pic>
+              </a:graphicData>
+            </a:graphic>
+          </wp:inline>
+        </w:drawing>
+      </w:r>
+    </w:p>
+    <w:p>
+      <w:pPr>
+        <w:pStyle w:val="ImageCaption"/>
+      </w:pPr>
+      <w:r>
+        <w:t xml:space="preserve">Slika 2.2: Plan upita sa uključenim spuštanjem uslova u indeks (ICP): jedan čvor, sken opsega preko</w:t>
+      </w:r>
+      <w:r>
+        <w:t xml:space="preserve"> </w:t>
+      </w:r>
+      <w:r>
+        <w:t xml:space="preserve">indeksa</w:t>
+      </w:r>
+      <w:r>
+        <w:t xml:space="preserve"> </w:t>
+      </w:r>
+      <w:r>
+        <w:rPr>
+          <w:rStyle w:val="VerbatimChar"/>
+        </w:rPr>
+        <w:t xml:space="preserve">idx_customer_created</w:t>
+      </w:r>
+      <w:r>
+        <w:t xml:space="preserve">, sa uslovom označenim kao</w:t>
+      </w:r>
+      <w:r>
+        <w:t xml:space="preserve"> </w:t>
+      </w:r>
+      <w:r>
+        <w:rPr>
+          <w:rStyle w:val="VerbatimChar"/>
+        </w:rPr>
+        <w:t xml:space="preserve">with index condition</w:t>
+      </w:r>
+      <w:r>
+        <w:t xml:space="preserve"> </w:t>
+      </w:r>
+      <w:r>
+        <w:t xml:space="preserve">unutar samog skena.</w:t>
+      </w:r>
+      <w:r>
+        <w:t xml:space="preserve"> </w:t>
+      </w:r>
+      <w:r>
+        <w:t xml:space="preserve">Plameni grafikon dobijen iz</w:t>
+      </w:r>
+      <w:r>
+        <w:t xml:space="preserve"> </w:t>
+      </w:r>
+      <w:r>
+        <w:rPr>
+          <w:rStyle w:val="VerbatimChar"/>
+        </w:rPr>
+        <w:t xml:space="preserve">EXPLAIN ANALYZE FORMAT=JSON</w:t>
+      </w:r>
+      <w:r>
+        <w:t xml:space="preserve">, izmereno na živom serveru (MySQL</w:t>
+      </w:r>
+      <w:r>
+        <w:t xml:space="preserve"> </w:t>
+      </w:r>
+      <w:r>
+        <w:t xml:space="preserve">8.4.11).</w:t>
+      </w:r>
+    </w:p>
+    <w:p>
+      <w:pPr>
+        <w:pStyle w:val="CaptionedFigure"/>
+      </w:pPr>
+      <w:r>
+        <w:drawing>
+          <wp:inline>
+            <wp:extent cx="5334000" cy="1336463"/>
+            <wp:effectExtent b="0" l="0" r="0" t="0"/>
+            <wp:docPr descr="Slika 2.3: Isti upit sa isključenim spuštanjem uslova: iznad skena se pojavljuje zaseban čvor Filter, koji obavlja serverski sloj. Sken propušta 499.297 torki, a filter zadržava 165.707; razlika od 333.590 torki prelazi granicu samo da bi bila odbačena." title="" id="20" name="Picture"/>
+            <a:graphic>
+              <a:graphicData uri="http://schemas.openxmlformats.org/drawingml/2006/picture">
+                <pic:pic>
+                  <pic:nvPicPr>
+                    <pic:cNvPr descr="figures/02-arhitektura-02-icp-iskljucen.png" id="21" name="Picture"/>
+                    <pic:cNvPicPr>
+                      <a:picLocks noChangeArrowheads="1" noChangeAspect="1"/>
+                    </pic:cNvPicPr>
+                  </pic:nvPicPr>
+                  <pic:blipFill>
+                    <a:blip r:embed="rId19"/>
+                    <a:stretch>
+                      <a:fillRect/>
+                    </a:stretch>
+                  </pic:blipFill>
+                  <pic:spPr bwMode="auto">
+                    <a:xfrm>
+                      <a:off x="0" y="0"/>
+                      <a:ext cx="5334000" cy="1336463"/>
+                    </a:xfrm>
+                    <a:prstGeom prst="rect">
+                      <a:avLst/>
+                    </a:prstGeom>
+                    <a:noFill/>
+                    <a:ln w="9525">
+                      <a:noFill/>
+                      <a:headEnd/>
+                      <a:tailEnd/>
+                    </a:ln>
+                  </pic:spPr>
+                </pic:pic>
+              </a:graphicData>
+            </a:graphic>
+          </wp:inline>
+        </w:drawing>
+      </w:r>
+    </w:p>
+    <w:p>
+      <w:pPr>
+        <w:pStyle w:val="ImageCaption"/>
+      </w:pPr>
+      <w:r>
+        <w:t xml:space="preserve">Slika 2.3: Isti upit sa isključenim spuštanjem uslova: iznad skena se pojavljuje zaseban čvor</w:t>
+      </w:r>
+      <w:r>
+        <w:t xml:space="preserve"> </w:t>
+      </w:r>
+      <w:r>
+        <w:rPr>
+          <w:rStyle w:val="VerbatimChar"/>
+        </w:rPr>
+        <w:t xml:space="preserve">Filter</w:t>
+      </w:r>
+      <w:r>
+        <w:t xml:space="preserve">, koji obavlja serverski sloj. Sken propušta 499.297 torki, a filter zadržava 165.707;</w:t>
+      </w:r>
+      <w:r>
+        <w:t xml:space="preserve"> </w:t>
+      </w:r>
+      <w:r>
+        <w:t xml:space="preserve">razlika od 333.590 torki prelazi granicu samo da bi bila odbačena.</w:t>
+      </w:r>
+    </w:p>
+    <w:p>
+      <w:pPr>
+        <w:pStyle w:val="BodyText"/>
+      </w:pPr>
+      <w:r>
+        <w:t xml:space="preserve">Slike 2.2 i 2.3 prikazuju isti upit nad tabelom</w:t>
+      </w:r>
+      <w:r>
+        <w:t xml:space="preserve"> </w:t>
+      </w:r>
+      <w:r>
+        <w:rPr>
+          <w:rStyle w:val="VerbatimChar"/>
+        </w:rPr>
+        <w:t xml:space="preserve">wide_events</w:t>
+      </w:r>
+      <w:r>
+        <w:t xml:space="preserve">, sa uključenim i sa isključenim</w:t>
+      </w:r>
+      <w:r>
+        <w:t xml:space="preserve"> </w:t>
+      </w:r>
+      <w:r>
+        <w:t xml:space="preserve">spuštanjem uslova. Pristupni put je u oba slučaja isti sken opsega preko istog indeksa, pa se menja</w:t>
+      </w:r>
+      <w:r>
+        <w:t xml:space="preserve"> </w:t>
+      </w:r>
+      <w:r>
+        <w:t xml:space="preserve">samo broj čvorova u planu. Kada je spuštanje isključeno (Slika 2.3), iznad skena stoji zaseban čvor</w:t>
+      </w:r>
+      <w:r>
+        <w:t xml:space="preserve"> </w:t>
+      </w:r>
+      <w:r>
+        <w:rPr>
+          <w:rStyle w:val="VerbatimChar"/>
+        </w:rPr>
+        <w:t xml:space="preserve">Filter</w:t>
+      </w:r>
+      <w:r>
+        <w:t xml:space="preserve">, koji obavlja serverski sloj: sken mu dodaje 499.297 torki, a filter propušta njih 165.707,</w:t>
+      </w:r>
+      <w:r>
+        <w:t xml:space="preserve"> </w:t>
+      </w:r>
+      <w:r>
+        <w:t xml:space="preserve">pa je 333.590 torki prešlo granicu samo da bi odmah bilo odbačeno. Kada je spuštanje uključeno (Slika</w:t>
+      </w:r>
+      <w:r>
+        <w:t xml:space="preserve"> </w:t>
+      </w:r>
+      <w:r>
+        <w:t xml:space="preserve">2.2), čvor</w:t>
+      </w:r>
+      <w:r>
+        <w:t xml:space="preserve"> </w:t>
+      </w:r>
+      <w:r>
+        <w:rPr>
+          <w:rStyle w:val="VerbatimChar"/>
+        </w:rPr>
+        <w:t xml:space="preserve">Filter</w:t>
+      </w:r>
+      <w:r>
+        <w:t xml:space="preserve"> </w:t>
+      </w:r>
+      <w:r>
+        <w:t xml:space="preserve">nestaje jer isti uslov proverava motor, nad torkom indeksa, pre nego što uopšte</w:t>
+      </w:r>
+      <w:r>
+        <w:t xml:space="preserve"> </w:t>
+      </w:r>
+      <w:r>
+        <w:t xml:space="preserve">dohvati široku torku; rezultat je istovetan, a razlika je jedino u tome koji sloj obavlja filtriranje</w:t>
+      </w:r>
+      <w:r>
+        <w:t xml:space="preserve"> </w:t>
+      </w:r>
+      <w:r>
+        <w:t xml:space="preserve">[2]</w:t>
+      </w:r>
+      <w:r>
+        <w:t xml:space="preserve">. Upravo zato je ovo najuverljiviji dokaz da granica postoji: ona se u planu vidi kao</w:t>
+      </w:r>
+      <w:r>
+        <w:t xml:space="preserve"> </w:t>
+      </w:r>
+      <w:r>
+        <w:t xml:space="preserve">pojava, odnosno nestanak jednog čvora.</w:t>
+      </w:r>
+    </w:p>
+    <w:p>
+      <w:pPr>
+        <w:pStyle w:val="BodyText"/>
+      </w:pPr>
+      <w:r>
+        <w:t xml:space="preserve">Drugo mesto na kome podela propušta jeste statistika kojom optimizator procenjuje koliko će torki</w:t>
+      </w:r>
+      <w:r>
+        <w:t xml:space="preserve"> </w:t>
+      </w:r>
+      <w:r>
+        <w:t xml:space="preserve">neki korak vratiti: odgovor stiže sa obe strane granice, iz dva izvora koji se mogu, ali i ne moraju</w:t>
+      </w:r>
+      <w:r>
+        <w:t xml:space="preserve"> </w:t>
+      </w:r>
+      <w:r>
+        <w:t xml:space="preserve">slagati. Motor daje kardinalnost indeksa, to jest broj različitih vrednosti, i to procenom: InnoDB</w:t>
+      </w:r>
+      <w:r>
+        <w:t xml:space="preserve"> </w:t>
+      </w:r>
+      <w:r>
+        <w:t xml:space="preserve">je dobija uzorkovanjem stranica indeksa, a ne čitanjem svih torki, pa se ta vrednost čuva u</w:t>
+      </w:r>
+      <w:r>
+        <w:t xml:space="preserve"> </w:t>
+      </w:r>
+      <w:r>
+        <w:t xml:space="preserve">motorovoj tabeli</w:t>
+      </w:r>
+      <w:r>
+        <w:t xml:space="preserve"> </w:t>
+      </w:r>
+      <w:r>
+        <w:rPr>
+          <w:rStyle w:val="VerbatimChar"/>
+        </w:rPr>
+        <w:t xml:space="preserve">mysql.innodb_index_stats</w:t>
+      </w:r>
+      <w:r>
+        <w:t xml:space="preserve"> </w:t>
+      </w:r>
+      <w:r>
+        <w:t xml:space="preserve">[2]</w:t>
+      </w:r>
+      <w:r>
+        <w:t xml:space="preserve">. Serverski sloj, sa svoje strane,</w:t>
+      </w:r>
+      <w:r>
+        <w:t xml:space="preserve"> </w:t>
+      </w:r>
+      <w:r>
+        <w:t xml:space="preserve">održava histogram, raspodelu vrednosti po kanticama, koji se izričito traži naredbom</w:t>
+      </w:r>
+      <w:r>
+        <w:t xml:space="preserve"> </w:t>
+      </w:r>
+      <w:r>
+        <w:rPr>
+          <w:rStyle w:val="VerbatimChar"/>
+        </w:rPr>
+        <w:t xml:space="preserve">ANALYZE TABLE ... UPDATE HISTOGRAM</w:t>
+      </w:r>
+      <w:r>
+        <w:t xml:space="preserve"> </w:t>
+      </w:r>
+      <w:r>
+        <w:t xml:space="preserve">i čuva u rečniku podataka</w:t>
+      </w:r>
+      <w:r>
+        <w:t xml:space="preserve"> </w:t>
+      </w:r>
+      <w:r>
+        <w:rPr>
+          <w:i/>
+          <w:iCs/>
+        </w:rPr>
+        <w:t xml:space="preserve">(data dictionary)</w:t>
+      </w:r>
+      <w:r>
+        <w:t xml:space="preserve">, odvojeno od</w:t>
+      </w:r>
+      <w:r>
+        <w:t xml:space="preserve"> </w:t>
+      </w:r>
+      <w:r>
+        <w:t xml:space="preserve">motora</w:t>
+      </w:r>
+      <w:r>
+        <w:t xml:space="preserve"> </w:t>
+      </w:r>
+      <w:r>
+        <w:t xml:space="preserve">[2]</w:t>
+      </w:r>
+      <w:r>
+        <w:t xml:space="preserve">. Na koloni</w:t>
+      </w:r>
+      <w:r>
+        <w:t xml:space="preserve"> </w:t>
+      </w:r>
+      <w:r>
+        <w:rPr>
+          <w:rStyle w:val="VerbatimChar"/>
+        </w:rPr>
+        <w:t xml:space="preserve">country_code</w:t>
+      </w:r>
+      <w:r>
+        <w:t xml:space="preserve"> </w:t>
+      </w:r>
+      <w:r>
+        <w:t xml:space="preserve">sintetičke tabele razlika je merljiva: motor iz</w:t>
+      </w:r>
+      <w:r>
+        <w:t xml:space="preserve"> </w:t>
+      </w:r>
+      <w:r>
+        <w:t xml:space="preserve">uzorka od 16 stranica, od ukupno 5.082, procenjuje 14 različitih vrednosti, dok server histogramom</w:t>
+      </w:r>
+      <w:r>
+        <w:t xml:space="preserve"> </w:t>
+      </w:r>
+      <w:r>
+        <w:t xml:space="preserve">nalazi tačnih 15 i, što je važnije, beleži da vrednost</w:t>
+      </w:r>
+      <w:r>
+        <w:t xml:space="preserve"> </w:t>
+      </w:r>
+      <w:r>
+        <w:rPr>
+          <w:rStyle w:val="VerbatimChar"/>
+        </w:rPr>
+        <w:t xml:space="preserve">US</w:t>
+      </w:r>
+      <w:r>
+        <w:t xml:space="preserve"> </w:t>
+      </w:r>
+      <w:r>
+        <w:t xml:space="preserve">zauzima oko 70% tabele, dok bi se iz same</w:t>
+      </w:r>
+      <w:r>
+        <w:t xml:space="preserve"> </w:t>
+      </w:r>
+      <w:r>
+        <w:t xml:space="preserve">kardinalnosti mogla izvesti tek ravnomerna raspodela od približno 7% po vrednosti</w:t>
+      </w:r>
+      <w:r>
+        <w:t xml:space="preserve"> </w:t>
+      </w:r>
+      <w:r>
+        <w:t xml:space="preserve">[2]</w:t>
+      </w:r>
+      <w:r>
+        <w:t xml:space="preserve">.</w:t>
+      </w:r>
+      <w:r>
+        <w:t xml:space="preserve"> </w:t>
+      </w:r>
+      <w:r>
+        <w:t xml:space="preserve">Pravilo koje sažima ovu podelu glasi: statistika indeksa pripada motoru, a histogrami kolona</w:t>
+      </w:r>
+      <w:r>
+        <w:t xml:space="preserve"> </w:t>
+      </w:r>
+      <w:r>
+        <w:t xml:space="preserve">serverskom sloju.</w:t>
+      </w:r>
+    </w:p>
+    <w:p>
+      <w:pPr>
+        <w:pStyle w:val="BodyText"/>
+      </w:pPr>
+      <w:r>
+        <w:t xml:space="preserve">Time su određene dve komponente na kojima počivaju naredna poglavlja: serverski sloj, koji SQL upit</w:t>
+      </w:r>
+      <w:r>
+        <w:t xml:space="preserve"> </w:t>
+      </w:r>
+      <w:r>
+        <w:t xml:space="preserve">pretvara u plan, i motor, koji taj plan izvršava nad stvarnim torkama. Poglavlje 3 ulazi u prvu od</w:t>
+      </w:r>
+      <w:r>
+        <w:t xml:space="preserve"> </w:t>
+      </w:r>
+      <w:r>
+        <w:t xml:space="preserve">njih i prati put od SQL naredbe do plana izvršavanja, od preformulacije relacione algebre do fizičkog</w:t>
+      </w:r>
+      <w:r>
+        <w:t xml:space="preserve"> </w:t>
+      </w:r>
+      <w:r>
+        <w:t xml:space="preserve">plana nad konkretnim primerom.</w:t>
+      </w:r>
+    </w:p>
+    <w:bookmarkEnd w:id="22"/>
+    <w:bookmarkStart w:id="23" w:name="od-sql-a-do-plana-izvršavanja"/>
+    <w:p>
+      <w:pPr>
+        <w:pStyle w:val="Heading1"/>
+      </w:pPr>
+      <w:r>
+        <w:t xml:space="preserve">3. Od SQL-a do plana izvršavanja</w:t>
+      </w:r>
+    </w:p>
+    <w:bookmarkEnd w:id="23"/>
+    <w:bookmarkStart w:id="24" w:name="explain-i-explain-analyze"/>
+    <w:p>
+      <w:pPr>
+        <w:pStyle w:val="Heading1"/>
+      </w:pPr>
+      <w:r>
+        <w:t xml:space="preserve">4. EXPLAIN i EXPLAIN ANALYZE</w:t>
+      </w:r>
+    </w:p>
+    <w:bookmarkEnd w:id="24"/>
+    <w:bookmarkStart w:id="25" w:name="iterator-model-i-pipeline-operatora"/>
+    <w:p>
+      <w:pPr>
+        <w:pStyle w:val="Heading1"/>
+      </w:pPr>
+      <w:r>
+        <w:t xml:space="preserve">5. Iterator model i pipeline operatora</w:t>
+      </w:r>
+    </w:p>
+    <w:bookmarkEnd w:id="25"/>
+    <w:bookmarkStart w:id="26" w:name="vektorizovano-izvršavanje"/>
+    <w:p>
+      <w:pPr>
+        <w:pStyle w:val="Heading1"/>
+      </w:pPr>
+      <w:r>
+        <w:t xml:space="preserve">6. Vektorizovano izvršavanje</w:t>
+      </w:r>
+    </w:p>
+    <w:bookmarkEnd w:id="26"/>
+    <w:bookmarkStart w:id="27" w:name="paralelno-izvršavanje-upita"/>
+    <w:p>
+      <w:pPr>
+        <w:pStyle w:val="Heading1"/>
+      </w:pPr>
+      <w:r>
+        <w:t xml:space="preserve">7. Paralelno izvršavanje upita</w:t>
+      </w:r>
+    </w:p>
+    <w:bookmarkEnd w:id="27"/>
+    <w:bookmarkStart w:id="28" w:name="keširanje-i-ponovna-upotreba-planova"/>
+    <w:p>
+      <w:pPr>
+        <w:pStyle w:val="Heading1"/>
+      </w:pPr>
+      <w:r>
+        <w:t xml:space="preserve">8. Keširanje i ponovna upotreba planova</w:t>
+      </w:r>
+    </w:p>
+    <w:bookmarkEnd w:id="28"/>
+    <w:bookmarkStart w:id="29" w:name="zaključak"/>
+    <w:p>
+      <w:pPr>
+        <w:pStyle w:val="Heading1"/>
+      </w:pPr>
+      <w:r>
+        <w:t xml:space="preserve">9. Zaključak</w:t>
+      </w:r>
+    </w:p>
+    <w:bookmarkEnd w:id="29"/>
+    <w:bookmarkStart w:id="36" w:name="reference"/>
+    <w:p>
+      <w:pPr>
+        <w:pStyle w:val="Heading1"/>
+      </w:pPr>
+      <w:r>
+        <w:t xml:space="preserve">Reference</w:t>
+      </w:r>
+    </w:p>
+    <w:bookmarkStart w:id="35" w:name="refs"/>
+    <w:bookmarkStart w:id="30" w:name="ref-ramakrishnan2003"/>
+    <w:p>
+      <w:pPr>
+        <w:pStyle w:val="Bibliography"/>
+      </w:pPr>
+      <w:r>
+        <w:t xml:space="preserve">[1]</w:t>
+      </w:r>
+      <w:r>
+        <w:t xml:space="preserve"> </w:t>
+      </w:r>
+      <w:r>
+        <w:t xml:space="preserve">	</w:t>
+      </w:r>
+      <w:r>
+        <w:t xml:space="preserve">R. Ramakrishnan and J. Gehrke,</w:t>
+      </w:r>
+      <w:r>
+        <w:t xml:space="preserve"> </w:t>
+      </w:r>
+      <w:r>
+        <w:rPr>
+          <w:i/>
+          <w:iCs/>
+        </w:rPr>
         <w:t xml:space="preserve">Database management systems</w:t>
       </w:r>
       <w:r>
         <w:t xml:space="preserve">, 3rd ed. New York, NY, USA: McGraw-Hill, 2003.</w:t>
       </w:r>
     </w:p>
-    <w:bookmarkEnd w:id="21"/>
-    <w:bookmarkStart w:id="23" w:name="ref-mysql84refman"/>
+    <w:bookmarkEnd w:id="30"/>
+    <w:bookmarkStart w:id="32" w:name="ref-mysql84refman"/>
     <w:p>
       <w:pPr>
         <w:pStyle w:val="Bibliography"/>
@@ -1046,7 +2260,7 @@
       <w:r>
         <w:t xml:space="preserve"> </w:t>
       </w:r>
-      <w:hyperlink r:id="rId22">
+      <w:hyperlink r:id="rId31">
         <w:r>
           <w:rPr>
             <w:rStyle w:val="Hyperlink"/>
@@ -1058,9 +2272,57 @@
         <w:t xml:space="preserve">, 2024.</w:t>
       </w:r>
     </w:p>
-    <w:bookmarkEnd w:id="23"/>
-    <w:bookmarkEnd w:id="24"/>
-    <w:bookmarkEnd w:id="25"/>
+    <w:bookmarkEnd w:id="32"/>
+    <w:bookmarkStart w:id="34" w:name="ref-mysqlsource84"/>
+    <w:p>
+      <w:pPr>
+        <w:pStyle w:val="Bibliography"/>
+      </w:pPr>
+      <w:r>
+        <w:t xml:space="preserve">[3]</w:t>
+      </w:r>
+      <w:r>
+        <w:t xml:space="preserve"> </w:t>
+      </w:r>
+      <w:r>
+        <w:t xml:space="preserve">	</w:t>
+      </w:r>
+      <w:r>
+        <w:t xml:space="preserve">Oracle Corporation,</w:t>
+      </w:r>
+      <w:r>
+        <w:t xml:space="preserve"> </w:t>
+      </w:r>
+      <w:r>
+        <w:t xml:space="preserve">“</w:t>
+      </w:r>
+      <w:r>
+        <w:t xml:space="preserve">MySQL</w:t>
+      </w:r>
+      <w:r>
+        <w:t xml:space="preserve"> </w:t>
+      </w:r>
+      <w:r>
+        <w:t xml:space="preserve">server source code, verzija 8.4.6.”</w:t>
+      </w:r>
+      <w:r>
+        <w:t xml:space="preserve"> </w:t>
+      </w:r>
+      <w:hyperlink r:id="rId33">
+        <w:r>
+          <w:rPr>
+            <w:rStyle w:val="Hyperlink"/>
+          </w:rPr>
+          <w:t xml:space="preserve">https://github.com/mysql/mysql-server/tree/mysql-8.4.6</w:t>
+        </w:r>
+      </w:hyperlink>
+      <w:r>
+        <w:t xml:space="preserve">, 2025.</w:t>
+      </w:r>
+    </w:p>
+    <w:bookmarkEnd w:id="34"/>
+    <w:bookmarkEnd w:id="35"/>
+    <w:bookmarkEnd w:id="36"/>
     <w:sectPr>
       <w:footnotePr>
         <w:numRestart w:val="eachSect"/>

--- a/Tema 1. - Obrada upita (query processing) u MySQL/rad.docx
+++ b/Tema 1. - Obrada upita (query processing) u MySQL/rad.docx
@@ -466,7 +466,7 @@
           <wp:inline>
             <wp:extent cx="5334000" cy="1804147"/>
             <wp:effectExtent b="0" l="0" r="0" t="0"/>
-            <wp:docPr descr="Slika 1.1: Jedan SQL upit, dva ekvivalentna plana izvršenja različite cene. Slobodan izbor optimizatora (A) koristi indeks idx_country_code (procenjena cena ≈ 499373), dok zabranjivanje tog indeksa (B) daje skuplji sken cele tabele (procenjena cena ≈ 575645); oba plana vraćaju isti rezultat od približno 3,5 miliona torki." title="" id="10" name="Picture"/>
+            <wp:docPr descr="Slika 1.1: Dva ekvivalentna plana izvršenja istog SQL upita, različite cene: sken preko indeksa (A) naspram skena cele tabele (B)." title="" id="10" name="Picture"/>
             <a:graphic>
               <a:graphicData uri="http://schemas.openxmlformats.org/drawingml/2006/picture">
                 <pic:pic>
@@ -509,40 +509,13 @@
         <w:pStyle w:val="ImageCaption"/>
       </w:pPr>
       <w:r>
-        <w:t xml:space="preserve">Slika 1.1: Jedan SQL upit, dva ekvivalentna plana izvršenja različite cene. Slobodan izbor</w:t>
-      </w:r>
-      <w:r>
-        <w:t xml:space="preserve"> </w:t>
-      </w:r>
-      <w:r>
-        <w:t xml:space="preserve">optimizatora (A) koristi indeks</w:t>
-      </w:r>
-      <w:r>
-        <w:t xml:space="preserve"> </w:t>
-      </w:r>
-      <w:r>
-        <w:rPr>
-          <w:rStyle w:val="VerbatimChar"/>
-        </w:rPr>
-        <w:t xml:space="preserve">idx_country_code</w:t>
-      </w:r>
-      <w:r>
-        <w:t xml:space="preserve"> </w:t>
-      </w:r>
-      <w:r>
-        <w:t xml:space="preserve">(procenjena cena ≈ 499373), dok zabranjivanje tog</w:t>
-      </w:r>
-      <w:r>
-        <w:t xml:space="preserve"> </w:t>
-      </w:r>
-      <w:r>
-        <w:t xml:space="preserve">indeksa (B) daje skuplji sken cele tabele (procenjena cena ≈ 575645); oba plana vraćaju isti rezultat</w:t>
-      </w:r>
-      <w:r>
-        <w:t xml:space="preserve"> </w:t>
-      </w:r>
-      <w:r>
-        <w:t xml:space="preserve">od približno 3,5 miliona torki.</w:t>
+        <w:t xml:space="preserve">Slika 1.1: Dva ekvivalentna plana izvršenja istog SQL upita, različite cene: sken preko indeksa (A)</w:t>
+      </w:r>
+      <w:r>
+        <w:t xml:space="preserve"> </w:t>
+      </w:r>
+      <w:r>
+        <w:t xml:space="preserve">naspram skena cele tabele (B).</w:t>
       </w:r>
     </w:p>
     <w:p>
@@ -1108,7 +1081,7 @@
           <wp:inline>
             <wp:extent cx="4762500" cy="5076825"/>
             <wp:effectExtent b="0" l="0" r="0" t="0"/>
-            <wp:docPr descr="Slika 2.1: Arhitektura MySQL-a sa modularnim mehanizmima skladištenja. Serverski sloj obuhvaćen je jedinstvenim procesom (SQL interfejs, parser, optimizator, kešovi i baferi), dok su motori (InnoDB, MyISAM, NDB Cluster, Memory) zasebni moduli ispod njega, povezani sa sistemom datoteka. Preuzeto iz priručnika [2], Figure 18.3." title="" id="14" name="Picture"/>
+            <wp:docPr descr="Slika 2.1: Arhitektura MySQL-a: serverski sloj i mehanizmi skladištenja. Preuzeto iz priručnika [2], Figure 18.3." title="" id="14" name="Picture"/>
             <a:graphic>
               <a:graphicData uri="http://schemas.openxmlformats.org/drawingml/2006/picture">
                 <pic:pic>
@@ -1151,25 +1124,7 @@
         <w:pStyle w:val="ImageCaption"/>
       </w:pPr>
       <w:r>
-        <w:t xml:space="preserve">Slika 2.1: Arhitektura MySQL-a sa modularnim mehanizmima skladištenja. Serverski sloj obuhvaćen je</w:t>
-      </w:r>
-      <w:r>
-        <w:t xml:space="preserve"> </w:t>
-      </w:r>
-      <w:r>
-        <w:t xml:space="preserve">jedinstvenim procesom (SQL interfejs, parser, optimizator, kešovi i baferi), dok su motori (InnoDB,</w:t>
-      </w:r>
-      <w:r>
-        <w:t xml:space="preserve"> </w:t>
-      </w:r>
-      <w:r>
-        <w:t xml:space="preserve">MyISAM, NDB Cluster, Memory) zasebni moduli ispod njega, povezani sa sistemom datoteka. Preuzeto iz</w:t>
-      </w:r>
-      <w:r>
-        <w:t xml:space="preserve"> </w:t>
-      </w:r>
-      <w:r>
-        <w:t xml:space="preserve">priručnika</w:t>
+        <w:t xml:space="preserve">Slika 2.1: Arhitektura MySQL-a: serverski sloj i mehanizmi skladištenja. Preuzeto iz priručnika</w:t>
       </w:r>
       <w:r>
         <w:t xml:space="preserve"> </w:t>
@@ -1650,7 +1605,7 @@
           <wp:inline>
             <wp:extent cx="5334000" cy="1241636"/>
             <wp:effectExtent b="0" l="0" r="0" t="0"/>
-            <wp:docPr descr="Slika 2.2: Plan upita sa uključenim spuštanjem uslova u indeks (ICP): jedan čvor, sken opsega preko indeksa idx_customer_created, sa uslovom označenim kao with index condition unutar samog skena. Plameni grafikon dobijen iz EXPLAIN ANALYZE FORMAT=JSON, izmereno na živom serveru (MySQL 8.4.11)." title="" id="17" name="Picture"/>
+            <wp:docPr descr="Slika 2.2: Plan upita sa uključenim spuštanjem uslova u indeks (ICP). Plameni grafikon iz EXPLAIN ANALYZE FORMAT=JSON, izmereno na živom serveru (MySQL 8.4.11)." title="" id="17" name="Picture"/>
             <a:graphic>
               <a:graphicData uri="http://schemas.openxmlformats.org/drawingml/2006/picture">
                 <pic:pic>
@@ -1693,46 +1648,7 @@
         <w:pStyle w:val="ImageCaption"/>
       </w:pPr>
       <w:r>
-        <w:t xml:space="preserve">Slika 2.2: Plan upita sa uključenim spuštanjem uslova u indeks (ICP): jedan čvor, sken opsega preko</w:t>
-      </w:r>
-      <w:r>
-        <w:t xml:space="preserve"> </w:t>
-      </w:r>
-      <w:r>
-        <w:t xml:space="preserve">indeksa</w:t>
-      </w:r>
-      <w:r>
-        <w:t xml:space="preserve"> </w:t>
-      </w:r>
-      <w:r>
-        <w:rPr>
-          <w:rStyle w:val="VerbatimChar"/>
-        </w:rPr>
-        <w:t xml:space="preserve">idx_customer_created</w:t>
-      </w:r>
-      <w:r>
-        <w:t xml:space="preserve">, sa uslovom označenim kao</w:t>
-      </w:r>
-      <w:r>
-        <w:t xml:space="preserve"> </w:t>
-      </w:r>
-      <w:r>
-        <w:rPr>
-          <w:rStyle w:val="VerbatimChar"/>
-        </w:rPr>
-        <w:t xml:space="preserve">with index condition</w:t>
-      </w:r>
-      <w:r>
-        <w:t xml:space="preserve"> </w:t>
-      </w:r>
-      <w:r>
-        <w:t xml:space="preserve">unutar samog skena.</w:t>
-      </w:r>
-      <w:r>
-        <w:t xml:space="preserve"> </w:t>
-      </w:r>
-      <w:r>
-        <w:t xml:space="preserve">Plameni grafikon dobijen iz</w:t>
+        <w:t xml:space="preserve">Slika 2.2: Plan upita sa uključenim spuštanjem uslova u indeks (ICP). Plameni grafikon iz</w:t>
       </w:r>
       <w:r>
         <w:t xml:space="preserve"> </w:t>
@@ -1762,7 +1678,7 @@
           <wp:inline>
             <wp:extent cx="5334000" cy="1336463"/>
             <wp:effectExtent b="0" l="0" r="0" t="0"/>
-            <wp:docPr descr="Slika 2.3: Isti upit sa isključenim spuštanjem uslova: iznad skena se pojavljuje zaseban čvor Filter, koji obavlja serverski sloj. Sken propušta 499.297 torki, a filter zadržava 165.707; razlika od 333.590 torki prelazi granicu samo da bi bila odbačena." title="" id="20" name="Picture"/>
+            <wp:docPr descr="Slika 2.3: Isti upit sa isključenim spuštanjem uslova, sa zasebnim čvorom Filter u planu." title="" id="20" name="Picture"/>
             <a:graphic>
               <a:graphicData uri="http://schemas.openxmlformats.org/drawingml/2006/picture">
                 <pic:pic>
@@ -1805,7 +1721,7 @@
         <w:pStyle w:val="ImageCaption"/>
       </w:pPr>
       <w:r>
-        <w:t xml:space="preserve">Slika 2.3: Isti upit sa isključenim spuštanjem uslova: iznad skena se pojavljuje zaseban čvor</w:t>
+        <w:t xml:space="preserve">Slika 2.3: Isti upit sa isključenim spuštanjem uslova, sa zasebnim čvorom</w:t>
       </w:r>
       <w:r>
         <w:t xml:space="preserve"> </w:t>
@@ -1817,13 +1733,16 @@
         <w:t xml:space="preserve">Filter</w:t>
       </w:r>
       <w:r>
-        <w:t xml:space="preserve">, koji obavlja serverski sloj. Sken propušta 499.297 torki, a filter zadržava 165.707;</w:t>
-      </w:r>
-      <w:r>
-        <w:t xml:space="preserve"> </w:t>
-      </w:r>
-      <w:r>
-        <w:t xml:space="preserve">razlika od 333.590 torki prelazi granicu samo da bi bila odbačena.</w:t>
+        <w:t xml:space="preserve"> </w:t>
+      </w:r>
+      <w:r>
+        <w:t xml:space="preserve">u</w:t>
+      </w:r>
+      <w:r>
+        <w:t xml:space="preserve"> </w:t>
+      </w:r>
+      <w:r>
+        <w:t xml:space="preserve">planu.</w:t>
       </w:r>
     </w:p>
     <w:p>

--- a/Tema 1. - Obrada upita (query processing) u MySQL/rad.docx
+++ b/Tema 1. - Obrada upita (query processing) u MySQL/rad.docx
@@ -2032,7 +2032,7 @@
       </w:r>
     </w:p>
     <w:bookmarkEnd w:id="22"/>
-    <w:bookmarkStart w:id="23" w:name="od-sql-a-do-plana-izvršavanja"/>
+    <w:bookmarkStart w:id="35" w:name="od-sql-a-do-plana-izvršavanja"/>
     <w:p>
       <w:pPr>
         <w:pStyle w:val="Heading1"/>
@@ -2041,93 +2041,12 @@
         <w:t xml:space="preserve">3. Od SQL-a do plana izvršavanja</w:t>
       </w:r>
     </w:p>
-    <w:bookmarkEnd w:id="23"/>
-    <w:bookmarkStart w:id="24" w:name="explain-i-explain-analyze"/>
-    <w:p>
-      <w:pPr>
-        <w:pStyle w:val="Heading1"/>
-      </w:pPr>
-      <w:r>
-        <w:t xml:space="preserve">4. EXPLAIN i EXPLAIN ANALYZE</w:t>
-      </w:r>
-    </w:p>
-    <w:bookmarkEnd w:id="24"/>
-    <w:bookmarkStart w:id="25" w:name="iterator-model-i-pipeline-operatora"/>
-    <w:p>
-      <w:pPr>
-        <w:pStyle w:val="Heading1"/>
-      </w:pPr>
-      <w:r>
-        <w:t xml:space="preserve">5. Iterator model i pipeline operatora</w:t>
-      </w:r>
-    </w:p>
-    <w:bookmarkEnd w:id="25"/>
-    <w:bookmarkStart w:id="26" w:name="vektorizovano-izvršavanje"/>
-    <w:p>
-      <w:pPr>
-        <w:pStyle w:val="Heading1"/>
-      </w:pPr>
-      <w:r>
-        <w:t xml:space="preserve">6. Vektorizovano izvršavanje</w:t>
-      </w:r>
-    </w:p>
-    <w:bookmarkEnd w:id="26"/>
-    <w:bookmarkStart w:id="27" w:name="paralelno-izvršavanje-upita"/>
-    <w:p>
-      <w:pPr>
-        <w:pStyle w:val="Heading1"/>
-      </w:pPr>
-      <w:r>
-        <w:t xml:space="preserve">7. Paralelno izvršavanje upita</w:t>
-      </w:r>
-    </w:p>
-    <w:bookmarkEnd w:id="27"/>
-    <w:bookmarkStart w:id="28" w:name="keširanje-i-ponovna-upotreba-planova"/>
-    <w:p>
-      <w:pPr>
-        <w:pStyle w:val="Heading1"/>
-      </w:pPr>
-      <w:r>
-        <w:t xml:space="preserve">8. Keširanje i ponovna upotreba planova</w:t>
-      </w:r>
-    </w:p>
-    <w:bookmarkEnd w:id="28"/>
-    <w:bookmarkStart w:id="29" w:name="zaključak"/>
-    <w:p>
-      <w:pPr>
-        <w:pStyle w:val="Heading1"/>
-      </w:pPr>
-      <w:r>
-        <w:t xml:space="preserve">9. Zaključak</w:t>
-      </w:r>
-    </w:p>
-    <w:bookmarkEnd w:id="29"/>
-    <w:bookmarkStart w:id="36" w:name="reference"/>
-    <w:p>
-      <w:pPr>
-        <w:pStyle w:val="Heading1"/>
-      </w:pPr>
-      <w:r>
-        <w:t xml:space="preserve">Reference</w:t>
-      </w:r>
-    </w:p>
-    <w:bookmarkStart w:id="35" w:name="refs"/>
-    <w:bookmarkStart w:id="30" w:name="ref-ramakrishnan2003"/>
-    <w:p>
-      <w:pPr>
-        <w:pStyle w:val="Bibliography"/>
-      </w:pPr>
-      <w:r>
-        <w:t xml:space="preserve">[1]</w:t>
-      </w:r>
-      <w:r>
-        <w:t xml:space="preserve"> </w:t>
-      </w:r>
-      <w:r>
-        <w:t xml:space="preserve">	</w:t>
-      </w:r>
-      <w:r>
-        <w:t xml:space="preserve">R. Ramakrishnan and J. Gehrke,</w:t>
+    <w:p>
+      <w:pPr>
+        <w:pStyle w:val="FirstParagraph"/>
+      </w:pPr>
+      <w:r>
+        <w:t xml:space="preserve">Prethodno poglavlje pokazalo je</w:t>
       </w:r>
       <w:r>
         <w:t xml:space="preserve"> </w:t>
@@ -2137,14 +2056,1658 @@
           <w:i/>
           <w:iCs/>
         </w:rPr>
+        <w:t xml:space="preserve">gde</w:t>
+      </w:r>
+      <w:r>
+        <w:t xml:space="preserve"> </w:t>
+      </w:r>
+      <w:r>
+        <w:t xml:space="preserve">se obrada upita odvija: u serverskom sloju, iznad šava prema</w:t>
+      </w:r>
+      <w:r>
+        <w:t xml:space="preserve"> </w:t>
+      </w:r>
+      <w:r>
+        <w:t xml:space="preserve">motoru. Ovo poglavlje pokazuje</w:t>
+      </w:r>
+      <w:r>
+        <w:t xml:space="preserve"> </w:t>
+      </w:r>
+      <w:r>
+        <w:rPr>
+          <w:i/>
+          <w:iCs/>
+        </w:rPr>
+        <w:t xml:space="preserve">šta se u tom sloju odlučuje</w:t>
+      </w:r>
+      <w:r>
+        <w:t xml:space="preserve">, kojim redom i po kom kriterijumu. Teza</w:t>
+      </w:r>
+      <w:r>
+        <w:t xml:space="preserve"> </w:t>
+      </w:r>
+      <w:r>
+        <w:t xml:space="preserve">je jednostavna i vodi kroz celo poglavlje: MySQL obradu deli na pet imenovanih faza, a svaka odluka</w:t>
+      </w:r>
+      <w:r>
+        <w:t xml:space="preserve"> </w:t>
+      </w:r>
+      <w:r>
+        <w:t xml:space="preserve">koja uopšte ima alternativu razrešava se jednim brojem, cenom</w:t>
+      </w:r>
+      <w:r>
+        <w:t xml:space="preserve"> </w:t>
+      </w:r>
+      <w:r>
+        <w:t xml:space="preserve">[2]</w:t>
+      </w:r>
+      <w:r>
+        <w:t xml:space="preserve">.</w:t>
+      </w:r>
+    </w:p>
+    <w:bookmarkStart w:id="26" w:name="pet-faza-obrade"/>
+    <w:p>
+      <w:pPr>
+        <w:pStyle w:val="Heading2"/>
+      </w:pPr>
+      <w:r>
+        <w:t xml:space="preserve">3.1. Pet faza obrade</w:t>
+      </w:r>
+    </w:p>
+    <w:p>
+      <w:pPr>
+        <w:pStyle w:val="FirstParagraph"/>
+      </w:pPr>
+      <w:r>
+        <w:t xml:space="preserve">Put naredbe kroz serverski sloj, u poglavlju 2 izložen samo u grubim crtama, deli se na pet faza od</w:t>
+      </w:r>
+      <w:r>
+        <w:t xml:space="preserve"> </w:t>
+      </w:r>
+      <w:r>
+        <w:t xml:space="preserve">kojih svaka ima svoj modul i svoju ulaznu funkciju u izvornom kodu MySQL-a. Parser (</w:t>
+      </w:r>
+      <w:r>
+        <w:rPr>
+          <w:rStyle w:val="VerbatimChar"/>
+        </w:rPr>
+        <w:t xml:space="preserve">parse_sql()</w:t>
+      </w:r>
+      <w:r>
+        <w:t xml:space="preserve">)</w:t>
+      </w:r>
+      <w:r>
+        <w:t xml:space="preserve"> </w:t>
+      </w:r>
+      <w:r>
+        <w:t xml:space="preserve">pretvara tekst naredbe u stablo raščlanjivanja</w:t>
+      </w:r>
+      <w:r>
+        <w:t xml:space="preserve"> </w:t>
+      </w:r>
+      <w:r>
+        <w:rPr>
+          <w:i/>
+          <w:iCs/>
+        </w:rPr>
+        <w:t xml:space="preserve">(parse tree, AST)</w:t>
+      </w:r>
+      <w:r>
+        <w:t xml:space="preserve">, isključivo po gramatici.</w:t>
+      </w:r>
+      <w:r>
+        <w:t xml:space="preserve"> </w:t>
+      </w:r>
+      <w:r>
+        <w:t xml:space="preserve">Razrešavanje ili priprema (</w:t>
+      </w:r>
+      <w:r>
+        <w:rPr>
+          <w:rStyle w:val="VerbatimChar"/>
+        </w:rPr>
+        <w:t xml:space="preserve">Query_block::prepare()</w:t>
+      </w:r>
+      <w:r>
+        <w:t xml:space="preserve">) traži imena tabela i kolona u rečniku podataka i</w:t>
+      </w:r>
+      <w:r>
+        <w:t xml:space="preserve"> </w:t>
+      </w:r>
+      <w:r>
+        <w:t xml:space="preserve">nad stablom izvodi trajne transformacije. Optimizator (</w:t>
+      </w:r>
+      <w:r>
+        <w:rPr>
+          <w:rStyle w:val="VerbatimChar"/>
+        </w:rPr>
+        <w:t xml:space="preserve">JOIN::optimize()</w:t>
+      </w:r>
+      <w:r>
+        <w:t xml:space="preserve">) priprema uslove,</w:t>
+      </w:r>
+      <w:r>
+        <w:t xml:space="preserve"> </w:t>
+      </w:r>
+      <w:r>
+        <w:t xml:space="preserve">procenjuje broj torki i bira strategije. Planer (</w:t>
+      </w:r>
+      <w:r>
+        <w:rPr>
+          <w:rStyle w:val="VerbatimChar"/>
+        </w:rPr>
+        <w:t xml:space="preserve">Optimize_table_order</w:t>
+      </w:r>
+      <w:r>
+        <w:t xml:space="preserve">), kao podfaza optimizatora,</w:t>
+      </w:r>
+      <w:r>
+        <w:t xml:space="preserve"> </w:t>
+      </w:r>
+      <w:r>
+        <w:t xml:space="preserve">bira redosled spoja i pristupni put po tabeli. Izvršilac (</w:t>
+      </w:r>
+      <w:r>
+        <w:rPr>
+          <w:rStyle w:val="VerbatimChar"/>
+        </w:rPr>
+        <w:t xml:space="preserve">sql_executor.cc</w:t>
+      </w:r>
+      <w:r>
+        <w:t xml:space="preserve">) izabrani plan pretvara u</w:t>
+      </w:r>
+      <w:r>
+        <w:t xml:space="preserve"> </w:t>
+      </w:r>
+      <w:r>
+        <w:t xml:space="preserve">stablo iteratora koje povlači torku po torku</w:t>
+      </w:r>
+      <w:r>
+        <w:t xml:space="preserve"> </w:t>
+      </w:r>
+      <w:r>
+        <w:t xml:space="preserve">[3]</w:t>
+      </w:r>
+      <w:r>
+        <w:t xml:space="preserve">. Ta podela nije naknadna rekonstrukcija:</w:t>
+      </w:r>
+      <w:r>
+        <w:t xml:space="preserve"> </w:t>
+      </w:r>
+      <w:r>
+        <w:t xml:space="preserve">svih pet imena su imena modula u dokumentaciji izvornog koda (Parser, Query Resolver, Query</w:t>
+      </w:r>
+      <w:r>
+        <w:t xml:space="preserve"> </w:t>
+      </w:r>
+      <w:r>
+        <w:t xml:space="preserve">Optimizer, Query Planner, Query Executor)</w:t>
+      </w:r>
+      <w:r>
+        <w:t xml:space="preserve"> </w:t>
+      </w:r>
+      <w:r>
+        <w:t xml:space="preserve">[3]</w:t>
+      </w:r>
+      <w:r>
+        <w:t xml:space="preserve">.</w:t>
+      </w:r>
+    </w:p>
+    <w:p>
+      <w:pPr>
+        <w:pStyle w:val="BodyText"/>
+      </w:pPr>
+      <w:r>
+        <w:t xml:space="preserve">Sam server, uz to, ume da ispiše imena svojih faza. Kada se uključi trag optimizatora</w:t>
+      </w:r>
+      <w:r>
+        <w:t xml:space="preserve"> </w:t>
+      </w:r>
+      <w:r>
+        <w:rPr>
+          <w:i/>
+          <w:iCs/>
+        </w:rPr>
+        <w:t xml:space="preserve">(optimizer</w:t>
+      </w:r>
+      <w:r>
+        <w:rPr>
+          <w:i/>
+          <w:iCs/>
+        </w:rPr>
+        <w:t xml:space="preserve"> </w:t>
+      </w:r>
+      <w:r>
+        <w:rPr>
+          <w:i/>
+          <w:iCs/>
+        </w:rPr>
+        <w:t xml:space="preserve">trace)</w:t>
+      </w:r>
+      <w:r>
+        <w:t xml:space="preserve">, na njegovom vrhu stoje tačno tri koraka:</w:t>
+      </w:r>
+      <w:r>
+        <w:t xml:space="preserve"> </w:t>
+      </w:r>
+      <w:r>
+        <w:rPr>
+          <w:rStyle w:val="VerbatimChar"/>
+        </w:rPr>
+        <w:t xml:space="preserve">join_preparation</w:t>
+      </w:r>
+      <w:r>
+        <w:t xml:space="preserve">,</w:t>
+      </w:r>
+      <w:r>
+        <w:t xml:space="preserve"> </w:t>
+      </w:r>
+      <w:r>
+        <w:rPr>
+          <w:rStyle w:val="VerbatimChar"/>
+        </w:rPr>
+        <w:t xml:space="preserve">join_optimization</w:t>
+      </w:r>
+      <w:r>
+        <w:t xml:space="preserve"> </w:t>
+      </w:r>
+      <w:r>
+        <w:t xml:space="preserve">i</w:t>
+      </w:r>
+      <w:r>
+        <w:t xml:space="preserve"> </w:t>
+      </w:r>
+      <w:r>
+        <w:rPr>
+          <w:rStyle w:val="VerbatimChar"/>
+        </w:rPr>
+        <w:t xml:space="preserve">join_execution</w:t>
+      </w:r>
+      <w:r>
+        <w:t xml:space="preserve"> </w:t>
+      </w:r>
+      <w:r>
+        <w:t xml:space="preserve">[2]</w:t>
+      </w:r>
+      <w:r>
+        <w:t xml:space="preserve">. Ta tri koraka poklapaju se sa pet faza tako što</w:t>
+      </w:r>
+      <w:r>
+        <w:t xml:space="preserve"> </w:t>
+      </w:r>
+      <w:r>
+        <w:rPr>
+          <w:rStyle w:val="VerbatimChar"/>
+        </w:rPr>
+        <w:t xml:space="preserve">join_optimization</w:t>
+      </w:r>
+      <w:r>
+        <w:t xml:space="preserve"> </w:t>
+      </w:r>
+      <w:r>
+        <w:t xml:space="preserve">obuhvata i optimizator i planer (planer nema svoj zaseban korak), dok parser ostaje van traga, jer</w:t>
+      </w:r>
+      <w:r>
+        <w:t xml:space="preserve"> </w:t>
+      </w:r>
+      <w:r>
+        <w:t xml:space="preserve">trag počinje tek kada stablo već postoji. Trag optimizatora je promenljiva sesije, podrazumevano</w:t>
+      </w:r>
+      <w:r>
+        <w:t xml:space="preserve"> </w:t>
+      </w:r>
+      <w:r>
+        <w:t xml:space="preserve">isključena, i predstavlja glavni prozor u odluke optimizatora do kraja rada; njegovo detaljno čitanje</w:t>
+      </w:r>
+      <w:r>
+        <w:t xml:space="preserve"> </w:t>
+      </w:r>
+      <w:r>
+        <w:t xml:space="preserve">tema je poglavlja 4</w:t>
+      </w:r>
+      <w:r>
+        <w:t xml:space="preserve"> </w:t>
+      </w:r>
+      <w:r>
+        <w:t xml:space="preserve">[2]</w:t>
+      </w:r>
+      <w:r>
+        <w:t xml:space="preserve">.</w:t>
+      </w:r>
+    </w:p>
+    <w:p>
+      <w:pPr>
+        <w:pStyle w:val="CaptionedFigure"/>
+      </w:pPr>
+      <w:r>
+        <w:drawing>
+          <wp:inline>
+            <wp:extent cx="5334000" cy="4030133"/>
+            <wp:effectExtent b="0" l="0" r="0" t="0"/>
+            <wp:docPr descr="Slika 3.1: Pet faza obrade upita i granica cene, sa preslikavanjem na tri koraka u tragu optimizatora." title="" id="24" name="Picture"/>
+            <a:graphic>
+              <a:graphicData uri="http://schemas.openxmlformats.org/drawingml/2006/picture">
+                <pic:pic>
+                  <pic:nvPicPr>
+                    <pic:cNvPr descr="figures/03-od-sql-a-do-plana-04-pet-faza-pregled.png" id="25" name="Picture"/>
+                    <pic:cNvPicPr>
+                      <a:picLocks noChangeArrowheads="1" noChangeAspect="1"/>
+                    </pic:cNvPicPr>
+                  </pic:nvPicPr>
+                  <pic:blipFill>
+                    <a:blip r:embed="rId23"/>
+                    <a:stretch>
+                      <a:fillRect/>
+                    </a:stretch>
+                  </pic:blipFill>
+                  <pic:spPr bwMode="auto">
+                    <a:xfrm>
+                      <a:off x="0" y="0"/>
+                      <a:ext cx="5334000" cy="4030133"/>
+                    </a:xfrm>
+                    <a:prstGeom prst="rect">
+                      <a:avLst/>
+                    </a:prstGeom>
+                    <a:noFill/>
+                    <a:ln w="9525">
+                      <a:noFill/>
+                      <a:headEnd/>
+                      <a:tailEnd/>
+                    </a:ln>
+                  </pic:spPr>
+                </pic:pic>
+              </a:graphicData>
+            </a:graphic>
+          </wp:inline>
+        </w:drawing>
+      </w:r>
+    </w:p>
+    <w:p>
+      <w:pPr>
+        <w:pStyle w:val="ImageCaption"/>
+      </w:pPr>
+      <w:r>
+        <w:t xml:space="preserve">Slika 3.1: Pet faza obrade upita i granica cene, sa preslikavanjem na tri koraka u tragu</w:t>
+      </w:r>
+      <w:r>
+        <w:t xml:space="preserve"> </w:t>
+      </w:r>
+      <w:r>
+        <w:t xml:space="preserve">optimizatora.</w:t>
+      </w:r>
+    </w:p>
+    <w:p>
+      <w:pPr>
+        <w:pStyle w:val="BodyText"/>
+      </w:pPr>
+      <w:r>
+        <w:t xml:space="preserve">Slika 3.1 prikazuje tih pet faza poređanih odozgo naniže, sa jednom linijom povučenom preko sredine.</w:t>
+      </w:r>
+      <w:r>
+        <w:t xml:space="preserve"> </w:t>
+      </w:r>
+      <w:r>
+        <w:t xml:space="preserve">Sve iznad te linije menja oblik naredbe i radi se jednom, a sve ispod nje bira se po ceni i ponavlja</w:t>
+      </w:r>
+      <w:r>
+        <w:t xml:space="preserve"> </w:t>
+      </w:r>
+      <w:r>
+        <w:t xml:space="preserve">pri svakom izvršavanju. Upravo je ta granica okosnica celog poglavlja.</w:t>
+      </w:r>
+    </w:p>
+    <w:bookmarkEnd w:id="26"/>
+    <w:bookmarkStart w:id="27" w:name="X32ffab066b839dcb4e0a49c8584e6a74a5e2558"/>
+    <w:p>
+      <w:pPr>
+        <w:pStyle w:val="Heading2"/>
+      </w:pPr>
+      <w:r>
+        <w:t xml:space="preserve">3.2. Parser i razrešavanje: transformacije bez cene</w:t>
+      </w:r>
+    </w:p>
+    <w:p>
+      <w:pPr>
+        <w:pStyle w:val="FirstParagraph"/>
+      </w:pPr>
+      <w:r>
+        <w:t xml:space="preserve">Prva faza gleda samo tekst naredbe. Priručnik je o tome sažet: parser obrađuje SQL niske i gradi</w:t>
+      </w:r>
+      <w:r>
+        <w:t xml:space="preserve"> </w:t>
+      </w:r>
+      <w:r>
+        <w:t xml:space="preserve">njihov prikaz u obliku stabla, bez ikakve provere da tabela ili kolona postoji</w:t>
+      </w:r>
+      <w:r>
+        <w:t xml:space="preserve"> </w:t>
+      </w:r>
+      <w:r>
+        <w:t xml:space="preserve">[2]</w:t>
+      </w:r>
+      <w:r>
+        <w:t xml:space="preserve">.</w:t>
+      </w:r>
+      <w:r>
+        <w:t xml:space="preserve"> </w:t>
+      </w:r>
+      <w:r>
+        <w:t xml:space="preserve">Granica prema sledećoj fazi može se i izmeriti. Naredba koja istovremeno ima sintaksnu grešku i</w:t>
+      </w:r>
+      <w:r>
+        <w:t xml:space="preserve"> </w:t>
+      </w:r>
+      <w:r>
+        <w:t xml:space="preserve">pogrešno ime kolone vraća samo sintaksnu grešku (</w:t>
+      </w:r>
+      <w:r>
+        <w:rPr>
+          <w:rStyle w:val="VerbatimChar"/>
+        </w:rPr>
+        <w:t xml:space="preserve">ERROR 1064</w:t>
+      </w:r>
+      <w:r>
+        <w:t xml:space="preserve">), jer se do provere imena u rečniku</w:t>
+      </w:r>
+      <w:r>
+        <w:t xml:space="preserve"> </w:t>
+      </w:r>
+      <w:r>
+        <w:t xml:space="preserve">podataka ne stiže dok stablo nije napravljeno</w:t>
+      </w:r>
+      <w:r>
+        <w:t xml:space="preserve"> </w:t>
+      </w:r>
+      <w:r>
+        <w:t xml:space="preserve">[2]</w:t>
+      </w:r>
+      <w:r>
+        <w:t xml:space="preserve">. Redosled faza time nije stvar</w:t>
+      </w:r>
+      <w:r>
+        <w:t xml:space="preserve"> </w:t>
+      </w:r>
+      <w:r>
+        <w:t xml:space="preserve">tumačenja, već merljiva činjenica.</w:t>
+      </w:r>
+    </w:p>
+    <w:p>
+      <w:pPr>
+        <w:pStyle w:val="BodyText"/>
+      </w:pPr>
+      <w:r>
+        <w:t xml:space="preserve">Najveće iznenađenje ovog poglavlja krije se u drugoj fazi. Očekivalo bi se da logičko prepisivanje</w:t>
+      </w:r>
+      <w:r>
+        <w:t xml:space="preserve"> </w:t>
+      </w:r>
+      <w:r>
+        <w:t xml:space="preserve">upita (pretvaranje podupita u spoj, spajanje izvedenih tabela, izbacivanje suvišnih uslova) pripada</w:t>
+      </w:r>
+      <w:r>
+        <w:t xml:space="preserve"> </w:t>
+      </w:r>
+      <w:r>
+        <w:t xml:space="preserve">optimizatoru. U MySQL-u ne pripada: ne postoji zasebna faza prepisivanja, već trajne transformacije</w:t>
+      </w:r>
+      <w:r>
+        <w:t xml:space="preserve"> </w:t>
+      </w:r>
+      <w:r>
+        <w:t xml:space="preserve">stabla žive u fazi razrešavanja, uz razrešavanje imena</w:t>
+      </w:r>
+      <w:r>
+        <w:t xml:space="preserve"> </w:t>
+      </w:r>
+      <w:r>
+        <w:t xml:space="preserve">[3]</w:t>
+      </w:r>
+      <w:r>
+        <w:t xml:space="preserve">. Komentar iznad same funkcije</w:t>
+      </w:r>
+      <w:r>
+        <w:t xml:space="preserve"> </w:t>
+      </w:r>
+      <w:r>
+        <w:rPr>
+          <w:rStyle w:val="VerbatimChar"/>
+        </w:rPr>
+        <w:t xml:space="preserve">Query_block::prepare()</w:t>
+      </w:r>
+      <w:r>
+        <w:t xml:space="preserve"> </w:t>
+      </w:r>
+      <w:r>
+        <w:t xml:space="preserve">nabraja te transformacije, među njima transformaciju poluspoja</w:t>
+      </w:r>
+      <w:r>
+        <w:t xml:space="preserve"> </w:t>
+      </w:r>
+      <w:r>
+        <w:rPr>
+          <w:i/>
+          <w:iCs/>
+        </w:rPr>
+        <w:t xml:space="preserve">(semijoin)</w:t>
+      </w:r>
+      <w:r>
+        <w:t xml:space="preserve"> </w:t>
+      </w:r>
+      <w:r>
+        <w:t xml:space="preserve">i</w:t>
+      </w:r>
+      <w:r>
+        <w:t xml:space="preserve"> </w:t>
+      </w:r>
+      <w:r>
+        <w:t xml:space="preserve">transformaciju izvedenih tabela, rame uz rame sa razrešavanjem imena</w:t>
+      </w:r>
+      <w:r>
+        <w:t xml:space="preserve"> </w:t>
+      </w:r>
+      <w:r>
+        <w:t xml:space="preserve">[3]</w:t>
+      </w:r>
+      <w:r>
+        <w:t xml:space="preserve">.</w:t>
+      </w:r>
+    </w:p>
+    <w:p>
+      <w:pPr>
+        <w:pStyle w:val="BodyText"/>
+      </w:pPr>
+      <w:r>
+        <w:t xml:space="preserve">Razlog tom smeštaju je životni vek memorije. Imenovani zadatak WL#7082 namerno je preselio trajne</w:t>
+      </w:r>
+      <w:r>
+        <w:t xml:space="preserve"> </w:t>
+      </w:r>
+      <w:r>
+        <w:t xml:space="preserve">transformacije iz</w:t>
+      </w:r>
+      <w:r>
+        <w:t xml:space="preserve"> </w:t>
+      </w:r>
+      <w:r>
+        <w:rPr>
+          <w:rStyle w:val="VerbatimChar"/>
+        </w:rPr>
+        <w:t xml:space="preserve">JOIN::optimize()</w:t>
+      </w:r>
+      <w:r>
+        <w:t xml:space="preserve"> </w:t>
+      </w:r>
+      <w:r>
+        <w:t xml:space="preserve">u</w:t>
+      </w:r>
+      <w:r>
+        <w:t xml:space="preserve"> </w:t>
+      </w:r>
+      <w:r>
+        <w:rPr>
+          <w:rStyle w:val="VerbatimChar"/>
+        </w:rPr>
+        <w:t xml:space="preserve">JOIN::prepare()</w:t>
+      </w:r>
+      <w:r>
+        <w:t xml:space="preserve">, uz obrazloženje da se optimizacija izvršava</w:t>
+      </w:r>
+      <w:r>
+        <w:t xml:space="preserve"> </w:t>
+      </w:r>
+      <w:r>
+        <w:t xml:space="preserve">pri svakom pokretanju, sa memorijom koja se potom oslobađa, pa bi trajna izmena stabla iz nje bila,</w:t>
+      </w:r>
+      <w:r>
+        <w:t xml:space="preserve"> </w:t>
+      </w:r>
+      <w:r>
+        <w:t xml:space="preserve">rečima zadatka, komplikovana i sklona greškama</w:t>
+      </w:r>
+      <w:r>
+        <w:t xml:space="preserve"> </w:t>
+      </w:r>
+      <w:r>
+        <w:t xml:space="preserve">[4]</w:t>
+      </w:r>
+      <w:r>
+        <w:t xml:space="preserve">. Priručnik istu granicu potvrđuje sa</w:t>
+      </w:r>
+      <w:r>
+        <w:t xml:space="preserve"> </w:t>
+      </w:r>
+      <w:r>
+        <w:t xml:space="preserve">korisničke strane, jednom rečenicom: poluspoj je transformacija u fazi pripreme</w:t>
+      </w:r>
+      <w:r>
+        <w:t xml:space="preserve"> </w:t>
+      </w:r>
+      <w:r>
+        <w:t xml:space="preserve">[2]</w:t>
+      </w:r>
+      <w:r>
+        <w:t xml:space="preserve">.</w:t>
+      </w:r>
+    </w:p>
+    <w:p>
+      <w:pPr>
+        <w:pStyle w:val="BodyText"/>
+      </w:pPr>
+      <w:r>
+        <w:t xml:space="preserve">Ta granica deli dve vrste odluka koje se lako brkaju. Trajna transformacija menja oblik naredbe, radi</w:t>
+      </w:r>
+      <w:r>
+        <w:t xml:space="preserve"> </w:t>
+      </w:r>
+      <w:r>
+        <w:t xml:space="preserve">se jednom po naredbi i nema cenu: ne bira se poređenjem, nego se izvede kad god su uslovi za nju</w:t>
+      </w:r>
+      <w:r>
+        <w:t xml:space="preserve"> </w:t>
+      </w:r>
+      <w:r>
+        <w:t xml:space="preserve">ispunjeni. Strategija se, nasuprot tome, bira po ceni pri svakom izvršavanju, kao najjeftinija među</w:t>
+      </w:r>
+      <w:r>
+        <w:t xml:space="preserve"> </w:t>
+      </w:r>
+      <w:r>
+        <w:t xml:space="preserve">kandidatima. Isti podupit</w:t>
+      </w:r>
+      <w:r>
+        <w:t xml:space="preserve"> </w:t>
+      </w:r>
+      <w:r>
+        <w:rPr>
+          <w:rStyle w:val="VerbatimChar"/>
+        </w:rPr>
+        <w:t xml:space="preserve">IN (SELECT)</w:t>
+      </w:r>
+      <w:r>
+        <w:t xml:space="preserve"> </w:t>
+      </w:r>
+      <w:r>
+        <w:t xml:space="preserve">pokazuje obe strane: njegova transformacija u poluspoj</w:t>
+      </w:r>
+      <w:r>
+        <w:t xml:space="preserve"> </w:t>
+      </w:r>
+      <w:r>
+        <w:t xml:space="preserve">pripada pripremi i nema cenu, dok izbor strategije tog poluspoja (na primer FirstMatch,</w:t>
+      </w:r>
+      <w:r>
+        <w:t xml:space="preserve"> </w:t>
+      </w:r>
+      <w:r>
+        <w:t xml:space="preserve">MaterializeLookup ili DuplicatesWeedout) pripada optimizaciji i vodi se cenom svakog kandidata</w:t>
+      </w:r>
+      <w:r>
+        <w:t xml:space="preserve"> </w:t>
+      </w:r>
+      <w:r>
+        <w:t xml:space="preserve">[2]</w:t>
+      </w:r>
+      <w:r>
+        <w:t xml:space="preserve">. Treba, međutim, biti precizan: nije svaka prepravka uslova trajna. Propagacija</w:t>
+      </w:r>
+      <w:r>
+        <w:t xml:space="preserve"> </w:t>
+      </w:r>
+      <w:r>
+        <w:t xml:space="preserve">jednakosti, kojom optimizator iz</w:t>
+      </w:r>
+      <w:r>
+        <w:t xml:space="preserve"> </w:t>
+      </w:r>
+      <w:r>
+        <w:rPr>
+          <w:rStyle w:val="VerbatimChar"/>
+        </w:rPr>
+        <w:t xml:space="preserve">f.film_id = 42 AND fa.film_id = f.film_id</w:t>
+      </w:r>
+      <w:r>
+        <w:t xml:space="preserve"> </w:t>
+      </w:r>
+      <w:r>
+        <w:t xml:space="preserve">izvodi i</w:t>
+      </w:r>
+      <w:r>
+        <w:t xml:space="preserve"> </w:t>
+      </w:r>
+      <w:r>
+        <w:rPr>
+          <w:rStyle w:val="VerbatimChar"/>
+        </w:rPr>
+        <w:t xml:space="preserve">fa.film_id = 42</w:t>
+      </w:r>
+      <w:r>
+        <w:t xml:space="preserve">, radi se u optimizaciji, pri svakom pokretanju, i ne dira stablo naredbe</w:t>
+      </w:r>
+      <w:r>
+        <w:t xml:space="preserve"> </w:t>
+      </w:r>
+      <w:r>
+        <w:t xml:space="preserve">[3]</w:t>
+      </w:r>
+      <w:r>
+        <w:t xml:space="preserve">. Tačna formulacija stoga glasi: u pripremi su trajne transformacije, a ne sve</w:t>
+      </w:r>
+      <w:r>
+        <w:t xml:space="preserve"> </w:t>
+      </w:r>
+      <w:r>
+        <w:t xml:space="preserve">transformacije.</w:t>
+      </w:r>
+    </w:p>
+    <w:bookmarkEnd w:id="27"/>
+    <w:bookmarkStart w:id="28" w:name="model-cene"/>
+    <w:p>
+      <w:pPr>
+        <w:pStyle w:val="Heading2"/>
+      </w:pPr>
+      <w:r>
+        <w:t xml:space="preserve">3.3. Model cene</w:t>
+      </w:r>
+    </w:p>
+    <w:p>
+      <w:pPr>
+        <w:pStyle w:val="FirstParagraph"/>
+      </w:pPr>
+      <w:r>
+        <w:t xml:space="preserve">Od granice cene nadalje svaka odluka sa alternativom razrešava se jednim brojem, pa vredi tačno znati</w:t>
+      </w:r>
+      <w:r>
+        <w:t xml:space="preserve"> </w:t>
+      </w:r>
+      <w:r>
+        <w:t xml:space="preserve">šta je taj broj. Cena u MySQL-u nije ni vreme u sekundama ni ocena na nekoj skali, nego zbir nekoliko</w:t>
+      </w:r>
+      <w:r>
+        <w:t xml:space="preserve"> </w:t>
+      </w:r>
+      <w:r>
+        <w:t xml:space="preserve">konstanti pomnoženih izmerenim veličinama. Te konstante nisu skrivene u kodu: nose ih dve obične</w:t>
+      </w:r>
+      <w:r>
+        <w:t xml:space="preserve"> </w:t>
+      </w:r>
+      <w:r>
+        <w:t xml:space="preserve">tabele u bazi</w:t>
+      </w:r>
+      <w:r>
+        <w:t xml:space="preserve"> </w:t>
+      </w:r>
+      <w:r>
+        <w:rPr>
+          <w:rStyle w:val="VerbatimChar"/>
+        </w:rPr>
+        <w:t xml:space="preserve">mysql</w:t>
+      </w:r>
+      <w:r>
+        <w:t xml:space="preserve">, koje se čitaju običnim upitom i mogu se izmeniti</w:t>
+      </w:r>
+      <w:r>
+        <w:t xml:space="preserve"> </w:t>
+      </w:r>
+      <w:r>
+        <w:t xml:space="preserve">[2]</w:t>
+      </w:r>
+      <w:r>
+        <w:t xml:space="preserve">. Podela na</w:t>
+      </w:r>
+      <w:r>
+        <w:t xml:space="preserve"> </w:t>
+      </w:r>
+      <w:r>
+        <w:t xml:space="preserve">dve tabele prati šav iz poglavlja 2:</w:t>
+      </w:r>
+      <w:r>
+        <w:t xml:space="preserve"> </w:t>
+      </w:r>
+      <w:r>
+        <w:rPr>
+          <w:rStyle w:val="VerbatimChar"/>
+        </w:rPr>
+        <w:t xml:space="preserve">server_cost</w:t>
+      </w:r>
+      <w:r>
+        <w:t xml:space="preserve"> </w:t>
+      </w:r>
+      <w:r>
+        <w:t xml:space="preserve">sadrži serverske konstante (na primer</w:t>
+      </w:r>
+      <w:r>
+        <w:t xml:space="preserve"> </w:t>
+      </w:r>
+      <w:r>
+        <w:rPr>
+          <w:rStyle w:val="VerbatimChar"/>
+        </w:rPr>
+        <w:t xml:space="preserve">row_evaluate_cost</w:t>
+      </w:r>
+      <w:r>
+        <w:t xml:space="preserve"> </w:t>
+      </w:r>
+      <w:r>
+        <w:t xml:space="preserve">= 0,1 po torki), a</w:t>
+      </w:r>
+      <w:r>
+        <w:t xml:space="preserve"> </w:t>
+      </w:r>
+      <w:r>
+        <w:rPr>
+          <w:rStyle w:val="VerbatimChar"/>
+        </w:rPr>
+        <w:t xml:space="preserve">engine_cost</w:t>
+      </w:r>
+      <w:r>
+        <w:t xml:space="preserve"> </w:t>
+      </w:r>
+      <w:r>
+        <w:t xml:space="preserve">konstante po motoru (na primer</w:t>
+      </w:r>
+      <w:r>
+        <w:t xml:space="preserve"> </w:t>
+      </w:r>
+      <w:r>
+        <w:rPr>
+          <w:rStyle w:val="VerbatimChar"/>
+        </w:rPr>
+        <w:t xml:space="preserve">io_block_read_cost</w:t>
+      </w:r>
+      <w:r>
+        <w:t xml:space="preserve"> </w:t>
+      </w:r>
+      <w:r>
+        <w:t xml:space="preserve">= 1,0 po pročitanoj stranici)</w:t>
+      </w:r>
+      <w:r>
+        <w:t xml:space="preserve"> </w:t>
+      </w:r>
+      <w:r>
+        <w:t xml:space="preserve">[2]</w:t>
+      </w:r>
+      <w:r>
+        <w:t xml:space="preserve">.</w:t>
+      </w:r>
+    </w:p>
+    <w:p>
+      <w:pPr>
+        <w:pStyle w:val="BodyText"/>
+      </w:pPr>
+      <w:r>
+        <w:t xml:space="preserve">Zbog te strukture cena je proverljiva aritmetika. Cena skena tabele</w:t>
+      </w:r>
+      <w:r>
+        <w:t xml:space="preserve"> </w:t>
+      </w:r>
+      <w:r>
+        <w:rPr>
+          <w:rStyle w:val="VerbatimChar"/>
+        </w:rPr>
+        <w:t xml:space="preserve">wide_events</w:t>
+      </w:r>
+      <w:r>
+        <w:t xml:space="preserve"> </w:t>
+      </w:r>
+      <w:r>
+        <w:t xml:space="preserve">sastavlja se kao</w:t>
+      </w:r>
+      <w:r>
+        <w:t xml:space="preserve"> </w:t>
+      </w:r>
+      <w:r>
+        <w:t xml:space="preserve">zbir procesorskog dela (0,1 pomnoženo brojem torki) i ulazno-izlaznog dela (1,0 pomnoženo brojem</w:t>
+      </w:r>
+      <w:r>
+        <w:t xml:space="preserve"> </w:t>
+      </w:r>
+      <w:r>
+        <w:t xml:space="preserve">stranica), što na tabeli od približno 4,9 miliona torki i 89.216 stranica daje cenu reda 580.000,</w:t>
+      </w:r>
+      <w:r>
+        <w:t xml:space="preserve"> </w:t>
+      </w:r>
+      <w:r>
+        <w:t xml:space="preserve">upravo onu koju server i prijavljuje</w:t>
+      </w:r>
+      <w:r>
+        <w:t xml:space="preserve"> </w:t>
+      </w:r>
+      <w:r>
+        <w:t xml:space="preserve">[2]</w:t>
+      </w:r>
+      <w:r>
+        <w:t xml:space="preserve">. Jedan ulaz tog računa je stanje bafer pula:</w:t>
+      </w:r>
+      <w:r>
+        <w:t xml:space="preserve"> </w:t>
+      </w:r>
+      <w:r>
+        <w:t xml:space="preserve">stranica koja je već u memoriji košta</w:t>
+      </w:r>
+      <w:r>
+        <w:t xml:space="preserve"> </w:t>
+      </w:r>
+      <w:r>
+        <w:rPr>
+          <w:rStyle w:val="VerbatimChar"/>
+        </w:rPr>
+        <w:t xml:space="preserve">memory_block_read_cost</w:t>
+      </w:r>
+      <w:r>
+        <w:t xml:space="preserve"> </w:t>
+      </w:r>
+      <w:r>
+        <w:t xml:space="preserve">= 0,25 umesto 1,0, pa se ista cena</w:t>
+      </w:r>
+      <w:r>
+        <w:t xml:space="preserve"> </w:t>
+      </w:r>
+      <w:r>
+        <w:t xml:space="preserve">razlikuje između dva pokretanja istog upita</w:t>
+      </w:r>
+      <w:r>
+        <w:t xml:space="preserve"> </w:t>
+      </w:r>
+      <w:r>
+        <w:t xml:space="preserve">[2]</w:t>
+      </w:r>
+      <w:r>
+        <w:t xml:space="preserve">. Ta zavisnost od trenutnog stanja</w:t>
+      </w:r>
+      <w:r>
+        <w:t xml:space="preserve"> </w:t>
+      </w:r>
+      <w:r>
+        <w:t xml:space="preserve">memorije objašnjava zašto se u nastavku porede odnosi cena, a ne njihove apsolutne vrednosti.</w:t>
+      </w:r>
+    </w:p>
+    <w:bookmarkEnd w:id="28"/>
+    <w:bookmarkStart w:id="32" w:name="prva-odluka-po-ceni-pristupni-put"/>
+    <w:p>
+      <w:pPr>
+        <w:pStyle w:val="Heading2"/>
+      </w:pPr>
+      <w:r>
+        <w:t xml:space="preserve">3.4. Prva odluka po ceni: pristupni put</w:t>
+      </w:r>
+    </w:p>
+    <w:p>
+      <w:pPr>
+        <w:pStyle w:val="FirstParagraph"/>
+      </w:pPr>
+      <w:r>
+        <w:t xml:space="preserve">Za svaku tabelu planer bira pristupni put: sken tabele, sken opsega</w:t>
+      </w:r>
+      <w:r>
+        <w:t xml:space="preserve"> </w:t>
+      </w:r>
+      <w:r>
+        <w:rPr>
+          <w:i/>
+          <w:iCs/>
+        </w:rPr>
+        <w:t xml:space="preserve">(range scan)</w:t>
+      </w:r>
+      <w:r>
+        <w:t xml:space="preserve"> </w:t>
+      </w:r>
+      <w:r>
+        <w:t xml:space="preserve">preko indeksa,</w:t>
+      </w:r>
+      <w:r>
+        <w:t xml:space="preserve"> </w:t>
+      </w:r>
+      <w:r>
+        <w:t xml:space="preserve">pretragu po jednakosti i slično. Funkcija koja to radi opisana je kao pronalaženje najboljeg</w:t>
+      </w:r>
+      <w:r>
+        <w:t xml:space="preserve"> </w:t>
+      </w:r>
+      <w:r>
+        <w:t xml:space="preserve">pristupnog puta za proširenje delimičnog plana, čime se naglašava da je reč o koraku u pretrazi, a ne</w:t>
+      </w:r>
+      <w:r>
+        <w:t xml:space="preserve"> </w:t>
+      </w:r>
+      <w:r>
+        <w:t xml:space="preserve">o izolovanoj odluci</w:t>
+      </w:r>
+      <w:r>
+        <w:t xml:space="preserve"> </w:t>
+      </w:r>
+      <w:r>
+        <w:t xml:space="preserve">[3]</w:t>
+      </w:r>
+      <w:r>
+        <w:t xml:space="preserve">. Rasprostranjena zabluda je da optimizator uzima indeks kad god</w:t>
+      </w:r>
+      <w:r>
+        <w:t xml:space="preserve"> </w:t>
+      </w:r>
+      <w:r>
+        <w:t xml:space="preserve">indeks postoji; on zapravo bira jeftiniji od dva izračunata puta, a koji je jeftiniji zavisi od broja</w:t>
+      </w:r>
+      <w:r>
+        <w:t xml:space="preserve"> </w:t>
+      </w:r>
+      <w:r>
+        <w:t xml:space="preserve">torki koje filter obuhvata</w:t>
+      </w:r>
+      <w:r>
+        <w:t xml:space="preserve"> </w:t>
+      </w:r>
+      <w:r>
+        <w:t xml:space="preserve">[2]</w:t>
+      </w:r>
+      <w:r>
+        <w:t xml:space="preserve">.</w:t>
+      </w:r>
+    </w:p>
+    <w:p>
+      <w:pPr>
+        <w:pStyle w:val="CaptionedFigure"/>
+      </w:pPr>
+      <w:r>
+        <w:drawing>
+          <wp:inline>
+            <wp:extent cx="5334000" cy="3333750"/>
+            <wp:effectExtent b="0" l="0" r="0" t="0"/>
+            <wp:docPr descr="Slika 3.2: Ukrštanje cene skena tabele i cene skena opsega preko indeksa za isti upit, pri rastućem opsegu." title="" id="30" name="Picture"/>
+            <a:graphic>
+              <a:graphicData uri="http://schemas.openxmlformats.org/drawingml/2006/picture">
+                <pic:pic>
+                  <pic:nvPicPr>
+                    <pic:cNvPr descr="figures/03-od-sql-a-do-plana-01-ukrstanje-cena.png" id="31" name="Picture"/>
+                    <pic:cNvPicPr>
+                      <a:picLocks noChangeArrowheads="1" noChangeAspect="1"/>
+                    </pic:cNvPicPr>
+                  </pic:nvPicPr>
+                  <pic:blipFill>
+                    <a:blip r:embed="rId29"/>
+                    <a:stretch>
+                      <a:fillRect/>
+                    </a:stretch>
+                  </pic:blipFill>
+                  <pic:spPr bwMode="auto">
+                    <a:xfrm>
+                      <a:off x="0" y="0"/>
+                      <a:ext cx="5334000" cy="3333750"/>
+                    </a:xfrm>
+                    <a:prstGeom prst="rect">
+                      <a:avLst/>
+                    </a:prstGeom>
+                    <a:noFill/>
+                    <a:ln w="9525">
+                      <a:noFill/>
+                      <a:headEnd/>
+                      <a:tailEnd/>
+                    </a:ln>
+                  </pic:spPr>
+                </pic:pic>
+              </a:graphicData>
+            </a:graphic>
+          </wp:inline>
+        </w:drawing>
+      </w:r>
+    </w:p>
+    <w:p>
+      <w:pPr>
+        <w:pStyle w:val="ImageCaption"/>
+      </w:pPr>
+      <w:r>
+        <w:t xml:space="preserve">Slika 3.2: Ukrštanje cene skena tabele i cene skena opsega preko indeksa za isti upit, pri</w:t>
+      </w:r>
+      <w:r>
+        <w:t xml:space="preserve"> </w:t>
+      </w:r>
+      <w:r>
+        <w:t xml:space="preserve">rastućem opsegu.</w:t>
+      </w:r>
+    </w:p>
+    <w:p>
+      <w:pPr>
+        <w:pStyle w:val="BodyText"/>
+      </w:pPr>
+      <w:r>
+        <w:t xml:space="preserve">Slika 3.2 prikazuje obe cene za upit</w:t>
+      </w:r>
+      <w:r>
+        <w:t xml:space="preserve"> </w:t>
+      </w:r>
+      <w:r>
+        <w:rPr>
+          <w:rStyle w:val="VerbatimChar"/>
+        </w:rPr>
+        <w:t xml:space="preserve">SELECT notes FROM wide_events WHERE customer_id BETWEEN 1 AND N</w:t>
+      </w:r>
+      <w:r>
+        <w:t xml:space="preserve">,</w:t>
+      </w:r>
+      <w:r>
+        <w:t xml:space="preserve"> </w:t>
+      </w:r>
+      <w:r>
+        <w:t xml:space="preserve">pri rastućem N. Cena skena tabele je konstantna, jer sken čita celu tabelu bez obzira na uslov, dok</w:t>
+      </w:r>
+      <w:r>
+        <w:t xml:space="preserve"> </w:t>
+      </w:r>
+      <w:r>
+        <w:t xml:space="preserve">cena skena opsega raste sa brojem obuhvaćenih torki i u jednoj tački pretekne konstantu. Na</w:t>
+      </w:r>
+      <w:r>
+        <w:t xml:space="preserve"> </w:t>
+      </w:r>
+      <w:r>
+        <w:t xml:space="preserve">posmatranom serveru indeks pobeđuje do granice od 10.000 torki, a gubi od 11.000. U tragu optimizatora</w:t>
+      </w:r>
+      <w:r>
+        <w:t xml:space="preserve"> </w:t>
+      </w:r>
+      <w:r>
+        <w:t xml:space="preserve">odbijeni indeks nosi oznaku</w:t>
+      </w:r>
+      <w:r>
+        <w:t xml:space="preserve"> </w:t>
+      </w:r>
+      <w:r>
+        <w:rPr>
+          <w:rStyle w:val="VerbatimChar"/>
+        </w:rPr>
+        <w:t xml:space="preserve">cause: "cost"</w:t>
+      </w:r>
+      <w:r>
+        <w:t xml:space="preserve">, koja znači da kandidat nije neupotrebljiv, nego uredno</w:t>
+      </w:r>
+      <w:r>
+        <w:t xml:space="preserve"> </w:t>
+      </w:r>
+      <w:r>
+        <w:t xml:space="preserve">izračunat i skuplji od pobednika</w:t>
+      </w:r>
+      <w:r>
+        <w:t xml:space="preserve"> </w:t>
+      </w:r>
+      <w:r>
+        <w:t xml:space="preserve">[2]</w:t>
+      </w:r>
+      <w:r>
+        <w:t xml:space="preserve">. Upravo zato ovaj primer vredi: pokazuje da je česta</w:t>
+      </w:r>
+      <w:r>
+        <w:t xml:space="preserve"> </w:t>
+      </w:r>
+      <w:r>
+        <w:t xml:space="preserve">pritužba da optimizator ne koristi zadati indeks najčešće tačna odluka doneta po ceni, a ne kvar. Da</w:t>
+      </w:r>
+      <w:r>
+        <w:t xml:space="preserve"> </w:t>
+      </w:r>
+      <w:r>
+        <w:t xml:space="preserve">upit traži samo kolonu</w:t>
+      </w:r>
+      <w:r>
+        <w:t xml:space="preserve"> </w:t>
+      </w:r>
+      <w:r>
+        <w:rPr>
+          <w:rStyle w:val="VerbatimChar"/>
+        </w:rPr>
+        <w:t xml:space="preserve">customer_id</w:t>
+      </w:r>
+      <w:r>
+        <w:t xml:space="preserve">, indeks bi ga pokrivao, cena mu ne bi rasla tako brzo i do</w:t>
+      </w:r>
+      <w:r>
+        <w:t xml:space="preserve"> </w:t>
+      </w:r>
+      <w:r>
+        <w:t xml:space="preserve">ukrštanja ne bi ni došlo, što je isti nalaz koji se u uvodnom poglavlju pokazao suprotnim od</w:t>
+      </w:r>
+      <w:r>
+        <w:t xml:space="preserve"> </w:t>
+      </w:r>
+      <w:r>
+        <w:t xml:space="preserve">očekivanog.</w:t>
+      </w:r>
+    </w:p>
+    <w:bookmarkEnd w:id="32"/>
+    <w:bookmarkStart w:id="33" w:name="druga-odluka-po-ceni-redosled-spoja"/>
+    <w:p>
+      <w:pPr>
+        <w:pStyle w:val="Heading2"/>
+      </w:pPr>
+      <w:r>
+        <w:t xml:space="preserve">3.5. Druga odluka po ceni: redosled spoja</w:t>
+      </w:r>
+    </w:p>
+    <w:p>
+      <w:pPr>
+        <w:pStyle w:val="FirstParagraph"/>
+      </w:pPr>
+      <w:r>
+        <w:t xml:space="preserve">Kod jedne tabele postoji nekoliko kandidata za pristupni put; kod više tabela broj mogućih redosleda</w:t>
+      </w:r>
+      <w:r>
+        <w:t xml:space="preserve"> </w:t>
+      </w:r>
+      <w:r>
+        <w:t xml:space="preserve">spoja raste faktorijelno, pa se odluka pretvara u pretragu. Priručnik navodi da većina optimizatora,</w:t>
+      </w:r>
+      <w:r>
+        <w:t xml:space="preserve"> </w:t>
+      </w:r>
+      <w:r>
+        <w:t xml:space="preserve">uključujući MySQL-ov, sprovodi manje-više iscrpnu pretragu među svim planovima, uz upozorenje da kod</w:t>
+      </w:r>
+      <w:r>
+        <w:t xml:space="preserve"> </w:t>
+      </w:r>
+      <w:r>
+        <w:t xml:space="preserve">velikih upita vreme provedeno u optimizaciji lako postane glavno usko grlo</w:t>
+      </w:r>
+      <w:r>
+        <w:t xml:space="preserve"> </w:t>
+      </w:r>
+      <w:r>
+        <w:t xml:space="preserve">[2]</w:t>
+      </w:r>
+      <w:r>
+        <w:t xml:space="preserve">. Ceo</w:t>
+      </w:r>
+      <w:r>
+        <w:t xml:space="preserve"> </w:t>
+      </w:r>
+      <w:r>
+        <w:t xml:space="preserve">algoritam stoji u tom „manje-više”: spoljna petlja je pohlepna pretraga</w:t>
+      </w:r>
+      <w:r>
+        <w:t xml:space="preserve"> </w:t>
+      </w:r>
+      <w:r>
+        <w:rPr>
+          <w:i/>
+          <w:iCs/>
+        </w:rPr>
+        <w:t xml:space="preserve">(greedy search)</w:t>
+      </w:r>
+      <w:r>
+        <w:t xml:space="preserve"> </w:t>
+      </w:r>
+      <w:r>
+        <w:t xml:space="preserve">(</w:t>
+      </w:r>
+      <w:r>
+        <w:rPr>
+          <w:rStyle w:val="VerbatimChar"/>
+        </w:rPr>
+        <w:t xml:space="preserve">greedy_search()</w:t>
+      </w:r>
+      <w:r>
+        <w:t xml:space="preserve">), ali svaki njen korak radi ograničeno iscrpan pogled unapred</w:t>
+      </w:r>
+      <w:r>
+        <w:t xml:space="preserve"> </w:t>
+      </w:r>
+      <w:r>
+        <w:t xml:space="preserve">(</w:t>
+      </w:r>
+      <w:r>
+        <w:rPr>
+          <w:rStyle w:val="VerbatimChar"/>
+        </w:rPr>
+        <w:t xml:space="preserve">best_extension_by_limited_search()</w:t>
+      </w:r>
+      <w:r>
+        <w:t xml:space="preserve">), dubok onoliko koliko nalaže promenljiva</w:t>
+      </w:r>
+      <w:r>
+        <w:t xml:space="preserve"> </w:t>
+      </w:r>
+      <w:r>
+        <w:rPr>
+          <w:rStyle w:val="VerbatimChar"/>
+        </w:rPr>
+        <w:t xml:space="preserve">optimizer_search_depth</w:t>
+      </w:r>
+      <w:r>
+        <w:t xml:space="preserve"> </w:t>
+      </w:r>
+      <w:r>
+        <w:t xml:space="preserve">[3]</w:t>
+      </w:r>
+      <w:r>
+        <w:t xml:space="preserve">.</w:t>
+      </w:r>
+    </w:p>
+    <w:p>
+      <w:pPr>
+        <w:pStyle w:val="BodyText"/>
+      </w:pPr>
+      <w:r>
+        <w:t xml:space="preserve">Podrazumevana vrednost te dubine je 62, što je</w:t>
+      </w:r>
+      <w:r>
+        <w:t xml:space="preserve"> </w:t>
+      </w:r>
+      <w:r>
+        <w:rPr>
+          <w:rStyle w:val="VerbatimChar"/>
+        </w:rPr>
+        <w:t xml:space="preserve">MAX_TABLES + 1</w:t>
+      </w:r>
+      <w:r>
+        <w:t xml:space="preserve"> </w:t>
+      </w:r>
+      <w:r>
+        <w:t xml:space="preserve">(uz</w:t>
+      </w:r>
+      <w:r>
+        <w:t xml:space="preserve"> </w:t>
+      </w:r>
+      <w:r>
+        <w:rPr>
+          <w:rStyle w:val="VerbatimChar"/>
+        </w:rPr>
+        <w:t xml:space="preserve">MAX_TABLES</w:t>
+      </w:r>
+      <w:r>
+        <w:t xml:space="preserve"> </w:t>
+      </w:r>
+      <w:r>
+        <w:t xml:space="preserve">= 61), pa je</w:t>
+      </w:r>
+      <w:r>
+        <w:t xml:space="preserve"> </w:t>
+      </w:r>
+      <w:r>
+        <w:t xml:space="preserve">istovremeno i najveća moguća vrednost: MySQL podrazumevano ne ograničava dubinu pretrage</w:t>
+      </w:r>
+      <w:r>
+        <w:t xml:space="preserve"> </w:t>
+      </w:r>
+      <w:r>
+        <w:t xml:space="preserve">[3]</w:t>
+      </w:r>
+      <w:r>
+        <w:t xml:space="preserve">. Efekat ograničavanja može se pokazati na upitu nad šest tabela baze</w:t>
+      </w:r>
+      <w:r>
+        <w:t xml:space="preserve"> </w:t>
+      </w:r>
+      <w:r>
+        <w:rPr>
+          <w:rStyle w:val="VerbatimChar"/>
+        </w:rPr>
+        <w:t xml:space="preserve">sakila</w:t>
+      </w:r>
+      <w:r>
+        <w:t xml:space="preserve">. Sa</w:t>
+      </w:r>
+      <w:r>
+        <w:t xml:space="preserve"> </w:t>
+      </w:r>
+      <w:r>
+        <w:t xml:space="preserve">podrazumevanom dubinom optimizator kreće od tabele sa selektivnim filterom i dalje se širi tako da je</w:t>
+      </w:r>
+      <w:r>
+        <w:t xml:space="preserve"> </w:t>
+      </w:r>
+      <w:r>
+        <w:t xml:space="preserve">svaki korak pretraga po indeksu vođena već pribavljenom kolonom. Sa dubinom svedenom na 1, pohlepni</w:t>
+      </w:r>
+      <w:r>
+        <w:t xml:space="preserve"> </w:t>
+      </w:r>
+      <w:r>
+        <w:t xml:space="preserve">izbor kreće od male tabele bez ijednog uslova, uslov spoja spada na kraj kao zaseban filter, a plan</w:t>
+      </w:r>
+      <w:r>
+        <w:t xml:space="preserve"> </w:t>
+      </w:r>
+      <w:r>
+        <w:t xml:space="preserve">postaje udžbenički loš, iako su podaci, indeksi i upit isti</w:t>
+      </w:r>
+      <w:r>
+        <w:t xml:space="preserve"> </w:t>
+      </w:r>
+      <w:r>
+        <w:t xml:space="preserve">[2]</w:t>
+      </w:r>
+      <w:r>
+        <w:t xml:space="preserve">. Odnos cena dva plana je</w:t>
+      </w:r>
+      <w:r>
+        <w:t xml:space="preserve"> </w:t>
+      </w:r>
+      <w:r>
+        <w:t xml:space="preserve">reda 150 prema 1, i taj odnos, a ne apsolutne cene zavisne od stanja bafer pula, jeste ono što je</w:t>
+      </w:r>
+      <w:r>
+        <w:t xml:space="preserve"> </w:t>
+      </w:r>
+      <w:r>
+        <w:t xml:space="preserve">stabilno.</w:t>
+      </w:r>
+    </w:p>
+    <w:bookmarkEnd w:id="33"/>
+    <w:bookmarkStart w:id="34" w:name="šta-je-ostavljeno-za-naredna-poglavlja"/>
+    <w:p>
+      <w:pPr>
+        <w:pStyle w:val="Heading2"/>
+      </w:pPr>
+      <w:r>
+        <w:t xml:space="preserve">3.6. Šta je ostavljeno za naredna poglavlja</w:t>
+      </w:r>
+    </w:p>
+    <w:p>
+      <w:pPr>
+        <w:pStyle w:val="FirstParagraph"/>
+      </w:pPr>
+      <w:r>
+        <w:t xml:space="preserve">Tri teme su ovde dodirnute, a namerno nedovršene, da poglavlje ne bi preuzelo posao narednih.</w:t>
+      </w:r>
+      <w:r>
+        <w:t xml:space="preserve"> </w:t>
+      </w:r>
+      <w:r>
+        <w:t xml:space="preserve">Čitanje</w:t>
+      </w:r>
+      <w:r>
+        <w:t xml:space="preserve"> </w:t>
+      </w:r>
+      <w:r>
+        <w:rPr>
+          <w:rStyle w:val="VerbatimChar"/>
+        </w:rPr>
+        <w:t xml:space="preserve">EXPLAIN</w:t>
+      </w:r>
+      <w:r>
+        <w:t xml:space="preserve"> </w:t>
+      </w:r>
+      <w:r>
+        <w:t xml:space="preserve">ispisa kao dijagnostike, zajedno sa razlikom između procenjenog i stvarnog broja</w:t>
+      </w:r>
+      <w:r>
+        <w:t xml:space="preserve"> </w:t>
+      </w:r>
+      <w:r>
+        <w:t xml:space="preserve">torki, predmet je poglavlja 4; ovde je</w:t>
+      </w:r>
+      <w:r>
+        <w:t xml:space="preserve"> </w:t>
+      </w:r>
+      <w:r>
+        <w:rPr>
+          <w:rStyle w:val="VerbatimChar"/>
+        </w:rPr>
+        <w:t xml:space="preserve">EXPLAIN</w:t>
+      </w:r>
+      <w:r>
+        <w:t xml:space="preserve"> </w:t>
+      </w:r>
+      <w:r>
+        <w:t xml:space="preserve">korišćen samo kao prozor u odluku. Način na koji se</w:t>
+      </w:r>
+      <w:r>
+        <w:t xml:space="preserve"> </w:t>
+      </w:r>
+      <w:r>
+        <w:t xml:space="preserve">izabrani plan izvršava, kroz stablo iteratora, obrađuje poglavlje 5. Najzad, hipergrafski optimizator</w:t>
+      </w:r>
+      <w:r>
+        <w:t xml:space="preserve"> </w:t>
+      </w:r>
+      <w:r>
+        <w:t xml:space="preserve">spoja</w:t>
+      </w:r>
+      <w:r>
+        <w:t xml:space="preserve"> </w:t>
+      </w:r>
+      <w:r>
+        <w:rPr>
+          <w:i/>
+          <w:iCs/>
+        </w:rPr>
+        <w:t xml:space="preserve">(hypergraph join optimizer)</w:t>
+      </w:r>
+      <w:r>
+        <w:t xml:space="preserve">, novi planer koji bi trebalo da zameni opisanu pretragu, postoji</w:t>
+      </w:r>
+      <w:r>
+        <w:t xml:space="preserve"> </w:t>
+      </w:r>
+      <w:r>
+        <w:t xml:space="preserve">u kodu MySQL-a 8.4, ali je u izdanjima koja nisu razvojna isključen već pri prevođenju: pokušaj da se</w:t>
+      </w:r>
+      <w:r>
+        <w:t xml:space="preserve"> </w:t>
+      </w:r>
+      <w:r>
+        <w:t xml:space="preserve">uključi vraća grešku, a ne upozorenje</w:t>
+      </w:r>
+      <w:r>
+        <w:t xml:space="preserve"> </w:t>
+      </w:r>
+      <w:r>
+        <w:t xml:space="preserve">[2]</w:t>
+      </w:r>
+      <w:r>
+        <w:t xml:space="preserve">. U ovom radu navodi se kao dokumentovana</w:t>
+      </w:r>
+      <w:r>
+        <w:t xml:space="preserve"> </w:t>
+      </w:r>
+      <w:r>
+        <w:t xml:space="preserve">činjenica vezana za verziju 8.4, a ne kao nešto što je demonstrirano.</w:t>
+      </w:r>
+    </w:p>
+    <w:bookmarkEnd w:id="34"/>
+    <w:bookmarkEnd w:id="35"/>
+    <w:bookmarkStart w:id="36" w:name="explain-i-explain-analyze"/>
+    <w:p>
+      <w:pPr>
+        <w:pStyle w:val="Heading1"/>
+      </w:pPr>
+      <w:r>
+        <w:t xml:space="preserve">4. EXPLAIN i EXPLAIN ANALYZE</w:t>
+      </w:r>
+    </w:p>
+    <w:bookmarkEnd w:id="36"/>
+    <w:bookmarkStart w:id="37" w:name="iterator-model-i-pipeline-operatora"/>
+    <w:p>
+      <w:pPr>
+        <w:pStyle w:val="Heading1"/>
+      </w:pPr>
+      <w:r>
+        <w:t xml:space="preserve">5. Iterator model i pipeline operatora</w:t>
+      </w:r>
+    </w:p>
+    <w:bookmarkEnd w:id="37"/>
+    <w:bookmarkStart w:id="38" w:name="vektorizovano-izvršavanje"/>
+    <w:p>
+      <w:pPr>
+        <w:pStyle w:val="Heading1"/>
+      </w:pPr>
+      <w:r>
+        <w:t xml:space="preserve">6. Vektorizovano izvršavanje</w:t>
+      </w:r>
+    </w:p>
+    <w:bookmarkEnd w:id="38"/>
+    <w:bookmarkStart w:id="39" w:name="paralelno-izvršavanje-upita"/>
+    <w:p>
+      <w:pPr>
+        <w:pStyle w:val="Heading1"/>
+      </w:pPr>
+      <w:r>
+        <w:t xml:space="preserve">7. Paralelno izvršavanje upita</w:t>
+      </w:r>
+    </w:p>
+    <w:bookmarkEnd w:id="39"/>
+    <w:bookmarkStart w:id="40" w:name="keširanje-i-ponovna-upotreba-planova"/>
+    <w:p>
+      <w:pPr>
+        <w:pStyle w:val="Heading1"/>
+      </w:pPr>
+      <w:r>
+        <w:t xml:space="preserve">8. Keširanje i ponovna upotreba planova</w:t>
+      </w:r>
+    </w:p>
+    <w:bookmarkEnd w:id="40"/>
+    <w:bookmarkStart w:id="41" w:name="zaključak"/>
+    <w:p>
+      <w:pPr>
+        <w:pStyle w:val="Heading1"/>
+      </w:pPr>
+      <w:r>
+        <w:t xml:space="preserve">9. Zaključak</w:t>
+      </w:r>
+    </w:p>
+    <w:bookmarkEnd w:id="41"/>
+    <w:bookmarkStart w:id="50" w:name="reference"/>
+    <w:p>
+      <w:pPr>
+        <w:pStyle w:val="Heading1"/>
+      </w:pPr>
+      <w:r>
+        <w:t xml:space="preserve">Reference</w:t>
+      </w:r>
+    </w:p>
+    <w:bookmarkStart w:id="49" w:name="refs"/>
+    <w:bookmarkStart w:id="42" w:name="ref-ramakrishnan2003"/>
+    <w:p>
+      <w:pPr>
+        <w:pStyle w:val="Bibliography"/>
+      </w:pPr>
+      <w:r>
+        <w:t xml:space="preserve">[1]</w:t>
+      </w:r>
+      <w:r>
+        <w:t xml:space="preserve"> </w:t>
+      </w:r>
+      <w:r>
+        <w:t xml:space="preserve">	</w:t>
+      </w:r>
+      <w:r>
+        <w:t xml:space="preserve">R. Ramakrishnan and J. Gehrke,</w:t>
+      </w:r>
+      <w:r>
+        <w:t xml:space="preserve"> </w:t>
+      </w:r>
+      <w:r>
+        <w:rPr>
+          <w:i/>
+          <w:iCs/>
+        </w:rPr>
         <w:t xml:space="preserve">Database management systems</w:t>
       </w:r>
       <w:r>
         <w:t xml:space="preserve">, 3rd ed. New York, NY, USA: McGraw-Hill, 2003.</w:t>
       </w:r>
     </w:p>
-    <w:bookmarkEnd w:id="30"/>
-    <w:bookmarkStart w:id="32" w:name="ref-mysql84refman"/>
+    <w:bookmarkEnd w:id="42"/>
+    <w:bookmarkStart w:id="44" w:name="ref-mysql84refman"/>
     <w:p>
       <w:pPr>
         <w:pStyle w:val="Bibliography"/>
@@ -2179,7 +3742,7 @@
       <w:r>
         <w:t xml:space="preserve"> </w:t>
       </w:r>
-      <w:hyperlink r:id="rId31">
+      <w:hyperlink r:id="rId43">
         <w:r>
           <w:rPr>
             <w:rStyle w:val="Hyperlink"/>
@@ -2191,8 +3754,8 @@
         <w:t xml:space="preserve">, 2024.</w:t>
       </w:r>
     </w:p>
-    <w:bookmarkEnd w:id="32"/>
-    <w:bookmarkStart w:id="34" w:name="ref-mysqlsource84"/>
+    <w:bookmarkEnd w:id="44"/>
+    <w:bookmarkStart w:id="46" w:name="ref-mysqlsource84"/>
     <w:p>
       <w:pPr>
         <w:pStyle w:val="Bibliography"/>
@@ -2227,7 +3790,7 @@
       <w:r>
         <w:t xml:space="preserve"> </w:t>
       </w:r>
-      <w:hyperlink r:id="rId33">
+      <w:hyperlink r:id="rId45">
         <w:r>
           <w:rPr>
             <w:rStyle w:val="Hyperlink"/>
@@ -2239,9 +3802,75 @@
         <w:t xml:space="preserve">, 2025.</w:t>
       </w:r>
     </w:p>
-    <w:bookmarkEnd w:id="34"/>
-    <w:bookmarkEnd w:id="35"/>
-    <w:bookmarkEnd w:id="36"/>
+    <w:bookmarkEnd w:id="46"/>
+    <w:bookmarkStart w:id="48" w:name="ref-mysqlwl7082"/>
+    <w:p>
+      <w:pPr>
+        <w:pStyle w:val="Bibliography"/>
+      </w:pPr>
+      <w:r>
+        <w:t xml:space="preserve">[4]</w:t>
+      </w:r>
+      <w:r>
+        <w:t xml:space="preserve"> </w:t>
+      </w:r>
+      <w:r>
+        <w:t xml:space="preserve">	</w:t>
+      </w:r>
+      <w:r>
+        <w:t xml:space="preserve">Oracle Corporation,</w:t>
+      </w:r>
+      <w:r>
+        <w:t xml:space="preserve"> </w:t>
+      </w:r>
+      <w:r>
+        <w:t xml:space="preserve">“</w:t>
+      </w:r>
+      <w:r>
+        <w:t xml:space="preserve">WL#7082</w:t>
+      </w:r>
+      <w:r>
+        <w:t xml:space="preserve">: Move permanent transformations from</w:t>
+      </w:r>
+      <w:r>
+        <w:t xml:space="preserve"> </w:t>
+      </w:r>
+      <w:r>
+        <w:t xml:space="preserve">JOIN::optimize()</w:t>
+      </w:r>
+      <w:r>
+        <w:t xml:space="preserve"> </w:t>
+      </w:r>
+      <w:r>
+        <w:t xml:space="preserve">to</w:t>
+      </w:r>
+      <w:r>
+        <w:t xml:space="preserve"> </w:t>
+      </w:r>
+      <w:r>
+        <w:t xml:space="preserve">JOIN::prepare()</w:t>
+      </w:r>
+      <w:r>
+        <w:t xml:space="preserve">.”</w:t>
+      </w:r>
+      <w:r>
+        <w:t xml:space="preserve"> </w:t>
+      </w:r>
+      <w:hyperlink r:id="rId47">
+        <w:r>
+          <w:rPr>
+            <w:rStyle w:val="Hyperlink"/>
+          </w:rPr>
+          <w:t xml:space="preserve">https://dev.mysql.com/worklog/task/?id=7082</w:t>
+        </w:r>
+      </w:hyperlink>
+      <w:r>
+        <w:t xml:space="preserve">, 2014.</w:t>
+      </w:r>
+    </w:p>
+    <w:bookmarkEnd w:id="48"/>
+    <w:bookmarkEnd w:id="49"/>
+    <w:bookmarkEnd w:id="50"/>
     <w:sectPr>
       <w:footnotePr>
         <w:numRestart w:val="eachSect"/>

--- a/Tema 1. - Obrada upita (query processing) u MySQL/rad.docx
+++ b/Tema 1. - Obrada upita (query processing) u MySQL/rad.docx
@@ -2470,13 +2470,13 @@
         <w:pStyle w:val="FirstParagraph"/>
       </w:pPr>
       <w:r>
-        <w:t xml:space="preserve">Prva faza gleda samo tekst naredbe. Priručnik je o tome sažet: parser obrađuje SQL niske i gradi</w:t>
-      </w:r>
-      <w:r>
-        <w:t xml:space="preserve"> </w:t>
-      </w:r>
-      <w:r>
-        <w:t xml:space="preserve">njihov prikaz u obliku stabla, bez ikakve provere da tabela ili kolona postoji</w:t>
+        <w:t xml:space="preserve">Prva faza gleda samo tekst naredbe. Priručnik je o tome sažet: parser obrađuje SQL naredbu kao niz</w:t>
+      </w:r>
+      <w:r>
+        <w:t xml:space="preserve"> </w:t>
+      </w:r>
+      <w:r>
+        <w:t xml:space="preserve">znakova i gradi njen prikaz u obliku stabla, bez ikakve provere da tabela ili kolona postoji</w:t>
       </w:r>
       <w:r>
         <w:t xml:space="preserve"> </w:t>

--- a/Tema 1. - Obrada upita (query processing) u MySQL/rad.docx
+++ b/Tema 1. - Obrada upita (query processing) u MySQL/rad.docx
@@ -3605,7 +3605,7 @@
     </w:p>
     <w:bookmarkEnd w:id="34"/>
     <w:bookmarkEnd w:id="35"/>
-    <w:bookmarkStart w:id="36" w:name="explain-i-explain-analyze"/>
+    <w:bookmarkStart w:id="46" w:name="explain-i-explain-analyze"/>
     <w:p>
       <w:pPr>
         <w:pStyle w:val="Heading1"/>
@@ -3614,83 +3614,601 @@
         <w:t xml:space="preserve">4. EXPLAIN i EXPLAIN ANALYZE</w:t>
       </w:r>
     </w:p>
-    <w:bookmarkEnd w:id="36"/>
-    <w:bookmarkStart w:id="37" w:name="iterator-model-i-pipeline-operatora"/>
-    <w:p>
-      <w:pPr>
-        <w:pStyle w:val="Heading1"/>
-      </w:pPr>
-      <w:r>
-        <w:t xml:space="preserve">5. Iterator model i pipeline operatora</w:t>
-      </w:r>
-    </w:p>
-    <w:bookmarkEnd w:id="37"/>
-    <w:bookmarkStart w:id="38" w:name="vektorizovano-izvršavanje"/>
-    <w:p>
-      <w:pPr>
-        <w:pStyle w:val="Heading1"/>
-      </w:pPr>
-      <w:r>
-        <w:t xml:space="preserve">6. Vektorizovano izvršavanje</w:t>
-      </w:r>
-    </w:p>
-    <w:bookmarkEnd w:id="38"/>
-    <w:bookmarkStart w:id="39" w:name="paralelno-izvršavanje-upita"/>
-    <w:p>
-      <w:pPr>
-        <w:pStyle w:val="Heading1"/>
-      </w:pPr>
-      <w:r>
-        <w:t xml:space="preserve">7. Paralelno izvršavanje upita</w:t>
-      </w:r>
-    </w:p>
-    <w:bookmarkEnd w:id="39"/>
-    <w:bookmarkStart w:id="40" w:name="keširanje-i-ponovna-upotreba-planova"/>
-    <w:p>
-      <w:pPr>
-        <w:pStyle w:val="Heading1"/>
-      </w:pPr>
-      <w:r>
-        <w:t xml:space="preserve">8. Keširanje i ponovna upotreba planova</w:t>
-      </w:r>
-    </w:p>
-    <w:bookmarkEnd w:id="40"/>
-    <w:bookmarkStart w:id="41" w:name="zaključak"/>
-    <w:p>
-      <w:pPr>
-        <w:pStyle w:val="Heading1"/>
-      </w:pPr>
-      <w:r>
-        <w:t xml:space="preserve">9. Zaključak</w:t>
-      </w:r>
-    </w:p>
-    <w:bookmarkEnd w:id="41"/>
-    <w:bookmarkStart w:id="50" w:name="reference"/>
-    <w:p>
-      <w:pPr>
-        <w:pStyle w:val="Heading1"/>
-      </w:pPr>
-      <w:r>
-        <w:t xml:space="preserve">Reference</w:t>
-      </w:r>
-    </w:p>
-    <w:bookmarkStart w:id="49" w:name="refs"/>
-    <w:bookmarkStart w:id="42" w:name="ref-ramakrishnan2003"/>
-    <w:p>
-      <w:pPr>
-        <w:pStyle w:val="Bibliography"/>
-      </w:pPr>
-      <w:r>
-        <w:t xml:space="preserve">[1]</w:t>
-      </w:r>
-      <w:r>
-        <w:t xml:space="preserve"> </w:t>
-      </w:r>
-      <w:r>
-        <w:t xml:space="preserve">	</w:t>
-      </w:r>
-      <w:r>
-        <w:t xml:space="preserve">R. Ramakrishnan and J. Gehrke,</w:t>
+    <w:p>
+      <w:pPr>
+        <w:pStyle w:val="FirstParagraph"/>
+      </w:pPr>
+      <w:r>
+        <w:t xml:space="preserve">Poglavlje 3 pokazalo je kako se plan bira. Ovo poglavlje pokazuje kako se izabrani plan čita. Alat je</w:t>
+      </w:r>
+      <w:r>
+        <w:t xml:space="preserve"> </w:t>
+      </w:r>
+      <w:r>
+        <w:t xml:space="preserve">naredba</w:t>
+      </w:r>
+      <w:r>
+        <w:t xml:space="preserve"> </w:t>
+      </w:r>
+      <w:r>
+        <w:rPr>
+          <w:rStyle w:val="VerbatimChar"/>
+        </w:rPr>
+        <w:t xml:space="preserve">EXPLAIN</w:t>
+      </w:r>
+      <w:r>
+        <w:t xml:space="preserve">, koja se primenjuje na naredbe</w:t>
+      </w:r>
+      <w:r>
+        <w:t xml:space="preserve"> </w:t>
+      </w:r>
+      <w:r>
+        <w:rPr>
+          <w:rStyle w:val="VerbatimChar"/>
+        </w:rPr>
+        <w:t xml:space="preserve">SELECT</w:t>
+      </w:r>
+      <w:r>
+        <w:t xml:space="preserve">,</w:t>
+      </w:r>
+      <w:r>
+        <w:t xml:space="preserve"> </w:t>
+      </w:r>
+      <w:r>
+        <w:rPr>
+          <w:rStyle w:val="VerbatimChar"/>
+        </w:rPr>
+        <w:t xml:space="preserve">DELETE</w:t>
+      </w:r>
+      <w:r>
+        <w:t xml:space="preserve">,</w:t>
+      </w:r>
+      <w:r>
+        <w:t xml:space="preserve"> </w:t>
+      </w:r>
+      <w:r>
+        <w:rPr>
+          <w:rStyle w:val="VerbatimChar"/>
+        </w:rPr>
+        <w:t xml:space="preserve">INSERT</w:t>
+      </w:r>
+      <w:r>
+        <w:t xml:space="preserve">,</w:t>
+      </w:r>
+      <w:r>
+        <w:t xml:space="preserve"> </w:t>
+      </w:r>
+      <w:r>
+        <w:rPr>
+          <w:rStyle w:val="VerbatimChar"/>
+        </w:rPr>
+        <w:t xml:space="preserve">REPLACE</w:t>
+      </w:r>
+      <w:r>
+        <w:t xml:space="preserve">,</w:t>
+      </w:r>
+      <w:r>
+        <w:t xml:space="preserve"> </w:t>
+      </w:r>
+      <w:r>
+        <w:rPr>
+          <w:rStyle w:val="VerbatimChar"/>
+        </w:rPr>
+        <w:t xml:space="preserve">UPDATE</w:t>
+      </w:r>
+      <w:r>
+        <w:t xml:space="preserve"> </w:t>
+      </w:r>
+      <w:r>
+        <w:t xml:space="preserve">i</w:t>
+      </w:r>
+      <w:r>
+        <w:t xml:space="preserve"> </w:t>
+      </w:r>
+      <w:r>
+        <w:rPr>
+          <w:rStyle w:val="VerbatimChar"/>
+        </w:rPr>
+        <w:t xml:space="preserve">TABLE</w:t>
+      </w:r>
+      <w:r>
+        <w:t xml:space="preserve"> </w:t>
+      </w:r>
+      <w:r>
+        <w:t xml:space="preserve">[2]</w:t>
+      </w:r>
+      <w:r>
+        <w:t xml:space="preserve">. Pre bilo kakve dijagnostike, međutim, ide rečnik: koje formate ispisa ta</w:t>
+      </w:r>
+      <w:r>
+        <w:t xml:space="preserve"> </w:t>
+      </w:r>
+      <w:r>
+        <w:t xml:space="preserve">naredba ima, šta znači svaka njena kolona i šta tačno tvrdi ono jedno polje u koje se prvo gleda. Tim</w:t>
+      </w:r>
+      <w:r>
+        <w:t xml:space="preserve"> </w:t>
+      </w:r>
+      <w:r>
+        <w:t xml:space="preserve">redom ide i poglavlje: najpre se čita procena koju</w:t>
+      </w:r>
+      <w:r>
+        <w:t xml:space="preserve"> </w:t>
+      </w:r>
+      <w:r>
+        <w:rPr>
+          <w:rStyle w:val="VerbatimChar"/>
+        </w:rPr>
+        <w:t xml:space="preserve">EXPLAIN</w:t>
+      </w:r>
+      <w:r>
+        <w:t xml:space="preserve"> </w:t>
+      </w:r>
+      <w:r>
+        <w:t xml:space="preserve">ispisuje, potom se ta procena poredi sa</w:t>
+      </w:r>
+      <w:r>
+        <w:t xml:space="preserve"> </w:t>
+      </w:r>
+      <w:r>
+        <w:t xml:space="preserve">izmerenim izvršavanjem, i najzad se u tragu optimizatora traži ono što ispis nikada ne prikazuje, a to</w:t>
+      </w:r>
+      <w:r>
+        <w:t xml:space="preserve"> </w:t>
+      </w:r>
+      <w:r>
+        <w:t xml:space="preserve">su odbačeni planovi.</w:t>
+      </w:r>
+    </w:p>
+    <w:bookmarkStart w:id="39" w:name="tri-formata-ispisa-dva-oblika-plana"/>
+    <w:p>
+      <w:pPr>
+        <w:pStyle w:val="Heading2"/>
+      </w:pPr>
+      <w:r>
+        <w:t xml:space="preserve">4.1. Tri formata ispisa, dva oblika plana</w:t>
+      </w:r>
+    </w:p>
+    <w:p>
+      <w:pPr>
+        <w:pStyle w:val="FirstParagraph"/>
+      </w:pPr>
+      <w:r>
+        <w:rPr>
+          <w:rStyle w:val="VerbatimChar"/>
+        </w:rPr>
+        <w:t xml:space="preserve">EXPLAIN</w:t>
+      </w:r>
+      <w:r>
+        <w:t xml:space="preserve"> </w:t>
+      </w:r>
+      <w:r>
+        <w:t xml:space="preserve">ima tri formata ispisa: podrazumevani tabelarni format,</w:t>
+      </w:r>
+      <w:r>
+        <w:t xml:space="preserve"> </w:t>
+      </w:r>
+      <w:r>
+        <w:rPr>
+          <w:rStyle w:val="VerbatimChar"/>
+        </w:rPr>
+        <w:t xml:space="preserve">FORMAT=JSON</w:t>
+      </w:r>
+      <w:r>
+        <w:t xml:space="preserve"> </w:t>
+      </w:r>
+      <w:r>
+        <w:t xml:space="preserve">i</w:t>
+      </w:r>
+      <w:r>
+        <w:t xml:space="preserve"> </w:t>
+      </w:r>
+      <w:r>
+        <w:rPr>
+          <w:rStyle w:val="VerbatimChar"/>
+        </w:rPr>
+        <w:t xml:space="preserve">FORMAT=TREE</w:t>
+      </w:r>
+      <w:r>
+        <w:t xml:space="preserve"> </w:t>
+      </w:r>
+      <w:r>
+        <w:t xml:space="preserve">[2]</w:t>
+      </w:r>
+      <w:r>
+        <w:t xml:space="preserve">. Lako je pretpostaviti da su to tri pogleda na istu stvar, pa da je izbor između njih</w:t>
+      </w:r>
+      <w:r>
+        <w:t xml:space="preserve"> </w:t>
+      </w:r>
+      <w:r>
+        <w:t xml:space="preserve">stvar ukusa. Nije: dva od tri formata prikazuju plan po tabeli, a treći po iteratoru, i ta razlika</w:t>
+      </w:r>
+      <w:r>
+        <w:t xml:space="preserve"> </w:t>
+      </w:r>
+      <w:r>
+        <w:t xml:space="preserve">određuje šta se u ispisu uopšte može videti.</w:t>
+      </w:r>
+    </w:p>
+    <w:p>
+      <w:pPr>
+        <w:pStyle w:val="BodyText"/>
+      </w:pPr>
+      <w:r>
+        <w:t xml:space="preserve">Razlika se meri prebrojavanjem. Isti spoj tabela</w:t>
+      </w:r>
+      <w:r>
+        <w:t xml:space="preserve"> </w:t>
+      </w:r>
+      <w:r>
+        <w:rPr>
+          <w:rStyle w:val="VerbatimChar"/>
+        </w:rPr>
+        <w:t xml:space="preserve">customer</w:t>
+      </w:r>
+      <w:r>
+        <w:t xml:space="preserve"> </w:t>
+      </w:r>
+      <w:r>
+        <w:t xml:space="preserve">i</w:t>
+      </w:r>
+      <w:r>
+        <w:t xml:space="preserve"> </w:t>
+      </w:r>
+      <w:r>
+        <w:rPr>
+          <w:rStyle w:val="VerbatimChar"/>
+        </w:rPr>
+        <w:t xml:space="preserve">payment</w:t>
+      </w:r>
+      <w:r>
+        <w:t xml:space="preserve"> </w:t>
+      </w:r>
+      <w:r>
+        <w:t xml:space="preserve">nad bazom</w:t>
+      </w:r>
+      <w:r>
+        <w:t xml:space="preserve"> </w:t>
+      </w:r>
+      <w:r>
+        <w:rPr>
+          <w:rStyle w:val="VerbatimChar"/>
+        </w:rPr>
+        <w:t xml:space="preserve">sakila</w:t>
+      </w:r>
+      <w:r>
+        <w:t xml:space="preserve"> </w:t>
+      </w:r>
+      <w:r>
+        <w:t xml:space="preserve">u</w:t>
+      </w:r>
+      <w:r>
+        <w:t xml:space="preserve"> </w:t>
+      </w:r>
+      <w:r>
+        <w:t xml:space="preserve">tabelarnom formatu daje dva reda, po jedan za svaku tabelu, a u obliku stabla četiri čvora, jer su i</w:t>
+      </w:r>
+      <w:r>
+        <w:t xml:space="preserve"> </w:t>
+      </w:r>
+      <w:r>
+        <w:t xml:space="preserve">filter i sam spoj operacije, a ne osobine tabele. Filter u tabelarnom ispisu nema svoj red: sabijen je</w:t>
+      </w:r>
+      <w:r>
+        <w:t xml:space="preserve"> </w:t>
+      </w:r>
+      <w:r>
+        <w:t xml:space="preserve">u reč</w:t>
+      </w:r>
+      <w:r>
+        <w:t xml:space="preserve"> </w:t>
+      </w:r>
+      <w:r>
+        <w:rPr>
+          <w:rStyle w:val="VerbatimChar"/>
+        </w:rPr>
+        <w:t xml:space="preserve">Using where</w:t>
+      </w:r>
+      <w:r>
+        <w:t xml:space="preserve"> </w:t>
+      </w:r>
+      <w:r>
+        <w:t xml:space="preserve">u koloni</w:t>
+      </w:r>
+      <w:r>
+        <w:t xml:space="preserve"> </w:t>
+      </w:r>
+      <w:r>
+        <w:rPr>
+          <w:rStyle w:val="VerbatimChar"/>
+        </w:rPr>
+        <w:t xml:space="preserve">Extra</w:t>
+      </w:r>
+      <w:r>
+        <w:t xml:space="preserve"> </w:t>
+      </w:r>
+      <w:r>
+        <w:t xml:space="preserve">i u broj u koloni</w:t>
+      </w:r>
+      <w:r>
+        <w:t xml:space="preserve"> </w:t>
+      </w:r>
+      <w:r>
+        <w:rPr>
+          <w:rStyle w:val="VerbatimChar"/>
+        </w:rPr>
+        <w:t xml:space="preserve">filtered</w:t>
+      </w:r>
+      <w:r>
+        <w:t xml:space="preserve">. Most između dva oblika je aritmetika</w:t>
+      </w:r>
+      <w:r>
+        <w:t xml:space="preserve"> </w:t>
+      </w:r>
+      <w:r>
+        <w:t xml:space="preserve">koju priručnik izričito propisuje,</w:t>
+      </w:r>
+      <w:r>
+        <w:t xml:space="preserve"> </w:t>
+      </w:r>
+      <w:r>
+        <w:rPr>
+          <w:rStyle w:val="VerbatimChar"/>
+        </w:rPr>
+        <w:t xml:space="preserve">rows</w:t>
+      </w:r>
+      <w:r>
+        <w:t xml:space="preserve"> </w:t>
+      </w:r>
+      <w:r>
+        <w:t xml:space="preserve">pomnoženo sa</w:t>
+      </w:r>
+      <w:r>
+        <w:t xml:space="preserve"> </w:t>
+      </w:r>
+      <w:r>
+        <w:rPr>
+          <w:rStyle w:val="VerbatimChar"/>
+        </w:rPr>
+        <w:t xml:space="preserve">filtered</w:t>
+      </w:r>
+      <w:r>
+        <w:t xml:space="preserve"> </w:t>
+      </w:r>
+      <w:r>
+        <w:t xml:space="preserve">i podeljeno sa 100</w:t>
+      </w:r>
+      <w:r>
+        <w:t xml:space="preserve"> </w:t>
+      </w:r>
+      <w:r>
+        <w:t xml:space="preserve">[2]</w:t>
+      </w:r>
+      <w:r>
+        <w:t xml:space="preserve">.</w:t>
+      </w:r>
+      <w:r>
+        <w:t xml:space="preserve"> </w:t>
+      </w:r>
+      <w:r>
+        <w:t xml:space="preserve">Na posmatranom planu 16.500 torki pomnoženo sa 33,33 procenta daje 5.499, a to je tačno procena broja</w:t>
+      </w:r>
+      <w:r>
+        <w:t xml:space="preserve"> </w:t>
+      </w:r>
+      <w:r>
+        <w:t xml:space="preserve">torki čvora</w:t>
+      </w:r>
+      <w:r>
+        <w:t xml:space="preserve"> </w:t>
+      </w:r>
+      <w:r>
+        <w:rPr>
+          <w:rStyle w:val="VerbatimChar"/>
+        </w:rPr>
+        <w:t xml:space="preserve">Filter</w:t>
+      </w:r>
+      <w:r>
+        <w:t xml:space="preserve"> </w:t>
+      </w:r>
+      <w:r>
+        <w:t xml:space="preserve">u stablu;</w:t>
+      </w:r>
+      <w:r>
+        <w:t xml:space="preserve"> </w:t>
+      </w:r>
+      <w:r>
+        <w:rPr>
+          <w:rStyle w:val="VerbatimChar"/>
+        </w:rPr>
+        <w:t xml:space="preserve">FORMAT=JSON</w:t>
+      </w:r>
+      <w:r>
+        <w:t xml:space="preserve"> </w:t>
+      </w:r>
+      <w:r>
+        <w:t xml:space="preserve">verzije 1 isti broj daje gotov, u polju</w:t>
+      </w:r>
+      <w:r>
+        <w:t xml:space="preserve"> </w:t>
+      </w:r>
+      <w:r>
+        <w:rPr>
+          <w:rStyle w:val="VerbatimChar"/>
+        </w:rPr>
+        <w:t xml:space="preserve">rows_produced_per_join</w:t>
+      </w:r>
+      <w:r>
+        <w:t xml:space="preserve"> </w:t>
+      </w:r>
+      <w:r>
+        <w:t xml:space="preserve">[2]</w:t>
+      </w:r>
+      <w:r>
+        <w:t xml:space="preserve">. Ono što tabelarni format ostavlja čitaocu da izračuna,</w:t>
+      </w:r>
+      <w:r>
+        <w:t xml:space="preserve"> </w:t>
+      </w:r>
+      <w:r>
+        <w:t xml:space="preserve">stablo prikazuje kao zaseban čvor.</w:t>
+      </w:r>
+    </w:p>
+    <w:p>
+      <w:pPr>
+        <w:pStyle w:val="CaptionedFigure"/>
+      </w:pPr>
+      <w:r>
+        <w:drawing>
+          <wp:inline>
+            <wp:extent cx="5334000" cy="3234266"/>
+            <wp:effectExtent b="0" l="0" r="0" t="0"/>
+            <wp:docPr descr="Slika 4.1: Isti upit i isti plan u tri formata ispisa naredbe EXPLAIN." title="" id="37" name="Picture"/>
+            <a:graphic>
+              <a:graphicData uri="http://schemas.openxmlformats.org/drawingml/2006/picture">
+                <pic:pic>
+                  <pic:nvPicPr>
+                    <pic:cNvPr descr="figures/04-explain-01-tri-formata-jedan-plan.png" id="38" name="Picture"/>
+                    <pic:cNvPicPr>
+                      <a:picLocks noChangeArrowheads="1" noChangeAspect="1"/>
+                    </pic:cNvPicPr>
+                  </pic:nvPicPr>
+                  <pic:blipFill>
+                    <a:blip r:embed="rId36"/>
+                    <a:stretch>
+                      <a:fillRect/>
+                    </a:stretch>
+                  </pic:blipFill>
+                  <pic:spPr bwMode="auto">
+                    <a:xfrm>
+                      <a:off x="0" y="0"/>
+                      <a:ext cx="5334000" cy="3234266"/>
+                    </a:xfrm>
+                    <a:prstGeom prst="rect">
+                      <a:avLst/>
+                    </a:prstGeom>
+                    <a:noFill/>
+                    <a:ln w="9525">
+                      <a:noFill/>
+                      <a:headEnd/>
+                      <a:tailEnd/>
+                    </a:ln>
+                  </pic:spPr>
+                </pic:pic>
+              </a:graphicData>
+            </a:graphic>
+          </wp:inline>
+        </w:drawing>
+      </w:r>
+    </w:p>
+    <w:p>
+      <w:pPr>
+        <w:pStyle w:val="ImageCaption"/>
+      </w:pPr>
+      <w:r>
+        <w:t xml:space="preserve">Slika 4.1: Isti upit i isti plan u tri formata ispisa naredbe</w:t>
+      </w:r>
+      <w:r>
+        <w:t xml:space="preserve"> </w:t>
+      </w:r>
+      <w:r>
+        <w:rPr>
+          <w:rStyle w:val="VerbatimChar"/>
+        </w:rPr>
+        <w:t xml:space="preserve">EXPLAIN</w:t>
+      </w:r>
+      <w:r>
+        <w:t xml:space="preserve">.</w:t>
+      </w:r>
+    </w:p>
+    <w:p>
+      <w:pPr>
+        <w:pStyle w:val="BodyText"/>
+      </w:pPr>
+      <w:r>
+        <w:t xml:space="preserve">Podela na dva oblika nije, međutim, podela na tekstualni i mašinski čitljiv ispis. Počev od verzije</w:t>
+      </w:r>
+      <w:r>
+        <w:t xml:space="preserve"> </w:t>
+      </w:r>
+      <w:r>
+        <w:t xml:space="preserve">8.3 postoji i druga verzija JSON formata, koja umesto oblika po tabeli daje isto stablo iteratora koje</w:t>
+      </w:r>
+      <w:r>
+        <w:t xml:space="preserve"> </w:t>
+      </w:r>
+      <w:r>
+        <w:t xml:space="preserve">ispisuje</w:t>
+      </w:r>
+      <w:r>
+        <w:t xml:space="preserve"> </w:t>
+      </w:r>
+      <w:r>
+        <w:rPr>
+          <w:rStyle w:val="VerbatimChar"/>
+        </w:rPr>
+        <w:t xml:space="preserve">FORMAT=TREE</w:t>
+      </w:r>
+      <w:r>
+        <w:t xml:space="preserve">, a bira se promenljivom sesije</w:t>
+      </w:r>
+      <w:r>
+        <w:t xml:space="preserve"> </w:t>
+      </w:r>
+      <w:r>
+        <w:rPr>
+          <w:rStyle w:val="VerbatimChar"/>
+        </w:rPr>
+        <w:t xml:space="preserve">explain_json_format_version</w:t>
+      </w:r>
+      <w:r>
+        <w:t xml:space="preserve"> </w:t>
+      </w:r>
+      <w:r>
+        <w:t xml:space="preserve">[2]</w:t>
+      </w:r>
+      <w:r>
+        <w:t xml:space="preserve">.</w:t>
+      </w:r>
+      <w:r>
+        <w:t xml:space="preserve"> </w:t>
+      </w:r>
+      <w:r>
+        <w:t xml:space="preserve">Na serveru na kome su rađeni primeri u ovom radu (8.4.11) podrazumevana vrednost te promenljive je 1,</w:t>
+      </w:r>
+      <w:r>
+        <w:t xml:space="preserve"> </w:t>
+      </w:r>
+      <w:r>
+        <w:t xml:space="preserve">dok se vrednost 2 prihvata i proizvodi stablasti oblik. Uz drugu verziju ide i zamka koju svako</w:t>
+      </w:r>
+      <w:r>
+        <w:t xml:space="preserve"> </w:t>
+      </w:r>
+      <w:r>
+        <w:t xml:space="preserve">navođenje JSON ispisa mora da uzme u obzir: ključ</w:t>
+      </w:r>
+      <w:r>
+        <w:t xml:space="preserve"> </w:t>
+      </w:r>
+      <w:r>
+        <w:rPr>
+          <w:rStyle w:val="VerbatimChar"/>
+        </w:rPr>
+        <w:t xml:space="preserve">access_type</w:t>
+      </w:r>
+      <w:r>
+        <w:t xml:space="preserve"> </w:t>
+      </w:r>
+      <w:r>
+        <w:t xml:space="preserve">postoji u obe verzije, ali u njima ne</w:t>
+      </w:r>
+      <w:r>
+        <w:t xml:space="preserve"> </w:t>
+      </w:r>
+      <w:r>
+        <w:t xml:space="preserve">znači isto. U verziji 1 on nosi tip pristupa</w:t>
       </w:r>
       <w:r>
         <w:t xml:space="preserve"> </w:t>
@@ -3700,14 +4218,1852 @@
           <w:i/>
           <w:iCs/>
         </w:rPr>
+        <w:t xml:space="preserve">(access type)</w:t>
+      </w:r>
+      <w:r>
+        <w:t xml:space="preserve"> </w:t>
+      </w:r>
+      <w:r>
+        <w:t xml:space="preserve">iz tabelarnog ispisa, dok u verziji 2 nosi</w:t>
+      </w:r>
+      <w:r>
+        <w:t xml:space="preserve"> </w:t>
+      </w:r>
+      <w:r>
+        <w:t xml:space="preserve">vrstu iteratora (</w:t>
+      </w:r>
+      <w:r>
+        <w:rPr>
+          <w:rStyle w:val="VerbatimChar"/>
+        </w:rPr>
+        <w:t xml:space="preserve">table</w:t>
+      </w:r>
+      <w:r>
+        <w:t xml:space="preserve">,</w:t>
+      </w:r>
+      <w:r>
+        <w:t xml:space="preserve"> </w:t>
+      </w:r>
+      <w:r>
+        <w:rPr>
+          <w:rStyle w:val="VerbatimChar"/>
+        </w:rPr>
+        <w:t xml:space="preserve">filter</w:t>
+      </w:r>
+      <w:r>
+        <w:t xml:space="preserve">,</w:t>
+      </w:r>
+      <w:r>
+        <w:t xml:space="preserve"> </w:t>
+      </w:r>
+      <w:r>
+        <w:rPr>
+          <w:rStyle w:val="VerbatimChar"/>
+        </w:rPr>
+        <w:t xml:space="preserve">join</w:t>
+      </w:r>
+      <w:r>
+        <w:t xml:space="preserve">,</w:t>
+      </w:r>
+      <w:r>
+        <w:t xml:space="preserve"> </w:t>
+      </w:r>
+      <w:r>
+        <w:rPr>
+          <w:rStyle w:val="VerbatimChar"/>
+        </w:rPr>
+        <w:t xml:space="preserve">index</w:t>
+      </w:r>
+      <w:r>
+        <w:t xml:space="preserve">), a tip pristupa se seli u ključ</w:t>
+      </w:r>
+      <w:r>
+        <w:t xml:space="preserve"> </w:t>
+      </w:r>
+      <w:r>
+        <w:rPr>
+          <w:rStyle w:val="VerbatimChar"/>
+        </w:rPr>
+        <w:t xml:space="preserve">index_access_type</w:t>
+      </w:r>
+      <w:r>
+        <w:t xml:space="preserve"> </w:t>
+      </w:r>
+      <w:r>
+        <w:t xml:space="preserve">[5]</w:t>
+      </w:r>
+      <w:r>
+        <w:t xml:space="preserve">. Svaki JSON ispis naveden kao dokaz stoga mora da imenuje i svoju</w:t>
+      </w:r>
+      <w:r>
+        <w:t xml:space="preserve"> </w:t>
+      </w:r>
+      <w:r>
+        <w:t xml:space="preserve">verziju.</w:t>
+      </w:r>
+    </w:p>
+    <w:bookmarkEnd w:id="39"/>
+    <w:bookmarkStart w:id="40" w:name="kolone-koje-nose-odluku"/>
+    <w:p>
+      <w:pPr>
+        <w:pStyle w:val="Heading2"/>
+      </w:pPr>
+      <w:r>
+        <w:t xml:space="preserve">4.2. Kolone koje nose odluku</w:t>
+      </w:r>
+    </w:p>
+    <w:p>
+      <w:pPr>
+        <w:pStyle w:val="FirstParagraph"/>
+      </w:pPr>
+      <w:r>
+        <w:t xml:space="preserve">Tabelarni ispis ima dvanaest kolona, ali one nisu jednako važne</w:t>
+      </w:r>
+      <w:r>
+        <w:t xml:space="preserve"> </w:t>
+      </w:r>
+      <w:r>
+        <w:t xml:space="preserve">[2]</w:t>
+      </w:r>
+      <w:r>
+        <w:t xml:space="preserve">. Kolone</w:t>
+      </w:r>
+      <w:r>
+        <w:t xml:space="preserve"> </w:t>
+      </w:r>
+      <w:r>
+        <w:rPr>
+          <w:rStyle w:val="VerbatimChar"/>
+        </w:rPr>
+        <w:t xml:space="preserve">id</w:t>
+      </w:r>
+      <w:r>
+        <w:t xml:space="preserve">,</w:t>
+      </w:r>
+      <w:r>
+        <w:t xml:space="preserve"> </w:t>
+      </w:r>
+      <w:r>
+        <w:rPr>
+          <w:rStyle w:val="VerbatimChar"/>
+        </w:rPr>
+        <w:t xml:space="preserve">select_type</w:t>
+      </w:r>
+      <w:r>
+        <w:t xml:space="preserve">,</w:t>
+      </w:r>
+      <w:r>
+        <w:t xml:space="preserve"> </w:t>
+      </w:r>
+      <w:r>
+        <w:rPr>
+          <w:rStyle w:val="VerbatimChar"/>
+        </w:rPr>
+        <w:t xml:space="preserve">table</w:t>
+      </w:r>
+      <w:r>
+        <w:t xml:space="preserve"> </w:t>
+      </w:r>
+      <w:r>
+        <w:t xml:space="preserve">i</w:t>
+      </w:r>
+      <w:r>
+        <w:t xml:space="preserve"> </w:t>
+      </w:r>
+      <w:r>
+        <w:rPr>
+          <w:rStyle w:val="VerbatimChar"/>
+        </w:rPr>
+        <w:t xml:space="preserve">partitions</w:t>
+      </w:r>
+      <w:r>
+        <w:t xml:space="preserve"> </w:t>
+      </w:r>
+      <w:r>
+        <w:t xml:space="preserve">identifikuju blok upita i tabelu, kolone</w:t>
+      </w:r>
+      <w:r>
+        <w:t xml:space="preserve"> </w:t>
+      </w:r>
+      <w:r>
+        <w:rPr>
+          <w:rStyle w:val="VerbatimChar"/>
+        </w:rPr>
+        <w:t xml:space="preserve">possible_keys</w:t>
+      </w:r>
+      <w:r>
+        <w:t xml:space="preserve">,</w:t>
+      </w:r>
+      <w:r>
+        <w:t xml:space="preserve"> </w:t>
+      </w:r>
+      <w:r>
+        <w:rPr>
+          <w:rStyle w:val="VerbatimChar"/>
+        </w:rPr>
+        <w:t xml:space="preserve">key_len</w:t>
+      </w:r>
+      <w:r>
+        <w:t xml:space="preserve"> </w:t>
+      </w:r>
+      <w:r>
+        <w:t xml:space="preserve">i</w:t>
+      </w:r>
+      <w:r>
+        <w:t xml:space="preserve"> </w:t>
+      </w:r>
+      <w:r>
+        <w:rPr>
+          <w:rStyle w:val="VerbatimChar"/>
+        </w:rPr>
+        <w:t xml:space="preserve">ref</w:t>
+      </w:r>
+      <w:r>
+        <w:t xml:space="preserve"> </w:t>
+      </w:r>
+      <w:r>
+        <w:t xml:space="preserve">opisuju izabrani pristup, a odluku optimizatora nose četiri:</w:t>
+      </w:r>
+      <w:r>
+        <w:t xml:space="preserve"> </w:t>
+      </w:r>
+      <w:r>
+        <w:rPr>
+          <w:rStyle w:val="VerbatimChar"/>
+        </w:rPr>
+        <w:t xml:space="preserve">type</w:t>
+      </w:r>
+      <w:r>
+        <w:t xml:space="preserve"> </w:t>
+      </w:r>
+      <w:r>
+        <w:t xml:space="preserve">(kojim se putem</w:t>
+      </w:r>
+      <w:r>
+        <w:t xml:space="preserve"> </w:t>
+      </w:r>
+      <w:r>
+        <w:t xml:space="preserve">dolazi do tabele),</w:t>
+      </w:r>
+      <w:r>
+        <w:t xml:space="preserve"> </w:t>
+      </w:r>
+      <w:r>
+        <w:rPr>
+          <w:rStyle w:val="VerbatimChar"/>
+        </w:rPr>
+        <w:t xml:space="preserve">key</w:t>
+      </w:r>
+      <w:r>
+        <w:t xml:space="preserve"> </w:t>
+      </w:r>
+      <w:r>
+        <w:t xml:space="preserve">(koji je indeks izabran),</w:t>
+      </w:r>
+      <w:r>
+        <w:t xml:space="preserve"> </w:t>
+      </w:r>
+      <w:r>
+        <w:rPr>
+          <w:rStyle w:val="VerbatimChar"/>
+        </w:rPr>
+        <w:t xml:space="preserve">rows</w:t>
+      </w:r>
+      <w:r>
+        <w:t xml:space="preserve"> </w:t>
+      </w:r>
+      <w:r>
+        <w:t xml:space="preserve">(procena broja torki koje pristup pročita) i</w:t>
+      </w:r>
+      <w:r>
+        <w:t xml:space="preserve"> </w:t>
+      </w:r>
+      <w:r>
+        <w:rPr>
+          <w:rStyle w:val="VerbatimChar"/>
+        </w:rPr>
+        <w:t xml:space="preserve">filtered</w:t>
+      </w:r>
+      <w:r>
+        <w:t xml:space="preserve"> </w:t>
+      </w:r>
+      <w:r>
+        <w:t xml:space="preserve">(procena, u procentima, koliko ih preživi uslov)</w:t>
+      </w:r>
+      <w:r>
+        <w:t xml:space="preserve"> </w:t>
+      </w:r>
+      <w:r>
+        <w:t xml:space="preserve">[2]</w:t>
+      </w:r>
+      <w:r>
+        <w:t xml:space="preserve">. Kolona</w:t>
+      </w:r>
+      <w:r>
+        <w:t xml:space="preserve"> </w:t>
+      </w:r>
+      <w:r>
+        <w:rPr>
+          <w:rStyle w:val="VerbatimChar"/>
+        </w:rPr>
+        <w:t xml:space="preserve">Extra</w:t>
+      </w:r>
+      <w:r>
+        <w:t xml:space="preserve"> </w:t>
+      </w:r>
+      <w:r>
+        <w:t xml:space="preserve">prihvata</w:t>
+      </w:r>
+      <w:r>
+        <w:t xml:space="preserve"> </w:t>
+      </w:r>
+      <w:r>
+        <w:t xml:space="preserve">sve što se ni u jednu od ostalih nije uklopilo.</w:t>
+      </w:r>
+    </w:p>
+    <w:p>
+      <w:pPr>
+        <w:pStyle w:val="BodyText"/>
+      </w:pPr>
+      <w:r>
+        <w:t xml:space="preserve">Tri česta pogrešna čitanja tog ispisa mogu se proveriti u svega nekoliko naredbi. Prvo, kolone</w:t>
+      </w:r>
+      <w:r>
+        <w:t xml:space="preserve"> </w:t>
+      </w:r>
+      <w:r>
+        <w:rPr>
+          <w:rStyle w:val="VerbatimChar"/>
+        </w:rPr>
+        <w:t xml:space="preserve">key</w:t>
+      </w:r>
+      <w:r>
+        <w:t xml:space="preserve"> </w:t>
+      </w:r>
+      <w:r>
+        <w:t xml:space="preserve">i</w:t>
+      </w:r>
+      <w:r>
+        <w:t xml:space="preserve"> </w:t>
+      </w:r>
+      <w:r>
+        <w:rPr>
+          <w:rStyle w:val="VerbatimChar"/>
+        </w:rPr>
+        <w:t xml:space="preserve">key_len</w:t>
+      </w:r>
+      <w:r>
+        <w:t xml:space="preserve"> </w:t>
+      </w:r>
+      <w:r>
+        <w:t xml:space="preserve">odgovaraju na različita pitanja i tek zajedno određuju šta pristup radi:</w:t>
+      </w:r>
+      <w:r>
+        <w:t xml:space="preserve"> </w:t>
+      </w:r>
+      <w:r>
+        <w:rPr>
+          <w:rStyle w:val="VerbatimChar"/>
+        </w:rPr>
+        <w:t xml:space="preserve">key</w:t>
+      </w:r>
+      <w:r>
+        <w:t xml:space="preserve"> </w:t>
+      </w:r>
+      <w:r>
+        <w:t xml:space="preserve">imenuje</w:t>
+      </w:r>
+      <w:r>
+        <w:t xml:space="preserve"> </w:t>
+      </w:r>
+      <w:r>
+        <w:t xml:space="preserve">indeks, a dužina ključa (</w:t>
+      </w:r>
+      <w:r>
+        <w:rPr>
+          <w:rStyle w:val="VerbatimChar"/>
+        </w:rPr>
+        <w:t xml:space="preserve">key_len</w:t>
+      </w:r>
+      <w:r>
+        <w:t xml:space="preserve">) kaže koliko je njegovih bajtova stvarno iskorišćeno</w:t>
+      </w:r>
+      <w:r>
+        <w:t xml:space="preserve"> </w:t>
+      </w:r>
+      <w:r>
+        <w:t xml:space="preserve">[2]</w:t>
+      </w:r>
+      <w:r>
+        <w:t xml:space="preserve">. Primarni ključ tabele</w:t>
+      </w:r>
+      <w:r>
+        <w:t xml:space="preserve"> </w:t>
+      </w:r>
+      <w:r>
+        <w:rPr>
+          <w:rStyle w:val="VerbatimChar"/>
+        </w:rPr>
+        <w:t xml:space="preserve">film_actor</w:t>
+      </w:r>
+      <w:r>
+        <w:t xml:space="preserve"> </w:t>
+      </w:r>
+      <w:r>
+        <w:t xml:space="preserve">složen je od kolona</w:t>
+      </w:r>
+      <w:r>
+        <w:t xml:space="preserve"> </w:t>
+      </w:r>
+      <w:r>
+        <w:rPr>
+          <w:rStyle w:val="VerbatimChar"/>
+        </w:rPr>
+        <w:t xml:space="preserve">actor_id</w:t>
+      </w:r>
+      <w:r>
+        <w:t xml:space="preserve"> </w:t>
+      </w:r>
+      <w:r>
+        <w:t xml:space="preserve">i</w:t>
+      </w:r>
+      <w:r>
+        <w:t xml:space="preserve"> </w:t>
+      </w:r>
+      <w:r>
+        <w:rPr>
+          <w:rStyle w:val="VerbatimChar"/>
+        </w:rPr>
+        <w:t xml:space="preserve">film_id</w:t>
+      </w:r>
+      <w:r>
+        <w:t xml:space="preserve">, dakle</w:t>
+      </w:r>
+      <w:r>
+        <w:t xml:space="preserve"> </w:t>
+      </w:r>
+      <w:r>
+        <w:t xml:space="preserve">2 + 2 bajta. Upit sa uslovom samo nad prvom kolonom prijavljuje</w:t>
+      </w:r>
+      <w:r>
+        <w:t xml:space="preserve"> </w:t>
+      </w:r>
+      <w:r>
+        <w:rPr>
+          <w:rStyle w:val="VerbatimChar"/>
+        </w:rPr>
+        <w:t xml:space="preserve">key: PRIMARY</w:t>
+      </w:r>
+      <w:r>
+        <w:t xml:space="preserve"> </w:t>
+      </w:r>
+      <w:r>
+        <w:t xml:space="preserve">i</w:t>
+      </w:r>
+      <w:r>
+        <w:t xml:space="preserve"> </w:t>
+      </w:r>
+      <w:r>
+        <w:rPr>
+          <w:rStyle w:val="VerbatimChar"/>
+        </w:rPr>
+        <w:t xml:space="preserve">key_len: 2</w:t>
+      </w:r>
+      <w:r>
+        <w:t xml:space="preserve">, koristi</w:t>
+      </w:r>
+      <w:r>
+        <w:t xml:space="preserve"> </w:t>
+      </w:r>
+      <w:r>
+        <w:t xml:space="preserve">levi prefiks ključa i vraća devetnaest torki po pretrazi, dok upit sa uslovom nad obe kolone</w:t>
+      </w:r>
+      <w:r>
+        <w:t xml:space="preserve"> </w:t>
+      </w:r>
+      <w:r>
+        <w:t xml:space="preserve">prijavljuje</w:t>
+      </w:r>
+      <w:r>
+        <w:t xml:space="preserve"> </w:t>
+      </w:r>
+      <w:r>
+        <w:rPr>
+          <w:rStyle w:val="VerbatimChar"/>
+        </w:rPr>
+        <w:t xml:space="preserve">key_len: 4</w:t>
+      </w:r>
+      <w:r>
+        <w:t xml:space="preserve"> </w:t>
+      </w:r>
+      <w:r>
+        <w:t xml:space="preserve">i najviše jednu torku. U oba slučaja kolona</w:t>
+      </w:r>
+      <w:r>
+        <w:t xml:space="preserve"> </w:t>
+      </w:r>
+      <w:r>
+        <w:rPr>
+          <w:rStyle w:val="VerbatimChar"/>
+        </w:rPr>
+        <w:t xml:space="preserve">key</w:t>
+      </w:r>
+      <w:r>
+        <w:t xml:space="preserve"> </w:t>
+      </w:r>
+      <w:r>
+        <w:t xml:space="preserve">ispisuje isto ime, pa bi bez</w:t>
+      </w:r>
+      <w:r>
+        <w:t xml:space="preserve"> </w:t>
+      </w:r>
+      <w:r>
+        <w:t xml:space="preserve">dužine ključa izgledalo da se dešava isto.</w:t>
+      </w:r>
+    </w:p>
+    <w:p>
+      <w:pPr>
+        <w:pStyle w:val="BodyText"/>
+      </w:pPr>
+      <w:r>
+        <w:t xml:space="preserve">Drugo, indeks naveden u koloni</w:t>
+      </w:r>
+      <w:r>
+        <w:t xml:space="preserve"> </w:t>
+      </w:r>
+      <w:r>
+        <w:rPr>
+          <w:rStyle w:val="VerbatimChar"/>
+        </w:rPr>
+        <w:t xml:space="preserve">possible_keys</w:t>
+      </w:r>
+      <w:r>
+        <w:t xml:space="preserve"> </w:t>
+      </w:r>
+      <w:r>
+        <w:t xml:space="preserve">uz</w:t>
+      </w:r>
+      <w:r>
+        <w:t xml:space="preserve"> </w:t>
+      </w:r>
+      <w:r>
+        <w:rPr>
+          <w:rStyle w:val="VerbatimChar"/>
+        </w:rPr>
+        <w:t xml:space="preserve">key: NULL</w:t>
+      </w:r>
+      <w:r>
+        <w:t xml:space="preserve"> </w:t>
+      </w:r>
+      <w:r>
+        <w:t xml:space="preserve">ne znači da je indeks neupotrebljiv. Da</w:t>
+      </w:r>
+      <w:r>
+        <w:t xml:space="preserve"> </w:t>
+      </w:r>
+      <w:r>
+        <w:t xml:space="preserve">jeste, među kandidate ne bi ni ušao. Reč je o odluci po ceni iz poglavlja 3, viđenoj sa strane ispisa:</w:t>
+      </w:r>
+      <w:r>
+        <w:t xml:space="preserve"> </w:t>
+      </w:r>
+      <w:r>
+        <w:t xml:space="preserve">o istom onom kandidatu koji u tragu optimizatora nosi oznaku</w:t>
+      </w:r>
+      <w:r>
+        <w:t xml:space="preserve"> </w:t>
+      </w:r>
+      <w:r>
+        <w:rPr>
+          <w:rStyle w:val="VerbatimChar"/>
+        </w:rPr>
+        <w:t xml:space="preserve">cause: "cost"</w:t>
+      </w:r>
+      <w:r>
+        <w:t xml:space="preserve"> </w:t>
+      </w:r>
+      <w:r>
+        <w:t xml:space="preserve">[2]</w:t>
+      </w:r>
+      <w:r>
+        <w:t xml:space="preserve">. Treće,</w:t>
+      </w:r>
+      <w:r>
+        <w:t xml:space="preserve"> </w:t>
+      </w:r>
+      <w:r>
+        <w:t xml:space="preserve">broj koji ulazi u narednu tabelu plana nije</w:t>
+      </w:r>
+      <w:r>
+        <w:t xml:space="preserve"> </w:t>
+      </w:r>
+      <w:r>
+        <w:rPr>
+          <w:rStyle w:val="VerbatimChar"/>
+        </w:rPr>
+        <w:t xml:space="preserve">rows</w:t>
+      </w:r>
+      <w:r>
+        <w:t xml:space="preserve">, nego proizvod kolona</w:t>
+      </w:r>
+      <w:r>
+        <w:t xml:space="preserve"> </w:t>
+      </w:r>
+      <w:r>
+        <w:rPr>
+          <w:rStyle w:val="VerbatimChar"/>
+        </w:rPr>
+        <w:t xml:space="preserve">rows</w:t>
+      </w:r>
+      <w:r>
+        <w:t xml:space="preserve"> </w:t>
+      </w:r>
+      <w:r>
+        <w:t xml:space="preserve">i</w:t>
+      </w:r>
+      <w:r>
+        <w:t xml:space="preserve"> </w:t>
+      </w:r>
+      <w:r>
+        <w:rPr>
+          <w:rStyle w:val="VerbatimChar"/>
+        </w:rPr>
+        <w:t xml:space="preserve">filtered</w:t>
+      </w:r>
+      <w:r>
+        <w:t xml:space="preserve">. Dva upita</w:t>
+      </w:r>
+      <w:r>
+        <w:t xml:space="preserve"> </w:t>
+      </w:r>
+      <w:r>
+        <w:t xml:space="preserve">nad tabelom</w:t>
+      </w:r>
+      <w:r>
+        <w:t xml:space="preserve"> </w:t>
+      </w:r>
+      <w:r>
+        <w:rPr>
+          <w:rStyle w:val="VerbatimChar"/>
+        </w:rPr>
+        <w:t xml:space="preserve">payment</w:t>
+      </w:r>
+      <w:r>
+        <w:t xml:space="preserve">, sa istim indeksom i istom procenom od 32 torke, razlikuju se samo po jednom</w:t>
+      </w:r>
+      <w:r>
+        <w:t xml:space="preserve"> </w:t>
+      </w:r>
+      <w:r>
+        <w:t xml:space="preserve">dodatnom uslovu, a taj uslov spušta</w:t>
+      </w:r>
+      <w:r>
+        <w:t xml:space="preserve"> </w:t>
+      </w:r>
+      <w:r>
+        <w:rPr>
+          <w:rStyle w:val="VerbatimChar"/>
+        </w:rPr>
+        <w:t xml:space="preserve">filtered</w:t>
+      </w:r>
+      <w:r>
+        <w:t xml:space="preserve"> </w:t>
+      </w:r>
+      <w:r>
+        <w:t xml:space="preserve">sa 100,00 na 33,33 i u istom trenutku menja</w:t>
+      </w:r>
+      <w:r>
+        <w:t xml:space="preserve"> </w:t>
+      </w:r>
+      <w:r>
+        <w:rPr>
+          <w:rStyle w:val="VerbatimChar"/>
+        </w:rPr>
+        <w:t xml:space="preserve">Extra</w:t>
+      </w:r>
+      <w:r>
+        <w:t xml:space="preserve"> </w:t>
+      </w:r>
+      <w:r>
+        <w:t xml:space="preserve">iz</w:t>
+      </w:r>
+      <w:r>
+        <w:t xml:space="preserve"> </w:t>
+      </w:r>
+      <w:r>
+        <w:rPr>
+          <w:rStyle w:val="VerbatimChar"/>
+        </w:rPr>
+        <w:t xml:space="preserve">Using index</w:t>
+      </w:r>
+      <w:r>
+        <w:t xml:space="preserve"> </w:t>
+      </w:r>
+      <w:r>
+        <w:t xml:space="preserve">u</w:t>
+      </w:r>
+      <w:r>
+        <w:t xml:space="preserve"> </w:t>
+      </w:r>
+      <w:r>
+        <w:rPr>
+          <w:rStyle w:val="VerbatimChar"/>
+        </w:rPr>
+        <w:t xml:space="preserve">Using where</w:t>
+      </w:r>
+      <w:r>
+        <w:t xml:space="preserve">.</w:t>
+      </w:r>
+    </w:p>
+    <w:bookmarkEnd w:id="40"/>
+    <w:bookmarkStart w:id="44" w:name="lestvica-tipova-pristupa"/>
+    <w:p>
+      <w:pPr>
+        <w:pStyle w:val="Heading2"/>
+      </w:pPr>
+      <w:r>
+        <w:t xml:space="preserve">4.3. Lestvica tipova pristupa</w:t>
+      </w:r>
+    </w:p>
+    <w:p>
+      <w:pPr>
+        <w:pStyle w:val="FirstParagraph"/>
+      </w:pPr>
+      <w:r>
+        <w:t xml:space="preserve">Kolona</w:t>
+      </w:r>
+      <w:r>
+        <w:t xml:space="preserve"> </w:t>
+      </w:r>
+      <w:r>
+        <w:rPr>
+          <w:rStyle w:val="VerbatimChar"/>
+        </w:rPr>
+        <w:t xml:space="preserve">type</w:t>
+      </w:r>
+      <w:r>
+        <w:t xml:space="preserve"> </w:t>
+      </w:r>
+      <w:r>
+        <w:t xml:space="preserve">uzima tačno dvanaest vrednosti, a priručnik ih navodi poređane od najboljeg tipa ka</w:t>
+      </w:r>
+      <w:r>
+        <w:t xml:space="preserve"> </w:t>
+      </w:r>
+      <w:r>
+        <w:t xml:space="preserve">najgorem</w:t>
+      </w:r>
+      <w:r>
+        <w:t xml:space="preserve"> </w:t>
+      </w:r>
+      <w:r>
+        <w:t xml:space="preserve">[2]</w:t>
+      </w:r>
+      <w:r>
+        <w:t xml:space="preserve">. Slika 4.2 prikazuje svih dvanaest, svaku izmerenu na zasebnom upitu nad</w:t>
+      </w:r>
+      <w:r>
+        <w:t xml:space="preserve"> </w:t>
+      </w:r>
+      <w:r>
+        <w:t xml:space="preserve">bazom</w:t>
+      </w:r>
+      <w:r>
+        <w:t xml:space="preserve"> </w:t>
+      </w:r>
+      <w:r>
+        <w:rPr>
+          <w:rStyle w:val="VerbatimChar"/>
+        </w:rPr>
+        <w:t xml:space="preserve">sakila</w:t>
+      </w:r>
+      <w:r>
+        <w:t xml:space="preserve">, uz boju koja ih grupiše po tome koliko torki jedan pristup može da vrati.</w:t>
+      </w:r>
+    </w:p>
+    <w:p>
+      <w:pPr>
+        <w:pStyle w:val="CaptionedFigure"/>
+      </w:pPr>
+      <w:r>
+        <w:drawing>
+          <wp:inline>
+            <wp:extent cx="5334000" cy="4168726"/>
+            <wp:effectExtent b="0" l="0" r="0" t="0"/>
+            <wp:docPr descr="Slika 4.2: Dvanaest vrednosti kolone type, poređanih redosledom iz priručnika i obojenih po broju torki koje jedan pristup može da vrati." title="" id="42" name="Picture"/>
+            <a:graphic>
+              <a:graphicData uri="http://schemas.openxmlformats.org/drawingml/2006/picture">
+                <pic:pic>
+                  <pic:nvPicPr>
+                    <pic:cNvPr descr="figures/04-explain-02-lestvica-tipova-pristupa.png" id="43" name="Picture"/>
+                    <pic:cNvPicPr>
+                      <a:picLocks noChangeArrowheads="1" noChangeAspect="1"/>
+                    </pic:cNvPicPr>
+                  </pic:nvPicPr>
+                  <pic:blipFill>
+                    <a:blip r:embed="rId41"/>
+                    <a:stretch>
+                      <a:fillRect/>
+                    </a:stretch>
+                  </pic:blipFill>
+                  <pic:spPr bwMode="auto">
+                    <a:xfrm>
+                      <a:off x="0" y="0"/>
+                      <a:ext cx="5334000" cy="4168726"/>
+                    </a:xfrm>
+                    <a:prstGeom prst="rect">
+                      <a:avLst/>
+                    </a:prstGeom>
+                    <a:noFill/>
+                    <a:ln w="9525">
+                      <a:noFill/>
+                      <a:headEnd/>
+                      <a:tailEnd/>
+                    </a:ln>
+                  </pic:spPr>
+                </pic:pic>
+              </a:graphicData>
+            </a:graphic>
+          </wp:inline>
+        </w:drawing>
+      </w:r>
+    </w:p>
+    <w:p>
+      <w:pPr>
+        <w:pStyle w:val="ImageCaption"/>
+      </w:pPr>
+      <w:r>
+        <w:t xml:space="preserve">Slika 4.2: Dvanaest vrednosti kolone</w:t>
+      </w:r>
+      <w:r>
+        <w:t xml:space="preserve"> </w:t>
+      </w:r>
+      <w:r>
+        <w:rPr>
+          <w:rStyle w:val="VerbatimChar"/>
+        </w:rPr>
+        <w:t xml:space="preserve">type</w:t>
+      </w:r>
+      <w:r>
+        <w:t xml:space="preserve">, poređanih redosledom iz priručnika i obojenih po broju</w:t>
+      </w:r>
+      <w:r>
+        <w:t xml:space="preserve"> </w:t>
+      </w:r>
+      <w:r>
+        <w:t xml:space="preserve">torki koje jedan pristup može da vrati.</w:t>
+      </w:r>
+    </w:p>
+    <w:p>
+      <w:pPr>
+        <w:pStyle w:val="BodyText"/>
+      </w:pPr>
+      <w:r>
+        <w:t xml:space="preserve">Iz slike se vidi ono što se iz samog spiska ne vidi: te grupe se ne poklapaju sa redosledom iz</w:t>
+      </w:r>
+      <w:r>
+        <w:t xml:space="preserve"> </w:t>
+      </w:r>
+      <w:r>
+        <w:t xml:space="preserve">priručnika. Tip</w:t>
+      </w:r>
+      <w:r>
+        <w:t xml:space="preserve"> </w:t>
+      </w:r>
+      <w:r>
+        <w:rPr>
+          <w:rStyle w:val="VerbatimChar"/>
+        </w:rPr>
+        <w:t xml:space="preserve">unique_subquery</w:t>
+      </w:r>
+      <w:r>
+        <w:t xml:space="preserve">, osmi po redu, vraća najviše jednu torku, isto što i treći po redu</w:t>
+      </w:r>
+      <w:r>
+        <w:t xml:space="preserve"> </w:t>
+      </w:r>
+      <w:r>
+        <w:rPr>
+          <w:rStyle w:val="VerbatimChar"/>
+        </w:rPr>
+        <w:t xml:space="preserve">eq_ref</w:t>
+      </w:r>
+      <w:r>
+        <w:t xml:space="preserve">, a stoji pet mesta niže. Redosled je, dakle, praktično uputstvo, a ne merna skala, i lestvica</w:t>
+      </w:r>
+      <w:r>
+        <w:t xml:space="preserve"> </w:t>
+      </w:r>
+      <w:r>
+        <w:t xml:space="preserve">nije redosled cena. Tip</w:t>
+      </w:r>
+      <w:r>
+        <w:t xml:space="preserve"> </w:t>
+      </w:r>
+      <w:r>
+        <w:rPr>
+          <w:rStyle w:val="VerbatimChar"/>
+        </w:rPr>
+        <w:t xml:space="preserve">range</w:t>
+      </w:r>
+      <w:r>
+        <w:t xml:space="preserve"> </w:t>
+      </w:r>
+      <w:r>
+        <w:t xml:space="preserve">nad pedeset torki jeftiniji je od tipa</w:t>
+      </w:r>
+      <w:r>
+        <w:t xml:space="preserve"> </w:t>
+      </w:r>
+      <w:r>
+        <w:rPr>
+          <w:rStyle w:val="VerbatimChar"/>
+        </w:rPr>
+        <w:t xml:space="preserve">ref</w:t>
+      </w:r>
+      <w:r>
+        <w:t xml:space="preserve"> </w:t>
+      </w:r>
+      <w:r>
+        <w:t xml:space="preserve">nad pet miliona torki, a</w:t>
+      </w:r>
+      <w:r>
+        <w:t xml:space="preserve"> </w:t>
+      </w:r>
+      <w:r>
+        <w:rPr>
+          <w:rStyle w:val="VerbatimChar"/>
+        </w:rPr>
+        <w:t xml:space="preserve">ALL</w:t>
+      </w:r>
+      <w:r>
+        <w:t xml:space="preserve"> </w:t>
+      </w:r>
+      <w:r>
+        <w:t xml:space="preserve">nad tabelom od tri reda najjeftinije je što postoji. Tip pristupa govori o obliku pristupa, to</w:t>
+      </w:r>
+      <w:r>
+        <w:t xml:space="preserve"> </w:t>
+      </w:r>
+      <w:r>
+        <w:t xml:space="preserve">jest o tome koliko torki jedna pretraga može da vrati, dok cenu računa model cene iz poglavlja 3.</w:t>
+      </w:r>
+    </w:p>
+    <w:p>
+      <w:pPr>
+        <w:pStyle w:val="BodyText"/>
+      </w:pPr>
+      <w:r>
+        <w:t xml:space="preserve">Parovi koji se najčešće mešaju razlikuju se po jednoj jedinoj osobini. Tipovi</w:t>
+      </w:r>
+      <w:r>
+        <w:t xml:space="preserve"> </w:t>
+      </w:r>
+      <w:r>
+        <w:rPr>
+          <w:rStyle w:val="VerbatimChar"/>
+        </w:rPr>
+        <w:t xml:space="preserve">eq_ref</w:t>
+      </w:r>
+      <w:r>
+        <w:t xml:space="preserve"> </w:t>
+      </w:r>
+      <w:r>
+        <w:t xml:space="preserve">i</w:t>
+      </w:r>
+      <w:r>
+        <w:t xml:space="preserve"> </w:t>
+      </w:r>
+      <w:r>
+        <w:rPr>
+          <w:rStyle w:val="VerbatimChar"/>
+        </w:rPr>
+        <w:t xml:space="preserve">ref</w:t>
+      </w:r>
+      <w:r>
+        <w:t xml:space="preserve"> </w:t>
+      </w:r>
+      <w:r>
+        <w:t xml:space="preserve">oba su</w:t>
+      </w:r>
+      <w:r>
+        <w:t xml:space="preserve"> </w:t>
+      </w:r>
+      <w:r>
+        <w:t xml:space="preserve">pretraga po indeksu</w:t>
+      </w:r>
+      <w:r>
+        <w:t xml:space="preserve"> </w:t>
+      </w:r>
+      <w:r>
+        <w:rPr>
+          <w:i/>
+          <w:iCs/>
+        </w:rPr>
+        <w:t xml:space="preserve">(index lookup)</w:t>
+      </w:r>
+      <w:r>
+        <w:t xml:space="preserve">, ali prvi koristi ceo primarni ili jedinstveni ključ, pa vraća</w:t>
+      </w:r>
+      <w:r>
+        <w:t xml:space="preserve"> </w:t>
+      </w:r>
+      <w:r>
+        <w:t xml:space="preserve">najviše jednu torku po torki prethodne tabele, dok drugi koristi indeks koji nije jedinstven ili samo</w:t>
+      </w:r>
+      <w:r>
+        <w:t xml:space="preserve"> </w:t>
+      </w:r>
+      <w:r>
+        <w:t xml:space="preserve">levi prefiks složenog ključa, pa ih može vratiti više</w:t>
+      </w:r>
+      <w:r>
+        <w:t xml:space="preserve"> </w:t>
+      </w:r>
+      <w:r>
+        <w:t xml:space="preserve">[2]</w:t>
+      </w:r>
+      <w:r>
+        <w:t xml:space="preserve">. Tipovi</w:t>
+      </w:r>
+      <w:r>
+        <w:t xml:space="preserve"> </w:t>
+      </w:r>
+      <w:r>
+        <w:rPr>
+          <w:rStyle w:val="VerbatimChar"/>
+        </w:rPr>
+        <w:t xml:space="preserve">const</w:t>
+      </w:r>
+      <w:r>
+        <w:t xml:space="preserve"> </w:t>
+      </w:r>
+      <w:r>
+        <w:t xml:space="preserve">i</w:t>
+      </w:r>
+      <w:r>
+        <w:t xml:space="preserve"> </w:t>
+      </w:r>
+      <w:r>
+        <w:rPr>
+          <w:rStyle w:val="VerbatimChar"/>
+        </w:rPr>
+        <w:t xml:space="preserve">eq_ref</w:t>
+      </w:r>
+      <w:r>
+        <w:t xml:space="preserve"> </w:t>
+      </w:r>
+      <w:r>
+        <w:t xml:space="preserve">oba</w:t>
+      </w:r>
+      <w:r>
+        <w:t xml:space="preserve"> </w:t>
+      </w:r>
+      <w:r>
+        <w:t xml:space="preserve">vraćaju najviše jednu torku, ali se</w:t>
+      </w:r>
+      <w:r>
+        <w:t xml:space="preserve"> </w:t>
+      </w:r>
+      <w:r>
+        <w:rPr>
+          <w:rStyle w:val="VerbatimChar"/>
+        </w:rPr>
+        <w:t xml:space="preserve">const</w:t>
+      </w:r>
+      <w:r>
+        <w:t xml:space="preserve"> </w:t>
+      </w:r>
+      <w:r>
+        <w:t xml:space="preserve">čita jednom za ceo upit, pre ostatka plana, jer se poredi</w:t>
+      </w:r>
+      <w:r>
+        <w:t xml:space="preserve"> </w:t>
+      </w:r>
+      <w:r>
+        <w:t xml:space="preserve">sa konstantom, dok se</w:t>
+      </w:r>
+      <w:r>
+        <w:t xml:space="preserve"> </w:t>
+      </w:r>
+      <w:r>
+        <w:rPr>
+          <w:rStyle w:val="VerbatimChar"/>
+        </w:rPr>
+        <w:t xml:space="preserve">eq_ref</w:t>
+      </w:r>
+      <w:r>
+        <w:t xml:space="preserve"> </w:t>
+      </w:r>
+      <w:r>
+        <w:t xml:space="preserve">čita iznova za svaku torku prethodne tabele</w:t>
+      </w:r>
+      <w:r>
+        <w:t xml:space="preserve"> </w:t>
+      </w:r>
+      <w:r>
+        <w:t xml:space="preserve">[2]</w:t>
+      </w:r>
+      <w:r>
+        <w:t xml:space="preserve">. Tipovi</w:t>
+      </w:r>
+      <w:r>
+        <w:t xml:space="preserve"> </w:t>
+      </w:r>
+      <w:r>
+        <w:rPr>
+          <w:rStyle w:val="VerbatimChar"/>
+        </w:rPr>
+        <w:t xml:space="preserve">index</w:t>
+      </w:r>
+      <w:r>
+        <w:t xml:space="preserve"> </w:t>
+      </w:r>
+      <w:r>
+        <w:t xml:space="preserve">i</w:t>
+      </w:r>
+      <w:r>
+        <w:t xml:space="preserve"> </w:t>
+      </w:r>
+      <w:r>
+        <w:rPr>
+          <w:rStyle w:val="VerbatimChar"/>
+        </w:rPr>
+        <w:t xml:space="preserve">ALL</w:t>
+      </w:r>
+      <w:r>
+        <w:t xml:space="preserve"> </w:t>
+      </w:r>
+      <w:r>
+        <w:t xml:space="preserve">oba čitaju celu strukturu od početka do kraja, a</w:t>
+      </w:r>
+      <w:r>
+        <w:t xml:space="preserve"> </w:t>
+      </w:r>
+      <w:r>
+        <w:rPr>
+          <w:rStyle w:val="VerbatimChar"/>
+        </w:rPr>
+        <w:t xml:space="preserve">index</w:t>
+      </w:r>
+      <w:r>
+        <w:t xml:space="preserve"> </w:t>
+      </w:r>
+      <w:r>
+        <w:t xml:space="preserve">je jeftiniji samo zato što je</w:t>
+      </w:r>
+      <w:r>
+        <w:t xml:space="preserve"> </w:t>
+      </w:r>
+      <w:r>
+        <w:t xml:space="preserve">indeks manji od torki</w:t>
+      </w:r>
+      <w:r>
+        <w:t xml:space="preserve"> </w:t>
+      </w:r>
+      <w:r>
+        <w:t xml:space="preserve">[2]</w:t>
+      </w:r>
+      <w:r>
+        <w:t xml:space="preserve">.</w:t>
+      </w:r>
+    </w:p>
+    <w:p>
+      <w:pPr>
+        <w:pStyle w:val="BodyText"/>
+      </w:pPr>
+      <w:r>
+        <w:t xml:space="preserve">Dva tipa sa lestvice,</w:t>
+      </w:r>
+      <w:r>
+        <w:t xml:space="preserve"> </w:t>
+      </w:r>
+      <w:r>
+        <w:rPr>
+          <w:rStyle w:val="VerbatimChar"/>
+        </w:rPr>
+        <w:t xml:space="preserve">unique_subquery</w:t>
+      </w:r>
+      <w:r>
+        <w:t xml:space="preserve"> </w:t>
+      </w:r>
+      <w:r>
+        <w:t xml:space="preserve">i</w:t>
+      </w:r>
+      <w:r>
+        <w:t xml:space="preserve"> </w:t>
+      </w:r>
+      <w:r>
+        <w:rPr>
+          <w:rStyle w:val="VerbatimChar"/>
+        </w:rPr>
+        <w:t xml:space="preserve">index_subquery</w:t>
+      </w:r>
+      <w:r>
+        <w:t xml:space="preserve">, sa podrazumevanim podešavanjima ne mogu se</w:t>
+      </w:r>
+      <w:r>
+        <w:t xml:space="preserve"> </w:t>
+      </w:r>
+      <w:r>
+        <w:t xml:space="preserve">ni videti, a razlog dolazi pravo iz poglavlja 3. Transformacija u poluspoj prepisuje podupit iz</w:t>
+      </w:r>
+      <w:r>
+        <w:t xml:space="preserve"> </w:t>
+      </w:r>
+      <w:r>
+        <w:t xml:space="preserve">klauzule</w:t>
+      </w:r>
+      <w:r>
+        <w:t xml:space="preserve"> </w:t>
+      </w:r>
+      <w:r>
+        <w:rPr>
+          <w:rStyle w:val="VerbatimChar"/>
+        </w:rPr>
+        <w:t xml:space="preserve">IN</w:t>
+      </w:r>
+      <w:r>
+        <w:t xml:space="preserve"> </w:t>
+      </w:r>
+      <w:r>
+        <w:t xml:space="preserve">u običan spoj još u fazi pripreme, dakle pre nego što se tip pristupa uopšte bira</w:t>
+      </w:r>
+      <w:r>
+        <w:t xml:space="preserve"> </w:t>
+      </w:r>
+      <w:r>
+        <w:t xml:space="preserve">[2]</w:t>
+      </w:r>
+      <w:r>
+        <w:t xml:space="preserve">. Isti upit nad tabelama</w:t>
+      </w:r>
+      <w:r>
+        <w:t xml:space="preserve"> </w:t>
+      </w:r>
+      <w:r>
+        <w:rPr>
+          <w:rStyle w:val="VerbatimChar"/>
+        </w:rPr>
+        <w:t xml:space="preserve">actor</w:t>
+      </w:r>
+      <w:r>
+        <w:t xml:space="preserve"> </w:t>
+      </w:r>
+      <w:r>
+        <w:t xml:space="preserve">i</w:t>
+      </w:r>
+      <w:r>
+        <w:t xml:space="preserve"> </w:t>
+      </w:r>
+      <w:r>
+        <w:rPr>
+          <w:rStyle w:val="VerbatimChar"/>
+        </w:rPr>
+        <w:t xml:space="preserve">film_actor</w:t>
+      </w:r>
+      <w:r>
+        <w:t xml:space="preserve"> </w:t>
+      </w:r>
+      <w:r>
+        <w:t xml:space="preserve">sa podrazumevanim podešavanjima</w:t>
+      </w:r>
+      <w:r>
+        <w:t xml:space="preserve"> </w:t>
+      </w:r>
+      <w:r>
+        <w:t xml:space="preserve">prijavljuje dva reda sa</w:t>
+      </w:r>
+      <w:r>
+        <w:t xml:space="preserve"> </w:t>
+      </w:r>
+      <w:r>
+        <w:rPr>
+          <w:rStyle w:val="VerbatimChar"/>
+        </w:rPr>
+        <w:t xml:space="preserve">id: 1</w:t>
+      </w:r>
+      <w:r>
+        <w:t xml:space="preserve"> </w:t>
+      </w:r>
+      <w:r>
+        <w:t xml:space="preserve">i oznakom</w:t>
+      </w:r>
+      <w:r>
+        <w:t xml:space="preserve"> </w:t>
+      </w:r>
+      <w:r>
+        <w:rPr>
+          <w:rStyle w:val="VerbatimChar"/>
+        </w:rPr>
+        <w:t xml:space="preserve">SIMPLE</w:t>
+      </w:r>
+      <w:r>
+        <w:t xml:space="preserve">, bez ijednog podupita; kada se transformacija</w:t>
+      </w:r>
+      <w:r>
+        <w:t xml:space="preserve"> </w:t>
+      </w:r>
+      <w:r>
+        <w:t xml:space="preserve">isključi promenljivom</w:t>
+      </w:r>
+      <w:r>
+        <w:t xml:space="preserve"> </w:t>
+      </w:r>
+      <w:r>
+        <w:rPr>
+          <w:rStyle w:val="VerbatimChar"/>
+        </w:rPr>
+        <w:t xml:space="preserve">optimizer_switch</w:t>
+      </w:r>
+      <w:r>
+        <w:t xml:space="preserve">, u ispisu se pojavljuje blok sa</w:t>
+      </w:r>
+      <w:r>
+        <w:t xml:space="preserve"> </w:t>
+      </w:r>
+      <w:r>
+        <w:rPr>
+          <w:rStyle w:val="VerbatimChar"/>
+        </w:rPr>
+        <w:t xml:space="preserve">id: 2</w:t>
+      </w:r>
+      <w:r>
+        <w:t xml:space="preserve">, oznakom</w:t>
+      </w:r>
+      <w:r>
+        <w:t xml:space="preserve"> </w:t>
+      </w:r>
+      <w:r>
+        <w:rPr>
+          <w:rStyle w:val="VerbatimChar"/>
+        </w:rPr>
+        <w:t xml:space="preserve">DEPENDENT SUBQUERY</w:t>
+      </w:r>
+      <w:r>
+        <w:t xml:space="preserve"> </w:t>
+      </w:r>
+      <w:r>
+        <w:t xml:space="preserve">i tipom</w:t>
+      </w:r>
+      <w:r>
+        <w:t xml:space="preserve"> </w:t>
+      </w:r>
+      <w:r>
+        <w:rPr>
+          <w:rStyle w:val="VerbatimChar"/>
+        </w:rPr>
+        <w:t xml:space="preserve">unique_subquery</w:t>
+      </w:r>
+      <w:r>
+        <w:t xml:space="preserve">. To je zaključak poglavlja 3 viđen sa druge strane: ono</w:t>
+      </w:r>
+      <w:r>
+        <w:t xml:space="preserve"> </w:t>
+      </w:r>
+      <w:r>
+        <w:t xml:space="preserve">što transformacija ukloni ne može se pojaviti u koloni</w:t>
+      </w:r>
+      <w:r>
+        <w:t xml:space="preserve"> </w:t>
+      </w:r>
+      <w:r>
+        <w:rPr>
+          <w:rStyle w:val="VerbatimChar"/>
+        </w:rPr>
+        <w:t xml:space="preserve">type</w:t>
+      </w:r>
+      <w:r>
+        <w:t xml:space="preserve">. Isključivanje poluspoja ovde je, treba</w:t>
+      </w:r>
+      <w:r>
+        <w:t xml:space="preserve"> </w:t>
+      </w:r>
+      <w:r>
+        <w:t xml:space="preserve">naglasiti, sredstvo posmatranja, a ne savet za podešavanje, jer proizvodi lošiji plan.</w:t>
+      </w:r>
+    </w:p>
+    <w:bookmarkEnd w:id="44"/>
+    <w:bookmarkStart w:id="45" w:name="kolona-extra-i-granica-procene"/>
+    <w:p>
+      <w:pPr>
+        <w:pStyle w:val="Heading2"/>
+      </w:pPr>
+      <w:r>
+        <w:t xml:space="preserve">4.4. Kolona</w:t>
+      </w:r>
+      <w:r>
+        <w:t xml:space="preserve"> </w:t>
+      </w:r>
+      <w:r>
+        <w:rPr>
+          <w:rStyle w:val="VerbatimChar"/>
+        </w:rPr>
+        <w:t xml:space="preserve">Extra</w:t>
+      </w:r>
+      <w:r>
+        <w:t xml:space="preserve"> </w:t>
+      </w:r>
+      <w:r>
+        <w:t xml:space="preserve">i granica procene</w:t>
+      </w:r>
+    </w:p>
+    <w:p>
+      <w:pPr>
+        <w:pStyle w:val="FirstParagraph"/>
+      </w:pPr>
+      <w:r>
+        <w:t xml:space="preserve">U koloni</w:t>
+      </w:r>
+      <w:r>
+        <w:t xml:space="preserve"> </w:t>
+      </w:r>
+      <w:r>
+        <w:rPr>
+          <w:rStyle w:val="VerbatimChar"/>
+        </w:rPr>
+        <w:t xml:space="preserve">Extra</w:t>
+      </w:r>
+      <w:r>
+        <w:t xml:space="preserve"> </w:t>
+      </w:r>
+      <w:r>
+        <w:t xml:space="preserve">završava sve što se nije uklopilo u ostale kolone, pa u njoj završe i najkorisnije</w:t>
+      </w:r>
+      <w:r>
+        <w:t xml:space="preserve"> </w:t>
+      </w:r>
+      <w:r>
+        <w:t xml:space="preserve">reči celog ispisa. Tri vrednosti koje liče, a znače različite stvari, opisuju istu radnju na tri</w:t>
+      </w:r>
+      <w:r>
+        <w:t xml:space="preserve"> </w:t>
+      </w:r>
+      <w:r>
+        <w:t xml:space="preserve">različita mesta.</w:t>
+      </w:r>
+      <w:r>
+        <w:t xml:space="preserve"> </w:t>
+      </w:r>
+      <w:r>
+        <w:rPr>
+          <w:rStyle w:val="VerbatimChar"/>
+        </w:rPr>
+        <w:t xml:space="preserve">Using index</w:t>
+      </w:r>
+      <w:r>
+        <w:t xml:space="preserve"> </w:t>
+      </w:r>
+      <w:r>
+        <w:t xml:space="preserve">znači da su sve tražene kolone u indeksu, pa se tabela ne čita uopšte,</w:t>
+      </w:r>
+      <w:r>
+        <w:t xml:space="preserve"> </w:t>
+      </w:r>
+      <w:r>
+        <w:t xml:space="preserve">što je pokrivajući indeks</w:t>
+      </w:r>
+      <w:r>
+        <w:t xml:space="preserve"> </w:t>
+      </w:r>
+      <w:r>
+        <w:rPr>
+          <w:i/>
+          <w:iCs/>
+        </w:rPr>
+        <w:t xml:space="preserve">(covering index)</w:t>
+      </w:r>
+      <w:r>
+        <w:t xml:space="preserve">;</w:t>
+      </w:r>
+      <w:r>
+        <w:t xml:space="preserve"> </w:t>
+      </w:r>
+      <w:r>
+        <w:rPr>
+          <w:rStyle w:val="VerbatimChar"/>
+        </w:rPr>
+        <w:t xml:space="preserve">Using index condition</w:t>
+      </w:r>
+      <w:r>
+        <w:t xml:space="preserve"> </w:t>
+      </w:r>
+      <w:r>
+        <w:t xml:space="preserve">znači da je uslov spušten u motor</w:t>
+      </w:r>
+      <w:r>
+        <w:t xml:space="preserve"> </w:t>
+      </w:r>
+      <w:r>
+        <w:t xml:space="preserve">i proveren nad zapisom indeksa, dakle spuštanje uslova u indeks iz poglavlja 2;</w:t>
+      </w:r>
+      <w:r>
+        <w:t xml:space="preserve"> </w:t>
+      </w:r>
+      <w:r>
+        <w:rPr>
+          <w:rStyle w:val="VerbatimChar"/>
+        </w:rPr>
+        <w:t xml:space="preserve">Using where</w:t>
+      </w:r>
+      <w:r>
+        <w:t xml:space="preserve"> </w:t>
+      </w:r>
+      <w:r>
+        <w:t xml:space="preserve">znači da</w:t>
+      </w:r>
+      <w:r>
+        <w:t xml:space="preserve"> </w:t>
+      </w:r>
+      <w:r>
+        <w:t xml:space="preserve">serverski sloj filtrira torke koje mu je motor već predao</w:t>
+      </w:r>
+      <w:r>
+        <w:t xml:space="preserve"> </w:t>
+      </w:r>
+      <w:r>
+        <w:t xml:space="preserve">[2]</w:t>
+      </w:r>
+      <w:r>
+        <w:t xml:space="preserve">. Šav iz poglavlja 2 time</w:t>
+      </w:r>
+      <w:r>
+        <w:t xml:space="preserve"> </w:t>
+      </w:r>
+      <w:r>
+        <w:t xml:space="preserve">postaje vidljiv u jednoj jedinoj reči ispisa.</w:t>
+      </w:r>
+    </w:p>
+    <w:p>
+      <w:pPr>
+        <w:pStyle w:val="BodyText"/>
+      </w:pPr>
+      <w:r>
+        <w:t xml:space="preserve">Druge vrednosti te kolone su upozorenja.</w:t>
+      </w:r>
+      <w:r>
+        <w:t xml:space="preserve"> </w:t>
+      </w:r>
+      <w:r>
+        <w:rPr>
+          <w:rStyle w:val="VerbatimChar"/>
+        </w:rPr>
+        <w:t xml:space="preserve">Using temporary</w:t>
+      </w:r>
+      <w:r>
+        <w:t xml:space="preserve"> </w:t>
+      </w:r>
+      <w:r>
+        <w:t xml:space="preserve">znači da se gradi privremena tabela, obično</w:t>
+      </w:r>
+      <w:r>
+        <w:t xml:space="preserve"> </w:t>
+      </w:r>
+      <w:r>
+        <w:t xml:space="preserve">zbog klauzule</w:t>
+      </w:r>
+      <w:r>
+        <w:t xml:space="preserve"> </w:t>
+      </w:r>
+      <w:r>
+        <w:rPr>
+          <w:rStyle w:val="VerbatimChar"/>
+        </w:rPr>
+        <w:t xml:space="preserve">DISTINCT</w:t>
+      </w:r>
+      <w:r>
+        <w:t xml:space="preserve"> </w:t>
+      </w:r>
+      <w:r>
+        <w:t xml:space="preserve">ili</w:t>
+      </w:r>
+      <w:r>
+        <w:t xml:space="preserve"> </w:t>
+      </w:r>
+      <w:r>
+        <w:rPr>
+          <w:rStyle w:val="VerbatimChar"/>
+        </w:rPr>
+        <w:t xml:space="preserve">GROUP BY</w:t>
+      </w:r>
+      <w:r>
+        <w:t xml:space="preserve">, a</w:t>
+      </w:r>
+      <w:r>
+        <w:t xml:space="preserve"> </w:t>
+      </w:r>
+      <w:r>
+        <w:rPr>
+          <w:rStyle w:val="VerbatimChar"/>
+        </w:rPr>
+        <w:t xml:space="preserve">Using filesort</w:t>
+      </w:r>
+      <w:r>
+        <w:t xml:space="preserve"> </w:t>
+      </w:r>
+      <w:r>
+        <w:t xml:space="preserve">da traženo uređenje ne isporučuje nijedan</w:t>
+      </w:r>
+      <w:r>
+        <w:t xml:space="preserve"> </w:t>
+      </w:r>
+      <w:r>
+        <w:t xml:space="preserve">indeks, nego se sortiranje obavlja posebno</w:t>
+      </w:r>
+      <w:r>
+        <w:t xml:space="preserve"> </w:t>
+      </w:r>
+      <w:r>
+        <w:t xml:space="preserve">[2]</w:t>
+      </w:r>
+      <w:r>
+        <w:t xml:space="preserve">. Pojava obe vrednosti u istom redu</w:t>
+      </w:r>
+      <w:r>
+        <w:t xml:space="preserve"> </w:t>
+      </w:r>
+      <w:r>
+        <w:t xml:space="preserve">najskuplji je od uobičajenih ishoda, jer se rezultat mora ceo materijalizovati pre sortiranja. Ime</w:t>
+      </w:r>
+      <w:r>
+        <w:t xml:space="preserve"> </w:t>
+      </w:r>
+      <w:r>
+        <w:rPr>
+          <w:rStyle w:val="VerbatimChar"/>
+        </w:rPr>
+        <w:t xml:space="preserve">filesort</w:t>
+      </w:r>
+      <w:r>
+        <w:t xml:space="preserve"> </w:t>
+      </w:r>
+      <w:r>
+        <w:t xml:space="preserve">pritom vara: MySQL sortira u memoriji kad god rezultat u nju staje, a na disk prelazi tek</w:t>
+      </w:r>
+      <w:r>
+        <w:t xml:space="preserve"> </w:t>
+      </w:r>
+      <w:r>
+        <w:t xml:space="preserve">kada ne staje</w:t>
+      </w:r>
+      <w:r>
+        <w:t xml:space="preserve"> </w:t>
+      </w:r>
+      <w:r>
+        <w:t xml:space="preserve">[2]</w:t>
+      </w:r>
+      <w:r>
+        <w:t xml:space="preserve">.</w:t>
+      </w:r>
+    </w:p>
+    <w:p>
+      <w:pPr>
+        <w:pStyle w:val="BodyText"/>
+      </w:pPr>
+      <w:r>
+        <w:t xml:space="preserve">Sve pročitano u ovom delu poglavlja, međutim, jeste procena.</w:t>
+      </w:r>
+      <w:r>
+        <w:t xml:space="preserve"> </w:t>
+      </w:r>
+      <w:r>
+        <w:rPr>
+          <w:rStyle w:val="VerbatimChar"/>
+        </w:rPr>
+        <w:t xml:space="preserve">EXPLAIN</w:t>
+      </w:r>
+      <w:r>
+        <w:t xml:space="preserve"> </w:t>
+      </w:r>
+      <w:r>
+        <w:t xml:space="preserve">nad naredbom</w:t>
+      </w:r>
+      <w:r>
+        <w:t xml:space="preserve"> </w:t>
+      </w:r>
+      <w:r>
+        <w:rPr>
+          <w:rStyle w:val="VerbatimChar"/>
+        </w:rPr>
+        <w:t xml:space="preserve">SELECT</w:t>
+      </w:r>
+      <w:r>
+        <w:t xml:space="preserve"> </w:t>
+      </w:r>
+      <w:r>
+        <w:t xml:space="preserve">ne</w:t>
+      </w:r>
+      <w:r>
+        <w:t xml:space="preserve"> </w:t>
+      </w:r>
+      <w:r>
+        <w:t xml:space="preserve">izvršava upit, pa su</w:t>
+      </w:r>
+      <w:r>
+        <w:t xml:space="preserve"> </w:t>
+      </w:r>
+      <w:r>
+        <w:rPr>
+          <w:rStyle w:val="VerbatimChar"/>
+        </w:rPr>
+        <w:t xml:space="preserve">rows</w:t>
+      </w:r>
+      <w:r>
+        <w:t xml:space="preserve"> </w:t>
+      </w:r>
+      <w:r>
+        <w:t xml:space="preserve">i</w:t>
+      </w:r>
+      <w:r>
+        <w:t xml:space="preserve"> </w:t>
+      </w:r>
+      <w:r>
+        <w:rPr>
+          <w:rStyle w:val="VerbatimChar"/>
+        </w:rPr>
+        <w:t xml:space="preserve">filtered</w:t>
+      </w:r>
+      <w:r>
+        <w:t xml:space="preserve"> </w:t>
+      </w:r>
+      <w:r>
+        <w:t xml:space="preserve">procene koje umeju i da promaše, a ispis prikazuje samo</w:t>
+      </w:r>
+      <w:r>
+        <w:t xml:space="preserve"> </w:t>
+      </w:r>
+      <w:r>
+        <w:t xml:space="preserve">pobednika i ćuti o poraženim kandidatima</w:t>
+      </w:r>
+      <w:r>
+        <w:t xml:space="preserve"> </w:t>
+      </w:r>
+      <w:r>
+        <w:t xml:space="preserve">[2]</w:t>
+      </w:r>
+      <w:r>
+        <w:t xml:space="preserve">. Koliko je torki stvarno prošlo kroz plan</w:t>
+      </w:r>
+      <w:r>
+        <w:t xml:space="preserve"> </w:t>
+      </w:r>
+      <w:r>
+        <w:t xml:space="preserve">meri se naredbom</w:t>
+      </w:r>
+      <w:r>
+        <w:t xml:space="preserve"> </w:t>
+      </w:r>
+      <w:r>
+        <w:rPr>
+          <w:rStyle w:val="VerbatimChar"/>
+        </w:rPr>
+        <w:t xml:space="preserve">EXPLAIN ANALYZE</w:t>
+      </w:r>
+      <w:r>
+        <w:t xml:space="preserve">, dok se odbačeni planovi i njihove cene čitaju iz traga</w:t>
+      </w:r>
+      <w:r>
+        <w:t xml:space="preserve"> </w:t>
+      </w:r>
+      <w:r>
+        <w:t xml:space="preserve">optimizatora; time se bave naredni odeljci.</w:t>
+      </w:r>
+    </w:p>
+    <w:bookmarkEnd w:id="45"/>
+    <w:bookmarkEnd w:id="46"/>
+    <w:bookmarkStart w:id="47" w:name="iterator-model-i-pipeline-operatora"/>
+    <w:p>
+      <w:pPr>
+        <w:pStyle w:val="Heading1"/>
+      </w:pPr>
+      <w:r>
+        <w:t xml:space="preserve">5. Iterator model i pipeline operatora</w:t>
+      </w:r>
+    </w:p>
+    <w:bookmarkEnd w:id="47"/>
+    <w:bookmarkStart w:id="48" w:name="vektorizovano-izvršavanje"/>
+    <w:p>
+      <w:pPr>
+        <w:pStyle w:val="Heading1"/>
+      </w:pPr>
+      <w:r>
+        <w:t xml:space="preserve">6. Vektorizovano izvršavanje</w:t>
+      </w:r>
+    </w:p>
+    <w:bookmarkEnd w:id="48"/>
+    <w:bookmarkStart w:id="49" w:name="paralelno-izvršavanje-upita"/>
+    <w:p>
+      <w:pPr>
+        <w:pStyle w:val="Heading1"/>
+      </w:pPr>
+      <w:r>
+        <w:t xml:space="preserve">7. Paralelno izvršavanje upita</w:t>
+      </w:r>
+    </w:p>
+    <w:bookmarkEnd w:id="49"/>
+    <w:bookmarkStart w:id="50" w:name="keširanje-i-ponovna-upotreba-planova"/>
+    <w:p>
+      <w:pPr>
+        <w:pStyle w:val="Heading1"/>
+      </w:pPr>
+      <w:r>
+        <w:t xml:space="preserve">8. Keširanje i ponovna upotreba planova</w:t>
+      </w:r>
+    </w:p>
+    <w:bookmarkEnd w:id="50"/>
+    <w:bookmarkStart w:id="51" w:name="zaključak"/>
+    <w:p>
+      <w:pPr>
+        <w:pStyle w:val="Heading1"/>
+      </w:pPr>
+      <w:r>
+        <w:t xml:space="preserve">9. Zaključak</w:t>
+      </w:r>
+    </w:p>
+    <w:bookmarkEnd w:id="51"/>
+    <w:bookmarkStart w:id="62" w:name="reference"/>
+    <w:p>
+      <w:pPr>
+        <w:pStyle w:val="Heading1"/>
+      </w:pPr>
+      <w:r>
+        <w:t xml:space="preserve">Reference</w:t>
+      </w:r>
+    </w:p>
+    <w:bookmarkStart w:id="61" w:name="refs"/>
+    <w:bookmarkStart w:id="52" w:name="ref-ramakrishnan2003"/>
+    <w:p>
+      <w:pPr>
+        <w:pStyle w:val="Bibliography"/>
+      </w:pPr>
+      <w:r>
+        <w:t xml:space="preserve">[1]</w:t>
+      </w:r>
+      <w:r>
+        <w:t xml:space="preserve"> </w:t>
+      </w:r>
+      <w:r>
+        <w:t xml:space="preserve">	</w:t>
+      </w:r>
+      <w:r>
+        <w:t xml:space="preserve">R. Ramakrishnan and J. Gehrke,</w:t>
+      </w:r>
+      <w:r>
+        <w:t xml:space="preserve"> </w:t>
+      </w:r>
+      <w:r>
+        <w:rPr>
+          <w:i/>
+          <w:iCs/>
+        </w:rPr>
         <w:t xml:space="preserve">Database management systems</w:t>
       </w:r>
       <w:r>
         <w:t xml:space="preserve">, 3rd ed. New York, NY, USA: McGraw-Hill, 2003.</w:t>
       </w:r>
     </w:p>
-    <w:bookmarkEnd w:id="42"/>
-    <w:bookmarkStart w:id="44" w:name="ref-mysql84refman"/>
+    <w:bookmarkEnd w:id="52"/>
+    <w:bookmarkStart w:id="54" w:name="ref-mysql84refman"/>
     <w:p>
       <w:pPr>
         <w:pStyle w:val="Bibliography"/>
@@ -3742,7 +6098,7 @@
       <w:r>
         <w:t xml:space="preserve"> </w:t>
       </w:r>
-      <w:hyperlink r:id="rId43">
+      <w:hyperlink r:id="rId53">
         <w:r>
           <w:rPr>
             <w:rStyle w:val="Hyperlink"/>
@@ -3754,8 +6110,8 @@
         <w:t xml:space="preserve">, 2024.</w:t>
       </w:r>
     </w:p>
-    <w:bookmarkEnd w:id="44"/>
-    <w:bookmarkStart w:id="46" w:name="ref-mysqlsource84"/>
+    <w:bookmarkEnd w:id="54"/>
+    <w:bookmarkStart w:id="56" w:name="ref-mysqlsource84"/>
     <w:p>
       <w:pPr>
         <w:pStyle w:val="Bibliography"/>
@@ -3790,7 +6146,7 @@
       <w:r>
         <w:t xml:space="preserve"> </w:t>
       </w:r>
-      <w:hyperlink r:id="rId45">
+      <w:hyperlink r:id="rId55">
         <w:r>
           <w:rPr>
             <w:rStyle w:val="Hyperlink"/>
@@ -3802,8 +6158,8 @@
         <w:t xml:space="preserve">, 2025.</w:t>
       </w:r>
     </w:p>
-    <w:bookmarkEnd w:id="46"/>
-    <w:bookmarkStart w:id="48" w:name="ref-mysqlwl7082"/>
+    <w:bookmarkEnd w:id="56"/>
+    <w:bookmarkStart w:id="58" w:name="ref-mysqlwl7082"/>
     <w:p>
       <w:pPr>
         <w:pStyle w:val="Bibliography"/>
@@ -3856,7 +6212,7 @@
       <w:r>
         <w:t xml:space="preserve"> </w:t>
       </w:r>
-      <w:hyperlink r:id="rId47">
+      <w:hyperlink r:id="rId57">
         <w:r>
           <w:rPr>
             <w:rStyle w:val="Hyperlink"/>
@@ -3868,9 +6224,69 @@
         <w:t xml:space="preserve">, 2014.</w:t>
       </w:r>
     </w:p>
-    <w:bookmarkEnd w:id="48"/>
-    <w:bookmarkEnd w:id="49"/>
-    <w:bookmarkEnd w:id="50"/>
+    <w:bookmarkEnd w:id="58"/>
+    <w:bookmarkStart w:id="60" w:name="ref-mysqlblogjson"/>
+    <w:p>
+      <w:pPr>
+        <w:pStyle w:val="Bibliography"/>
+      </w:pPr>
+      <w:r>
+        <w:t xml:space="preserve">[5]</w:t>
+      </w:r>
+      <w:r>
+        <w:t xml:space="preserve"> </w:t>
+      </w:r>
+      <w:r>
+        <w:t xml:space="preserve">	</w:t>
+      </w:r>
+      <w:r>
+        <w:t xml:space="preserve">M. Brevik,</w:t>
+      </w:r>
+      <w:r>
+        <w:t xml:space="preserve"> </w:t>
+      </w:r>
+      <w:r>
+        <w:t xml:space="preserve">“New</w:t>
+      </w:r>
+      <w:r>
+        <w:t xml:space="preserve"> </w:t>
+      </w:r>
+      <w:r>
+        <w:t xml:space="preserve">JSON</w:t>
+      </w:r>
+      <w:r>
+        <w:t xml:space="preserve"> </w:t>
+      </w:r>
+      <w:r>
+        <w:t xml:space="preserve">format for</w:t>
+      </w:r>
+      <w:r>
+        <w:t xml:space="preserve"> </w:t>
+      </w:r>
+      <w:r>
+        <w:t xml:space="preserve">EXPLAIN</w:t>
+      </w:r>
+      <w:r>
+        <w:t xml:space="preserve">.”</w:t>
+      </w:r>
+      <w:r>
+        <w:t xml:space="preserve"> </w:t>
+      </w:r>
+      <w:hyperlink r:id="rId59">
+        <w:r>
+          <w:rPr>
+            <w:rStyle w:val="Hyperlink"/>
+          </w:rPr>
+          <w:t xml:space="preserve">https://dev.mysql.com/blog-archive/new-json-format-for-explain/</w:t>
+        </w:r>
+      </w:hyperlink>
+      <w:r>
+        <w:t xml:space="preserve">, 2024.</w:t>
+      </w:r>
+    </w:p>
+    <w:bookmarkEnd w:id="60"/>
+    <w:bookmarkEnd w:id="61"/>
+    <w:bookmarkEnd w:id="62"/>
     <w:sectPr>
       <w:footnotePr>
         <w:numRestart w:val="eachSect"/>

--- a/Tema 1. - Obrada upita (query processing) u MySQL/rad.docx
+++ b/Tema 1. - Obrada upita (query processing) u MySQL/rad.docx
@@ -3605,7 +3605,7 @@
     </w:p>
     <w:bookmarkEnd w:id="34"/>
     <w:bookmarkEnd w:id="35"/>
-    <w:bookmarkStart w:id="46" w:name="explain-i-explain-analyze"/>
+    <w:bookmarkStart w:id="58" w:name="explain-i-explain-analyze"/>
     <w:p>
       <w:pPr>
         <w:pStyle w:val="Heading1"/>
@@ -5970,83 +5970,346 @@
       </w:r>
     </w:p>
     <w:bookmarkEnd w:id="45"/>
-    <w:bookmarkEnd w:id="46"/>
-    <w:bookmarkStart w:id="47" w:name="iterator-model-i-pipeline-operatora"/>
-    <w:p>
-      <w:pPr>
-        <w:pStyle w:val="Heading1"/>
-      </w:pPr>
-      <w:r>
-        <w:t xml:space="preserve">5. Iterator model i pipeline operatora</w:t>
-      </w:r>
-    </w:p>
-    <w:bookmarkEnd w:id="47"/>
-    <w:bookmarkStart w:id="48" w:name="vektorizovano-izvršavanje"/>
-    <w:p>
-      <w:pPr>
-        <w:pStyle w:val="Heading1"/>
-      </w:pPr>
-      <w:r>
-        <w:t xml:space="preserve">6. Vektorizovano izvršavanje</w:t>
-      </w:r>
-    </w:p>
-    <w:bookmarkEnd w:id="48"/>
-    <w:bookmarkStart w:id="49" w:name="paralelno-izvršavanje-upita"/>
-    <w:p>
-      <w:pPr>
-        <w:pStyle w:val="Heading1"/>
-      </w:pPr>
-      <w:r>
-        <w:t xml:space="preserve">7. Paralelno izvršavanje upita</w:t>
-      </w:r>
-    </w:p>
-    <w:bookmarkEnd w:id="49"/>
-    <w:bookmarkStart w:id="50" w:name="keširanje-i-ponovna-upotreba-planova"/>
-    <w:p>
-      <w:pPr>
-        <w:pStyle w:val="Heading1"/>
-      </w:pPr>
-      <w:r>
-        <w:t xml:space="preserve">8. Keširanje i ponovna upotreba planova</w:t>
-      </w:r>
-    </w:p>
-    <w:bookmarkEnd w:id="50"/>
-    <w:bookmarkStart w:id="51" w:name="zaključak"/>
-    <w:p>
-      <w:pPr>
-        <w:pStyle w:val="Heading1"/>
-      </w:pPr>
-      <w:r>
-        <w:t xml:space="preserve">9. Zaključak</w:t>
-      </w:r>
-    </w:p>
-    <w:bookmarkEnd w:id="51"/>
-    <w:bookmarkStart w:id="62" w:name="reference"/>
-    <w:p>
-      <w:pPr>
-        <w:pStyle w:val="Heading1"/>
-      </w:pPr>
-      <w:r>
-        <w:t xml:space="preserve">Reference</w:t>
-      </w:r>
-    </w:p>
-    <w:bookmarkStart w:id="61" w:name="refs"/>
-    <w:bookmarkStart w:id="52" w:name="ref-ramakrishnan2003"/>
-    <w:p>
-      <w:pPr>
-        <w:pStyle w:val="Bibliography"/>
-      </w:pPr>
-      <w:r>
-        <w:t xml:space="preserve">[1]</w:t>
-      </w:r>
-      <w:r>
-        <w:t xml:space="preserve"> </w:t>
-      </w:r>
-      <w:r>
-        <w:t xml:space="preserve">	</w:t>
-      </w:r>
-      <w:r>
-        <w:t xml:space="preserve">R. Ramakrishnan and J. Gehrke,</w:t>
+    <w:bookmarkStart w:id="49" w:name="merenje-umesto-procene"/>
+    <w:p>
+      <w:pPr>
+        <w:pStyle w:val="Heading2"/>
+      </w:pPr>
+      <w:r>
+        <w:t xml:space="preserve">4.5. Merenje umesto procene</w:t>
+      </w:r>
+    </w:p>
+    <w:p>
+      <w:pPr>
+        <w:pStyle w:val="FirstParagraph"/>
+      </w:pPr>
+      <w:r>
+        <w:t xml:space="preserve">Naredba</w:t>
+      </w:r>
+      <w:r>
+        <w:t xml:space="preserve"> </w:t>
+      </w:r>
+      <w:r>
+        <w:rPr>
+          <w:rStyle w:val="VerbatimChar"/>
+        </w:rPr>
+        <w:t xml:space="preserve">EXPLAIN ANALYZE</w:t>
+      </w:r>
+      <w:r>
+        <w:t xml:space="preserve"> </w:t>
+      </w:r>
+      <w:r>
+        <w:t xml:space="preserve">izvršava upit i uz svaki čvor stabla ispisuje drugu zagradu, u kojoj pored</w:t>
+      </w:r>
+      <w:r>
+        <w:t xml:space="preserve"> </w:t>
+      </w:r>
+      <w:r>
+        <w:t xml:space="preserve">procenjenih stoje i izmerene vrednosti</w:t>
+      </w:r>
+      <w:r>
+        <w:t xml:space="preserve"> </w:t>
+      </w:r>
+      <w:r>
+        <w:t xml:space="preserve">[2]</w:t>
+      </w:r>
+      <w:r>
+        <w:t xml:space="preserve">. U toj zagradi su tri podatka:</w:t>
+      </w:r>
+      <w:r>
+        <w:t xml:space="preserve"> </w:t>
+      </w:r>
+      <w:r>
+        <w:rPr>
+          <w:rStyle w:val="VerbatimChar"/>
+        </w:rPr>
+        <w:t xml:space="preserve">actual time</w:t>
+      </w:r>
+      <w:r>
+        <w:t xml:space="preserve">, to jest dva vremena u milisekundama, do prve i do poslednje vraćene torke;</w:t>
+      </w:r>
+      <w:r>
+        <w:t xml:space="preserve"> </w:t>
+      </w:r>
+      <w:r>
+        <w:rPr>
+          <w:rStyle w:val="VerbatimChar"/>
+        </w:rPr>
+        <w:t xml:space="preserve">rows</w:t>
+      </w:r>
+      <w:r>
+        <w:t xml:space="preserve">, stvarni</w:t>
+      </w:r>
+      <w:r>
+        <w:t xml:space="preserve"> </w:t>
+      </w:r>
+      <w:r>
+        <w:t xml:space="preserve">broj torki koje je čvor vratio; i</w:t>
+      </w:r>
+      <w:r>
+        <w:t xml:space="preserve"> </w:t>
+      </w:r>
+      <w:r>
+        <w:rPr>
+          <w:rStyle w:val="VerbatimChar"/>
+        </w:rPr>
+        <w:t xml:space="preserve">loops</w:t>
+      </w:r>
+      <w:r>
+        <w:t xml:space="preserve">, broj ponavljanja tog čvora</w:t>
+      </w:r>
+      <w:r>
+        <w:t xml:space="preserve"> </w:t>
+      </w:r>
+      <w:r>
+        <w:t xml:space="preserve">[2]</w:t>
+      </w:r>
+      <w:r>
+        <w:t xml:space="preserve">. Ključ</w:t>
+      </w:r>
+      <w:r>
+        <w:t xml:space="preserve"> </w:t>
+      </w:r>
+      <w:r>
+        <w:rPr>
+          <w:rStyle w:val="VerbatimChar"/>
+        </w:rPr>
+        <w:t xml:space="preserve">rows</w:t>
+      </w:r>
+      <w:r>
+        <w:t xml:space="preserve"> </w:t>
+      </w:r>
+      <w:r>
+        <w:t xml:space="preserve">tako se u istom redu pojavljuje dvaput, jednom kao procena a jednom kao merenje, i upravo njihovo</w:t>
+      </w:r>
+      <w:r>
+        <w:t xml:space="preserve"> </w:t>
+      </w:r>
+      <w:r>
+        <w:t xml:space="preserve">poređenje čini ovu naredbu dijagnostičkim alatom.</w:t>
+      </w:r>
+    </w:p>
+    <w:p>
+      <w:pPr>
+        <w:pStyle w:val="BodyText"/>
+      </w:pPr>
+      <w:r>
+        <w:t xml:space="preserve">Dve granice te naredbe treba navesti odmah. Prva je da ona ispisuje samo stablo: priručnik navodi da</w:t>
+      </w:r>
+      <w:r>
+        <w:t xml:space="preserve"> </w:t>
+      </w:r>
+      <w:r>
+        <w:t xml:space="preserve">naredba uz</w:t>
+      </w:r>
+      <w:r>
+        <w:t xml:space="preserve"> </w:t>
+      </w:r>
+      <w:r>
+        <w:rPr>
+          <w:rStyle w:val="VerbatimChar"/>
+        </w:rPr>
+        <w:t xml:space="preserve">FORMAT=TRADITIONAL</w:t>
+      </w:r>
+      <w:r>
+        <w:t xml:space="preserve"> </w:t>
+      </w:r>
+      <w:r>
+        <w:t xml:space="preserve">ili</w:t>
+      </w:r>
+      <w:r>
+        <w:t xml:space="preserve"> </w:t>
+      </w:r>
+      <w:r>
+        <w:rPr>
+          <w:rStyle w:val="VerbatimChar"/>
+        </w:rPr>
+        <w:t xml:space="preserve">FORMAT=JSON</w:t>
+      </w:r>
+      <w:r>
+        <w:t xml:space="preserve"> </w:t>
+      </w:r>
+      <w:r>
+        <w:t xml:space="preserve">uvek vraća grešku</w:t>
+      </w:r>
+      <w:r>
+        <w:t xml:space="preserve"> </w:t>
+      </w:r>
+      <w:r>
+        <w:t xml:space="preserve">[2]</w:t>
+      </w:r>
+      <w:r>
+        <w:t xml:space="preserve">, što na serveru</w:t>
+      </w:r>
+      <w:r>
+        <w:t xml:space="preserve"> </w:t>
+      </w:r>
+      <w:r>
+        <w:t xml:space="preserve">8.4.11 važi dok je promenljiva</w:t>
+      </w:r>
+      <w:r>
+        <w:t xml:space="preserve"> </w:t>
+      </w:r>
+      <w:r>
+        <w:rPr>
+          <w:rStyle w:val="VerbatimChar"/>
+        </w:rPr>
+        <w:t xml:space="preserve">explain_json_format_version</w:t>
+      </w:r>
+      <w:r>
+        <w:t xml:space="preserve"> </w:t>
+      </w:r>
+      <w:r>
+        <w:t xml:space="preserve">jednaka 1, dok se uz vrednost 2 JSON</w:t>
+      </w:r>
+      <w:r>
+        <w:t xml:space="preserve"> </w:t>
+      </w:r>
+      <w:r>
+        <w:t xml:space="preserve">ispis ipak dobija i u njemu stoje polja</w:t>
+      </w:r>
+      <w:r>
+        <w:t xml:space="preserve"> </w:t>
+      </w:r>
+      <w:r>
+        <w:rPr>
+          <w:rStyle w:val="VerbatimChar"/>
+        </w:rPr>
+        <w:t xml:space="preserve">actual_rows</w:t>
+      </w:r>
+      <w:r>
+        <w:t xml:space="preserve"> </w:t>
+      </w:r>
+      <w:r>
+        <w:t xml:space="preserve">i</w:t>
+      </w:r>
+      <w:r>
+        <w:t xml:space="preserve"> </w:t>
+      </w:r>
+      <w:r>
+        <w:rPr>
+          <w:rStyle w:val="VerbatimChar"/>
+        </w:rPr>
+        <w:t xml:space="preserve">actual_loops</w:t>
+      </w:r>
+      <w:r>
+        <w:t xml:space="preserve">; ovo poslednje navodi se kao</w:t>
+      </w:r>
+      <w:r>
+        <w:t xml:space="preserve"> </w:t>
+      </w:r>
+      <w:r>
+        <w:t xml:space="preserve">izmereno ponašanje sa imenovanom verzijom formata, a ne kao tvrdnja priručnika. Druga granica je da</w:t>
+      </w:r>
+      <w:r>
+        <w:t xml:space="preserve"> </w:t>
+      </w:r>
+      <w:r>
+        <w:t xml:space="preserve">izvršavanje ne menja podatke. Naredba prima</w:t>
+      </w:r>
+      <w:r>
+        <w:t xml:space="preserve"> </w:t>
+      </w:r>
+      <w:r>
+        <w:rPr>
+          <w:rStyle w:val="VerbatimChar"/>
+        </w:rPr>
+        <w:t xml:space="preserve">SELECT</w:t>
+      </w:r>
+      <w:r>
+        <w:t xml:space="preserve">,</w:t>
+      </w:r>
+      <w:r>
+        <w:t xml:space="preserve"> </w:t>
+      </w:r>
+      <w:r>
+        <w:rPr>
+          <w:rStyle w:val="VerbatimChar"/>
+        </w:rPr>
+        <w:t xml:space="preserve">TABLE</w:t>
+      </w:r>
+      <w:r>
+        <w:t xml:space="preserve"> </w:t>
+      </w:r>
+      <w:r>
+        <w:t xml:space="preserve">i višetabelarne oblike naredbi</w:t>
+      </w:r>
+      <w:r>
+        <w:t xml:space="preserve"> </w:t>
+      </w:r>
+      <w:r>
+        <w:rPr>
+          <w:rStyle w:val="VerbatimChar"/>
+        </w:rPr>
+        <w:t xml:space="preserve">UPDATE</w:t>
+      </w:r>
+      <w:r>
+        <w:t xml:space="preserve"> </w:t>
+      </w:r>
+      <w:r>
+        <w:t xml:space="preserve">i</w:t>
+      </w:r>
+      <w:r>
+        <w:t xml:space="preserve"> </w:t>
+      </w:r>
+      <w:r>
+        <w:rPr>
+          <w:rStyle w:val="VerbatimChar"/>
+        </w:rPr>
+        <w:t xml:space="preserve">DELETE</w:t>
+      </w:r>
+      <w:r>
+        <w:t xml:space="preserve"> </w:t>
+      </w:r>
+      <w:r>
+        <w:t xml:space="preserve">[2]</w:t>
+      </w:r>
+      <w:r>
+        <w:t xml:space="preserve">, dok jednotabelarni</w:t>
+      </w:r>
+      <w:r>
+        <w:t xml:space="preserve"> </w:t>
+      </w:r>
+      <w:r>
+        <w:rPr>
+          <w:rStyle w:val="VerbatimChar"/>
+        </w:rPr>
+        <w:t xml:space="preserve">UPDATE</w:t>
+      </w:r>
+      <w:r>
+        <w:t xml:space="preserve"> </w:t>
+      </w:r>
+      <w:r>
+        <w:t xml:space="preserve">vraća</w:t>
+      </w:r>
+      <w:r>
+        <w:t xml:space="preserve"> </w:t>
+      </w:r>
+      <w:r>
+        <w:rPr>
+          <w:rStyle w:val="VerbatimChar"/>
+        </w:rPr>
+        <w:t xml:space="preserve">-&gt; &lt;not executable by iterator executor&gt;</w:t>
+      </w:r>
+      <w:r>
+        <w:t xml:space="preserve"> </w:t>
+      </w:r>
+      <w:r>
+        <w:t xml:space="preserve">bez ijednog čvora plana, a torke u oba slučaja ostaju nepromenjene, pa merenje</w:t>
+      </w:r>
+      <w:r>
+        <w:t xml:space="preserve"> </w:t>
+      </w:r>
+      <w:r>
+        <w:t xml:space="preserve">nije potrebno štititi transakcijom koja se poništava.</w:t>
+      </w:r>
+    </w:p>
+    <w:p>
+      <w:pPr>
+        <w:pStyle w:val="BodyText"/>
+      </w:pPr>
+      <w:r>
+        <w:t xml:space="preserve">Osnovna dijagnostika koju to merenje omogućava jeste odstupanje procene od stvarnog broja torki</w:t>
       </w:r>
       <w:r>
         <w:t xml:space="preserve"> </w:t>
@@ -6056,14 +6319,1235 @@
           <w:i/>
           <w:iCs/>
         </w:rPr>
+        <w:t xml:space="preserve">(estimated versus actual rows)</w:t>
+      </w:r>
+      <w:r>
+        <w:t xml:space="preserve">. Meri se na istom upitu iz odeljka 4.1, u kome je iz tabelarnog</w:t>
+      </w:r>
+      <w:r>
+        <w:t xml:space="preserve"> </w:t>
+      </w:r>
+      <w:r>
+        <w:t xml:space="preserve">ispisa izvedena procena od 5.499 torki. Izvršavanje pokazuje da kroz čvor</w:t>
+      </w:r>
+      <w:r>
+        <w:t xml:space="preserve"> </w:t>
+      </w:r>
+      <w:r>
+        <w:rPr>
+          <w:rStyle w:val="VerbatimChar"/>
+        </w:rPr>
+        <w:t xml:space="preserve">Filter</w:t>
+      </w:r>
+      <w:r>
+        <w:t xml:space="preserve"> </w:t>
+      </w:r>
+      <w:r>
+        <w:t xml:space="preserve">prođe njih 114,</w:t>
+      </w:r>
+      <w:r>
+        <w:t xml:space="preserve"> </w:t>
+      </w:r>
+      <w:r>
+        <w:t xml:space="preserve">dakle 48 puta manje. Procena za sken tabele</w:t>
+      </w:r>
+      <w:r>
+        <w:t xml:space="preserve"> </w:t>
+      </w:r>
+      <w:r>
+        <w:rPr>
+          <w:rStyle w:val="VerbatimChar"/>
+        </w:rPr>
+        <w:t xml:space="preserve">payment</w:t>
+      </w:r>
+      <w:r>
+        <w:t xml:space="preserve"> </w:t>
+      </w:r>
+      <w:r>
+        <w:t xml:space="preserve">pritom nije promašena: procenjenih 16.500</w:t>
+      </w:r>
+      <w:r>
+        <w:t xml:space="preserve"> </w:t>
+      </w:r>
+      <w:r>
+        <w:t xml:space="preserve">naspram izmerenih 16.044 torki daje odstupanje od svega 1,03 puta. Promašaj je, dakle, lokalizovan</w:t>
+      </w:r>
+      <w:r>
+        <w:t xml:space="preserve"> </w:t>
+      </w:r>
+      <w:r>
+        <w:t xml:space="preserve">na jedan čvor i ima jasan uzrok: kolona</w:t>
+      </w:r>
+      <w:r>
+        <w:t xml:space="preserve"> </w:t>
+      </w:r>
+      <w:r>
+        <w:rPr>
+          <w:rStyle w:val="VerbatimChar"/>
+        </w:rPr>
+        <w:t xml:space="preserve">amount</w:t>
+      </w:r>
+      <w:r>
+        <w:t xml:space="preserve"> </w:t>
+      </w:r>
+      <w:r>
+        <w:t xml:space="preserve">nema ni indeks ni histogram, pa vrednost</w:t>
+      </w:r>
+      <w:r>
+        <w:t xml:space="preserve"> </w:t>
+      </w:r>
+      <w:r>
+        <w:rPr>
+          <w:rStyle w:val="VerbatimChar"/>
+        </w:rPr>
+        <w:t xml:space="preserve">filtered</w:t>
+      </w:r>
+      <w:r>
+        <w:t xml:space="preserve"> </w:t>
+      </w:r>
+      <w:r>
+        <w:t xml:space="preserve">od 33,33 procenta nije merenje nego ugrađena pretpostavka za poređenje operatorom</w:t>
+      </w:r>
+      <w:r>
+        <w:t xml:space="preserve"> </w:t>
+      </w:r>
+      <w:r>
+        <w:rPr>
+          <w:rStyle w:val="VerbatimChar"/>
+        </w:rPr>
+        <w:t xml:space="preserve">&gt;</w:t>
+      </w:r>
+      <w:r>
+        <w:t xml:space="preserve"> </w:t>
+      </w:r>
+      <w:r>
+        <w:t xml:space="preserve">[2]</w:t>
+      </w:r>
+      <w:r>
+        <w:t xml:space="preserve">, dok je istina 114 od 16.044 torki, to jest 0,711 procenta.</w:t>
+      </w:r>
+    </w:p>
+    <w:p>
+      <w:pPr>
+        <w:pStyle w:val="BodyText"/>
+      </w:pPr>
+      <w:r>
+        <w:t xml:space="preserve">Histogram je alat kojim se neravnomernost raspodele</w:t>
+      </w:r>
+      <w:r>
+        <w:t xml:space="preserve"> </w:t>
+      </w:r>
+      <w:r>
+        <w:rPr>
+          <w:i/>
+          <w:iCs/>
+        </w:rPr>
+        <w:t xml:space="preserve">(skew)</w:t>
+      </w:r>
+      <w:r>
+        <w:t xml:space="preserve"> </w:t>
+      </w:r>
+      <w:r>
+        <w:t xml:space="preserve">jedne kolone opisuje statistikom</w:t>
+      </w:r>
+      <w:r>
+        <w:t xml:space="preserve"> </w:t>
+      </w:r>
+      <w:r>
+        <w:t xml:space="preserve">[2]</w:t>
+      </w:r>
+      <w:r>
+        <w:t xml:space="preserve">. Nad kolonom</w:t>
+      </w:r>
+      <w:r>
+        <w:t xml:space="preserve"> </w:t>
+      </w:r>
+      <w:r>
+        <w:rPr>
+          <w:rStyle w:val="VerbatimChar"/>
+        </w:rPr>
+        <w:t xml:space="preserve">amount</w:t>
+      </w:r>
+      <w:r>
+        <w:t xml:space="preserve">, koja nema indeks, on odstupanje zaista zatvara: posle</w:t>
+      </w:r>
+      <w:r>
+        <w:t xml:space="preserve"> </w:t>
+      </w:r>
+      <w:r>
+        <w:t xml:space="preserve">naredbe</w:t>
+      </w:r>
+      <w:r>
+        <w:t xml:space="preserve"> </w:t>
+      </w:r>
+      <w:r>
+        <w:rPr>
+          <w:rStyle w:val="VerbatimChar"/>
+        </w:rPr>
+        <w:t xml:space="preserve">ANALYZE TABLE payment UPDATE HISTOGRAM ON amount WITH 32 BUCKETS</w:t>
+      </w:r>
+      <w:r>
+        <w:t xml:space="preserve"> </w:t>
+      </w:r>
+      <w:r>
+        <w:t xml:space="preserve">vrednost</w:t>
+      </w:r>
+      <w:r>
+        <w:t xml:space="preserve"> </w:t>
+      </w:r>
+      <w:r>
+        <w:rPr>
+          <w:rStyle w:val="VerbatimChar"/>
+        </w:rPr>
+        <w:t xml:space="preserve">filtered</w:t>
+      </w:r>
+      <w:r>
+        <w:t xml:space="preserve"> </w:t>
+      </w:r>
+      <w:r>
+        <w:t xml:space="preserve">pada</w:t>
+      </w:r>
+      <w:r>
+        <w:t xml:space="preserve"> </w:t>
+      </w:r>
+      <w:r>
+        <w:t xml:space="preserve">sa 33,33 na 0,71 procenta, a procena sa 5.499 na 117 torki naspram izmerenih 114. Od trideset dve</w:t>
+      </w:r>
+      <w:r>
+        <w:t xml:space="preserve"> </w:t>
+      </w:r>
+      <w:r>
+        <w:t xml:space="preserve">tražene korpe</w:t>
+      </w:r>
+      <w:r>
+        <w:t xml:space="preserve"> </w:t>
+      </w:r>
+      <w:r>
+        <w:rPr>
+          <w:i/>
+          <w:iCs/>
+        </w:rPr>
+        <w:t xml:space="preserve">(bucket)</w:t>
+      </w:r>
+      <w:r>
+        <w:t xml:space="preserve"> </w:t>
+      </w:r>
+      <w:r>
+        <w:t xml:space="preserve">izgrađeno ih je devetnaest, tipa</w:t>
+      </w:r>
+      <w:r>
+        <w:t xml:space="preserve"> </w:t>
+      </w:r>
+      <w:r>
+        <w:rPr>
+          <w:rStyle w:val="VerbatimChar"/>
+        </w:rPr>
+        <w:t xml:space="preserve">singleton</w:t>
+      </w:r>
+      <w:r>
+        <w:t xml:space="preserve">. Nad indeksiranom kolonom isti</w:t>
+      </w:r>
+      <w:r>
+        <w:t xml:space="preserve"> </w:t>
+      </w:r>
+      <w:r>
+        <w:t xml:space="preserve">postupak ne menja ništa: procena za kolonu</w:t>
+      </w:r>
+      <w:r>
+        <w:t xml:space="preserve"> </w:t>
+      </w:r>
+      <w:r>
+        <w:rPr>
+          <w:rStyle w:val="VerbatimChar"/>
+        </w:rPr>
+        <w:t xml:space="preserve">country_code</w:t>
+      </w:r>
+      <w:r>
+        <w:t xml:space="preserve"> </w:t>
+      </w:r>
+      <w:r>
+        <w:t xml:space="preserve">tabele</w:t>
+      </w:r>
+      <w:r>
+        <w:t xml:space="preserve"> </w:t>
+      </w:r>
+      <w:r>
+        <w:rPr>
+          <w:rStyle w:val="VerbatimChar"/>
+        </w:rPr>
+        <w:t xml:space="preserve">wide_events</w:t>
+      </w:r>
+      <w:r>
+        <w:t xml:space="preserve"> </w:t>
+      </w:r>
+      <w:r>
+        <w:t xml:space="preserve">i pre i posle</w:t>
+      </w:r>
+      <w:r>
+        <w:t xml:space="preserve"> </w:t>
+      </w:r>
+      <w:r>
+        <w:t xml:space="preserve">histograma iznosi 2,45 miliona torki, jer optimizator, kada je kolona indeksirana, daje prednost</w:t>
+      </w:r>
+      <w:r>
+        <w:t xml:space="preserve"> </w:t>
+      </w:r>
+      <w:r>
+        <w:t xml:space="preserve">procenama optimizatora opsega</w:t>
+      </w:r>
+      <w:r>
+        <w:t xml:space="preserve"> </w:t>
+      </w:r>
+      <w:r>
+        <w:rPr>
+          <w:i/>
+          <w:iCs/>
+        </w:rPr>
+        <w:t xml:space="preserve">(range optimizer)</w:t>
+      </w:r>
+      <w:r>
+        <w:t xml:space="preserve"> </w:t>
+      </w:r>
+      <w:r>
+        <w:t xml:space="preserve">u odnosu na statistiku iz histograma</w:t>
+      </w:r>
+      <w:r>
+        <w:t xml:space="preserve"> </w:t>
+      </w:r>
+      <w:r>
+        <w:t xml:space="preserve">[2]</w:t>
+      </w:r>
+      <w:r>
+        <w:t xml:space="preserve">. Sama ta procena promašuje izmereni broj od 3.500.177 torki za 1,43 puta.</w:t>
+      </w:r>
+    </w:p>
+    <w:p>
+      <w:pPr>
+        <w:pStyle w:val="BodyText"/>
+      </w:pPr>
+      <w:r>
+        <w:t xml:space="preserve">Time se dolazi do pitanja gde je granica prevelikog odstupanja. Uobičajeno pravilo, po kome procena</w:t>
+      </w:r>
+      <w:r>
+        <w:t xml:space="preserve"> </w:t>
+      </w:r>
+      <w:r>
+        <w:t xml:space="preserve">koja promašuje više od tri puta zaslužuje pažnju, merenjem se pokazuje kao prag za proveru, a ne kao</w:t>
+      </w:r>
+      <w:r>
+        <w:t xml:space="preserve"> </w:t>
+      </w:r>
+      <w:r>
+        <w:t xml:space="preserve">presuda. Isti onaj upit sa odstupanjem od 48 puta, proširen na spoj pet tabela, daje isti redosled</w:t>
+      </w:r>
+      <w:r>
+        <w:t xml:space="preserve"> </w:t>
+      </w:r>
+      <w:r>
+        <w:t xml:space="preserve">spoja i sa histogramom i bez njega, a razlikuju se samo cene (9.373 naspram 1.926). Odstupanje,</w:t>
+      </w:r>
+      <w:r>
+        <w:t xml:space="preserve"> </w:t>
+      </w:r>
+      <w:r>
+        <w:t xml:space="preserve">dakle, znači da je odluka doneta na osnovu pogrešnog broja, ali ne i da je sama odluka pogrešna. Da</w:t>
+      </w:r>
+      <w:r>
+        <w:t xml:space="preserve"> </w:t>
+      </w:r>
+      <w:r>
+        <w:t xml:space="preserve">li jeste, vidi se tek kada se izabrani plan uporedi sa nekim drugim.</w:t>
+      </w:r>
+    </w:p>
+    <w:p>
+      <w:pPr>
+        <w:pStyle w:val="CaptionedFigure"/>
+      </w:pPr>
+      <w:r>
+        <w:drawing>
+          <wp:inline>
+            <wp:extent cx="5334000" cy="2974383"/>
+            <wp:effectExtent b="0" l="0" r="0" t="0"/>
+            <wp:docPr descr="Slika 4.3: Procena naspram stvarnog broja torki po čvorovima plana, i dejstvo histograma na koloni bez indeksa i na koloni sa indeksom." title="" id="47" name="Picture"/>
+            <a:graphic>
+              <a:graphicData uri="http://schemas.openxmlformats.org/drawingml/2006/picture">
+                <pic:pic>
+                  <pic:nvPicPr>
+                    <pic:cNvPr descr="figures/04-explain-03-procena-naspram-stvarnog.png" id="48" name="Picture"/>
+                    <pic:cNvPicPr>
+                      <a:picLocks noChangeArrowheads="1" noChangeAspect="1"/>
+                    </pic:cNvPicPr>
+                  </pic:nvPicPr>
+                  <pic:blipFill>
+                    <a:blip r:embed="rId46"/>
+                    <a:stretch>
+                      <a:fillRect/>
+                    </a:stretch>
+                  </pic:blipFill>
+                  <pic:spPr bwMode="auto">
+                    <a:xfrm>
+                      <a:off x="0" y="0"/>
+                      <a:ext cx="5334000" cy="2974383"/>
+                    </a:xfrm>
+                    <a:prstGeom prst="rect">
+                      <a:avLst/>
+                    </a:prstGeom>
+                    <a:noFill/>
+                    <a:ln w="9525">
+                      <a:noFill/>
+                      <a:headEnd/>
+                      <a:tailEnd/>
+                    </a:ln>
+                  </pic:spPr>
+                </pic:pic>
+              </a:graphicData>
+            </a:graphic>
+          </wp:inline>
+        </w:drawing>
+      </w:r>
+    </w:p>
+    <w:p>
+      <w:pPr>
+        <w:pStyle w:val="ImageCaption"/>
+      </w:pPr>
+      <w:r>
+        <w:t xml:space="preserve">Slika 4.3: Procena naspram stvarnog broja torki po čvorovima plana, i dejstvo histograma na koloni</w:t>
+      </w:r>
+      <w:r>
+        <w:t xml:space="preserve"> </w:t>
+      </w:r>
+      <w:r>
+        <w:t xml:space="preserve">bez indeksa i na koloni sa indeksom.</w:t>
+      </w:r>
+    </w:p>
+    <w:bookmarkEnd w:id="49"/>
+    <w:bookmarkStart w:id="53" w:name="prosek-po-ponavljanju"/>
+    <w:p>
+      <w:pPr>
+        <w:pStyle w:val="Heading2"/>
+      </w:pPr>
+      <w:r>
+        <w:t xml:space="preserve">4.6. Prosek po ponavljanju</w:t>
+      </w:r>
+    </w:p>
+    <w:p>
+      <w:pPr>
+        <w:pStyle w:val="FirstParagraph"/>
+      </w:pPr>
+      <w:r>
+        <w:t xml:space="preserve">Brojevi u izmerenoj zagradi čvora koji se nalazi unutar ugnježdene petlje nisu zbirovi nego proseci</w:t>
+      </w:r>
+      <w:r>
+        <w:t xml:space="preserve"> </w:t>
+      </w:r>
+      <w:r>
+        <w:t xml:space="preserve">po jednom ponavljanju</w:t>
+      </w:r>
+      <w:r>
+        <w:t xml:space="preserve"> </w:t>
+      </w:r>
+      <w:r>
+        <w:t xml:space="preserve">[2]</w:t>
+      </w:r>
+      <w:r>
+        <w:t xml:space="preserve">. Na spoju tabela</w:t>
+      </w:r>
+      <w:r>
+        <w:t xml:space="preserve"> </w:t>
+      </w:r>
+      <w:r>
+        <w:rPr>
+          <w:rStyle w:val="VerbatimChar"/>
+        </w:rPr>
+        <w:t xml:space="preserve">film</w:t>
+      </w:r>
+      <w:r>
+        <w:t xml:space="preserve">,</w:t>
+      </w:r>
+      <w:r>
+        <w:t xml:space="preserve"> </w:t>
+      </w:r>
+      <w:r>
+        <w:rPr>
+          <w:rStyle w:val="VerbatimChar"/>
+        </w:rPr>
+        <w:t xml:space="preserve">film_actor</w:t>
+      </w:r>
+      <w:r>
+        <w:t xml:space="preserve"> </w:t>
+      </w:r>
+      <w:r>
+        <w:t xml:space="preserve">i</w:t>
+      </w:r>
+      <w:r>
+        <w:t xml:space="preserve"> </w:t>
+      </w:r>
+      <w:r>
+        <w:rPr>
+          <w:rStyle w:val="VerbatimChar"/>
+        </w:rPr>
+        <w:t xml:space="preserve">actor</w:t>
+      </w:r>
+      <w:r>
+        <w:t xml:space="preserve">, sa uslovom</w:t>
+      </w:r>
+      <w:r>
+        <w:t xml:space="preserve"> </w:t>
+      </w:r>
+      <w:r>
+        <w:t xml:space="preserve">koji ostavlja 178 filmova, čvor</w:t>
+      </w:r>
+      <w:r>
+        <w:t xml:space="preserve"> </w:t>
+      </w:r>
+      <w:r>
+        <w:rPr>
+          <w:rStyle w:val="VerbatimChar"/>
+        </w:rPr>
+        <w:t xml:space="preserve">Covering index lookup on fa</w:t>
+      </w:r>
+      <w:r>
+        <w:t xml:space="preserve"> </w:t>
+      </w:r>
+      <w:r>
+        <w:t xml:space="preserve">prijavljuje</w:t>
+      </w:r>
+      <w:r>
+        <w:t xml:space="preserve"> </w:t>
+      </w:r>
+      <w:r>
+        <w:rPr>
+          <w:rStyle w:val="VerbatimChar"/>
+        </w:rPr>
+        <w:t xml:space="preserve">rows=5.48</w:t>
+      </w:r>
+      <w:r>
+        <w:t xml:space="preserve"> </w:t>
+      </w:r>
+      <w:r>
+        <w:t xml:space="preserve">i</w:t>
+      </w:r>
+      <w:r>
+        <w:t xml:space="preserve"> </w:t>
+      </w:r>
+      <w:r>
+        <w:rPr>
+          <w:rStyle w:val="VerbatimChar"/>
+        </w:rPr>
+        <w:t xml:space="preserve">loops=178</w:t>
+      </w:r>
+      <w:r>
+        <w:t xml:space="preserve">.</w:t>
+      </w:r>
+      <w:r>
+        <w:t xml:space="preserve"> </w:t>
+      </w:r>
+      <w:r>
+        <w:t xml:space="preserve">Razlomak u broju torki je znak da je reč o proseku: 178 ponavljanja puta 5,48 torki daje 975, a to</w:t>
+      </w:r>
+      <w:r>
+        <w:t xml:space="preserve"> </w:t>
+      </w:r>
+      <w:r>
+        <w:t xml:space="preserve">je upravo broj torki koji čvor spoja iznad njega prijavljuje (976). Ukupan doprinos jednog čvora</w:t>
+      </w:r>
+      <w:r>
+        <w:t xml:space="preserve"> </w:t>
+      </w:r>
+      <w:r>
+        <w:t xml:space="preserve">dobija se, dakle, tek množenjem sa</w:t>
+      </w:r>
+      <w:r>
+        <w:t xml:space="preserve"> </w:t>
+      </w:r>
+      <w:r>
+        <w:rPr>
+          <w:rStyle w:val="VerbatimChar"/>
+        </w:rPr>
+        <w:t xml:space="preserve">loops</w:t>
+      </w:r>
+      <w:r>
+        <w:t xml:space="preserve">, zbog čega čvor sa najmanjim prijavljenim vremenom ume da</w:t>
+      </w:r>
+      <w:r>
+        <w:t xml:space="preserve"> </w:t>
+      </w:r>
+      <w:r>
+        <w:t xml:space="preserve">bude najskuplji deo plana. Vreme se čita na isti način, jer i</w:t>
+      </w:r>
+      <w:r>
+        <w:t xml:space="preserve"> </w:t>
+      </w:r>
+      <w:r>
+        <w:rPr>
+          <w:rStyle w:val="VerbatimChar"/>
+        </w:rPr>
+        <w:t xml:space="preserve">actual time</w:t>
+      </w:r>
+      <w:r>
+        <w:t xml:space="preserve"> </w:t>
+      </w:r>
+      <w:r>
+        <w:t xml:space="preserve">meri jedno ponavljanje.</w:t>
+      </w:r>
+    </w:p>
+    <w:p>
+      <w:pPr>
+        <w:pStyle w:val="CaptionedFigure"/>
+      </w:pPr>
+      <w:r>
+        <w:drawing>
+          <wp:inline>
+            <wp:extent cx="5334000" cy="3164237"/>
+            <wp:effectExtent b="0" l="0" r="0" t="0"/>
+            <wp:docPr descr="Slika 4.4: Vrednosti rows i actual time kao proseci po ponavljanju: prijavljeno vreme jednog ponavljanja naspram ukupnog vremena čvora." title="" id="51" name="Picture"/>
+            <a:graphic>
+              <a:graphicData uri="http://schemas.openxmlformats.org/drawingml/2006/picture">
+                <pic:pic>
+                  <pic:nvPicPr>
+                    <pic:cNvPr descr="figures/04-explain-04-loops-i-prosek.png" id="52" name="Picture"/>
+                    <pic:cNvPicPr>
+                      <a:picLocks noChangeArrowheads="1" noChangeAspect="1"/>
+                    </pic:cNvPicPr>
+                  </pic:nvPicPr>
+                  <pic:blipFill>
+                    <a:blip r:embed="rId50"/>
+                    <a:stretch>
+                      <a:fillRect/>
+                    </a:stretch>
+                  </pic:blipFill>
+                  <pic:spPr bwMode="auto">
+                    <a:xfrm>
+                      <a:off x="0" y="0"/>
+                      <a:ext cx="5334000" cy="3164237"/>
+                    </a:xfrm>
+                    <a:prstGeom prst="rect">
+                      <a:avLst/>
+                    </a:prstGeom>
+                    <a:noFill/>
+                    <a:ln w="9525">
+                      <a:noFill/>
+                      <a:headEnd/>
+                      <a:tailEnd/>
+                    </a:ln>
+                  </pic:spPr>
+                </pic:pic>
+              </a:graphicData>
+            </a:graphic>
+          </wp:inline>
+        </w:drawing>
+      </w:r>
+    </w:p>
+    <w:p>
+      <w:pPr>
+        <w:pStyle w:val="ImageCaption"/>
+      </w:pPr>
+      <w:r>
+        <w:t xml:space="preserve">Slika 4.4: Vrednosti</w:t>
+      </w:r>
+      <w:r>
+        <w:t xml:space="preserve"> </w:t>
+      </w:r>
+      <w:r>
+        <w:rPr>
+          <w:rStyle w:val="VerbatimChar"/>
+        </w:rPr>
+        <w:t xml:space="preserve">rows</w:t>
+      </w:r>
+      <w:r>
+        <w:t xml:space="preserve"> </w:t>
+      </w:r>
+      <w:r>
+        <w:t xml:space="preserve">i</w:t>
+      </w:r>
+      <w:r>
+        <w:t xml:space="preserve"> </w:t>
+      </w:r>
+      <w:r>
+        <w:rPr>
+          <w:rStyle w:val="VerbatimChar"/>
+        </w:rPr>
+        <w:t xml:space="preserve">actual time</w:t>
+      </w:r>
+      <w:r>
+        <w:t xml:space="preserve"> </w:t>
+      </w:r>
+      <w:r>
+        <w:t xml:space="preserve">kao proseci po ponavljanju: prijavljeno vreme jednog</w:t>
+      </w:r>
+      <w:r>
+        <w:t xml:space="preserve"> </w:t>
+      </w:r>
+      <w:r>
+        <w:t xml:space="preserve">ponavljanja naspram ukupnog vremena čvora.</w:t>
+      </w:r>
+    </w:p>
+    <w:bookmarkEnd w:id="53"/>
+    <w:bookmarkStart w:id="57" w:name="plan-koji-ispis-prikazuje-kao-savršen"/>
+    <w:p>
+      <w:pPr>
+        <w:pStyle w:val="Heading2"/>
+      </w:pPr>
+      <w:r>
+        <w:t xml:space="preserve">4.7. Plan koji ispis prikazuje kao savršen</w:t>
+      </w:r>
+    </w:p>
+    <w:p>
+      <w:pPr>
+        <w:pStyle w:val="FirstParagraph"/>
+      </w:pPr>
+      <w:r>
+        <w:t xml:space="preserve">Upit nad tabelom</w:t>
+      </w:r>
+      <w:r>
+        <w:t xml:space="preserve"> </w:t>
+      </w:r>
+      <w:r>
+        <w:rPr>
+          <w:rStyle w:val="VerbatimChar"/>
+        </w:rPr>
+        <w:t xml:space="preserve">wide_events</w:t>
+      </w:r>
+      <w:r>
+        <w:t xml:space="preserve"> </w:t>
+      </w:r>
+      <w:r>
+        <w:t xml:space="preserve">traži deset najstarijih torki koje ispunjavaju redak uslov nad</w:t>
+      </w:r>
+      <w:r>
+        <w:t xml:space="preserve"> </w:t>
+      </w:r>
+      <w:r>
+        <w:t xml:space="preserve">neindeksiranom kolonom, dakle</w:t>
+      </w:r>
+      <w:r>
+        <w:t xml:space="preserve"> </w:t>
+      </w:r>
+      <w:r>
+        <w:rPr>
+          <w:rStyle w:val="VerbatimChar"/>
+        </w:rPr>
+        <w:t xml:space="preserve">WHERE amount &gt; 504.9 ORDER BY created_at LIMIT 10</w:t>
+      </w:r>
+      <w:r>
+        <w:t xml:space="preserve">. Uslov ispunjava</w:t>
+      </w:r>
+      <w:r>
+        <w:t xml:space="preserve"> </w:t>
+      </w:r>
+      <w:r>
+        <w:t xml:space="preserve">940 od pet miliona torki, to jest 0,0188 procenta, a optimizator i dalje pretpostavlja 33,33. U</w:t>
+      </w:r>
+      <w:r>
+        <w:t xml:space="preserve"> </w:t>
+      </w:r>
+      <w:r>
+        <w:rPr>
+          <w:rStyle w:val="VerbatimChar"/>
+        </w:rPr>
+        <w:t xml:space="preserve">EXPLAIN</w:t>
+      </w:r>
+      <w:r>
+        <w:t xml:space="preserve"> </w:t>
+      </w:r>
+      <w:r>
+        <w:t xml:space="preserve">ispisu nijedna kolona nije upozorenje:</w:t>
+      </w:r>
+      <w:r>
+        <w:t xml:space="preserve"> </w:t>
+      </w:r>
+      <w:r>
+        <w:rPr>
+          <w:rStyle w:val="VerbatimChar"/>
+        </w:rPr>
+        <w:t xml:space="preserve">type: index</w:t>
+      </w:r>
+      <w:r>
+        <w:t xml:space="preserve">,</w:t>
+      </w:r>
+      <w:r>
+        <w:t xml:space="preserve"> </w:t>
+      </w:r>
+      <w:r>
+        <w:rPr>
+          <w:rStyle w:val="VerbatimChar"/>
+        </w:rPr>
+        <w:t xml:space="preserve">key: idx_created_at</w:t>
+      </w:r>
+      <w:r>
+        <w:t xml:space="preserve">,</w:t>
+      </w:r>
+      <w:r>
+        <w:t xml:space="preserve"> </w:t>
+      </w:r>
+      <w:r>
+        <w:rPr>
+          <w:rStyle w:val="VerbatimChar"/>
+        </w:rPr>
+        <w:t xml:space="preserve">rows: 10</w:t>
+      </w:r>
+      <w:r>
+        <w:t xml:space="preserve">,</w:t>
+      </w:r>
+      <w:r>
+        <w:t xml:space="preserve"> </w:t>
+      </w:r>
+      <w:r>
+        <w:t xml:space="preserve">bez vrednosti</w:t>
+      </w:r>
+      <w:r>
+        <w:t xml:space="preserve"> </w:t>
+      </w:r>
+      <w:r>
+        <w:rPr>
+          <w:rStyle w:val="VerbatimChar"/>
+        </w:rPr>
+        <w:t xml:space="preserve">Using filesort</w:t>
+      </w:r>
+      <w:r>
+        <w:t xml:space="preserve"> </w:t>
+      </w:r>
+      <w:r>
+        <w:t xml:space="preserve">i sa cenom 0,836, dakle manjom od jedan.</w:t>
+      </w:r>
+    </w:p>
+    <w:p>
+      <w:pPr>
+        <w:pStyle w:val="BodyText"/>
+      </w:pPr>
+      <w:r>
+        <w:rPr>
+          <w:rStyle w:val="VerbatimChar"/>
+        </w:rPr>
+        <w:t xml:space="preserve">EXPLAIN ANALYZE</w:t>
+      </w:r>
+      <w:r>
+        <w:t xml:space="preserve"> </w:t>
+      </w:r>
+      <w:r>
+        <w:t xml:space="preserve">nad istim upitom pokazuje da je sken preko indeksa pročitao 31.621 torku, dakle</w:t>
+      </w:r>
+      <w:r>
+        <w:t xml:space="preserve"> </w:t>
+      </w:r>
+      <w:r>
+        <w:t xml:space="preserve">3.162 puta više od procene, i da je to trajalo oko 2.786 milisekundi. Uzrok je sadejstvo klauzula</w:t>
+      </w:r>
+      <w:r>
+        <w:t xml:space="preserve"> </w:t>
+      </w:r>
+      <w:r>
+        <w:rPr>
+          <w:rStyle w:val="VerbatimChar"/>
+        </w:rPr>
+        <w:t xml:space="preserve">ORDER BY</w:t>
+      </w:r>
+      <w:r>
+        <w:t xml:space="preserve"> </w:t>
+      </w:r>
+      <w:r>
+        <w:t xml:space="preserve">i</w:t>
+      </w:r>
+      <w:r>
+        <w:t xml:space="preserve"> </w:t>
+      </w:r>
+      <w:r>
+        <w:rPr>
+          <w:rStyle w:val="VerbatimChar"/>
+        </w:rPr>
+        <w:t xml:space="preserve">LIMIT</w:t>
+      </w:r>
+      <w:r>
+        <w:t xml:space="preserve">: plan čita indeks</w:t>
+      </w:r>
+      <w:r>
+        <w:t xml:space="preserve"> </w:t>
+      </w:r>
+      <w:r>
+        <w:rPr>
+          <w:rStyle w:val="VerbatimChar"/>
+        </w:rPr>
+        <w:t xml:space="preserve">idx_created_at</w:t>
+      </w:r>
+      <w:r>
+        <w:t xml:space="preserve"> </w:t>
+      </w:r>
+      <w:r>
+        <w:t xml:space="preserve">redom i staje kada skupi deset torki koje</w:t>
+      </w:r>
+      <w:r>
+        <w:t xml:space="preserve"> </w:t>
+      </w:r>
+      <w:r>
+        <w:t xml:space="preserve">prolaze filter, a pošto je uslov redak, do desete takve torke dolazi se tek posle 31.621 pročitane</w:t>
+      </w:r>
+      <w:r>
+        <w:t xml:space="preserve"> </w:t>
+      </w:r>
+      <w:r>
+        <w:t xml:space="preserve">torke. Procena od deset torki odnosi se na ono što plan vraća, a ne na ono što mora da pročita da bi</w:t>
+      </w:r>
+      <w:r>
+        <w:t xml:space="preserve"> </w:t>
+      </w:r>
+      <w:r>
+        <w:t xml:space="preserve">to vratio.</w:t>
+      </w:r>
+    </w:p>
+    <w:p>
+      <w:pPr>
+        <w:pStyle w:val="BodyText"/>
+      </w:pPr>
+      <w:r>
+        <w:t xml:space="preserve">Da plan nije samo spor nego zaista loš, pokazuje poređenje sa alternativom. Kada se indeks oduzme</w:t>
+      </w:r>
+      <w:r>
+        <w:t xml:space="preserve"> </w:t>
+      </w:r>
+      <w:r>
+        <w:t xml:space="preserve">naredbom</w:t>
+      </w:r>
+      <w:r>
+        <w:t xml:space="preserve"> </w:t>
+      </w:r>
+      <w:r>
+        <w:rPr>
+          <w:rStyle w:val="VerbatimChar"/>
+        </w:rPr>
+        <w:t xml:space="preserve">IGNORE INDEX</w:t>
+      </w:r>
+      <w:r>
+        <w:t xml:space="preserve">, dobija se plan sa skenom cele tabele i sortiranjem, kome</w:t>
+      </w:r>
+      <w:r>
+        <w:t xml:space="preserve"> </w:t>
+      </w:r>
+      <w:r>
+        <w:rPr>
+          <w:rStyle w:val="VerbatimChar"/>
+        </w:rPr>
+        <w:t xml:space="preserve">EXPLAIN</w:t>
+      </w:r>
+      <w:r>
+        <w:t xml:space="preserve"> </w:t>
+      </w:r>
+      <w:r>
+        <w:t xml:space="preserve">dodeljuje cenu 574.087, oko 686.000 puta veću, a koji se izvršava za oko 1.861 milisekundu, dakle</w:t>
+      </w:r>
+      <w:r>
+        <w:t xml:space="preserve"> </w:t>
+      </w:r>
+      <w:r>
+        <w:t xml:space="preserve">približno 1,5 puta brže. Model cene je jeftinijim proglasio sporiji plan, i to se bez izvršavanja</w:t>
+      </w:r>
+      <w:r>
+        <w:t xml:space="preserve"> </w:t>
+      </w:r>
+      <w:r>
+        <w:t xml:space="preserve">nije moglo videti.</w:t>
+      </w:r>
+    </w:p>
+    <w:p>
+      <w:pPr>
+        <w:pStyle w:val="BodyText"/>
+      </w:pPr>
+      <w:r>
+        <w:t xml:space="preserve">Histogram ni ovde ne pomaže, iako procenu popravlja. Sa 64 i sa 1024 korpe nad kolonom</w:t>
+      </w:r>
+      <w:r>
+        <w:t xml:space="preserve"> </w:t>
+      </w:r>
+      <w:r>
+        <w:rPr>
+          <w:rStyle w:val="VerbatimChar"/>
+        </w:rPr>
+        <w:t xml:space="preserve">amount</w:t>
+      </w:r>
+      <w:r>
+        <w:t xml:space="preserve"> </w:t>
+      </w:r>
+      <w:r>
+        <w:t xml:space="preserve">vrednost</w:t>
+      </w:r>
+      <w:r>
+        <w:t xml:space="preserve"> </w:t>
+      </w:r>
+      <w:r>
+        <w:rPr>
+          <w:rStyle w:val="VerbatimChar"/>
+        </w:rPr>
+        <w:t xml:space="preserve">filtered</w:t>
+      </w:r>
+      <w:r>
+        <w:t xml:space="preserve"> </w:t>
+      </w:r>
+      <w:r>
+        <w:t xml:space="preserve">pada sa 33,33 na 0,50 procenta, a procena u stablu sa 3,33 na 0,05 torki, dok</w:t>
+      </w:r>
+      <w:r>
+        <w:t xml:space="preserve"> </w:t>
+      </w:r>
+      <w:r>
+        <w:t xml:space="preserve">plan, broj pročitanih torki i vreme izvršavanja ostaju nepromenjeni. Razlog je što klauzula</w:t>
+      </w:r>
+      <w:r>
+        <w:t xml:space="preserve"> </w:t>
+      </w:r>
+      <w:r>
+        <w:rPr>
+          <w:rStyle w:val="VerbatimChar"/>
+        </w:rPr>
+        <w:t xml:space="preserve">LIMIT</w:t>
+      </w:r>
+      <w:r>
+        <w:t xml:space="preserve"> </w:t>
+      </w:r>
+      <w:r>
+        <w:t xml:space="preserve">ograničava broj torki koji ulazi u cenu skena po redosledu indeksa na deset, i to pre nego što</w:t>
+      </w:r>
+      <w:r>
+        <w:t xml:space="preserve"> </w:t>
+      </w:r>
+      <w:r>
+        <w:t xml:space="preserve">ispravljena selektivnost stigne da taj broj podigne. Bolja statistika popravila je, dakle, procenu,</w:t>
+      </w:r>
+      <w:r>
+        <w:t xml:space="preserve"> </w:t>
+      </w:r>
+      <w:r>
+        <w:t xml:space="preserve">a nije promenila odluku.</w:t>
+      </w:r>
+    </w:p>
+    <w:p>
+      <w:pPr>
+        <w:pStyle w:val="CaptionedFigure"/>
+      </w:pPr>
+      <w:r>
+        <w:drawing>
+          <wp:inline>
+            <wp:extent cx="5334000" cy="3100952"/>
+            <wp:effectExtent b="0" l="0" r="0" t="0"/>
+            <wp:docPr descr="Slika 4.5: Isti upit u tri prikaza: procena koju ispisuje EXPLAIN, merenje koje dodaje EXPLAIN ANALYZE i alternativni plan dobijen naredbom IGNORE INDEX." title="" id="55" name="Picture"/>
+            <a:graphic>
+              <a:graphicData uri="http://schemas.openxmlformats.org/drawingml/2006/picture">
+                <pic:pic>
+                  <pic:nvPicPr>
+                    <pic:cNvPr descr="figures/04-explain-05-los-plan.png" id="56" name="Picture"/>
+                    <pic:cNvPicPr>
+                      <a:picLocks noChangeArrowheads="1" noChangeAspect="1"/>
+                    </pic:cNvPicPr>
+                  </pic:nvPicPr>
+                  <pic:blipFill>
+                    <a:blip r:embed="rId54"/>
+                    <a:stretch>
+                      <a:fillRect/>
+                    </a:stretch>
+                  </pic:blipFill>
+                  <pic:spPr bwMode="auto">
+                    <a:xfrm>
+                      <a:off x="0" y="0"/>
+                      <a:ext cx="5334000" cy="3100952"/>
+                    </a:xfrm>
+                    <a:prstGeom prst="rect">
+                      <a:avLst/>
+                    </a:prstGeom>
+                    <a:noFill/>
+                    <a:ln w="9525">
+                      <a:noFill/>
+                      <a:headEnd/>
+                      <a:tailEnd/>
+                    </a:ln>
+                  </pic:spPr>
+                </pic:pic>
+              </a:graphicData>
+            </a:graphic>
+          </wp:inline>
+        </w:drawing>
+      </w:r>
+    </w:p>
+    <w:p>
+      <w:pPr>
+        <w:pStyle w:val="ImageCaption"/>
+      </w:pPr>
+      <w:r>
+        <w:t xml:space="preserve">Slika 4.5: Isti upit u tri prikaza: procena koju ispisuje</w:t>
+      </w:r>
+      <w:r>
+        <w:t xml:space="preserve"> </w:t>
+      </w:r>
+      <w:r>
+        <w:rPr>
+          <w:rStyle w:val="VerbatimChar"/>
+        </w:rPr>
+        <w:t xml:space="preserve">EXPLAIN</w:t>
+      </w:r>
+      <w:r>
+        <w:t xml:space="preserve">, merenje koje dodaje</w:t>
+      </w:r>
+      <w:r>
+        <w:t xml:space="preserve"> </w:t>
+      </w:r>
+      <w:r>
+        <w:rPr>
+          <w:rStyle w:val="VerbatimChar"/>
+        </w:rPr>
+        <w:t xml:space="preserve">EXPLAIN ANALYZE</w:t>
+      </w:r>
+      <w:r>
+        <w:t xml:space="preserve"> </w:t>
+      </w:r>
+      <w:r>
+        <w:t xml:space="preserve">i alternativni plan dobijen naredbom</w:t>
+      </w:r>
+      <w:r>
+        <w:t xml:space="preserve"> </w:t>
+      </w:r>
+      <w:r>
+        <w:rPr>
+          <w:rStyle w:val="VerbatimChar"/>
+        </w:rPr>
+        <w:t xml:space="preserve">IGNORE INDEX</w:t>
+      </w:r>
+      <w:r>
+        <w:t xml:space="preserve">.</w:t>
+      </w:r>
+    </w:p>
+    <w:p>
+      <w:pPr>
+        <w:pStyle w:val="BodyText"/>
+      </w:pPr>
+      <w:r>
+        <w:t xml:space="preserve">Ono što</w:t>
+      </w:r>
+      <w:r>
+        <w:t xml:space="preserve"> </w:t>
+      </w:r>
+      <w:r>
+        <w:rPr>
+          <w:rStyle w:val="VerbatimChar"/>
+        </w:rPr>
+        <w:t xml:space="preserve">EXPLAIN ANALYZE</w:t>
+      </w:r>
+      <w:r>
+        <w:t xml:space="preserve"> </w:t>
+      </w:r>
+      <w:r>
+        <w:t xml:space="preserve">ni ovde nije pokazalo jeste zašto je lošiji plan uopšte izabran. Ispis</w:t>
+      </w:r>
+      <w:r>
+        <w:t xml:space="preserve"> </w:t>
+      </w:r>
+      <w:r>
+        <w:t xml:space="preserve">meri jedan plan, onaj koji je pobedio, i ne pominje ni koje je alternative optimizator razmatrao ni</w:t>
+      </w:r>
+      <w:r>
+        <w:t xml:space="preserve"> </w:t>
+      </w:r>
+      <w:r>
+        <w:t xml:space="preserve">kolikom ih je cenom procenio. Taj podatak postoji, ali samo u tragu optimizatora, čime se bavi</w:t>
+      </w:r>
+      <w:r>
+        <w:t xml:space="preserve"> </w:t>
+      </w:r>
+      <w:r>
+        <w:t xml:space="preserve">naredni odeljak.</w:t>
+      </w:r>
+    </w:p>
+    <w:bookmarkEnd w:id="57"/>
+    <w:bookmarkEnd w:id="58"/>
+    <w:bookmarkStart w:id="59" w:name="iterator-model-i-pipeline-operatora"/>
+    <w:p>
+      <w:pPr>
+        <w:pStyle w:val="Heading1"/>
+      </w:pPr>
+      <w:r>
+        <w:t xml:space="preserve">5. Iterator model i pipeline operatora</w:t>
+      </w:r>
+    </w:p>
+    <w:bookmarkEnd w:id="59"/>
+    <w:bookmarkStart w:id="60" w:name="vektorizovano-izvršavanje"/>
+    <w:p>
+      <w:pPr>
+        <w:pStyle w:val="Heading1"/>
+      </w:pPr>
+      <w:r>
+        <w:t xml:space="preserve">6. Vektorizovano izvršavanje</w:t>
+      </w:r>
+    </w:p>
+    <w:bookmarkEnd w:id="60"/>
+    <w:bookmarkStart w:id="61" w:name="paralelno-izvršavanje-upita"/>
+    <w:p>
+      <w:pPr>
+        <w:pStyle w:val="Heading1"/>
+      </w:pPr>
+      <w:r>
+        <w:t xml:space="preserve">7. Paralelno izvršavanje upita</w:t>
+      </w:r>
+    </w:p>
+    <w:bookmarkEnd w:id="61"/>
+    <w:bookmarkStart w:id="62" w:name="keširanje-i-ponovna-upotreba-planova"/>
+    <w:p>
+      <w:pPr>
+        <w:pStyle w:val="Heading1"/>
+      </w:pPr>
+      <w:r>
+        <w:t xml:space="preserve">8. Keširanje i ponovna upotreba planova</w:t>
+      </w:r>
+    </w:p>
+    <w:bookmarkEnd w:id="62"/>
+    <w:bookmarkStart w:id="63" w:name="zaključak"/>
+    <w:p>
+      <w:pPr>
+        <w:pStyle w:val="Heading1"/>
+      </w:pPr>
+      <w:r>
+        <w:t xml:space="preserve">9. Zaključak</w:t>
+      </w:r>
+    </w:p>
+    <w:bookmarkEnd w:id="63"/>
+    <w:bookmarkStart w:id="74" w:name="reference"/>
+    <w:p>
+      <w:pPr>
+        <w:pStyle w:val="Heading1"/>
+      </w:pPr>
+      <w:r>
+        <w:t xml:space="preserve">Reference</w:t>
+      </w:r>
+    </w:p>
+    <w:bookmarkStart w:id="73" w:name="refs"/>
+    <w:bookmarkStart w:id="64" w:name="ref-ramakrishnan2003"/>
+    <w:p>
+      <w:pPr>
+        <w:pStyle w:val="Bibliography"/>
+      </w:pPr>
+      <w:r>
+        <w:t xml:space="preserve">[1]</w:t>
+      </w:r>
+      <w:r>
+        <w:t xml:space="preserve"> </w:t>
+      </w:r>
+      <w:r>
+        <w:t xml:space="preserve">	</w:t>
+      </w:r>
+      <w:r>
+        <w:t xml:space="preserve">R. Ramakrishnan and J. Gehrke,</w:t>
+      </w:r>
+      <w:r>
+        <w:t xml:space="preserve"> </w:t>
+      </w:r>
+      <w:r>
+        <w:rPr>
+          <w:i/>
+          <w:iCs/>
+        </w:rPr>
         <w:t xml:space="preserve">Database management systems</w:t>
       </w:r>
       <w:r>
         <w:t xml:space="preserve">, 3rd ed. New York, NY, USA: McGraw-Hill, 2003.</w:t>
       </w:r>
     </w:p>
-    <w:bookmarkEnd w:id="52"/>
-    <w:bookmarkStart w:id="54" w:name="ref-mysql84refman"/>
+    <w:bookmarkEnd w:id="64"/>
+    <w:bookmarkStart w:id="66" w:name="ref-mysql84refman"/>
     <w:p>
       <w:pPr>
         <w:pStyle w:val="Bibliography"/>
@@ -6098,7 +7582,7 @@
       <w:r>
         <w:t xml:space="preserve"> </w:t>
       </w:r>
-      <w:hyperlink r:id="rId53">
+      <w:hyperlink r:id="rId65">
         <w:r>
           <w:rPr>
             <w:rStyle w:val="Hyperlink"/>
@@ -6110,8 +7594,8 @@
         <w:t xml:space="preserve">, 2024.</w:t>
       </w:r>
     </w:p>
-    <w:bookmarkEnd w:id="54"/>
-    <w:bookmarkStart w:id="56" w:name="ref-mysqlsource84"/>
+    <w:bookmarkEnd w:id="66"/>
+    <w:bookmarkStart w:id="68" w:name="ref-mysqlsource84"/>
     <w:p>
       <w:pPr>
         <w:pStyle w:val="Bibliography"/>
@@ -6146,7 +7630,7 @@
       <w:r>
         <w:t xml:space="preserve"> </w:t>
       </w:r>
-      <w:hyperlink r:id="rId55">
+      <w:hyperlink r:id="rId67">
         <w:r>
           <w:rPr>
             <w:rStyle w:val="Hyperlink"/>
@@ -6158,8 +7642,8 @@
         <w:t xml:space="preserve">, 2025.</w:t>
       </w:r>
     </w:p>
-    <w:bookmarkEnd w:id="56"/>
-    <w:bookmarkStart w:id="58" w:name="ref-mysqlwl7082"/>
+    <w:bookmarkEnd w:id="68"/>
+    <w:bookmarkStart w:id="70" w:name="ref-mysqlwl7082"/>
     <w:p>
       <w:pPr>
         <w:pStyle w:val="Bibliography"/>
@@ -6212,7 +7696,7 @@
       <w:r>
         <w:t xml:space="preserve"> </w:t>
       </w:r>
-      <w:hyperlink r:id="rId57">
+      <w:hyperlink r:id="rId69">
         <w:r>
           <w:rPr>
             <w:rStyle w:val="Hyperlink"/>
@@ -6224,8 +7708,8 @@
         <w:t xml:space="preserve">, 2014.</w:t>
       </w:r>
     </w:p>
-    <w:bookmarkEnd w:id="58"/>
-    <w:bookmarkStart w:id="60" w:name="ref-mysqlblogjson"/>
+    <w:bookmarkEnd w:id="70"/>
+    <w:bookmarkStart w:id="72" w:name="ref-mysqlblogjson"/>
     <w:p>
       <w:pPr>
         <w:pStyle w:val="Bibliography"/>
@@ -6272,7 +7756,7 @@
       <w:r>
         <w:t xml:space="preserve"> </w:t>
       </w:r>
-      <w:hyperlink r:id="rId59">
+      <w:hyperlink r:id="rId71">
         <w:r>
           <w:rPr>
             <w:rStyle w:val="Hyperlink"/>
@@ -6284,9 +7768,9 @@
         <w:t xml:space="preserve">, 2024.</w:t>
       </w:r>
     </w:p>
-    <w:bookmarkEnd w:id="60"/>
-    <w:bookmarkEnd w:id="61"/>
-    <w:bookmarkEnd w:id="62"/>
+    <w:bookmarkEnd w:id="72"/>
+    <w:bookmarkEnd w:id="73"/>
+    <w:bookmarkEnd w:id="74"/>
     <w:sectPr>
       <w:footnotePr>
         <w:numRestart w:val="eachSect"/>

--- a/Tema 1. - Obrada upita (query processing) u MySQL/rad.docx
+++ b/Tema 1. - Obrada upita (query processing) u MySQL/rad.docx
@@ -7108,7 +7108,7 @@
         <w:t xml:space="preserve"> </w:t>
       </w:r>
       <w:r>
-        <w:t xml:space="preserve">i sa cenom 0,836, dakle manjom od jedan.</w:t>
+        <w:t xml:space="preserve">i sa cenom oko 0,84, dakle manjom od jedan.</w:t>
       </w:r>
     </w:p>
     <w:p>
@@ -7131,7 +7131,7 @@
         <w:t xml:space="preserve"> </w:t>
       </w:r>
       <w:r>
-        <w:t xml:space="preserve">3.162 puta više od procene, i da je to trajalo oko 2.786 milisekundi. Uzrok je sadejstvo klauzula</w:t>
+        <w:t xml:space="preserve">3.162 puta više od procene, i da je to trajalo oko 2.853 milisekunde. Uzrok je sadejstvo klauzula</w:t>
       </w:r>
       <w:r>
         <w:t xml:space="preserve"> </w:t>
@@ -7232,19 +7232,25 @@
         <w:t xml:space="preserve"> </w:t>
       </w:r>
       <w:r>
-        <w:t xml:space="preserve">dodeljuje cenu 574.087, oko 686.000 puta veću, a koji se izvršava za oko 1.861 milisekundu, dakle</w:t>
-      </w:r>
-      <w:r>
-        <w:t xml:space="preserve"> </w:t>
-      </w:r>
-      <w:r>
-        <w:t xml:space="preserve">približno 1,5 puta brže. Model cene je jeftinijim proglasio sporiji plan, i to se bez izvršavanja</w:t>
-      </w:r>
-      <w:r>
-        <w:t xml:space="preserve"> </w:t>
-      </w:r>
-      <w:r>
-        <w:t xml:space="preserve">nije moglo videti.</w:t>
+        <w:t xml:space="preserve">dodeljuje cenu 574.636, oko 686.000 puta veću, a koji se izvršava za oko 1.789 milisekundi, dakle</w:t>
+      </w:r>
+      <w:r>
+        <w:t xml:space="preserve"> </w:t>
+      </w:r>
+      <w:r>
+        <w:t xml:space="preserve">približno 1,6 puta brže. Model cene je jeftinijim proglasio sporiji plan, i to se bez izvršavanja</w:t>
+      </w:r>
+      <w:r>
+        <w:t xml:space="preserve"> </w:t>
+      </w:r>
+      <w:r>
+        <w:t xml:space="preserve">nije moglo videti. Apsolutna vremena razlikuju se od pokretanja do pokretanja, jer zavise od toga</w:t>
+      </w:r>
+      <w:r>
+        <w:t xml:space="preserve"> </w:t>
+      </w:r>
+      <w:r>
+        <w:t xml:space="preserve">koliko je stranica tabele zateknuto u baferu, dok odnos između dva plana ostaje isti.</w:t>
       </w:r>
     </w:p>
     <w:p>

--- a/Tema 1. - Obrada upita (query processing) u MySQL/rad.docx
+++ b/Tema 1. - Obrada upita (query processing) u MySQL/rad.docx
@@ -464,7 +464,7 @@
       <w:r>
         <w:drawing>
           <wp:inline>
-            <wp:extent cx="5334000" cy="1804147"/>
+            <wp:extent cx="5753100" cy="1945901"/>
             <wp:effectExtent b="0" l="0" r="0" t="0"/>
             <wp:docPr descr="Slika 1.1: Dva ekvivalentna plana izvršenja istog SQL upita, različite cene: sken preko indeksa (A) naspram skena cele tabele (B)." title="" id="10" name="Picture"/>
             <a:graphic>
@@ -485,7 +485,7 @@
                   <pic:spPr bwMode="auto">
                     <a:xfrm>
                       <a:off x="0" y="0"/>
-                      <a:ext cx="5334000" cy="1804147"/>
+                      <a:ext cx="5753100" cy="1945901"/>
                     </a:xfrm>
                     <a:prstGeom prst="rect">
                       <a:avLst/>
@@ -746,7 +746,7 @@
         </w:numPr>
       </w:pPr>
       <w:r>
-        <w:t xml:space="preserve">Poglavlje 6 razmatra</w:t>
+        <w:t xml:space="preserve">Poglavlje 6 skuplja na jedno mesto tri tačke u kojima</w:t>
       </w:r>
       <w:r>
         <w:t xml:space="preserve"> </w:t>
@@ -756,16 +756,70 @@
           <w:b/>
           <w:bCs/>
         </w:rPr>
+        <w:t xml:space="preserve">MySQL ne prati obrazac</w:t>
+      </w:r>
+      <w:r>
+        <w:t xml:space="preserve"> </w:t>
+      </w:r>
+      <w:r>
+        <w:t xml:space="preserve">drugih sistema:</w:t>
+      </w:r>
+      <w:r>
+        <w:t xml:space="preserve"> </w:t>
+      </w:r>
+      <w:r>
+        <w:rPr>
+          <w:b/>
+          <w:bCs/>
+        </w:rPr>
         <w:t xml:space="preserve">vektorizovano izvršavanje</w:t>
       </w:r>
       <w:r>
-        <w:t xml:space="preserve">, grupnu i kolonski orijentisanu alternativu</w:t>
-      </w:r>
-      <w:r>
-        <w:t xml:space="preserve"> </w:t>
-      </w:r>
-      <w:r>
-        <w:t xml:space="preserve">izvršavanju torku po torku, kao i položaj MySQL-a u odnosu na nju.</w:t>
+        <w:t xml:space="preserve">, grupnu i kolonski orijentisanu alternativu izvršavanju torku po</w:t>
+      </w:r>
+      <w:r>
+        <w:t xml:space="preserve"> </w:t>
+      </w:r>
+      <w:r>
+        <w:t xml:space="preserve">torku;</w:t>
+      </w:r>
+      <w:r>
+        <w:t xml:space="preserve"> </w:t>
+      </w:r>
+      <w:r>
+        <w:rPr>
+          <w:b/>
+          <w:bCs/>
+        </w:rPr>
+        <w:t xml:space="preserve">paralelno izvršavanje upita</w:t>
+      </w:r>
+      <w:r>
+        <w:t xml:space="preserve">, korišćenje više procesorskih jezgara za jedan upit i</w:t>
+      </w:r>
+      <w:r>
+        <w:t xml:space="preserve"> </w:t>
+      </w:r>
+      <w:r>
+        <w:t xml:space="preserve">stvarne granice paralelnosti u MySQL-u; i</w:t>
+      </w:r>
+      <w:r>
+        <w:t xml:space="preserve"> </w:t>
+      </w:r>
+      <w:r>
+        <w:rPr>
+          <w:b/>
+          <w:bCs/>
+        </w:rPr>
+        <w:t xml:space="preserve">keširanje i ponovnu upotrebu planova</w:t>
+      </w:r>
+      <w:r>
+        <w:t xml:space="preserve">, pitanje može</w:t>
+      </w:r>
+      <w:r>
+        <w:t xml:space="preserve"> </w:t>
+      </w:r>
+      <w:r>
+        <w:t xml:space="preserve">li se izabrani plan ponovo iskoristiti umesto da se računa iznova i šta MySQL zapravo kešira.</w:t>
       </w:r>
     </w:p>
     <w:p>
@@ -777,7 +831,7 @@
         </w:numPr>
       </w:pPr>
       <w:r>
-        <w:t xml:space="preserve">Poglavlje 7 ispituje</w:t>
+        <w:t xml:space="preserve">Poglavlje 7 donosi</w:t>
       </w:r>
       <w:r>
         <w:t xml:space="preserve"> </w:t>
@@ -787,68 +841,6 @@
           <w:b/>
           <w:bCs/>
         </w:rPr>
-        <w:t xml:space="preserve">paralelno izvršavanje upita</w:t>
-      </w:r>
-      <w:r>
-        <w:t xml:space="preserve">, korišćenje više procesorskih jezgara za</w:t>
-      </w:r>
-      <w:r>
-        <w:t xml:space="preserve"> </w:t>
-      </w:r>
-      <w:r>
-        <w:t xml:space="preserve">jedan upit i stvarne granice paralelnosti u MySQL-u.</w:t>
-      </w:r>
-    </w:p>
-    <w:p>
-      <w:pPr>
-        <w:pStyle w:val="Compact"/>
-        <w:numPr>
-          <w:ilvl w:val="0"/>
-          <w:numId w:val="1001"/>
-        </w:numPr>
-      </w:pPr>
-      <w:r>
-        <w:t xml:space="preserve">Poglavlje 8 obrađuje</w:t>
-      </w:r>
-      <w:r>
-        <w:t xml:space="preserve"> </w:t>
-      </w:r>
-      <w:r>
-        <w:rPr>
-          <w:b/>
-          <w:bCs/>
-        </w:rPr>
-        <w:t xml:space="preserve">keširanje i ponovnu upotrebu planova</w:t>
-      </w:r>
-      <w:r>
-        <w:t xml:space="preserve">: pitanje može li se izabrani plan</w:t>
-      </w:r>
-      <w:r>
-        <w:t xml:space="preserve"> </w:t>
-      </w:r>
-      <w:r>
-        <w:t xml:space="preserve">ponovo iskoristiti umesto da se računa iznova i šta MySQL zapravo kešira (keš plana, plan cache).</w:t>
-      </w:r>
-    </w:p>
-    <w:p>
-      <w:pPr>
-        <w:pStyle w:val="Compact"/>
-        <w:numPr>
-          <w:ilvl w:val="0"/>
-          <w:numId w:val="1001"/>
-        </w:numPr>
-      </w:pPr>
-      <w:r>
-        <w:t xml:space="preserve">Poglavlje 9 donosi</w:t>
-      </w:r>
-      <w:r>
-        <w:t xml:space="preserve"> </w:t>
-      </w:r>
-      <w:r>
-        <w:rPr>
-          <w:b/>
-          <w:bCs/>
-        </w:rPr>
         <w:t xml:space="preserve">zaključak</w:t>
       </w:r>
       <w:r>
@@ -1079,7 +1071,7 @@
       <w:r>
         <w:drawing>
           <wp:inline>
-            <wp:extent cx="4762500" cy="5076825"/>
+            <wp:extent cx="3291840" cy="3509101"/>
             <wp:effectExtent b="0" l="0" r="0" t="0"/>
             <wp:docPr descr="Slika 2.1: Arhitektura MySQL-a: serverski sloj i mehanizmi skladištenja. Preuzeto iz priručnika [2], Figure 18.3." title="" id="14" name="Picture"/>
             <a:graphic>
@@ -1100,7 +1092,7 @@
                   <pic:spPr bwMode="auto">
                     <a:xfrm>
                       <a:off x="0" y="0"/>
-                      <a:ext cx="4762500" cy="5076825"/>
+                      <a:ext cx="3291840" cy="3509101"/>
                     </a:xfrm>
                     <a:prstGeom prst="rect">
                       <a:avLst/>
@@ -1308,7 +1300,7 @@
         <w:t xml:space="preserve"> </w:t>
       </w:r>
       <w:r>
-        <w:t xml:space="preserve">činjenica biće bitna u poglavlju 7, jer je paralelnost u MySQL-u pre svega između konekcija, a ne</w:t>
+        <w:t xml:space="preserve">činjenica biće bitna u odeljku 6.2, jer je paralelnost u MySQL-u pre svega između konekcija, a ne</w:t>
       </w:r>
       <w:r>
         <w:t xml:space="preserve"> </w:t>
@@ -1603,7 +1595,7 @@
       <w:r>
         <w:drawing>
           <wp:inline>
-            <wp:extent cx="5334000" cy="1241636"/>
+            <wp:extent cx="5753100" cy="1339193"/>
             <wp:effectExtent b="0" l="0" r="0" t="0"/>
             <wp:docPr descr="Slika 2.2: Plan upita sa uključenim spuštanjem uslova u indeks (ICP). Plameni grafikon iz EXPLAIN ANALYZE FORMAT=JSON, izmereno na živom serveru (MySQL 8.4.11)." title="" id="17" name="Picture"/>
             <a:graphic>
@@ -1624,7 +1616,7 @@
                   <pic:spPr bwMode="auto">
                     <a:xfrm>
                       <a:off x="0" y="0"/>
-                      <a:ext cx="5334000" cy="1241636"/>
+                      <a:ext cx="5753100" cy="1339193"/>
                     </a:xfrm>
                     <a:prstGeom prst="rect">
                       <a:avLst/>
@@ -1676,7 +1668,7 @@
       <w:r>
         <w:drawing>
           <wp:inline>
-            <wp:extent cx="5334000" cy="1336463"/>
+            <wp:extent cx="5753100" cy="1441471"/>
             <wp:effectExtent b="0" l="0" r="0" t="0"/>
             <wp:docPr descr="Slika 2.3: Isti upit sa isključenim spuštanjem uslova, sa zasebnim čvorom Filter u planu." title="" id="20" name="Picture"/>
             <a:graphic>
@@ -1697,7 +1689,7 @@
                   <pic:spPr bwMode="auto">
                     <a:xfrm>
                       <a:off x="0" y="0"/>
-                      <a:ext cx="5334000" cy="1336463"/>
+                      <a:ext cx="5753100" cy="1441471"/>
                     </a:xfrm>
                     <a:prstGeom prst="rect">
                       <a:avLst/>
@@ -2381,7 +2373,7 @@
       <w:r>
         <w:drawing>
           <wp:inline>
-            <wp:extent cx="5334000" cy="4030133"/>
+            <wp:extent cx="4572000" cy="3454400"/>
             <wp:effectExtent b="0" l="0" r="0" t="0"/>
             <wp:docPr descr="Slika 3.1: Pet faza obrade upita i granica cene, sa preslikavanjem na tri koraka u tragu optimizatora." title="" id="24" name="Picture"/>
             <a:graphic>
@@ -2402,7 +2394,7 @@
                   <pic:spPr bwMode="auto">
                     <a:xfrm>
                       <a:off x="0" y="0"/>
-                      <a:ext cx="5334000" cy="4030133"/>
+                      <a:ext cx="4572000" cy="3454400"/>
                     </a:xfrm>
                     <a:prstGeom prst="rect">
                       <a:avLst/>
@@ -3111,7 +3103,7 @@
       <w:r>
         <w:drawing>
           <wp:inline>
-            <wp:extent cx="5334000" cy="3333750"/>
+            <wp:extent cx="4206240" cy="2628899"/>
             <wp:effectExtent b="0" l="0" r="0" t="0"/>
             <wp:docPr descr="Slika 3.2: Ukrštanje cene skena tabele i cene skena opsega preko indeksa za isti upit, pri rastućem opsegu." title="" id="30" name="Picture"/>
             <a:graphic>
@@ -3132,7 +3124,7 @@
                   <pic:spPr bwMode="auto">
                     <a:xfrm>
                       <a:off x="0" y="0"/>
-                      <a:ext cx="5334000" cy="3333750"/>
+                      <a:ext cx="4206240" cy="2628899"/>
                     </a:xfrm>
                     <a:prstGeom prst="rect">
                       <a:avLst/>
@@ -3605,7 +3597,7 @@
     </w:p>
     <w:bookmarkEnd w:id="34"/>
     <w:bookmarkEnd w:id="35"/>
-    <w:bookmarkStart w:id="58" w:name="explain-i-explain-analyze"/>
+    <w:bookmarkStart w:id="63" w:name="explain-i-explain-analyze"/>
     <w:p>
       <w:pPr>
         <w:pStyle w:val="Heading1"/>
@@ -3816,19 +3808,13 @@
         <w:t xml:space="preserve">[2]</w:t>
       </w:r>
       <w:r>
-        <w:t xml:space="preserve">. Lako je pretpostaviti da su to tri pogleda na istu stvar, pa da je izbor između njih</w:t>
-      </w:r>
-      <w:r>
-        <w:t xml:space="preserve"> </w:t>
-      </w:r>
-      <w:r>
-        <w:t xml:space="preserve">stvar ukusa. Nije: dva od tri formata prikazuju plan po tabeli, a treći po iteratoru, i ta razlika</w:t>
-      </w:r>
-      <w:r>
-        <w:t xml:space="preserve"> </w:t>
-      </w:r>
-      <w:r>
-        <w:t xml:space="preserve">određuje šta se u ispisu uopšte može videti.</w:t>
+        <w:t xml:space="preserve">. To nisu tri pogleda na istu stvar: dva od tri formata prikazuju plan po tabeli, a</w:t>
+      </w:r>
+      <w:r>
+        <w:t xml:space="preserve"> </w:t>
+      </w:r>
+      <w:r>
+        <w:t xml:space="preserve">treći po iteratoru, i ta razlika određuje šta se u ispisu uopšte može videti.</w:t>
       </w:r>
     </w:p>
     <w:p>
@@ -4062,7 +4048,7 @@
       <w:r>
         <w:drawing>
           <wp:inline>
-            <wp:extent cx="5334000" cy="3234266"/>
+            <wp:extent cx="4572000" cy="2772228"/>
             <wp:effectExtent b="0" l="0" r="0" t="0"/>
             <wp:docPr descr="Slika 4.1: Isti upit i isti plan u tri formata ispisa naredbe EXPLAIN." title="" id="37" name="Picture"/>
             <a:graphic>
@@ -4083,7 +4069,7 @@
                   <pic:spPr bwMode="auto">
                     <a:xfrm>
                       <a:off x="0" y="0"/>
-                      <a:ext cx="5334000" cy="3234266"/>
+                      <a:ext cx="4572000" cy="2772228"/>
                     </a:xfrm>
                     <a:prstGeom prst="rect">
                       <a:avLst/>
@@ -4637,28 +4623,13 @@
         <w:t xml:space="preserve">film_id</w:t>
       </w:r>
       <w:r>
-        <w:t xml:space="preserve">, dakle</w:t>
-      </w:r>
-      <w:r>
-        <w:t xml:space="preserve"> </w:t>
-      </w:r>
-      <w:r>
-        <w:t xml:space="preserve">2 + 2 bajta. Upit sa uslovom samo nad prvom kolonom prijavljuje</w:t>
-      </w:r>
-      <w:r>
-        <w:t xml:space="preserve"> </w:t>
-      </w:r>
-      <w:r>
-        <w:rPr>
-          <w:rStyle w:val="VerbatimChar"/>
-        </w:rPr>
-        <w:t xml:space="preserve">key: PRIMARY</w:t>
-      </w:r>
-      <w:r>
-        <w:t xml:space="preserve"> </w:t>
-      </w:r>
-      <w:r>
-        <w:t xml:space="preserve">i</w:t>
+        <w:t xml:space="preserve">, po</w:t>
+      </w:r>
+      <w:r>
+        <w:t xml:space="preserve"> </w:t>
+      </w:r>
+      <w:r>
+        <w:t xml:space="preserve">2 bajta. Uslov samo nad prvom kolonom daje</w:t>
       </w:r>
       <w:r>
         <w:t xml:space="preserve"> </w:t>
@@ -4670,19 +4641,13 @@
         <w:t xml:space="preserve">key_len: 2</w:t>
       </w:r>
       <w:r>
-        <w:t xml:space="preserve">, koristi</w:t>
-      </w:r>
-      <w:r>
-        <w:t xml:space="preserve"> </w:t>
-      </w:r>
-      <w:r>
-        <w:t xml:space="preserve">levi prefiks ključa i vraća devetnaest torki po pretrazi, dok upit sa uslovom nad obe kolone</w:t>
-      </w:r>
-      <w:r>
-        <w:t xml:space="preserve"> </w:t>
-      </w:r>
-      <w:r>
-        <w:t xml:space="preserve">prijavljuje</w:t>
+        <w:t xml:space="preserve">, dakle levi prefiks ključa, i devetnaest</w:t>
+      </w:r>
+      <w:r>
+        <w:t xml:space="preserve"> </w:t>
+      </w:r>
+      <w:r>
+        <w:t xml:space="preserve">torki po pretrazi, a uslov nad obe kolone</w:t>
       </w:r>
       <w:r>
         <w:t xml:space="preserve"> </w:t>
@@ -4697,7 +4662,7 @@
         <w:t xml:space="preserve"> </w:t>
       </w:r>
       <w:r>
-        <w:t xml:space="preserve">i najviše jednu torku. U oba slučaja kolona</w:t>
+        <w:t xml:space="preserve">i najviše jednu torku. Kolona</w:t>
       </w:r>
       <w:r>
         <w:t xml:space="preserve"> </w:t>
@@ -4712,13 +4677,13 @@
         <w:t xml:space="preserve"> </w:t>
       </w:r>
       <w:r>
-        <w:t xml:space="preserve">ispisuje isto ime, pa bi bez</w:t>
-      </w:r>
-      <w:r>
-        <w:t xml:space="preserve"> </w:t>
-      </w:r>
-      <w:r>
-        <w:t xml:space="preserve">dužine ključa izgledalo da se dešava isto.</w:t>
+        <w:t xml:space="preserve">u oba</w:t>
+      </w:r>
+      <w:r>
+        <w:t xml:space="preserve"> </w:t>
+      </w:r>
+      <w:r>
+        <w:t xml:space="preserve">slučaja ispisuje isto ime, pa bi bez dužine ključa izgledalo da se dešava isto.</w:t>
       </w:r>
     </w:p>
     <w:p>
@@ -4988,7 +4953,7 @@
       <w:r>
         <w:drawing>
           <wp:inline>
-            <wp:extent cx="5334000" cy="4168726"/>
+            <wp:extent cx="4206240" cy="3287338"/>
             <wp:effectExtent b="0" l="0" r="0" t="0"/>
             <wp:docPr descr="Slika 4.2: Dvanaest vrednosti kolone type, poređanih redosledom iz priručnika i obojenih po broju torki koje jedan pristup može da vrati." title="" id="42" name="Picture"/>
             <a:graphic>
@@ -5009,7 +4974,7 @@
                   <pic:spPr bwMode="auto">
                     <a:xfrm>
                       <a:off x="0" y="0"/>
-                      <a:ext cx="5334000" cy="4168726"/>
+                      <a:ext cx="4206240" cy="3287338"/>
                     </a:xfrm>
                     <a:prstGeom prst="rect">
                       <a:avLst/>
@@ -5089,13 +5054,7 @@
         <w:t xml:space="preserve">eq_ref</w:t>
       </w:r>
       <w:r>
-        <w:t xml:space="preserve">, a stoji pet mesta niže. Redosled je, dakle, praktično uputstvo, a ne merna skala, i lestvica</w:t>
-      </w:r>
-      <w:r>
-        <w:t xml:space="preserve"> </w:t>
-      </w:r>
-      <w:r>
-        <w:t xml:space="preserve">nije redosled cena. Tip</w:t>
+        <w:t xml:space="preserve">, a stoji pet mesta niže. Redosled je, dakle, praktično uputstvo, a ne redosled cena. Tip</w:t>
       </w:r>
       <w:r>
         <w:t xml:space="preserve"> </w:t>
@@ -5628,19 +5587,13 @@
         <w:t xml:space="preserve"> </w:t>
       </w:r>
       <w:r>
-        <w:t xml:space="preserve">završava sve što se nije uklopilo u ostale kolone, pa u njoj završe i najkorisnije</w:t>
-      </w:r>
-      <w:r>
-        <w:t xml:space="preserve"> </w:t>
-      </w:r>
-      <w:r>
-        <w:t xml:space="preserve">reči celog ispisa. Tri vrednosti koje liče, a znače različite stvari, opisuju istu radnju na tri</w:t>
-      </w:r>
-      <w:r>
-        <w:t xml:space="preserve"> </w:t>
-      </w:r>
-      <w:r>
-        <w:t xml:space="preserve">različita mesta.</w:t>
+        <w:t xml:space="preserve">završavaju i najkorisnije reči celog ispisa. Tri vrednosti koje liče, a znače</w:t>
+      </w:r>
+      <w:r>
+        <w:t xml:space="preserve"> </w:t>
+      </w:r>
+      <w:r>
+        <w:t xml:space="preserve">različite stvari, opisuju istu radnju na tri različita mesta.</w:t>
       </w:r>
       <w:r>
         <w:t xml:space="preserve"> </w:t>
@@ -6666,7 +6619,7 @@
       <w:r>
         <w:drawing>
           <wp:inline>
-            <wp:extent cx="5334000" cy="2974383"/>
+            <wp:extent cx="4572000" cy="2549471"/>
             <wp:effectExtent b="0" l="0" r="0" t="0"/>
             <wp:docPr descr="Slika 4.3: Procena naspram stvarnog broja torki po čvorovima plana, i dejstvo histograma na koloni bez indeksa i na koloni sa indeksom." title="" id="47" name="Picture"/>
             <a:graphic>
@@ -6687,7 +6640,7 @@
                   <pic:spPr bwMode="auto">
                     <a:xfrm>
                       <a:off x="0" y="0"/>
-                      <a:ext cx="5334000" cy="2974383"/>
+                      <a:ext cx="4572000" cy="2549471"/>
                     </a:xfrm>
                     <a:prstGeom prst="rect">
                       <a:avLst/>
@@ -6898,7 +6851,7 @@
       <w:r>
         <w:drawing>
           <wp:inline>
-            <wp:extent cx="5334000" cy="3164237"/>
+            <wp:extent cx="4572000" cy="2712203"/>
             <wp:effectExtent b="0" l="0" r="0" t="0"/>
             <wp:docPr descr="Slika 4.4: Vrednosti rows i actual time kao proseci po ponavljanju: prijavljeno vreme jednog ponavljanja naspram ukupnog vremena čvora." title="" id="51" name="Picture"/>
             <a:graphic>
@@ -6919,7 +6872,7 @@
                   <pic:spPr bwMode="auto">
                     <a:xfrm>
                       <a:off x="0" y="0"/>
-                      <a:ext cx="5334000" cy="3164237"/>
+                      <a:ext cx="4572000" cy="2712203"/>
                     </a:xfrm>
                     <a:prstGeom prst="rect">
                       <a:avLst/>
@@ -7331,7 +7284,7 @@
       <w:r>
         <w:drawing>
           <wp:inline>
-            <wp:extent cx="5334000" cy="3100952"/>
+            <wp:extent cx="4572000" cy="2657959"/>
             <wp:effectExtent b="0" l="0" r="0" t="0"/>
             <wp:docPr descr="Slika 4.5: Isti upit u tri prikaza: procena koju ispisuje EXPLAIN, merenje koje dodaje EXPLAIN ANALYZE i alternativni plan dobijen naredbom IGNORE INDEX." title="" id="55" name="Picture"/>
             <a:graphic>
@@ -7352,7 +7305,7 @@
                   <pic:spPr bwMode="auto">
                     <a:xfrm>
                       <a:off x="0" y="0"/>
-                      <a:ext cx="5334000" cy="3100952"/>
+                      <a:ext cx="4572000" cy="2657959"/>
                     </a:xfrm>
                     <a:prstGeom prst="rect">
                       <a:avLst/>
@@ -7460,8 +7413,905 @@
       </w:r>
     </w:p>
     <w:bookmarkEnd w:id="57"/>
-    <w:bookmarkEnd w:id="58"/>
-    <w:bookmarkStart w:id="59" w:name="iterator-model-i-pipeline-operatora"/>
+    <w:bookmarkStart w:id="61" w:name="Xf54737ac2ca808dde4a0a0415c363beba978eac"/>
+    <w:p>
+      <w:pPr>
+        <w:pStyle w:val="Heading2"/>
+      </w:pPr>
+      <w:r>
+        <w:t xml:space="preserve">4.8. Trag optimizatora: odbačeni planovi i njihova cena</w:t>
+      </w:r>
+    </w:p>
+    <w:p>
+      <w:pPr>
+        <w:pStyle w:val="FirstParagraph"/>
+      </w:pPr>
+      <w:r>
+        <w:t xml:space="preserve">Trag optimizatora uključuje se sesijskim promenljivama</w:t>
+      </w:r>
+      <w:r>
+        <w:t xml:space="preserve"> </w:t>
+      </w:r>
+      <w:r>
+        <w:rPr>
+          <w:rStyle w:val="VerbatimChar"/>
+        </w:rPr>
+        <w:t xml:space="preserve">optimizer_trace_xxx</w:t>
+      </w:r>
+      <w:r>
+        <w:t xml:space="preserve">, a čita se iz tabele</w:t>
+      </w:r>
+      <w:r>
+        <w:t xml:space="preserve"> </w:t>
+      </w:r>
+      <w:r>
+        <w:rPr>
+          <w:rStyle w:val="VerbatimChar"/>
+        </w:rPr>
+        <w:t xml:space="preserve">INFORMATION_SCHEMA.OPTIMIZER_TRACE</w:t>
+      </w:r>
+      <w:r>
+        <w:t xml:space="preserve"> </w:t>
+      </w:r>
+      <w:r>
+        <w:t xml:space="preserve">[2]</w:t>
+      </w:r>
+      <w:r>
+        <w:t xml:space="preserve">. Ima tri faze traga,</w:t>
+      </w:r>
+      <w:r>
+        <w:t xml:space="preserve"> </w:t>
+      </w:r>
+      <w:r>
+        <w:rPr>
+          <w:rStyle w:val="VerbatimChar"/>
+        </w:rPr>
+        <w:t xml:space="preserve">join_preparation</w:t>
+      </w:r>
+      <w:r>
+        <w:t xml:space="preserve">,</w:t>
+      </w:r>
+      <w:r>
+        <w:t xml:space="preserve"> </w:t>
+      </w:r>
+      <w:r>
+        <w:rPr>
+          <w:rStyle w:val="VerbatimChar"/>
+        </w:rPr>
+        <w:t xml:space="preserve">join_optimization</w:t>
+      </w:r>
+      <w:r>
+        <w:t xml:space="preserve"> </w:t>
+      </w:r>
+      <w:r>
+        <w:t xml:space="preserve">i</w:t>
+      </w:r>
+      <w:r>
+        <w:t xml:space="preserve"> </w:t>
+      </w:r>
+      <w:r>
+        <w:rPr>
+          <w:rStyle w:val="VerbatimChar"/>
+        </w:rPr>
+        <w:t xml:space="preserve">join_execution</w:t>
+      </w:r>
+      <w:r>
+        <w:t xml:space="preserve">, koje ne treba mešati sa pet faza obrade iz trećeg poglavlja:</w:t>
+      </w:r>
+      <w:r>
+        <w:t xml:space="preserve"> </w:t>
+      </w:r>
+      <w:r>
+        <w:t xml:space="preserve">parsiranje je gotovo pre nego što trag počne, a optimizacija i planiranje u njemu čine jedan blok.</w:t>
+      </w:r>
+      <w:r>
+        <w:t xml:space="preserve"> </w:t>
+      </w:r>
+      <w:r>
+        <w:t xml:space="preserve">Za razliku od naredbe</w:t>
+      </w:r>
+      <w:r>
+        <w:t xml:space="preserve"> </w:t>
+      </w:r>
+      <w:r>
+        <w:rPr>
+          <w:rStyle w:val="VerbatimChar"/>
+        </w:rPr>
+        <w:t xml:space="preserve">EXPLAIN ANALYZE</w:t>
+      </w:r>
+      <w:r>
+        <w:t xml:space="preserve">, koja mora da izvrši upit do kraja, trag se dobija i</w:t>
+      </w:r>
+      <w:r>
+        <w:t xml:space="preserve"> </w:t>
+      </w:r>
+      <w:r>
+        <w:t xml:space="preserve">praćenjem same naredbe</w:t>
+      </w:r>
+      <w:r>
+        <w:t xml:space="preserve"> </w:t>
+      </w:r>
+      <w:r>
+        <w:rPr>
+          <w:rStyle w:val="VerbatimChar"/>
+        </w:rPr>
+        <w:t xml:space="preserve">EXPLAIN</w:t>
+      </w:r>
+      <w:r>
+        <w:t xml:space="preserve">, pri čemu</w:t>
+      </w:r>
+      <w:r>
+        <w:t xml:space="preserve"> </w:t>
+      </w:r>
+      <w:r>
+        <w:rPr>
+          <w:rStyle w:val="VerbatimChar"/>
+        </w:rPr>
+        <w:t xml:space="preserve">join_optimization</w:t>
+      </w:r>
+      <w:r>
+        <w:t xml:space="preserve"> </w:t>
+      </w:r>
+      <w:r>
+        <w:t xml:space="preserve">ostaje istovetan, sa svim cenama.</w:t>
+      </w:r>
+    </w:p>
+    <w:p>
+      <w:pPr>
+        <w:pStyle w:val="BodyText"/>
+      </w:pPr>
+      <w:r>
+        <w:t xml:space="preserve">Ono što trag dodaje jesu razmatrani planovi zajedno sa cenama. Time se zatvara pitanje otvoreno u</w:t>
+      </w:r>
+      <w:r>
+        <w:t xml:space="preserve"> </w:t>
+      </w:r>
+      <w:r>
+        <w:t xml:space="preserve">odeljku 4.2: za tabelu</w:t>
+      </w:r>
+      <w:r>
+        <w:t xml:space="preserve"> </w:t>
+      </w:r>
+      <w:r>
+        <w:rPr>
+          <w:rStyle w:val="VerbatimChar"/>
+        </w:rPr>
+        <w:t xml:space="preserve">film</w:t>
+      </w:r>
+      <w:r>
+        <w:t xml:space="preserve"> </w:t>
+      </w:r>
+      <w:r>
+        <w:t xml:space="preserve">indeks</w:t>
+      </w:r>
+      <w:r>
+        <w:t xml:space="preserve"> </w:t>
+      </w:r>
+      <w:r>
+        <w:rPr>
+          <w:rStyle w:val="VerbatimChar"/>
+        </w:rPr>
+        <w:t xml:space="preserve">idx_fk_original_language_id</w:t>
+      </w:r>
+      <w:r>
+        <w:t xml:space="preserve"> </w:t>
+      </w:r>
+      <w:r>
+        <w:t xml:space="preserve">stoji u koloni</w:t>
+      </w:r>
+      <w:r>
+        <w:t xml:space="preserve"> </w:t>
+      </w:r>
+      <w:r>
+        <w:rPr>
+          <w:rStyle w:val="VerbatimChar"/>
+        </w:rPr>
+        <w:t xml:space="preserve">possible_keys</w:t>
+      </w:r>
+      <w:r>
+        <w:t xml:space="preserve">,</w:t>
+      </w:r>
+      <w:r>
+        <w:t xml:space="preserve"> </w:t>
+      </w:r>
+      <w:r>
+        <w:t xml:space="preserve">dok je</w:t>
+      </w:r>
+      <w:r>
+        <w:t xml:space="preserve"> </w:t>
+      </w:r>
+      <w:r>
+        <w:rPr>
+          <w:rStyle w:val="VerbatimChar"/>
+        </w:rPr>
+        <w:t xml:space="preserve">key</w:t>
+      </w:r>
+      <w:r>
+        <w:t xml:space="preserve"> </w:t>
+      </w:r>
+      <w:r>
+        <w:t xml:space="preserve">jednak</w:t>
+      </w:r>
+      <w:r>
+        <w:t xml:space="preserve"> </w:t>
+      </w:r>
+      <w:r>
+        <w:rPr>
+          <w:rStyle w:val="VerbatimChar"/>
+        </w:rPr>
+        <w:t xml:space="preserve">NULL</w:t>
+      </w:r>
+      <w:r>
+        <w:t xml:space="preserve">, a trag pokazuje da je taj indeks ušao u korak</w:t>
+      </w:r>
+      <w:r>
+        <w:t xml:space="preserve"> </w:t>
+      </w:r>
+      <w:r>
+        <w:rPr>
+          <w:rStyle w:val="VerbatimChar"/>
+        </w:rPr>
+        <w:t xml:space="preserve">range_scan_alternatives</w:t>
+      </w:r>
+      <w:r>
+        <w:t xml:space="preserve">,</w:t>
+      </w:r>
+      <w:r>
+        <w:t xml:space="preserve"> </w:t>
+      </w:r>
+      <w:r>
+        <w:t xml:space="preserve">dobio cenu i bio odbačen sa</w:t>
+      </w:r>
+      <w:r>
+        <w:t xml:space="preserve"> </w:t>
+      </w:r>
+      <w:r>
+        <w:rPr>
+          <w:rStyle w:val="VerbatimChar"/>
+        </w:rPr>
+        <w:t xml:space="preserve">"chosen": false</w:t>
+      </w:r>
+      <w:r>
+        <w:t xml:space="preserve"> </w:t>
+      </w:r>
+      <w:r>
+        <w:t xml:space="preserve">i</w:t>
+      </w:r>
+      <w:r>
+        <w:t xml:space="preserve"> </w:t>
+      </w:r>
+      <w:r>
+        <w:rPr>
+          <w:rStyle w:val="VerbatimChar"/>
+        </w:rPr>
+        <w:t xml:space="preserve">"cause": "cost"</w:t>
+      </w:r>
+      <w:r>
+        <w:t xml:space="preserve">, u poređenju sa skenom cele</w:t>
+      </w:r>
+      <w:r>
+        <w:t xml:space="preserve"> </w:t>
+      </w:r>
+      <w:r>
+        <w:t xml:space="preserve">tabele. Odbačen plan tu više nije pretpostavka nego izmeren podatak.</w:t>
+      </w:r>
+    </w:p>
+    <w:p>
+      <w:pPr>
+        <w:pStyle w:val="BodyText"/>
+      </w:pPr>
+      <w:r>
+        <w:t xml:space="preserve">Najviše, međutim, trag govori o lošem planu iz odeljka 4.7. U koraku</w:t>
+      </w:r>
+      <w:r>
+        <w:t xml:space="preserve"> </w:t>
+      </w:r>
+      <w:r>
+        <w:rPr>
+          <w:rStyle w:val="VerbatimChar"/>
+        </w:rPr>
+        <w:t xml:space="preserve">considered_execution_plans</w:t>
+      </w:r>
+      <w:r>
+        <w:t xml:space="preserve"> </w:t>
+      </w:r>
+      <w:r>
+        <w:t xml:space="preserve">nad tabelom</w:t>
+      </w:r>
+      <w:r>
+        <w:t xml:space="preserve"> </w:t>
+      </w:r>
+      <w:r>
+        <w:rPr>
+          <w:rStyle w:val="VerbatimChar"/>
+        </w:rPr>
+        <w:t xml:space="preserve">wide_events</w:t>
+      </w:r>
+      <w:r>
+        <w:t xml:space="preserve"> </w:t>
+      </w:r>
+      <w:r>
+        <w:t xml:space="preserve">procenjen je tačno jedan pristupni put, sken cele tabele, cenom oko</w:t>
+      </w:r>
+      <w:r>
+        <w:t xml:space="preserve"> </w:t>
+      </w:r>
+      <w:r>
+        <w:t xml:space="preserve">578.000, dakle upravo onaj plan koji je u odeljku 4.7 dobijen naredbom</w:t>
+      </w:r>
+      <w:r>
+        <w:t xml:space="preserve"> </w:t>
+      </w:r>
+      <w:r>
+        <w:rPr>
+          <w:rStyle w:val="VerbatimChar"/>
+        </w:rPr>
+        <w:t xml:space="preserve">IGNORE INDEX</w:t>
+      </w:r>
+      <w:r>
+        <w:t xml:space="preserve">. Indeks</w:t>
+      </w:r>
+      <w:r>
+        <w:t xml:space="preserve"> </w:t>
+      </w:r>
+      <w:r>
+        <w:rPr>
+          <w:rStyle w:val="VerbatimChar"/>
+        </w:rPr>
+        <w:t xml:space="preserve">idx_created_at</w:t>
+      </w:r>
+      <w:r>
+        <w:t xml:space="preserve"> </w:t>
+      </w:r>
+      <w:r>
+        <w:t xml:space="preserve">u tom koraku se ne pominje, jer nad kolonom</w:t>
+      </w:r>
+      <w:r>
+        <w:t xml:space="preserve"> </w:t>
+      </w:r>
+      <w:r>
+        <w:rPr>
+          <w:rStyle w:val="VerbatimChar"/>
+        </w:rPr>
+        <w:t xml:space="preserve">amount</w:t>
+      </w:r>
+      <w:r>
+        <w:t xml:space="preserve"> </w:t>
+      </w:r>
+      <w:r>
+        <w:t xml:space="preserve">indeksa nema. Tek kasniji</w:t>
+      </w:r>
+      <w:r>
+        <w:t xml:space="preserve"> </w:t>
+      </w:r>
+      <w:r>
+        <w:t xml:space="preserve">korak,</w:t>
+      </w:r>
+      <w:r>
+        <w:t xml:space="preserve"> </w:t>
+      </w:r>
+      <w:r>
+        <w:rPr>
+          <w:rStyle w:val="VerbatimChar"/>
+        </w:rPr>
+        <w:t xml:space="preserve">reconsidering_access_paths_for_index_ordering</w:t>
+      </w:r>
+      <w:r>
+        <w:t xml:space="preserve">, prijavljuje</w:t>
+      </w:r>
+      <w:r>
+        <w:t xml:space="preserve"> </w:t>
+      </w:r>
+      <w:r>
+        <w:rPr>
+          <w:rStyle w:val="VerbatimChar"/>
+        </w:rPr>
+        <w:t xml:space="preserve">"index_provides_order": true</w:t>
+      </w:r>
+      <w:r>
+        <w:t xml:space="preserve">,</w:t>
+      </w:r>
+      <w:r>
+        <w:t xml:space="preserve"> </w:t>
+      </w:r>
+      <w:r>
+        <w:rPr>
+          <w:rStyle w:val="VerbatimChar"/>
+        </w:rPr>
+        <w:t xml:space="preserve">"index": "idx_created_at"</w:t>
+      </w:r>
+      <w:r>
+        <w:t xml:space="preserve"> </w:t>
+      </w:r>
+      <w:r>
+        <w:t xml:space="preserve">i</w:t>
+      </w:r>
+      <w:r>
+        <w:t xml:space="preserve"> </w:t>
+      </w:r>
+      <w:r>
+        <w:rPr>
+          <w:rStyle w:val="VerbatimChar"/>
+        </w:rPr>
+        <w:t xml:space="preserve">"plan_changed": true</w:t>
+      </w:r>
+      <w:r>
+        <w:t xml:space="preserve">, a njegov niz</w:t>
+      </w:r>
+      <w:r>
+        <w:t xml:space="preserve"> </w:t>
+      </w:r>
+      <w:r>
+        <w:rPr>
+          <w:rStyle w:val="VerbatimChar"/>
+        </w:rPr>
+        <w:t xml:space="preserve">"steps"</w:t>
+      </w:r>
+      <w:r>
+        <w:t xml:space="preserve"> </w:t>
+      </w:r>
+      <w:r>
+        <w:t xml:space="preserve">je prazan, što znači da</w:t>
+      </w:r>
+      <w:r>
+        <w:t xml:space="preserve"> </w:t>
+      </w:r>
+      <w:r>
+        <w:t xml:space="preserve">u tom koraku nijedna cena nije izračunata. Plan koji</w:t>
+      </w:r>
+      <w:r>
+        <w:t xml:space="preserve"> </w:t>
+      </w:r>
+      <w:r>
+        <w:rPr>
+          <w:rStyle w:val="VerbatimChar"/>
+        </w:rPr>
+        <w:t xml:space="preserve">EXPLAIN</w:t>
+      </w:r>
+      <w:r>
+        <w:t xml:space="preserve"> </w:t>
+      </w:r>
+      <w:r>
+        <w:t xml:space="preserve">prikazuje sa cenom 0,846 nije, dakle,</w:t>
+      </w:r>
+      <w:r>
+        <w:t xml:space="preserve"> </w:t>
+      </w:r>
+      <w:r>
+        <w:t xml:space="preserve">pobedio u poređenju: uvela ga je naknadna zamena plana zbog redosleda, a prikazana cena je posledica</w:t>
+      </w:r>
+      <w:r>
+        <w:t xml:space="preserve"> </w:t>
+      </w:r>
+      <w:r>
+        <w:t xml:space="preserve">izračunata posle zamene, a ne razlog za nju.</w:t>
+      </w:r>
+    </w:p>
+    <w:p>
+      <w:pPr>
+        <w:pStyle w:val="BodyText"/>
+      </w:pPr>
+      <w:r>
+        <w:t xml:space="preserve">Okidač zamene je klauzula</w:t>
+      </w:r>
+      <w:r>
+        <w:t xml:space="preserve"> </w:t>
+      </w:r>
+      <w:r>
+        <w:rPr>
+          <w:rStyle w:val="VerbatimChar"/>
+        </w:rPr>
+        <w:t xml:space="preserve">LIMIT</w:t>
+      </w:r>
+      <w:r>
+        <w:t xml:space="preserve">, što se proverava njenim uklanjanjem. Bez nje trag prijavljuje</w:t>
+      </w:r>
+      <w:r>
+        <w:t xml:space="preserve"> </w:t>
+      </w:r>
+      <w:r>
+        <w:rPr>
+          <w:rStyle w:val="VerbatimChar"/>
+        </w:rPr>
+        <w:t xml:space="preserve">"plan_changed": false</w:t>
+      </w:r>
+      <w:r>
+        <w:t xml:space="preserve">, a</w:t>
+      </w:r>
+      <w:r>
+        <w:t xml:space="preserve"> </w:t>
+      </w:r>
+      <w:r>
+        <w:rPr>
+          <w:rStyle w:val="VerbatimChar"/>
+        </w:rPr>
+        <w:t xml:space="preserve">EXPLAIN</w:t>
+      </w:r>
+      <w:r>
+        <w:t xml:space="preserve"> </w:t>
+      </w:r>
+      <w:r>
+        <w:t xml:space="preserve">daje</w:t>
+      </w:r>
+      <w:r>
+        <w:t xml:space="preserve"> </w:t>
+      </w:r>
+      <w:r>
+        <w:rPr>
+          <w:rStyle w:val="VerbatimChar"/>
+        </w:rPr>
+        <w:t xml:space="preserve">type: ALL</w:t>
+      </w:r>
+      <w:r>
+        <w:t xml:space="preserve"> </w:t>
+      </w:r>
+      <w:r>
+        <w:t xml:space="preserve">sa</w:t>
+      </w:r>
+      <w:r>
+        <w:t xml:space="preserve"> </w:t>
+      </w:r>
+      <w:r>
+        <w:rPr>
+          <w:rStyle w:val="VerbatimChar"/>
+        </w:rPr>
+        <w:t xml:space="preserve">Using filesort</w:t>
+      </w:r>
+      <w:r>
+        <w:t xml:space="preserve">, dakle plan koji je</w:t>
+      </w:r>
+      <w:r>
+        <w:t xml:space="preserve"> </w:t>
+      </w:r>
+      <w:r>
+        <w:t xml:space="preserve">pretraga po ceni zaista izabrala; sa</w:t>
+      </w:r>
+      <w:r>
+        <w:t xml:space="preserve"> </w:t>
+      </w:r>
+      <w:r>
+        <w:rPr>
+          <w:rStyle w:val="VerbatimChar"/>
+        </w:rPr>
+        <w:t xml:space="preserve">LIMIT 10000</w:t>
+      </w:r>
+      <w:r>
+        <w:t xml:space="preserve"> </w:t>
+      </w:r>
+      <w:r>
+        <w:t xml:space="preserve">zamena se ponovo dešava, pa nije presudna</w:t>
+      </w:r>
+      <w:r>
+        <w:t xml:space="preserve"> </w:t>
+      </w:r>
+      <w:r>
+        <w:t xml:space="preserve">veličina ograničenja nego njegovo postojanje. Time se objašnjava i nalaz iz odeljka 4.7, gde</w:t>
+      </w:r>
+      <w:r>
+        <w:t xml:space="preserve"> </w:t>
+      </w:r>
+      <w:r>
+        <w:t xml:space="preserve">histogram nad kolonom</w:t>
+      </w:r>
+      <w:r>
+        <w:t xml:space="preserve"> </w:t>
+      </w:r>
+      <w:r>
+        <w:rPr>
+          <w:rStyle w:val="VerbatimChar"/>
+        </w:rPr>
+        <w:t xml:space="preserve">amount</w:t>
+      </w:r>
+      <w:r>
+        <w:t xml:space="preserve"> </w:t>
+      </w:r>
+      <w:r>
+        <w:t xml:space="preserve">popravlja procenu a ne menja plan: odluka nije ni doneta na osnovu</w:t>
+      </w:r>
+      <w:r>
+        <w:t xml:space="preserve"> </w:t>
+      </w:r>
+      <w:r>
+        <w:t xml:space="preserve">procene.</w:t>
+      </w:r>
+    </w:p>
+    <w:p>
+      <w:pPr>
+        <w:pStyle w:val="CaptionedFigure"/>
+      </w:pPr>
+      <w:r>
+        <w:drawing>
+          <wp:inline>
+            <wp:extent cx="4572000" cy="3719593"/>
+            <wp:effectExtent b="0" l="0" r="0" t="0"/>
+            <wp:docPr descr="Slika 4.6: Trag optimizatora za upit iz odeljka 4.7, sa procenjenim pristupnim putevima i korakom koji je plan zamenio." title="" id="59" name="Picture"/>
+            <a:graphic>
+              <a:graphicData uri="http://schemas.openxmlformats.org/drawingml/2006/picture">
+                <pic:pic>
+                  <pic:nvPicPr>
+                    <pic:cNvPr descr="figures/04-explain-08-zasto-bas-ovaj-plan.png" id="60" name="Picture"/>
+                    <pic:cNvPicPr>
+                      <a:picLocks noChangeArrowheads="1" noChangeAspect="1"/>
+                    </pic:cNvPicPr>
+                  </pic:nvPicPr>
+                  <pic:blipFill>
+                    <a:blip r:embed="rId58"/>
+                    <a:stretch>
+                      <a:fillRect/>
+                    </a:stretch>
+                  </pic:blipFill>
+                  <pic:spPr bwMode="auto">
+                    <a:xfrm>
+                      <a:off x="0" y="0"/>
+                      <a:ext cx="4572000" cy="3719593"/>
+                    </a:xfrm>
+                    <a:prstGeom prst="rect">
+                      <a:avLst/>
+                    </a:prstGeom>
+                    <a:noFill/>
+                    <a:ln w="9525">
+                      <a:noFill/>
+                      <a:headEnd/>
+                      <a:tailEnd/>
+                    </a:ln>
+                  </pic:spPr>
+                </pic:pic>
+              </a:graphicData>
+            </a:graphic>
+          </wp:inline>
+        </w:drawing>
+      </w:r>
+    </w:p>
+    <w:p>
+      <w:pPr>
+        <w:pStyle w:val="ImageCaption"/>
+      </w:pPr>
+      <w:r>
+        <w:t xml:space="preserve">Slika 4.6: Trag optimizatora za upit iz odeljka 4.7, sa procenjenim pristupnim putevima i korakom</w:t>
+      </w:r>
+      <w:r>
+        <w:t xml:space="preserve"> </w:t>
+      </w:r>
+      <w:r>
+        <w:t xml:space="preserve">koji je plan zamenio.</w:t>
+      </w:r>
+    </w:p>
+    <w:p>
+      <w:pPr>
+        <w:pStyle w:val="BodyText"/>
+      </w:pPr>
+      <w:r>
+        <w:t xml:space="preserve">Trag ipak nije potpun zapis pretrage. Vrednost</w:t>
+      </w:r>
+      <w:r>
+        <w:t xml:space="preserve"> </w:t>
+      </w:r>
+      <w:r>
+        <w:rPr>
+          <w:rStyle w:val="VerbatimChar"/>
+        </w:rPr>
+        <w:t xml:space="preserve">"chosen": true</w:t>
+      </w:r>
+      <w:r>
+        <w:t xml:space="preserve"> </w:t>
+      </w:r>
+      <w:r>
+        <w:t xml:space="preserve">znači „najbolji do sada”, a ne</w:t>
+      </w:r>
+      <w:r>
+        <w:t xml:space="preserve"> </w:t>
+      </w:r>
+      <w:r>
+        <w:t xml:space="preserve">pobednika, pa se pobednik prepoznaje po manjoj vrednosti</w:t>
+      </w:r>
+      <w:r>
+        <w:t xml:space="preserve"> </w:t>
+      </w:r>
+      <w:r>
+        <w:rPr>
+          <w:rStyle w:val="VerbatimChar"/>
+        </w:rPr>
+        <w:t xml:space="preserve">cost_for_plan</w:t>
+      </w:r>
+      <w:r>
+        <w:t xml:space="preserve">, dok delimični planovi koji</w:t>
+      </w:r>
+      <w:r>
+        <w:t xml:space="preserve"> </w:t>
+      </w:r>
+      <w:r>
+        <w:t xml:space="preserve">otpadaju odsecanjem čim premaše najbolji nađeni ostaju zabeleženi samo kao</w:t>
+      </w:r>
+      <w:r>
+        <w:t xml:space="preserve"> </w:t>
+      </w:r>
+      <w:r>
+        <w:rPr>
+          <w:rStyle w:val="VerbatimChar"/>
+        </w:rPr>
+        <w:t xml:space="preserve">"pruned_by_cost": true</w:t>
+      </w:r>
+      <w:r>
+        <w:t xml:space="preserve">.</w:t>
+      </w:r>
+      <w:r>
+        <w:t xml:space="preserve"> </w:t>
+      </w:r>
+      <w:r>
+        <w:t xml:space="preserve">Uz to, trag je sesijski i iz druge sesije se ne vidi, a kada premaši vrednost promenljive</w:t>
+      </w:r>
+      <w:r>
+        <w:t xml:space="preserve"> </w:t>
+      </w:r>
+      <w:r>
+        <w:rPr>
+          <w:rStyle w:val="VerbatimChar"/>
+        </w:rPr>
+        <w:t xml:space="preserve">optimizer_trace_max_mem_size</w:t>
+      </w:r>
+      <w:r>
+        <w:t xml:space="preserve">, postaje krnj, što se prijavljuje kolonom</w:t>
+      </w:r>
+      <w:r>
+        <w:t xml:space="preserve"> </w:t>
+      </w:r>
+      <w:r>
+        <w:rPr>
+          <w:rStyle w:val="VerbatimChar"/>
+        </w:rPr>
+        <w:t xml:space="preserve">MISSING_BYTES</w:t>
+      </w:r>
+      <w:r>
+        <w:t xml:space="preserve"> </w:t>
+      </w:r>
+      <w:r>
+        <w:t xml:space="preserve">[2]</w:t>
+      </w:r>
+      <w:r>
+        <w:t xml:space="preserve">.</w:t>
+      </w:r>
+    </w:p>
+    <w:bookmarkEnd w:id="61"/>
+    <w:bookmarkStart w:id="62" w:name="plan-tuđe-sesije-explain-for-connection"/>
+    <w:p>
+      <w:pPr>
+        <w:pStyle w:val="Heading2"/>
+      </w:pPr>
+      <w:r>
+        <w:t xml:space="preserve">4.9. Plan tuđe sesije: EXPLAIN FOR CONNECTION</w:t>
+      </w:r>
+    </w:p>
+    <w:p>
+      <w:pPr>
+        <w:pStyle w:val="FirstParagraph"/>
+      </w:pPr>
+      <w:r>
+        <w:t xml:space="preserve">Trag ide dublje od naredbe</w:t>
+      </w:r>
+      <w:r>
+        <w:t xml:space="preserve"> </w:t>
+      </w:r>
+      <w:r>
+        <w:rPr>
+          <w:rStyle w:val="VerbatimChar"/>
+        </w:rPr>
+        <w:t xml:space="preserve">EXPLAIN</w:t>
+      </w:r>
+      <w:r>
+        <w:t xml:space="preserve">, ali ostaje u granicama sopstvene sesije. Suprotan smer pokriva</w:t>
+      </w:r>
+      <w:r>
+        <w:t xml:space="preserve"> </w:t>
+      </w:r>
+      <w:r>
+        <w:rPr>
+          <w:rStyle w:val="VerbatimChar"/>
+        </w:rPr>
+        <w:t xml:space="preserve">EXPLAIN FOR CONNECTION</w:t>
+      </w:r>
+      <w:r>
+        <w:t xml:space="preserve">, koja preko broja veze (</w:t>
+      </w:r>
+      <w:r>
+        <w:rPr>
+          <w:rStyle w:val="VerbatimChar"/>
+        </w:rPr>
+        <w:t xml:space="preserve">connection_id</w:t>
+      </w:r>
+      <w:r>
+        <w:t xml:space="preserve">) ispisuje plan naredbe koja se u</w:t>
+      </w:r>
+      <w:r>
+        <w:t xml:space="preserve"> </w:t>
+      </w:r>
+      <w:r>
+        <w:t xml:space="preserve">tom trenutku izvršava u drugoj sesiji, i to bez njenog prekidanja</w:t>
+      </w:r>
+      <w:r>
+        <w:t xml:space="preserve"> </w:t>
+      </w:r>
+      <w:r>
+        <w:t xml:space="preserve">[2]</w:t>
+      </w:r>
+      <w:r>
+        <w:t xml:space="preserve">. Ispis je plitak,</w:t>
+      </w:r>
+      <w:r>
+        <w:t xml:space="preserve"> </w:t>
+      </w:r>
+      <w:r>
+        <w:t xml:space="preserve">jer daje isti sadržaj kao obična naredba</w:t>
+      </w:r>
+      <w:r>
+        <w:t xml:space="preserve"> </w:t>
+      </w:r>
+      <w:r>
+        <w:rPr>
+          <w:rStyle w:val="VerbatimChar"/>
+        </w:rPr>
+        <w:t xml:space="preserve">EXPLAIN</w:t>
+      </w:r>
+      <w:r>
+        <w:t xml:space="preserve">, a merenja nema: spoj sa</w:t>
+      </w:r>
+      <w:r>
+        <w:t xml:space="preserve"> </w:t>
+      </w:r>
+      <w:r>
+        <w:rPr>
+          <w:rStyle w:val="VerbatimChar"/>
+        </w:rPr>
+        <w:t xml:space="preserve">EXPLAIN ANALYZE</w:t>
+      </w:r>
+      <w:r>
+        <w:t xml:space="preserve"> </w:t>
+      </w:r>
+      <w:r>
+        <w:t xml:space="preserve">nije</w:t>
+      </w:r>
+      <w:r>
+        <w:t xml:space="preserve"> </w:t>
+      </w:r>
+      <w:r>
+        <w:t xml:space="preserve">dozvoljen i na serveru 8.4.11 vraća grešku 1235. Ako je ciljna veza besposlena, rezultat je prazan i</w:t>
+      </w:r>
+      <w:r>
+        <w:t xml:space="preserve"> </w:t>
+      </w:r>
+      <w:r>
+        <w:t xml:space="preserve">bez greške, a ako izvršava naredbu koja se ne može objasniti, vraća se greška 3012. Dve naredbe se,</w:t>
+      </w:r>
+      <w:r>
+        <w:t xml:space="preserve"> </w:t>
+      </w:r>
+      <w:r>
+        <w:t xml:space="preserve">dakle, ne preklapaju: trag do kraja objašnjava sopstvenu odluku, a</w:t>
+      </w:r>
+      <w:r>
+        <w:t xml:space="preserve"> </w:t>
+      </w:r>
+      <w:r>
+        <w:rPr>
+          <w:rStyle w:val="VerbatimChar"/>
+        </w:rPr>
+        <w:t xml:space="preserve">EXPLAIN FOR CONNECTION</w:t>
+      </w:r>
+      <w:r>
+        <w:t xml:space="preserve"> </w:t>
+      </w:r>
+      <w:r>
+        <w:t xml:space="preserve">daje</w:t>
+      </w:r>
+      <w:r>
+        <w:t xml:space="preserve"> </w:t>
+      </w:r>
+      <w:r>
+        <w:t xml:space="preserve">površan pogled na tuđu.</w:t>
+      </w:r>
+    </w:p>
+    <w:bookmarkEnd w:id="62"/>
+    <w:bookmarkEnd w:id="63"/>
+    <w:bookmarkStart w:id="64" w:name="iterator-model-i-pipeline-operatora"/>
     <w:p>
       <w:pPr>
         <w:pStyle w:val="Heading1"/>
@@ -7470,58 +8320,68 @@
         <w:t xml:space="preserve">5. Iterator model i pipeline operatora</w:t>
       </w:r>
     </w:p>
-    <w:bookmarkEnd w:id="59"/>
-    <w:bookmarkStart w:id="60" w:name="vektorizovano-izvršavanje"/>
+    <w:bookmarkEnd w:id="64"/>
+    <w:bookmarkStart w:id="68" w:name="gde-mysql-ne-prati-obrazac"/>
     <w:p>
       <w:pPr>
         <w:pStyle w:val="Heading1"/>
       </w:pPr>
       <w:r>
-        <w:t xml:space="preserve">6. Vektorizovano izvršavanje</w:t>
-      </w:r>
-    </w:p>
-    <w:bookmarkEnd w:id="60"/>
-    <w:bookmarkStart w:id="61" w:name="paralelno-izvršavanje-upita"/>
+        <w:t xml:space="preserve">6. Gde MySQL ne prati obrazac</w:t>
+      </w:r>
+    </w:p>
+    <w:bookmarkStart w:id="65" w:name="vektorizovano-izvršavanje"/>
+    <w:p>
+      <w:pPr>
+        <w:pStyle w:val="Heading2"/>
+      </w:pPr>
+      <w:r>
+        <w:t xml:space="preserve">6.1. Vektorizovano izvršavanje</w:t>
+      </w:r>
+    </w:p>
+    <w:bookmarkEnd w:id="65"/>
+    <w:bookmarkStart w:id="66" w:name="paralelno-izvršavanje-upita"/>
+    <w:p>
+      <w:pPr>
+        <w:pStyle w:val="Heading2"/>
+      </w:pPr>
+      <w:r>
+        <w:t xml:space="preserve">6.2. Paralelno izvršavanje upita</w:t>
+      </w:r>
+    </w:p>
+    <w:bookmarkEnd w:id="66"/>
+    <w:bookmarkStart w:id="67" w:name="keširanje-i-ponovna-upotreba-planova"/>
+    <w:p>
+      <w:pPr>
+        <w:pStyle w:val="Heading2"/>
+      </w:pPr>
+      <w:r>
+        <w:t xml:space="preserve">6.3. Keširanje i ponovna upotreba planova</w:t>
+      </w:r>
+    </w:p>
+    <w:bookmarkEnd w:id="67"/>
+    <w:bookmarkEnd w:id="68"/>
+    <w:bookmarkStart w:id="69" w:name="zaključak"/>
     <w:p>
       <w:pPr>
         <w:pStyle w:val="Heading1"/>
       </w:pPr>
       <w:r>
-        <w:t xml:space="preserve">7. Paralelno izvršavanje upita</w:t>
-      </w:r>
-    </w:p>
-    <w:bookmarkEnd w:id="61"/>
-    <w:bookmarkStart w:id="62" w:name="keširanje-i-ponovna-upotreba-planova"/>
+        <w:t xml:space="preserve">7. Zaključak</w:t>
+      </w:r>
+    </w:p>
+    <w:bookmarkEnd w:id="69"/>
+    <w:bookmarkStart w:id="80" w:name="reference"/>
     <w:p>
       <w:pPr>
         <w:pStyle w:val="Heading1"/>
       </w:pPr>
       <w:r>
-        <w:t xml:space="preserve">8. Keširanje i ponovna upotreba planova</w:t>
-      </w:r>
-    </w:p>
-    <w:bookmarkEnd w:id="62"/>
-    <w:bookmarkStart w:id="63" w:name="zaključak"/>
-    <w:p>
-      <w:pPr>
-        <w:pStyle w:val="Heading1"/>
-      </w:pPr>
-      <w:r>
-        <w:t xml:space="preserve">9. Zaključak</w:t>
-      </w:r>
-    </w:p>
-    <w:bookmarkEnd w:id="63"/>
-    <w:bookmarkStart w:id="74" w:name="reference"/>
-    <w:p>
-      <w:pPr>
-        <w:pStyle w:val="Heading1"/>
-      </w:pPr>
-      <w:r>
         <w:t xml:space="preserve">Reference</w:t>
       </w:r>
     </w:p>
-    <w:bookmarkStart w:id="73" w:name="refs"/>
-    <w:bookmarkStart w:id="64" w:name="ref-ramakrishnan2003"/>
+    <w:bookmarkStart w:id="79" w:name="refs"/>
+    <w:bookmarkStart w:id="70" w:name="ref-ramakrishnan2003"/>
     <w:p>
       <w:pPr>
         <w:pStyle w:val="Bibliography"/>
@@ -7552,8 +8412,8 @@
         <w:t xml:space="preserve">, 3rd ed. New York, NY, USA: McGraw-Hill, 2003.</w:t>
       </w:r>
     </w:p>
-    <w:bookmarkEnd w:id="64"/>
-    <w:bookmarkStart w:id="66" w:name="ref-mysql84refman"/>
+    <w:bookmarkEnd w:id="70"/>
+    <w:bookmarkStart w:id="72" w:name="ref-mysql84refman"/>
     <w:p>
       <w:pPr>
         <w:pStyle w:val="Bibliography"/>
@@ -7588,7 +8448,7 @@
       <w:r>
         <w:t xml:space="preserve"> </w:t>
       </w:r>
-      <w:hyperlink r:id="rId65">
+      <w:hyperlink r:id="rId71">
         <w:r>
           <w:rPr>
             <w:rStyle w:val="Hyperlink"/>
@@ -7600,8 +8460,8 @@
         <w:t xml:space="preserve">, 2024.</w:t>
       </w:r>
     </w:p>
-    <w:bookmarkEnd w:id="66"/>
-    <w:bookmarkStart w:id="68" w:name="ref-mysqlsource84"/>
+    <w:bookmarkEnd w:id="72"/>
+    <w:bookmarkStart w:id="74" w:name="ref-mysqlsource84"/>
     <w:p>
       <w:pPr>
         <w:pStyle w:val="Bibliography"/>
@@ -7636,7 +8496,7 @@
       <w:r>
         <w:t xml:space="preserve"> </w:t>
       </w:r>
-      <w:hyperlink r:id="rId67">
+      <w:hyperlink r:id="rId73">
         <w:r>
           <w:rPr>
             <w:rStyle w:val="Hyperlink"/>
@@ -7648,8 +8508,8 @@
         <w:t xml:space="preserve">, 2025.</w:t>
       </w:r>
     </w:p>
-    <w:bookmarkEnd w:id="68"/>
-    <w:bookmarkStart w:id="70" w:name="ref-mysqlwl7082"/>
+    <w:bookmarkEnd w:id="74"/>
+    <w:bookmarkStart w:id="76" w:name="ref-mysqlwl7082"/>
     <w:p>
       <w:pPr>
         <w:pStyle w:val="Bibliography"/>
@@ -7702,7 +8562,7 @@
       <w:r>
         <w:t xml:space="preserve"> </w:t>
       </w:r>
-      <w:hyperlink r:id="rId69">
+      <w:hyperlink r:id="rId75">
         <w:r>
           <w:rPr>
             <w:rStyle w:val="Hyperlink"/>
@@ -7714,8 +8574,8 @@
         <w:t xml:space="preserve">, 2014.</w:t>
       </w:r>
     </w:p>
-    <w:bookmarkEnd w:id="70"/>
-    <w:bookmarkStart w:id="72" w:name="ref-mysqlblogjson"/>
+    <w:bookmarkEnd w:id="76"/>
+    <w:bookmarkStart w:id="78" w:name="ref-mysqlblogjson"/>
     <w:p>
       <w:pPr>
         <w:pStyle w:val="Bibliography"/>
@@ -7762,7 +8622,7 @@
       <w:r>
         <w:t xml:space="preserve"> </w:t>
       </w:r>
-      <w:hyperlink r:id="rId71">
+      <w:hyperlink r:id="rId77">
         <w:r>
           <w:rPr>
             <w:rStyle w:val="Hyperlink"/>
@@ -7774,10 +8634,12 @@
         <w:t xml:space="preserve">, 2024.</w:t>
       </w:r>
     </w:p>
-    <w:bookmarkEnd w:id="72"/>
-    <w:bookmarkEnd w:id="73"/>
-    <w:bookmarkEnd w:id="74"/>
+    <w:bookmarkEnd w:id="78"/>
+    <w:bookmarkEnd w:id="79"/>
+    <w:bookmarkEnd w:id="80"/>
     <w:sectPr>
+      <w:pgSz w:h="16838" w:w="11906"/>
+      <w:pgMar w:bottom="1417" w:footer="708" w:gutter="0" w:header="708" w:left="1417" w:right="1417" w:top="1417"/>
       <w:footnotePr>
         <w:numRestart w:val="eachSect"/>
       </w:footnotePr>
@@ -8012,7 +8874,7 @@
     </w:rPrDefault>
     <w:pPrDefault>
       <w:pPr>
-        <w:spacing w:after="200"/>
+        <w:spacing w:after="120"/>
       </w:pPr>
     </w:pPrDefault>
   </w:docDefaults>

--- a/Tema 1. - Obrada upita (query processing) u MySQL/rad.docx
+++ b/Tema 1. - Obrada upita (query processing) u MySQL/rad.docx
@@ -8311,7 +8311,7 @@
     </w:p>
     <w:bookmarkEnd w:id="62"/>
     <w:bookmarkEnd w:id="63"/>
-    <w:bookmarkStart w:id="64" w:name="iterator-model-i-pipeline-operatora"/>
+    <w:bookmarkStart w:id="75" w:name="iterator-model-i-pipeline-operatora"/>
     <w:p>
       <w:pPr>
         <w:pStyle w:val="Heading1"/>
@@ -8320,83 +8320,312 @@
         <w:t xml:space="preserve">5. Iterator model i pipeline operatora</w:t>
       </w:r>
     </w:p>
-    <w:bookmarkEnd w:id="64"/>
-    <w:bookmarkStart w:id="68" w:name="gde-mysql-ne-prati-obrazac"/>
-    <w:p>
-      <w:pPr>
-        <w:pStyle w:val="Heading1"/>
-      </w:pPr>
-      <w:r>
-        <w:t xml:space="preserve">6. Gde MySQL ne prati obrazac</w:t>
-      </w:r>
-    </w:p>
-    <w:bookmarkStart w:id="65" w:name="vektorizovano-izvršavanje"/>
+    <w:p>
+      <w:pPr>
+        <w:pStyle w:val="FirstParagraph"/>
+      </w:pPr>
+      <w:r>
+        <w:t xml:space="preserve">Poglavlje 3 pokazalo je kako se plan bira, a poglavlje 4 kako se izabrani plan čita i meri. Ostaje</w:t>
+      </w:r>
+      <w:r>
+        <w:t xml:space="preserve"> </w:t>
+      </w:r>
+      <w:r>
+        <w:t xml:space="preserve">pitanje šta se zapravo izvršava kada plan krene, i ono nije akademsko. Nad tabelom</w:t>
+      </w:r>
+      <w:r>
+        <w:t xml:space="preserve"> </w:t>
+      </w:r>
+      <w:r>
+        <w:rPr>
+          <w:rStyle w:val="VerbatimChar"/>
+        </w:rPr>
+        <w:t xml:space="preserve">wide_events</w:t>
+      </w:r>
+      <w:r>
+        <w:t xml:space="preserve"> </w:t>
+      </w:r>
+      <w:r>
+        <w:t xml:space="preserve">isti</w:t>
+      </w:r>
+      <w:r>
+        <w:t xml:space="preserve"> </w:t>
+      </w:r>
+      <w:r>
+        <w:t xml:space="preserve">uslov i isto ograničenje</w:t>
+      </w:r>
+      <w:r>
+        <w:t xml:space="preserve"> </w:t>
+      </w:r>
+      <w:r>
+        <w:rPr>
+          <w:rStyle w:val="VerbatimChar"/>
+        </w:rPr>
+        <w:t xml:space="preserve">LIMIT 10</w:t>
+      </w:r>
+      <w:r>
+        <w:t xml:space="preserve"> </w:t>
+      </w:r>
+      <w:r>
+        <w:t xml:space="preserve">jednom dovedu do toga da sken tabele pročita desetak torki, a</w:t>
+      </w:r>
+      <w:r>
+        <w:t xml:space="preserve"> </w:t>
+      </w:r>
+      <w:r>
+        <w:t xml:space="preserve">drugi put svih pet miliona, pri čemu je jedina razlika između ta dva slučaja jedna dodata klauzula</w:t>
+      </w:r>
+      <w:r>
+        <w:t xml:space="preserve"> </w:t>
+      </w:r>
+      <w:r>
+        <w:rPr>
+          <w:rStyle w:val="VerbatimChar"/>
+        </w:rPr>
+        <w:t xml:space="preserve">ORDER BY</w:t>
+      </w:r>
+      <w:r>
+        <w:t xml:space="preserve">. Pristupni put je i u jednom i u drugom slučaju isti, pa objašnjenje mora da leži u načinu</w:t>
+      </w:r>
+      <w:r>
+        <w:t xml:space="preserve"> </w:t>
+      </w:r>
+      <w:r>
+        <w:t xml:space="preserve">na koji izvršilac poziva operatore, što je predmet ovog poglavlja.</w:t>
+      </w:r>
+    </w:p>
+    <w:bookmarkStart w:id="64" w:name="iterator-objekat-sa-tri-metode"/>
     <w:p>
       <w:pPr>
         <w:pStyle w:val="Heading2"/>
       </w:pPr>
       <w:r>
-        <w:t xml:space="preserve">6.1. Vektorizovano izvršavanje</w:t>
-      </w:r>
-    </w:p>
-    <w:bookmarkEnd w:id="65"/>
-    <w:bookmarkStart w:id="66" w:name="paralelno-izvršavanje-upita"/>
-    <w:p>
-      <w:pPr>
-        <w:pStyle w:val="Heading2"/>
-      </w:pPr>
-      <w:r>
-        <w:t xml:space="preserve">6.2. Paralelno izvršavanje upita</w:t>
-      </w:r>
-    </w:p>
-    <w:bookmarkEnd w:id="66"/>
-    <w:bookmarkStart w:id="67" w:name="keširanje-i-ponovna-upotreba-planova"/>
-    <w:p>
-      <w:pPr>
-        <w:pStyle w:val="Heading2"/>
-      </w:pPr>
-      <w:r>
-        <w:t xml:space="preserve">6.3. Keširanje i ponovna upotreba planova</w:t>
-      </w:r>
-    </w:p>
-    <w:bookmarkEnd w:id="67"/>
-    <w:bookmarkEnd w:id="68"/>
-    <w:bookmarkStart w:id="69" w:name="zaključak"/>
-    <w:p>
-      <w:pPr>
-        <w:pStyle w:val="Heading1"/>
-      </w:pPr>
-      <w:r>
-        <w:t xml:space="preserve">7. Zaključak</w:t>
-      </w:r>
-    </w:p>
-    <w:bookmarkEnd w:id="69"/>
-    <w:bookmarkStart w:id="80" w:name="reference"/>
-    <w:p>
-      <w:pPr>
-        <w:pStyle w:val="Heading1"/>
-      </w:pPr>
-      <w:r>
-        <w:t xml:space="preserve">Reference</w:t>
-      </w:r>
-    </w:p>
-    <w:bookmarkStart w:id="79" w:name="refs"/>
-    <w:bookmarkStart w:id="70" w:name="ref-ramakrishnan2003"/>
-    <w:p>
-      <w:pPr>
-        <w:pStyle w:val="Bibliography"/>
-      </w:pPr>
-      <w:r>
-        <w:t xml:space="preserve">[1]</w:t>
-      </w:r>
-      <w:r>
-        <w:t xml:space="preserve"> </w:t>
-      </w:r>
-      <w:r>
-        <w:t xml:space="preserve">	</w:t>
-      </w:r>
-      <w:r>
-        <w:t xml:space="preserve">R. Ramakrishnan and J. Gehrke,</w:t>
+        <w:t xml:space="preserve">5.1. Iterator: objekat sa tri metode</w:t>
+      </w:r>
+    </w:p>
+    <w:p>
+      <w:pPr>
+        <w:pStyle w:val="FirstParagraph"/>
+      </w:pPr>
+      <w:r>
+        <w:t xml:space="preserve">Model iteratora nije MySQL-ov izum. Potiče iz sistema Volcano, koji je opisao Graefe, i danas je</w:t>
+      </w:r>
+      <w:r>
+        <w:t xml:space="preserve"> </w:t>
+      </w:r>
+      <w:r>
+        <w:t xml:space="preserve">podrazumevani oblik izvršioca u relacionim sistemima</w:t>
+      </w:r>
+      <w:r>
+        <w:t xml:space="preserve"> </w:t>
+      </w:r>
+      <w:r>
+        <w:t xml:space="preserve">[6]</w:t>
+      </w:r>
+      <w:r>
+        <w:t xml:space="preserve">. MySQL je Volcano model uveo</w:t>
+      </w:r>
+      <w:r>
+        <w:t xml:space="preserve"> </w:t>
+      </w:r>
+      <w:r>
+        <w:t xml:space="preserve">radnim zadatkom WL#11785, čiji je cilj bila jedna složiva apstrakcija iteratora, pozajmljena iz</w:t>
+      </w:r>
+      <w:r>
+        <w:t xml:space="preserve"> </w:t>
+      </w:r>
+      <w:r>
+        <w:t xml:space="preserve">sistema Volcano, koja zamenjuje šest dotadašnjih međusobno nespojivih apstrakcija za čitanje torki</w:t>
+      </w:r>
+      <w:r>
+        <w:t xml:space="preserve"> </w:t>
+      </w:r>
+      <w:r>
+        <w:t xml:space="preserve">(</w:t>
+      </w:r>
+      <w:r>
+        <w:rPr>
+          <w:rStyle w:val="VerbatimChar"/>
+        </w:rPr>
+        <w:t xml:space="preserve">QUICK_SELECT_I</w:t>
+      </w:r>
+      <w:r>
+        <w:t xml:space="preserve">,</w:t>
+      </w:r>
+      <w:r>
+        <w:t xml:space="preserve"> </w:t>
+      </w:r>
+      <w:r>
+        <w:rPr>
+          <w:rStyle w:val="VerbatimChar"/>
+        </w:rPr>
+        <w:t xml:space="preserve">READ_RECORD</w:t>
+      </w:r>
+      <w:r>
+        <w:t xml:space="preserve">,</w:t>
+      </w:r>
+      <w:r>
+        <w:t xml:space="preserve"> </w:t>
+      </w:r>
+      <w:r>
+        <w:rPr>
+          <w:rStyle w:val="VerbatimChar"/>
+        </w:rPr>
+        <w:t xml:space="preserve">QEP_TAB</w:t>
+      </w:r>
+      <w:r>
+        <w:t xml:space="preserve">,</w:t>
+      </w:r>
+      <w:r>
+        <w:t xml:space="preserve"> </w:t>
+      </w:r>
+      <w:r>
+        <w:rPr>
+          <w:rStyle w:val="VerbatimChar"/>
+        </w:rPr>
+        <w:t xml:space="preserve">QEP_operation</w:t>
+      </w:r>
+      <w:r>
+        <w:t xml:space="preserve">,</w:t>
+      </w:r>
+      <w:r>
+        <w:t xml:space="preserve"> </w:t>
+      </w:r>
+      <w:r>
+        <w:rPr>
+          <w:rStyle w:val="VerbatimChar"/>
+        </w:rPr>
+        <w:t xml:space="preserve">QEP_TAB::next_select</w:t>
+      </w:r>
+      <w:r>
+        <w:t xml:space="preserve"> </w:t>
+      </w:r>
+      <w:r>
+        <w:t xml:space="preserve">i</w:t>
+      </w:r>
+      <w:r>
+        <w:t xml:space="preserve"> </w:t>
+      </w:r>
+      <w:r>
+        <w:rPr>
+          <w:rStyle w:val="VerbatimChar"/>
+        </w:rPr>
+        <w:t xml:space="preserve">Query_result</w:t>
+      </w:r>
+      <w:r>
+        <w:t xml:space="preserve">)</w:t>
+      </w:r>
+      <w:r>
+        <w:t xml:space="preserve"> </w:t>
+      </w:r>
+      <w:r>
+        <w:t xml:space="preserve">[7]</w:t>
+      </w:r>
+      <w:r>
+        <w:t xml:space="preserve">.</w:t>
+      </w:r>
+    </w:p>
+    <w:p>
+      <w:pPr>
+        <w:pStyle w:val="BodyText"/>
+      </w:pPr>
+      <w:r>
+        <w:t xml:space="preserve">Ta apstrakcija je klasa</w:t>
+      </w:r>
+      <w:r>
+        <w:t xml:space="preserve"> </w:t>
+      </w:r>
+      <w:r>
+        <w:rPr>
+          <w:rStyle w:val="VerbatimChar"/>
+        </w:rPr>
+        <w:t xml:space="preserve">RowIterator</w:t>
+      </w:r>
+      <w:r>
+        <w:t xml:space="preserve"> </w:t>
+      </w:r>
+      <w:r>
+        <w:t xml:space="preserve">sa tri metode. Metoda</w:t>
+      </w:r>
+      <w:r>
+        <w:t xml:space="preserve"> </w:t>
+      </w:r>
+      <w:r>
+        <w:rPr>
+          <w:rStyle w:val="VerbatimChar"/>
+        </w:rPr>
+        <w:t xml:space="preserve">Init()</w:t>
+      </w:r>
+      <w:r>
+        <w:t xml:space="preserve"> </w:t>
+      </w:r>
+      <w:r>
+        <w:t xml:space="preserve">inicijalizuje iterator, odnosno</w:t>
+      </w:r>
+      <w:r>
+        <w:t xml:space="preserve"> </w:t>
+      </w:r>
+      <w:r>
+        <w:t xml:space="preserve">premota ga na početak, i mora se pozvati pre prvog čitanja; metoda</w:t>
+      </w:r>
+      <w:r>
+        <w:t xml:space="preserve"> </w:t>
+      </w:r>
+      <w:r>
+        <w:rPr>
+          <w:rStyle w:val="VerbatimChar"/>
+        </w:rPr>
+        <w:t xml:space="preserve">Read()</w:t>
+      </w:r>
+      <w:r>
+        <w:t xml:space="preserve"> </w:t>
+      </w:r>
+      <w:r>
+        <w:t xml:space="preserve">vraća jednu torku, a</w:t>
+      </w:r>
+      <w:r>
+        <w:t xml:space="preserve"> </w:t>
+      </w:r>
+      <w:r>
+        <w:t xml:space="preserve">njena povratna vrednost je samo status, 0 za uspeh, -1 kada torki više nema i 1 za grešku; metoda</w:t>
+      </w:r>
+      <w:r>
+        <w:t xml:space="preserve"> </w:t>
+      </w:r>
+      <w:r>
+        <w:rPr>
+          <w:rStyle w:val="VerbatimChar"/>
+        </w:rPr>
+        <w:t xml:space="preserve">UnlockRow()</w:t>
+      </w:r>
+      <w:r>
+        <w:t xml:space="preserve"> </w:t>
+      </w:r>
+      <w:r>
+        <w:t xml:space="preserve">otpušta zaključavanje nad torkom koja je pročitana pa odbačena</w:t>
+      </w:r>
+      <w:r>
+        <w:t xml:space="preserve"> </w:t>
+      </w:r>
+      <w:r>
+        <w:t xml:space="preserve">[3]</w:t>
+      </w:r>
+      <w:r>
+        <w:t xml:space="preserve">.</w:t>
+      </w:r>
+    </w:p>
+    <w:p>
+      <w:pPr>
+        <w:pStyle w:val="BodyText"/>
+      </w:pPr>
+      <w:r>
+        <w:t xml:space="preserve">Dve stvari u tom potpisu lako se promaše, a obe su bitne. Prva: torka se ne vraća kao rezultat</w:t>
+      </w:r>
+      <w:r>
+        <w:t xml:space="preserve"> </w:t>
+      </w:r>
+      <w:r>
+        <w:t xml:space="preserve">funkcije, nego se smešta u bafer torke</w:t>
       </w:r>
       <w:r>
         <w:t xml:space="preserve"> </w:t>
@@ -8406,14 +8635,1891 @@
           <w:i/>
           <w:iCs/>
         </w:rPr>
+        <w:t xml:space="preserve">(record buffer)</w:t>
+      </w:r>
+      <w:r>
+        <w:t xml:space="preserve"> </w:t>
+      </w:r>
+      <w:r>
+        <w:t xml:space="preserve">same tabele,</w:t>
+      </w:r>
+      <w:r>
+        <w:t xml:space="preserve"> </w:t>
+      </w:r>
+      <w:r>
+        <w:rPr>
+          <w:rStyle w:val="VerbatimChar"/>
+        </w:rPr>
+        <w:t xml:space="preserve">table-&gt;records[0]</w:t>
+      </w:r>
+      <w:r>
+        <w:t xml:space="preserve">. Volcano</w:t>
+      </w:r>
+      <w:r>
+        <w:t xml:space="preserve"> </w:t>
+      </w:r>
+      <w:r>
+        <w:t xml:space="preserve">model MySQL-u daje oblik toka upravljanja, dakle inicijalizaciju, čitanje i zatvaranje, dok torke i</w:t>
+      </w:r>
+      <w:r>
+        <w:t xml:space="preserve"> </w:t>
+      </w:r>
+      <w:r>
+        <w:t xml:space="preserve">dalje putuju kroz raniju konvenciju bafera; izvorni kod tu granicu i priznaje, navodeći da</w:t>
+      </w:r>
+      <w:r>
+        <w:t xml:space="preserve"> </w:t>
+      </w:r>
+      <w:r>
+        <w:t xml:space="preserve">apstrakcija nije potpuno zatvorena, jer izbor kolona koje se čitaju (</w:t>
+      </w:r>
+      <w:r>
+        <w:rPr>
+          <w:rStyle w:val="VerbatimChar"/>
+        </w:rPr>
+        <w:t xml:space="preserve">read_set</w:t>
+      </w:r>
+      <w:r>
+        <w:t xml:space="preserve">) ostaje na strukturi</w:t>
+      </w:r>
+      <w:r>
+        <w:t xml:space="preserve"> </w:t>
+      </w:r>
+      <w:r>
+        <w:rPr>
+          <w:rStyle w:val="VerbatimChar"/>
+        </w:rPr>
+        <w:t xml:space="preserve">TABLE</w:t>
+      </w:r>
+      <w:r>
+        <w:t xml:space="preserve"> </w:t>
+      </w:r>
+      <w:r>
+        <w:t xml:space="preserve">[3]</w:t>
+      </w:r>
+      <w:r>
+        <w:t xml:space="preserve">. Druga: iterator sme da čita iz drugog iteratora, pa se od iteratora ne</w:t>
+      </w:r>
+      <w:r>
+        <w:t xml:space="preserve"> </w:t>
+      </w:r>
+      <w:r>
+        <w:t xml:space="preserve">gradi lanac nego stablo.</w:t>
+      </w:r>
+    </w:p>
+    <w:bookmarkEnd w:id="64"/>
+    <w:bookmarkStart w:id="68" w:name="stablo-iteratora-u-ispisu-formattree"/>
+    <w:p>
+      <w:pPr>
+        <w:pStyle w:val="Heading2"/>
+      </w:pPr>
+      <w:r>
+        <w:t xml:space="preserve">5.2. Stablo iteratora u ispisu FORMAT=TREE</w:t>
+      </w:r>
+    </w:p>
+    <w:p>
+      <w:pPr>
+        <w:pStyle w:val="FirstParagraph"/>
+      </w:pPr>
+      <w:r>
+        <w:t xml:space="preserve">Format ispisa</w:t>
+      </w:r>
+      <w:r>
+        <w:t xml:space="preserve"> </w:t>
+      </w:r>
+      <w:r>
+        <w:rPr>
+          <w:rStyle w:val="VerbatimChar"/>
+        </w:rPr>
+        <w:t xml:space="preserve">TREE</w:t>
+      </w:r>
+      <w:r>
+        <w:t xml:space="preserve">, u poglavlju 4 uveden kao drugi oblik plana, priručnik opisuje preciznije: u</w:t>
+      </w:r>
+      <w:r>
+        <w:t xml:space="preserve"> </w:t>
+      </w:r>
+      <w:r>
+        <w:t xml:space="preserve">njemu čvorovi predstavljaju iteratore</w:t>
+      </w:r>
+      <w:r>
+        <w:t xml:space="preserve"> </w:t>
+      </w:r>
+      <w:r>
+        <w:t xml:space="preserve">[2]</w:t>
+      </w:r>
+      <w:r>
+        <w:t xml:space="preserve">. Uvlačenje je odnos roditelj-dete, jer</w:t>
+      </w:r>
+      <w:r>
+        <w:t xml:space="preserve"> </w:t>
+      </w:r>
+      <w:r>
+        <w:t xml:space="preserve">roditeljski iterator poziva metodu</w:t>
+      </w:r>
+      <w:r>
+        <w:t xml:space="preserve"> </w:t>
+      </w:r>
+      <w:r>
+        <w:rPr>
+          <w:rStyle w:val="VerbatimChar"/>
+        </w:rPr>
+        <w:t xml:space="preserve">Read()</w:t>
+      </w:r>
+      <w:r>
+        <w:t xml:space="preserve"> </w:t>
+      </w:r>
+      <w:r>
+        <w:t xml:space="preserve">svog deteta, a dete mu vraća jednu torku. Stablo se zato</w:t>
+      </w:r>
+      <w:r>
+        <w:t xml:space="preserve"> </w:t>
+      </w:r>
+      <w:r>
+        <w:t xml:space="preserve">čita odozdo naviše kada se prati odakle podaci dolaze, a odozgo nadole kada se prati ko koga poziva.</w:t>
+      </w:r>
+    </w:p>
+    <w:p>
+      <w:pPr>
+        <w:pStyle w:val="BodyText"/>
+      </w:pPr>
+      <w:r>
+        <w:t xml:space="preserve">Nad bazom</w:t>
+      </w:r>
+      <w:r>
+        <w:t xml:space="preserve"> </w:t>
+      </w:r>
+      <w:r>
+        <w:rPr>
+          <w:rStyle w:val="VerbatimChar"/>
+        </w:rPr>
+        <w:t xml:space="preserve">sakila</w:t>
+      </w:r>
+      <w:r>
+        <w:t xml:space="preserve">, upit koji spaja tabele</w:t>
+      </w:r>
+      <w:r>
+        <w:t xml:space="preserve"> </w:t>
+      </w:r>
+      <w:r>
+        <w:rPr>
+          <w:rStyle w:val="VerbatimChar"/>
+        </w:rPr>
+        <w:t xml:space="preserve">customer</w:t>
+      </w:r>
+      <w:r>
+        <w:t xml:space="preserve"> </w:t>
+      </w:r>
+      <w:r>
+        <w:t xml:space="preserve">i</w:t>
+      </w:r>
+      <w:r>
+        <w:t xml:space="preserve"> </w:t>
+      </w:r>
+      <w:r>
+        <w:rPr>
+          <w:rStyle w:val="VerbatimChar"/>
+        </w:rPr>
+        <w:t xml:space="preserve">rental</w:t>
+      </w:r>
+      <w:r>
+        <w:t xml:space="preserve">, grupiše po kupcu i vraća pet</w:t>
+      </w:r>
+      <w:r>
+        <w:t xml:space="preserve"> </w:t>
+      </w:r>
+      <w:r>
+        <w:t xml:space="preserve">vodećih rezultata, daje osam čvorova:</w:t>
+      </w:r>
+      <w:r>
+        <w:t xml:space="preserve"> </w:t>
+      </w:r>
+      <w:r>
+        <w:rPr>
+          <w:rStyle w:val="VerbatimChar"/>
+        </w:rPr>
+        <w:t xml:space="preserve">Limit</w:t>
+      </w:r>
+      <w:r>
+        <w:t xml:space="preserve">,</w:t>
+      </w:r>
+      <w:r>
+        <w:t xml:space="preserve"> </w:t>
+      </w:r>
+      <w:r>
+        <w:rPr>
+          <w:rStyle w:val="VerbatimChar"/>
+        </w:rPr>
+        <w:t xml:space="preserve">Sort</w:t>
+      </w:r>
+      <w:r>
+        <w:t xml:space="preserve">,</w:t>
+      </w:r>
+      <w:r>
+        <w:t xml:space="preserve"> </w:t>
+      </w:r>
+      <w:r>
+        <w:rPr>
+          <w:rStyle w:val="VerbatimChar"/>
+        </w:rPr>
+        <w:t xml:space="preserve">Stream results</w:t>
+      </w:r>
+      <w:r>
+        <w:t xml:space="preserve">,</w:t>
+      </w:r>
+      <w:r>
+        <w:t xml:space="preserve"> </w:t>
+      </w:r>
+      <w:r>
+        <w:rPr>
+          <w:rStyle w:val="VerbatimChar"/>
+        </w:rPr>
+        <w:t xml:space="preserve">Group aggregate</w:t>
+      </w:r>
+      <w:r>
+        <w:t xml:space="preserve">,</w:t>
+      </w:r>
+      <w:r>
+        <w:t xml:space="preserve"> </w:t>
+      </w:r>
+      <w:r>
+        <w:rPr>
+          <w:rStyle w:val="VerbatimChar"/>
+        </w:rPr>
+        <w:t xml:space="preserve">Nested loop inner join</w:t>
+      </w:r>
+      <w:r>
+        <w:t xml:space="preserve">, pa dva ulaza spoja,</w:t>
+      </w:r>
+      <w:r>
+        <w:t xml:space="preserve"> </w:t>
+      </w:r>
+      <w:r>
+        <w:rPr>
+          <w:rStyle w:val="VerbatimChar"/>
+        </w:rPr>
+        <w:t xml:space="preserve">Filter</w:t>
+      </w:r>
+      <w:r>
+        <w:t xml:space="preserve"> </w:t>
+      </w:r>
+      <w:r>
+        <w:t xml:space="preserve">nad skenom indeksa po tabeli</w:t>
+      </w:r>
+      <w:r>
+        <w:t xml:space="preserve"> </w:t>
+      </w:r>
+      <w:r>
+        <w:rPr>
+          <w:rStyle w:val="VerbatimChar"/>
+        </w:rPr>
+        <w:t xml:space="preserve">customer</w:t>
+      </w:r>
+      <w:r>
+        <w:t xml:space="preserve"> </w:t>
+      </w:r>
+      <w:r>
+        <w:t xml:space="preserve">i</w:t>
+      </w:r>
+      <w:r>
+        <w:t xml:space="preserve"> </w:t>
+      </w:r>
+      <w:r>
+        <w:rPr>
+          <w:rStyle w:val="VerbatimChar"/>
+        </w:rPr>
+        <w:t xml:space="preserve">Covering index lookup</w:t>
+      </w:r>
+      <w:r>
+        <w:t xml:space="preserve"> </w:t>
+      </w:r>
+      <w:r>
+        <w:t xml:space="preserve">po tabeli</w:t>
+      </w:r>
+      <w:r>
+        <w:t xml:space="preserve"> </w:t>
+      </w:r>
+      <w:r>
+        <w:rPr>
+          <w:rStyle w:val="VerbatimChar"/>
+        </w:rPr>
+        <w:t xml:space="preserve">rental</w:t>
+      </w:r>
+      <w:r>
+        <w:t xml:space="preserve">. To nije osam koraka koje server izvodi jedan za drugim,</w:t>
+      </w:r>
+      <w:r>
+        <w:t xml:space="preserve"> </w:t>
+      </w:r>
+      <w:r>
+        <w:t xml:space="preserve">nego osam objekata koji istovremeno postoje u memoriji, povezanih tako da koren stabla poziva</w:t>
+      </w:r>
+      <w:r>
+        <w:t xml:space="preserve"> </w:t>
+      </w:r>
+      <w:r>
+        <w:t xml:space="preserve">sledeći čvor, i tako sve do listova, koji jedini dodiruju tabelu preko</w:t>
+      </w:r>
+      <w:r>
+        <w:t xml:space="preserve"> </w:t>
+      </w:r>
+      <w:r>
+        <w:rPr>
+          <w:rStyle w:val="VerbatimChar"/>
+        </w:rPr>
+        <w:t xml:space="preserve">handler</w:t>
+      </w:r>
+      <w:r>
+        <w:t xml:space="preserve"> </w:t>
+      </w:r>
+      <w:r>
+        <w:t xml:space="preserve">interfejsa iz</w:t>
+      </w:r>
+      <w:r>
+        <w:t xml:space="preserve"> </w:t>
+      </w:r>
+      <w:r>
+        <w:t xml:space="preserve">poglavlja 2.</w:t>
+      </w:r>
+    </w:p>
+    <w:p>
+      <w:pPr>
+        <w:pStyle w:val="BodyText"/>
+      </w:pPr>
+      <w:r>
+        <w:t xml:space="preserve">Preslikavanje ispisa na klase nije analogija nego mehanika: tekst ispisa generiše se u datoteci</w:t>
+      </w:r>
+      <w:r>
+        <w:t xml:space="preserve"> </w:t>
+      </w:r>
+      <w:r>
+        <w:rPr>
+          <w:rStyle w:val="VerbatimChar"/>
+        </w:rPr>
+        <w:t xml:space="preserve">explain_access_path.cc</w:t>
+      </w:r>
+      <w:r>
+        <w:t xml:space="preserve">, a iterator se pravi u datoteci</w:t>
+      </w:r>
+      <w:r>
+        <w:t xml:space="preserve"> </w:t>
+      </w:r>
+      <w:r>
+        <w:rPr>
+          <w:rStyle w:val="VerbatimChar"/>
+        </w:rPr>
+        <w:t xml:space="preserve">access_path.cc</w:t>
+      </w:r>
+      <w:r>
+        <w:t xml:space="preserve">, i obe se granaju po istom</w:t>
+      </w:r>
+      <w:r>
+        <w:t xml:space="preserve"> </w:t>
+      </w:r>
+      <w:r>
+        <w:t xml:space="preserve">polju</w:t>
+      </w:r>
+      <w:r>
+        <w:t xml:space="preserve"> </w:t>
+      </w:r>
+      <w:r>
+        <w:rPr>
+          <w:rStyle w:val="VerbatimChar"/>
+        </w:rPr>
+        <w:t xml:space="preserve">path-&gt;type</w:t>
+      </w:r>
+      <w:r>
+        <w:t xml:space="preserve"> </w:t>
+      </w:r>
+      <w:r>
+        <w:t xml:space="preserve">[3]</w:t>
+      </w:r>
+      <w:r>
+        <w:t xml:space="preserve">. Zato svakom obliku ispisa odgovara tačno jedna klasa:</w:t>
+      </w:r>
+      <w:r>
+        <w:t xml:space="preserve"> </w:t>
+      </w:r>
+      <w:r>
+        <w:rPr>
+          <w:rStyle w:val="VerbatimChar"/>
+        </w:rPr>
+        <w:t xml:space="preserve">Table scan on …</w:t>
+      </w:r>
+      <w:r>
+        <w:t xml:space="preserve"> </w:t>
+      </w:r>
+      <w:r>
+        <w:t xml:space="preserve">daje</w:t>
+      </w:r>
+      <w:r>
+        <w:t xml:space="preserve"> </w:t>
+      </w:r>
+      <w:r>
+        <w:rPr>
+          <w:rStyle w:val="VerbatimChar"/>
+        </w:rPr>
+        <w:t xml:space="preserve">TableScanIterator</w:t>
+      </w:r>
+      <w:r>
+        <w:t xml:space="preserve">,</w:t>
+      </w:r>
+      <w:r>
+        <w:t xml:space="preserve"> </w:t>
+      </w:r>
+      <w:r>
+        <w:rPr>
+          <w:rStyle w:val="VerbatimChar"/>
+        </w:rPr>
+        <w:t xml:space="preserve">Filter: …</w:t>
+      </w:r>
+      <w:r>
+        <w:t xml:space="preserve"> </w:t>
+      </w:r>
+      <w:r>
+        <w:t xml:space="preserve">daje</w:t>
+      </w:r>
+      <w:r>
+        <w:t xml:space="preserve"> </w:t>
+      </w:r>
+      <w:r>
+        <w:rPr>
+          <w:rStyle w:val="VerbatimChar"/>
+        </w:rPr>
+        <w:t xml:space="preserve">FilterIterator</w:t>
+      </w:r>
+      <w:r>
+        <w:t xml:space="preserve">,</w:t>
+      </w:r>
+      <w:r>
+        <w:t xml:space="preserve"> </w:t>
+      </w:r>
+      <w:r>
+        <w:rPr>
+          <w:rStyle w:val="VerbatimChar"/>
+        </w:rPr>
+        <w:t xml:space="preserve">Sort: …</w:t>
+      </w:r>
+      <w:r>
+        <w:t xml:space="preserve"> </w:t>
+      </w:r>
+      <w:r>
+        <w:t xml:space="preserve">daje</w:t>
+      </w:r>
+      <w:r>
+        <w:t xml:space="preserve"> </w:t>
+      </w:r>
+      <w:r>
+        <w:rPr>
+          <w:rStyle w:val="VerbatimChar"/>
+        </w:rPr>
+        <w:t xml:space="preserve">SortingIterator</w:t>
+      </w:r>
+      <w:r>
+        <w:t xml:space="preserve">,</w:t>
+      </w:r>
+      <w:r>
+        <w:t xml:space="preserve"> </w:t>
+      </w:r>
+      <w:r>
+        <w:rPr>
+          <w:rStyle w:val="VerbatimChar"/>
+        </w:rPr>
+        <w:t xml:space="preserve">Limit: N row(s)</w:t>
+      </w:r>
+      <w:r>
+        <w:t xml:space="preserve"> </w:t>
+      </w:r>
+      <w:r>
+        <w:t xml:space="preserve">daje</w:t>
+      </w:r>
+      <w:r>
+        <w:t xml:space="preserve"> </w:t>
+      </w:r>
+      <w:r>
+        <w:rPr>
+          <w:rStyle w:val="VerbatimChar"/>
+        </w:rPr>
+        <w:t xml:space="preserve">LimitOffsetIterator</w:t>
+      </w:r>
+      <w:r>
+        <w:t xml:space="preserve">,</w:t>
+      </w:r>
+      <w:r>
+        <w:t xml:space="preserve"> </w:t>
+      </w:r>
+      <w:r>
+        <w:rPr>
+          <w:rStyle w:val="VerbatimChar"/>
+        </w:rPr>
+        <w:t xml:space="preserve">Nested loop … join</w:t>
+      </w:r>
+      <w:r>
+        <w:t xml:space="preserve"> </w:t>
+      </w:r>
+      <w:r>
+        <w:t xml:space="preserve">daje</w:t>
+      </w:r>
+      <w:r>
+        <w:t xml:space="preserve"> </w:t>
+      </w:r>
+      <w:r>
+        <w:rPr>
+          <w:rStyle w:val="VerbatimChar"/>
+        </w:rPr>
+        <w:t xml:space="preserve">NestedLoopIterator</w:t>
+      </w:r>
+      <w:r>
+        <w:t xml:space="preserve">, a</w:t>
+      </w:r>
+      <w:r>
+        <w:t xml:space="preserve"> </w:t>
+      </w:r>
+      <w:r>
+        <w:rPr>
+          <w:rStyle w:val="VerbatimChar"/>
+        </w:rPr>
+        <w:t xml:space="preserve">Stream results</w:t>
+      </w:r>
+      <w:r>
+        <w:t xml:space="preserve"> </w:t>
+      </w:r>
+      <w:r>
+        <w:t xml:space="preserve">daje</w:t>
+      </w:r>
+      <w:r>
+        <w:t xml:space="preserve"> </w:t>
+      </w:r>
+      <w:r>
+        <w:rPr>
+          <w:rStyle w:val="VerbatimChar"/>
+        </w:rPr>
+        <w:t xml:space="preserve">StreamingIterator</w:t>
+      </w:r>
+      <w:r>
+        <w:t xml:space="preserve">. Kod skena indeksa klasa je</w:t>
+      </w:r>
+      <w:r>
+        <w:t xml:space="preserve"> </w:t>
+      </w:r>
+      <w:r>
+        <w:rPr>
+          <w:rStyle w:val="VerbatimChar"/>
+        </w:rPr>
+        <w:t xml:space="preserve">IndexScanIterator</w:t>
+      </w:r>
+      <w:r>
+        <w:t xml:space="preserve">, čiji parametar šablona označava čitanje indeksa unatrag, a ne pokrivenost</w:t>
+      </w:r>
+      <w:r>
+        <w:t xml:space="preserve"> </w:t>
+      </w:r>
+      <w:r>
+        <w:t xml:space="preserve">indeksa, jer je pokrivenost svojstvo skupa</w:t>
+      </w:r>
+      <w:r>
+        <w:t xml:space="preserve"> </w:t>
+      </w:r>
+      <w:r>
+        <w:rPr>
+          <w:rStyle w:val="VerbatimChar"/>
+        </w:rPr>
+        <w:t xml:space="preserve">read_set</w:t>
+      </w:r>
+      <w:r>
+        <w:t xml:space="preserve"> </w:t>
+      </w:r>
+      <w:r>
+        <w:t xml:space="preserve">i klasu ne menja</w:t>
+      </w:r>
+      <w:r>
+        <w:t xml:space="preserve"> </w:t>
+      </w:r>
+      <w:r>
+        <w:t xml:space="preserve">[3]</w:t>
+      </w:r>
+      <w:r>
+        <w:t xml:space="preserve">.</w:t>
+      </w:r>
+    </w:p>
+    <w:p>
+      <w:pPr>
+        <w:pStyle w:val="BodyText"/>
+      </w:pPr>
+      <w:r>
+        <w:t xml:space="preserve">Jedan red ispisa je izuzetak. Red</w:t>
+      </w:r>
+      <w:r>
+        <w:t xml:space="preserve"> </w:t>
+      </w:r>
+      <w:r>
+        <w:rPr>
+          <w:rStyle w:val="VerbatimChar"/>
+        </w:rPr>
+        <w:t xml:space="preserve">-&gt; Hash</w:t>
+      </w:r>
+      <w:r>
+        <w:t xml:space="preserve">, koji stoji iznad ulaza Hash spoja, nije iterator nego</w:t>
+      </w:r>
+      <w:r>
+        <w:t xml:space="preserve"> </w:t>
+      </w:r>
+      <w:r>
+        <w:t xml:space="preserve">natpis na grani ka ulazu koji se hešira</w:t>
+      </w:r>
+      <w:r>
+        <w:t xml:space="preserve"> </w:t>
+      </w:r>
+      <w:r>
+        <w:t xml:space="preserve">[3]</w:t>
+      </w:r>
+      <w:r>
+        <w:t xml:space="preserve">. Prepoznaje se i bez uvida u izvorni kod,</w:t>
+      </w:r>
+      <w:r>
+        <w:t xml:space="preserve"> </w:t>
+      </w:r>
+      <w:r>
+        <w:t xml:space="preserve">jer je jedini red u stablu bez ijednog broja uz sebe: iza njega ne stoji ni struktura čija bi se cena</w:t>
+      </w:r>
+      <w:r>
+        <w:t xml:space="preserve"> </w:t>
+      </w:r>
+      <w:r>
+        <w:t xml:space="preserve">procenila ni iterator čije bi se vreme merilo.</w:t>
+      </w:r>
+    </w:p>
+    <w:p>
+      <w:pPr>
+        <w:pStyle w:val="CaptionedFigure"/>
+      </w:pPr>
+      <w:r>
+        <w:drawing>
+          <wp:inline>
+            <wp:extent cx="4572000" cy="1412111"/>
+            <wp:effectExtent b="0" l="0" r="0" t="0"/>
+            <wp:docPr descr="Slika 5.1: Osam redova ispisa naredbe EXPLAIN ANALYZE i osam iteratora koji im odgovaraju: kontrola ide nadole kroz pozive metode Read(), a torke se vraćaju nagore, jedna po jedna." title="" id="66" name="Picture"/>
+            <a:graphic>
+              <a:graphicData uri="http://schemas.openxmlformats.org/drawingml/2006/picture">
+                <pic:pic>
+                  <pic:nvPicPr>
+                    <pic:cNvPr descr="figures/05-model-iteratora-01-stablo-iteratora.png" id="67" name="Picture"/>
+                    <pic:cNvPicPr>
+                      <a:picLocks noChangeArrowheads="1" noChangeAspect="1"/>
+                    </pic:cNvPicPr>
+                  </pic:nvPicPr>
+                  <pic:blipFill>
+                    <a:blip r:embed="rId65"/>
+                    <a:stretch>
+                      <a:fillRect/>
+                    </a:stretch>
+                  </pic:blipFill>
+                  <pic:spPr bwMode="auto">
+                    <a:xfrm>
+                      <a:off x="0" y="0"/>
+                      <a:ext cx="4572000" cy="1412111"/>
+                    </a:xfrm>
+                    <a:prstGeom prst="rect">
+                      <a:avLst/>
+                    </a:prstGeom>
+                    <a:noFill/>
+                    <a:ln w="9525">
+                      <a:noFill/>
+                      <a:headEnd/>
+                      <a:tailEnd/>
+                    </a:ln>
+                  </pic:spPr>
+                </pic:pic>
+              </a:graphicData>
+            </a:graphic>
+          </wp:inline>
+        </w:drawing>
+      </w:r>
+    </w:p>
+    <w:p>
+      <w:pPr>
+        <w:pStyle w:val="ImageCaption"/>
+      </w:pPr>
+      <w:r>
+        <w:t xml:space="preserve">Slika 5.1: Osam redova ispisa naredbe</w:t>
+      </w:r>
+      <w:r>
+        <w:t xml:space="preserve"> </w:t>
+      </w:r>
+      <w:r>
+        <w:rPr>
+          <w:rStyle w:val="VerbatimChar"/>
+        </w:rPr>
+        <w:t xml:space="preserve">EXPLAIN ANALYZE</w:t>
+      </w:r>
+      <w:r>
+        <w:t xml:space="preserve"> </w:t>
+      </w:r>
+      <w:r>
+        <w:t xml:space="preserve">i osam iteratora koji im odgovaraju:</w:t>
+      </w:r>
+      <w:r>
+        <w:t xml:space="preserve"> </w:t>
+      </w:r>
+      <w:r>
+        <w:t xml:space="preserve">kontrola ide nadole kroz pozive metode</w:t>
+      </w:r>
+      <w:r>
+        <w:t xml:space="preserve"> </w:t>
+      </w:r>
+      <w:r>
+        <w:rPr>
+          <w:rStyle w:val="VerbatimChar"/>
+        </w:rPr>
+        <w:t xml:space="preserve">Read()</w:t>
+      </w:r>
+      <w:r>
+        <w:t xml:space="preserve">, a torke se vraćaju nagore, jedna po</w:t>
+      </w:r>
+      <w:r>
+        <w:t xml:space="preserve"> </w:t>
+      </w:r>
+      <w:r>
+        <w:t xml:space="preserve">jedna.</w:t>
+      </w:r>
+    </w:p>
+    <w:bookmarkEnd w:id="68"/>
+    <w:bookmarkStart w:id="69" w:name="Xec7235ad9e52edda03f9d42326cbf7f91934408"/>
+    <w:p>
+      <w:pPr>
+        <w:pStyle w:val="Heading2"/>
+      </w:pPr>
+      <w:r>
+        <w:t xml:space="preserve">5.3. Vrednost</w:t>
+      </w:r>
+      <w:r>
+        <w:t xml:space="preserve"> </w:t>
+      </w:r>
+      <w:r>
+        <w:rPr>
+          <w:rStyle w:val="VerbatimChar"/>
+        </w:rPr>
+        <w:t xml:space="preserve">loops</w:t>
+      </w:r>
+      <w:r>
+        <w:t xml:space="preserve"> </w:t>
+      </w:r>
+      <w:r>
+        <w:t xml:space="preserve">je broj poziva metode</w:t>
+      </w:r>
+      <w:r>
+        <w:t xml:space="preserve"> </w:t>
+      </w:r>
+      <w:r>
+        <w:rPr>
+          <w:rStyle w:val="VerbatimChar"/>
+        </w:rPr>
+        <w:t xml:space="preserve">Init()</w:t>
+      </w:r>
+    </w:p>
+    <w:p>
+      <w:pPr>
+        <w:pStyle w:val="FirstParagraph"/>
+      </w:pPr>
+      <w:r>
+        <w:t xml:space="preserve">Odeljak 4.6 uveo je</w:t>
+      </w:r>
+      <w:r>
+        <w:t xml:space="preserve"> </w:t>
+      </w:r>
+      <w:r>
+        <w:rPr>
+          <w:rStyle w:val="VerbatimChar"/>
+        </w:rPr>
+        <w:t xml:space="preserve">loops</w:t>
+      </w:r>
+      <w:r>
+        <w:t xml:space="preserve"> </w:t>
+      </w:r>
+      <w:r>
+        <w:t xml:space="preserve">kao broj ponavljanja čvora i tu se zaustavio. Izvorni kod kaže šta se</w:t>
+      </w:r>
+      <w:r>
+        <w:t xml:space="preserve"> </w:t>
+      </w:r>
+      <w:r>
+        <w:t xml:space="preserve">tačno broji: metoda</w:t>
+      </w:r>
+      <w:r>
+        <w:t xml:space="preserve"> </w:t>
+      </w:r>
+      <w:r>
+        <w:rPr>
+          <w:rStyle w:val="VerbatimChar"/>
+        </w:rPr>
+        <w:t xml:space="preserve">GetNumInitCalls()</w:t>
+      </w:r>
+      <w:r>
+        <w:t xml:space="preserve"> </w:t>
+      </w:r>
+      <w:r>
+        <w:t xml:space="preserve">klase</w:t>
+      </w:r>
+      <w:r>
+        <w:t xml:space="preserve"> </w:t>
+      </w:r>
+      <w:r>
+        <w:rPr>
+          <w:rStyle w:val="VerbatimChar"/>
+        </w:rPr>
+        <w:t xml:space="preserve">IteratorProfiler</w:t>
+      </w:r>
+      <w:r>
+        <w:t xml:space="preserve">, koja postoji zato da bi naredba</w:t>
+      </w:r>
+      <w:r>
+        <w:t xml:space="preserve"> </w:t>
+      </w:r>
+      <w:r>
+        <w:rPr>
+          <w:rStyle w:val="VerbatimChar"/>
+        </w:rPr>
+        <w:t xml:space="preserve">EXPLAIN ANALYZE</w:t>
+      </w:r>
+      <w:r>
+        <w:t xml:space="preserve"> </w:t>
+      </w:r>
+      <w:r>
+        <w:t xml:space="preserve">imala odakle da čita, vraća broj poziva metode</w:t>
+      </w:r>
+      <w:r>
+        <w:t xml:space="preserve"> </w:t>
+      </w:r>
+      <w:r>
+        <w:rPr>
+          <w:rStyle w:val="VerbatimChar"/>
+        </w:rPr>
+        <w:t xml:space="preserve">Init()</w:t>
+      </w:r>
+      <w:r>
+        <w:t xml:space="preserve"> </w:t>
+      </w:r>
+      <w:r>
+        <w:t xml:space="preserve">nad tim iteratorom</w:t>
+      </w:r>
+      <w:r>
+        <w:t xml:space="preserve"> </w:t>
+      </w:r>
+      <w:r>
+        <w:t xml:space="preserve">[3]</w:t>
+      </w:r>
+      <w:r>
+        <w:t xml:space="preserve">.</w:t>
+      </w:r>
+    </w:p>
+    <w:p>
+      <w:pPr>
+        <w:pStyle w:val="BodyText"/>
+      </w:pPr>
+      <w:r>
+        <w:t xml:space="preserve">Time dva pravila iz poglavlja 4 postaju posledice, a ne konvencije ispisa. Prvo,</w:t>
+      </w:r>
+      <w:r>
+        <w:t xml:space="preserve"> </w:t>
+      </w:r>
+      <w:r>
+        <w:rPr>
+          <w:rStyle w:val="VerbatimChar"/>
+        </w:rPr>
+        <w:t xml:space="preserve">NestedLoopIterator</w:t>
+      </w:r>
+      <w:r>
+        <w:t xml:space="preserve"> </w:t>
+      </w:r>
+      <w:r>
+        <w:t xml:space="preserve">za svaku torku spoljašnjeg ulaza pozove</w:t>
+      </w:r>
+      <w:r>
+        <w:t xml:space="preserve"> </w:t>
+      </w:r>
+      <w:r>
+        <w:rPr>
+          <w:rStyle w:val="VerbatimChar"/>
+        </w:rPr>
+        <w:t xml:space="preserve">Init()</w:t>
+      </w:r>
+      <w:r>
+        <w:t xml:space="preserve"> </w:t>
+      </w:r>
+      <w:r>
+        <w:t xml:space="preserve">pa</w:t>
+      </w:r>
+      <w:r>
+        <w:t xml:space="preserve"> </w:t>
+      </w:r>
+      <w:r>
+        <w:rPr>
+          <w:rStyle w:val="VerbatimChar"/>
+        </w:rPr>
+        <w:t xml:space="preserve">Read()</w:t>
+      </w:r>
+      <w:r>
+        <w:t xml:space="preserve"> </w:t>
+      </w:r>
+      <w:r>
+        <w:t xml:space="preserve">na unutrašnjem ulazu, pa je</w:t>
+      </w:r>
+      <w:r>
+        <w:t xml:space="preserve"> </w:t>
+      </w:r>
+      <w:r>
+        <w:rPr>
+          <w:rStyle w:val="VerbatimChar"/>
+        </w:rPr>
+        <w:t xml:space="preserve">loops</w:t>
+      </w:r>
+      <w:r>
+        <w:t xml:space="preserve"> </w:t>
+      </w:r>
+      <w:r>
+        <w:t xml:space="preserve">na</w:t>
+      </w:r>
+      <w:r>
+        <w:t xml:space="preserve"> </w:t>
+      </w:r>
+      <w:r>
+        <w:t xml:space="preserve">unutrašnjem čvoru jednak broju torki koje je izbacio spoljašnji čvor: u navedenom upitu to je 584,</w:t>
+      </w:r>
+      <w:r>
+        <w:t xml:space="preserve"> </w:t>
+      </w:r>
+      <w:r>
+        <w:t xml:space="preserve">tačno onoliko koliko u tabeli</w:t>
+      </w:r>
+      <w:r>
+        <w:t xml:space="preserve"> </w:t>
+      </w:r>
+      <w:r>
+        <w:rPr>
+          <w:rStyle w:val="VerbatimChar"/>
+        </w:rPr>
+        <w:t xml:space="preserve">customer</w:t>
+      </w:r>
+      <w:r>
+        <w:t xml:space="preserve"> </w:t>
+      </w:r>
+      <w:r>
+        <w:t xml:space="preserve">ima aktivnih kupaca. Drugo, pošto se merenja sabiraju kroz</w:t>
+      </w:r>
+      <w:r>
+        <w:t xml:space="preserve"> </w:t>
+      </w:r>
+      <w:r>
+        <w:t xml:space="preserve">sva ponavljanja a prikazuju po jednom ponavljanju,</w:t>
+      </w:r>
+      <w:r>
+        <w:t xml:space="preserve"> </w:t>
+      </w:r>
+      <w:r>
+        <w:rPr>
+          <w:rStyle w:val="VerbatimChar"/>
+        </w:rPr>
+        <w:t xml:space="preserve">rows</w:t>
+      </w:r>
+      <w:r>
+        <w:t xml:space="preserve"> </w:t>
+      </w:r>
+      <w:r>
+        <w:t xml:space="preserve">na unutrašnjem čvoru je prosek po</w:t>
+      </w:r>
+      <w:r>
+        <w:t xml:space="preserve"> </w:t>
+      </w:r>
+      <w:r>
+        <w:t xml:space="preserve">ponavljanju i zato sme da bude decimalan broj. Ukupan broj torki dobija se množenjem: prijavljeno</w:t>
+      </w:r>
+      <w:r>
+        <w:t xml:space="preserve"> </w:t>
+      </w:r>
+      <w:r>
+        <w:rPr>
+          <w:rStyle w:val="VerbatimChar"/>
+        </w:rPr>
+        <w:t xml:space="preserve">rows=26.8</w:t>
+      </w:r>
+      <w:r>
+        <w:t xml:space="preserve"> </w:t>
+      </w:r>
+      <w:r>
+        <w:t xml:space="preserve">puta</w:t>
+      </w:r>
+      <w:r>
+        <w:t xml:space="preserve"> </w:t>
+      </w:r>
+      <w:r>
+        <w:rPr>
+          <w:rStyle w:val="VerbatimChar"/>
+        </w:rPr>
+        <w:t xml:space="preserve">loops=584</w:t>
+      </w:r>
+      <w:r>
+        <w:t xml:space="preserve"> </w:t>
+      </w:r>
+      <w:r>
+        <w:t xml:space="preserve">daje približno 15.651, prema 15.640 koliko prijavljuje sam čvor spoja, a</w:t>
+      </w:r>
+      <w:r>
+        <w:t xml:space="preserve"> </w:t>
+      </w:r>
+      <w:r>
+        <w:t xml:space="preserve">razlika potiče od zaokruživanja ispisane vrednosti.</w:t>
+      </w:r>
+    </w:p>
+    <w:bookmarkEnd w:id="69"/>
+    <w:bookmarkStart w:id="73" w:name="pipeline-i-blokirajući-operatori"/>
+    <w:p>
+      <w:pPr>
+        <w:pStyle w:val="Heading2"/>
+      </w:pPr>
+      <w:r>
+        <w:t xml:space="preserve">5.4. Pipeline i blokirajući operatori</w:t>
+      </w:r>
+    </w:p>
+    <w:p>
+      <w:pPr>
+        <w:pStyle w:val="FirstParagraph"/>
+      </w:pPr>
+      <w:r>
+        <w:t xml:space="preserve">Ako torka nastaje tek kada je neko zatraži, nijedan operator ne zna unapred koliko će ih proizvesti,</w:t>
+      </w:r>
+      <w:r>
+        <w:t xml:space="preserve"> </w:t>
+      </w:r>
+      <w:r>
+        <w:t xml:space="preserve">nego prestaje da radi onda kada ga prestanu pozivati. To je izvršavanje na zahtev</w:t>
+      </w:r>
+      <w:r>
+        <w:t xml:space="preserve"> </w:t>
+      </w:r>
+      <w:r>
+        <w:rPr>
+          <w:i/>
+          <w:iCs/>
+        </w:rPr>
+        <w:t xml:space="preserve">(demand-driven)</w:t>
+      </w:r>
+      <w:r>
+        <w:t xml:space="preserve">,</w:t>
+      </w:r>
+      <w:r>
+        <w:t xml:space="preserve"> </w:t>
+      </w:r>
+      <w:r>
+        <w:t xml:space="preserve">i najkraće se dokazuje primerom iz uvoda ovog poglavlja.</w:t>
+      </w:r>
+    </w:p>
+    <w:p>
+      <w:pPr>
+        <w:pStyle w:val="BodyText"/>
+      </w:pPr>
+      <w:r>
+        <w:t xml:space="preserve">Upit koji nad tabelom</w:t>
+      </w:r>
+      <w:r>
+        <w:t xml:space="preserve"> </w:t>
+      </w:r>
+      <w:r>
+        <w:rPr>
+          <w:rStyle w:val="VerbatimChar"/>
+        </w:rPr>
+        <w:t xml:space="preserve">wide_events</w:t>
+      </w:r>
+      <w:r>
+        <w:t xml:space="preserve"> </w:t>
+      </w:r>
+      <w:r>
+        <w:t xml:space="preserve">traži deset torki sa uslovom nad kolonom</w:t>
+      </w:r>
+      <w:r>
+        <w:t xml:space="preserve"> </w:t>
+      </w:r>
+      <w:r>
+        <w:rPr>
+          <w:rStyle w:val="VerbatimChar"/>
+        </w:rPr>
+        <w:t xml:space="preserve">amount</w:t>
+      </w:r>
+      <w:r>
+        <w:t xml:space="preserve"> </w:t>
+      </w:r>
+      <w:r>
+        <w:t xml:space="preserve">daje plan od</w:t>
+      </w:r>
+      <w:r>
+        <w:t xml:space="preserve"> </w:t>
+      </w:r>
+      <w:r>
+        <w:t xml:space="preserve">tri čvora,</w:t>
+      </w:r>
+      <w:r>
+        <w:t xml:space="preserve"> </w:t>
+      </w:r>
+      <w:r>
+        <w:rPr>
+          <w:rStyle w:val="VerbatimChar"/>
+        </w:rPr>
+        <w:t xml:space="preserve">Limit</w:t>
+      </w:r>
+      <w:r>
+        <w:t xml:space="preserve">,</w:t>
+      </w:r>
+      <w:r>
+        <w:t xml:space="preserve"> </w:t>
+      </w:r>
+      <w:r>
+        <w:rPr>
+          <w:rStyle w:val="VerbatimChar"/>
+        </w:rPr>
+        <w:t xml:space="preserve">Filter</w:t>
+      </w:r>
+      <w:r>
+        <w:t xml:space="preserve"> </w:t>
+      </w:r>
+      <w:r>
+        <w:t xml:space="preserve">i sken tabele, pri čemu sva tri prijavljuju deset torki, a upit traje</w:t>
+      </w:r>
+      <w:r>
+        <w:t xml:space="preserve"> </w:t>
+      </w:r>
+      <w:r>
+        <w:t xml:space="preserve">nekoliko milisekundi. Dodavanje klauzule</w:t>
+      </w:r>
+      <w:r>
+        <w:t xml:space="preserve"> </w:t>
+      </w:r>
+      <w:r>
+        <w:rPr>
+          <w:rStyle w:val="VerbatimChar"/>
+        </w:rPr>
+        <w:t xml:space="preserve">ORDER BY</w:t>
+      </w:r>
+      <w:r>
+        <w:t xml:space="preserve"> </w:t>
+      </w:r>
+      <w:r>
+        <w:t xml:space="preserve">nad istom kolonom ubacuje čvor</w:t>
+      </w:r>
+      <w:r>
+        <w:t xml:space="preserve"> </w:t>
+      </w:r>
+      <w:r>
+        <w:rPr>
+          <w:rStyle w:val="VerbatimChar"/>
+        </w:rPr>
+        <w:t xml:space="preserve">Sort</w:t>
+      </w:r>
+      <w:r>
+        <w:t xml:space="preserve"> </w:t>
+      </w:r>
+      <w:r>
+        <w:t xml:space="preserve">između</w:t>
+      </w:r>
+      <w:r>
+        <w:t xml:space="preserve"> </w:t>
+      </w:r>
+      <w:r>
+        <w:t xml:space="preserve">čvorova</w:t>
+      </w:r>
+      <w:r>
+        <w:t xml:space="preserve"> </w:t>
+      </w:r>
+      <w:r>
+        <w:rPr>
+          <w:rStyle w:val="VerbatimChar"/>
+        </w:rPr>
+        <w:t xml:space="preserve">Limit</w:t>
+      </w:r>
+      <w:r>
+        <w:t xml:space="preserve"> </w:t>
+      </w:r>
+      <w:r>
+        <w:t xml:space="preserve">i</w:t>
+      </w:r>
+      <w:r>
+        <w:t xml:space="preserve"> </w:t>
+      </w:r>
+      <w:r>
+        <w:rPr>
+          <w:rStyle w:val="VerbatimChar"/>
+        </w:rPr>
+        <w:t xml:space="preserve">Filter</w:t>
+      </w:r>
+      <w:r>
+        <w:t xml:space="preserve">, posle čega isti sken nad istom tabelom prijavljuje pet miliona torki, a</w:t>
+      </w:r>
+      <w:r>
+        <w:t xml:space="preserve"> </w:t>
+      </w:r>
+      <w:r>
+        <w:t xml:space="preserve">upit je oko šest stotina puta sporiji. Sken pri tome ne zna ništa o klauzuli</w:t>
+      </w:r>
+      <w:r>
+        <w:t xml:space="preserve"> </w:t>
+      </w:r>
+      <w:r>
+        <w:rPr>
+          <w:rStyle w:val="VerbatimChar"/>
+        </w:rPr>
+        <w:t xml:space="preserve">LIMIT</w:t>
+      </w:r>
+      <w:r>
+        <w:t xml:space="preserve"> </w:t>
+      </w:r>
+      <w:r>
+        <w:t xml:space="preserve">i nije</w:t>
+      </w:r>
+      <w:r>
+        <w:t xml:space="preserve"> </w:t>
+      </w:r>
+      <w:r>
+        <w:t xml:space="preserve">optimizovan da stane: on jednostavno prestaje da bude pozivan čim</w:t>
+      </w:r>
+      <w:r>
+        <w:t xml:space="preserve"> </w:t>
+      </w:r>
+      <w:r>
+        <w:rPr>
+          <w:rStyle w:val="VerbatimChar"/>
+        </w:rPr>
+        <w:t xml:space="preserve">Limit</w:t>
+      </w:r>
+      <w:r>
+        <w:t xml:space="preserve"> </w:t>
+      </w:r>
+      <w:r>
+        <w:t xml:space="preserve">dobije svojih deset torki,</w:t>
+      </w:r>
+      <w:r>
+        <w:t xml:space="preserve"> </w:t>
+      </w:r>
+      <w:r>
+        <w:t xml:space="preserve">pa je rano zaustavljanje posledica izvršavanja na zahtev. Čim se između njih ubaci</w:t>
+      </w:r>
+      <w:r>
+        <w:t xml:space="preserve"> </w:t>
+      </w:r>
+      <w:r>
+        <w:rPr>
+          <w:rStyle w:val="VerbatimChar"/>
+        </w:rPr>
+        <w:t xml:space="preserve">Sort</w:t>
+      </w:r>
+      <w:r>
+        <w:t xml:space="preserve">, koji ne</w:t>
+      </w:r>
+      <w:r>
+        <w:t xml:space="preserve"> </w:t>
+      </w:r>
+      <w:r>
+        <w:t xml:space="preserve">može da vrati prvu torku dok nije video sve torke svog deteta, isti sken se izvrši do kraja. Takav</w:t>
+      </w:r>
+      <w:r>
+        <w:t xml:space="preserve"> </w:t>
+      </w:r>
+      <w:r>
+        <w:t xml:space="preserve">operator naziva se blokirajući operator</w:t>
+      </w:r>
+      <w:r>
+        <w:t xml:space="preserve"> </w:t>
+      </w:r>
+      <w:r>
+        <w:rPr>
+          <w:i/>
+          <w:iCs/>
+        </w:rPr>
+        <w:t xml:space="preserve">(blocking operator)</w:t>
+      </w:r>
+      <w:r>
+        <w:t xml:space="preserve">, jer pipeline preseca na dva dela.</w:t>
+      </w:r>
+    </w:p>
+    <w:p>
+      <w:pPr>
+        <w:pStyle w:val="BodyText"/>
+      </w:pPr>
+      <w:r>
+        <w:t xml:space="preserve">Blokada se u ispisu prepoznaje i bez poznavanja samih operatora. Naredba</w:t>
+      </w:r>
+      <w:r>
+        <w:t xml:space="preserve"> </w:t>
+      </w:r>
+      <w:r>
+        <w:rPr>
+          <w:rStyle w:val="VerbatimChar"/>
+        </w:rPr>
+        <w:t xml:space="preserve">EXPLAIN ANALYZE</w:t>
+      </w:r>
+      <w:r>
+        <w:t xml:space="preserve"> </w:t>
+      </w:r>
+      <w:r>
+        <w:t xml:space="preserve">po</w:t>
+      </w:r>
+      <w:r>
+        <w:t xml:space="preserve"> </w:t>
+      </w:r>
+      <w:r>
+        <w:t xml:space="preserve">iteratoru prijavljuje vreme do prve vraćene torke i ukupno vreme provedeno u tom iteratoru, što se u</w:t>
+      </w:r>
+      <w:r>
+        <w:t xml:space="preserve"> </w:t>
+      </w:r>
+      <w:r>
+        <w:t xml:space="preserve">ispisu vidi kao</w:t>
+      </w:r>
+      <w:r>
+        <w:t xml:space="preserve"> </w:t>
+      </w:r>
+      <w:r>
+        <w:rPr>
+          <w:rStyle w:val="VerbatimChar"/>
+        </w:rPr>
+        <w:t xml:space="preserve">actual time=prvo..poslednje</w:t>
+      </w:r>
+      <w:r>
+        <w:t xml:space="preserve"> </w:t>
+      </w:r>
+      <w:r>
+        <w:t xml:space="preserve">[2]</w:t>
+      </w:r>
+      <w:r>
+        <w:t xml:space="preserve">. Kod pipeline operatora prva vrednost</w:t>
+      </w:r>
+      <w:r>
+        <w:t xml:space="preserve"> </w:t>
+      </w:r>
+      <w:r>
+        <w:t xml:space="preserve">je znatno manja od druge, jer torke izlaze postepeno, kako pristižu, dok se kod blokirajućeg</w:t>
+      </w:r>
+      <w:r>
+        <w:t xml:space="preserve"> </w:t>
+      </w:r>
+      <w:r>
+        <w:t xml:space="preserve">operatora dve vrednosti poklapaju, jer ništa nije izašlo dok sve nije ušlo. Oba potpisa vide se u</w:t>
+      </w:r>
+      <w:r>
+        <w:t xml:space="preserve"> </w:t>
+      </w:r>
+      <w:r>
+        <w:t xml:space="preserve">istom planu: čvor</w:t>
+      </w:r>
+      <w:r>
+        <w:t xml:space="preserve"> </w:t>
+      </w:r>
+      <w:r>
+        <w:rPr>
+          <w:rStyle w:val="VerbatimChar"/>
+        </w:rPr>
+        <w:t xml:space="preserve">Sort</w:t>
+      </w:r>
+      <w:r>
+        <w:t xml:space="preserve"> </w:t>
+      </w:r>
+      <w:r>
+        <w:t xml:space="preserve">prijavljuje vreme prve torke jednako vremenu poslednje, a čvor</w:t>
+      </w:r>
+      <w:r>
+        <w:t xml:space="preserve"> </w:t>
+      </w:r>
+      <w:r>
+        <w:rPr>
+          <w:rStyle w:val="VerbatimChar"/>
+        </w:rPr>
+        <w:t xml:space="preserve">Filter</w:t>
+      </w:r>
+      <w:r>
+        <w:t xml:space="preserve"> </w:t>
+      </w:r>
+      <w:r>
+        <w:t xml:space="preserve">neposredno ispod njega prvu torku vraća posle nešto više od jedne desetine milisekunde, a poslednju</w:t>
+      </w:r>
+      <w:r>
+        <w:t xml:space="preserve"> </w:t>
+      </w:r>
+      <w:r>
+        <w:t xml:space="preserve">tek pred kraj upita. Blokiraju sortiranje, materijalizacija privremene tabele, agregacija preko</w:t>
+      </w:r>
+      <w:r>
+        <w:t xml:space="preserve"> </w:t>
+      </w:r>
+      <w:r>
+        <w:t xml:space="preserve">privremene tabele i faza gradnje Hash spoja, dok skenovi, pretrage po indeksu,</w:t>
+      </w:r>
+      <w:r>
+        <w:t xml:space="preserve"> </w:t>
+      </w:r>
+      <w:r>
+        <w:rPr>
+          <w:rStyle w:val="VerbatimChar"/>
+        </w:rPr>
+        <w:t xml:space="preserve">Filter</w:t>
+      </w:r>
+      <w:r>
+        <w:t xml:space="preserve">,</w:t>
+      </w:r>
+      <w:r>
+        <w:t xml:space="preserve"> </w:t>
+      </w:r>
+      <w:r>
+        <w:rPr>
+          <w:rStyle w:val="VerbatimChar"/>
+        </w:rPr>
+        <w:t xml:space="preserve">Limit</w:t>
+      </w:r>
+      <w:r>
+        <w:t xml:space="preserve"> </w:t>
+      </w:r>
+      <w:r>
+        <w:t xml:space="preserve">i</w:t>
+      </w:r>
+      <w:r>
+        <w:t xml:space="preserve"> </w:t>
+      </w:r>
+      <w:r>
+        <w:t xml:space="preserve">spoj sa ugnježdenom petljom rade u pipeline-u. Tu je i razlog zbog kog čvor</w:t>
+      </w:r>
+      <w:r>
+        <w:t xml:space="preserve"> </w:t>
+      </w:r>
+      <w:r>
+        <w:rPr>
+          <w:rStyle w:val="VerbatimChar"/>
+        </w:rPr>
+        <w:t xml:space="preserve">Stream results</w:t>
+      </w:r>
+      <w:r>
+        <w:t xml:space="preserve"> </w:t>
+      </w:r>
+      <w:r>
+        <w:t xml:space="preserve">uopšte</w:t>
+      </w:r>
+      <w:r>
+        <w:t xml:space="preserve"> </w:t>
+      </w:r>
+      <w:r>
+        <w:t xml:space="preserve">postoji: on je suprotnost materijalizaciji, jer se rezultat šalje klijentu kako nastaje, pa je</w:t>
+      </w:r>
+      <w:r>
+        <w:t xml:space="preserve"> </w:t>
+      </w:r>
+      <w:r>
+        <w:t xml:space="preserve">njegovo prisustvo u stablu znak da na tom mestu barijere nema.</w:t>
+      </w:r>
+    </w:p>
+    <w:p>
+      <w:pPr>
+        <w:pStyle w:val="CaptionedFigure"/>
+      </w:pPr>
+      <w:r>
+        <w:drawing>
+          <wp:inline>
+            <wp:extent cx="4572000" cy="1869311"/>
+            <wp:effectExtent b="0" l="0" r="0" t="0"/>
+            <wp:docPr descr="Slika 5.2: Isti sken tabele sa istim uslovom i istim ograničenjem LIMIT 10, bez klauzule ORDER BY i sa njom." title="" id="71" name="Picture"/>
+            <a:graphic>
+              <a:graphicData uri="http://schemas.openxmlformats.org/drawingml/2006/picture">
+                <pic:pic>
+                  <pic:nvPicPr>
+                    <pic:cNvPr descr="figures/05-model-iteratora-02-pipeline-i-blokada.png" id="72" name="Picture"/>
+                    <pic:cNvPicPr>
+                      <a:picLocks noChangeArrowheads="1" noChangeAspect="1"/>
+                    </pic:cNvPicPr>
+                  </pic:nvPicPr>
+                  <pic:blipFill>
+                    <a:blip r:embed="rId70"/>
+                    <a:stretch>
+                      <a:fillRect/>
+                    </a:stretch>
+                  </pic:blipFill>
+                  <pic:spPr bwMode="auto">
+                    <a:xfrm>
+                      <a:off x="0" y="0"/>
+                      <a:ext cx="4572000" cy="1869311"/>
+                    </a:xfrm>
+                    <a:prstGeom prst="rect">
+                      <a:avLst/>
+                    </a:prstGeom>
+                    <a:noFill/>
+                    <a:ln w="9525">
+                      <a:noFill/>
+                      <a:headEnd/>
+                      <a:tailEnd/>
+                    </a:ln>
+                  </pic:spPr>
+                </pic:pic>
+              </a:graphicData>
+            </a:graphic>
+          </wp:inline>
+        </w:drawing>
+      </w:r>
+    </w:p>
+    <w:p>
+      <w:pPr>
+        <w:pStyle w:val="ImageCaption"/>
+      </w:pPr>
+      <w:r>
+        <w:t xml:space="preserve">Slika 5.2: Isti sken tabele sa istim uslovom i istim ograničenjem</w:t>
+      </w:r>
+      <w:r>
+        <w:t xml:space="preserve"> </w:t>
+      </w:r>
+      <w:r>
+        <w:rPr>
+          <w:rStyle w:val="VerbatimChar"/>
+        </w:rPr>
+        <w:t xml:space="preserve">LIMIT 10</w:t>
+      </w:r>
+      <w:r>
+        <w:t xml:space="preserve">, bez klauzule</w:t>
+      </w:r>
+      <w:r>
+        <w:t xml:space="preserve"> </w:t>
+      </w:r>
+      <w:r>
+        <w:rPr>
+          <w:rStyle w:val="VerbatimChar"/>
+        </w:rPr>
+        <w:t xml:space="preserve">ORDER BY</w:t>
+      </w:r>
+      <w:r>
+        <w:t xml:space="preserve"> </w:t>
+      </w:r>
+      <w:r>
+        <w:t xml:space="preserve">i sa njom.</w:t>
+      </w:r>
+    </w:p>
+    <w:bookmarkEnd w:id="73"/>
+    <w:bookmarkStart w:id="74" w:name="X2c2d29d51e814dcd918ff6fc6231d08491b5417"/>
+    <w:p>
+      <w:pPr>
+        <w:pStyle w:val="Heading2"/>
+      </w:pPr>
+      <w:r>
+        <w:t xml:space="preserve">5.5. Struktura</w:t>
+      </w:r>
+      <w:r>
+        <w:t xml:space="preserve"> </w:t>
+      </w:r>
+      <w:r>
+        <w:rPr>
+          <w:rStyle w:val="VerbatimChar"/>
+        </w:rPr>
+        <w:t xml:space="preserve">AccessPath</w:t>
+      </w:r>
+      <w:r>
+        <w:t xml:space="preserve"> </w:t>
+      </w:r>
+      <w:r>
+        <w:t xml:space="preserve">je plan, iterator je izvršavanje</w:t>
+      </w:r>
+    </w:p>
+    <w:p>
+      <w:pPr>
+        <w:pStyle w:val="FirstParagraph"/>
+      </w:pPr>
+      <w:r>
+        <w:t xml:space="preserve">Ostaje pitanje odakle iteratori dolaze. Između planera iz poglavlja 3 i izvršioca stoji struktura</w:t>
+      </w:r>
+      <w:r>
+        <w:t xml:space="preserve"> </w:t>
+      </w:r>
+      <w:r>
+        <w:rPr>
+          <w:rStyle w:val="VerbatimChar"/>
+        </w:rPr>
+        <w:t xml:space="preserve">AccessPath</w:t>
+      </w:r>
+      <w:r>
+        <w:t xml:space="preserve">, koju izvorni kod opisuje kao strukturu planiranja upita koja iteratorima odgovara jedan</w:t>
+      </w:r>
+      <w:r>
+        <w:t xml:space="preserve"> </w:t>
+      </w:r>
+      <w:r>
+        <w:t xml:space="preserve">prema jedan, jer sadrži gotovo tačno ono što je potrebno da se odgovarajući iterator instancira, uz</w:t>
+      </w:r>
+      <w:r>
+        <w:t xml:space="preserve"> </w:t>
+      </w:r>
+      <w:r>
+        <w:t xml:space="preserve">podatke koji su potrebni samo tokom planiranja, kao što je cena</w:t>
+      </w:r>
+      <w:r>
+        <w:t xml:space="preserve"> </w:t>
+      </w:r>
+      <w:r>
+        <w:t xml:space="preserve">[3]</w:t>
+      </w:r>
+      <w:r>
+        <w:t xml:space="preserve">. Optimizator, dakle,</w:t>
+      </w:r>
+      <w:r>
+        <w:t xml:space="preserve"> </w:t>
+      </w:r>
+      <w:r>
+        <w:t xml:space="preserve">ne pravi iteratore nego stablo struktura</w:t>
+      </w:r>
+      <w:r>
+        <w:t xml:space="preserve"> </w:t>
+      </w:r>
+      <w:r>
+        <w:rPr>
+          <w:rStyle w:val="VerbatimChar"/>
+        </w:rPr>
+        <w:t xml:space="preserve">AccessPath</w:t>
+      </w:r>
+      <w:r>
+        <w:t xml:space="preserve">, namerno malih i fiksne veličine, kako bi</w:t>
+      </w:r>
+      <w:r>
+        <w:t xml:space="preserve"> </w:t>
+      </w:r>
+      <w:r>
+        <w:t xml:space="preserve">tokom pretrage jedna mogla da se zameni boljom bez nove alokacije; tek na kraju funkcija</w:t>
+      </w:r>
+      <w:r>
+        <w:t xml:space="preserve"> </w:t>
+      </w:r>
+      <w:r>
+        <w:rPr>
+          <w:rStyle w:val="VerbatimChar"/>
+        </w:rPr>
+        <w:t xml:space="preserve">CreateIteratorFromAccessPath()</w:t>
+      </w:r>
+      <w:r>
+        <w:t xml:space="preserve"> </w:t>
+      </w:r>
+      <w:r>
+        <w:t xml:space="preserve">to stablo prevodi u stablo iteratora</w:t>
+      </w:r>
+      <w:r>
+        <w:t xml:space="preserve"> </w:t>
+      </w:r>
+      <w:r>
+        <w:t xml:space="preserve">[3]</w:t>
+      </w:r>
+      <w:r>
+        <w:t xml:space="preserve">. Strukturu</w:t>
+      </w:r>
+      <w:r>
+        <w:t xml:space="preserve"> </w:t>
+      </w:r>
+      <w:r>
+        <w:rPr>
+          <w:rStyle w:val="VerbatimChar"/>
+        </w:rPr>
+        <w:t xml:space="preserve">AccessPath</w:t>
+      </w:r>
+      <w:r>
+        <w:t xml:space="preserve"> </w:t>
+      </w:r>
+      <w:r>
+        <w:t xml:space="preserve">ne treba mešati sa pristupnim putem iz poglavlja 1 i 3: prva je konkretna struktura u</w:t>
+      </w:r>
+      <w:r>
+        <w:t xml:space="preserve"> </w:t>
+      </w:r>
+      <w:r>
+        <w:t xml:space="preserve">kodu, a drugi je pojam koji označava način na koji se dolazi do torki jedne tabele.</w:t>
+      </w:r>
+    </w:p>
+    <w:p>
+      <w:pPr>
+        <w:pStyle w:val="BodyText"/>
+      </w:pPr>
+      <w:r>
+        <w:t xml:space="preserve">Time se zatvara i pitanje otvoreno u odeljku 4.8, gde je u tragu optimizatora sav sadržaj bio u fazi</w:t>
+      </w:r>
+      <w:r>
+        <w:t xml:space="preserve"> </w:t>
+      </w:r>
+      <w:r>
+        <w:rPr>
+          <w:rStyle w:val="VerbatimChar"/>
+        </w:rPr>
+        <w:t xml:space="preserve">join_optimization</w:t>
+      </w:r>
+      <w:r>
+        <w:t xml:space="preserve">, dok je faza</w:t>
+      </w:r>
+      <w:r>
+        <w:t xml:space="preserve"> </w:t>
+      </w:r>
+      <w:r>
+        <w:rPr>
+          <w:rStyle w:val="VerbatimChar"/>
+        </w:rPr>
+        <w:t xml:space="preserve">join_execution</w:t>
+      </w:r>
+      <w:r>
+        <w:t xml:space="preserve"> </w:t>
+      </w:r>
+      <w:r>
+        <w:t xml:space="preserve">bila prazna. Razlog je što se u izvršavanju ne</w:t>
+      </w:r>
+      <w:r>
+        <w:t xml:space="preserve"> </w:t>
+      </w:r>
+      <w:r>
+        <w:t xml:space="preserve">donosi nijedna odluka koju bi trag imao da zabeleži: sve je odlučeno u trenutku kada je stablo</w:t>
+      </w:r>
+      <w:r>
+        <w:t xml:space="preserve"> </w:t>
+      </w:r>
+      <w:r>
+        <w:t xml:space="preserve">struktura</w:t>
+      </w:r>
+      <w:r>
+        <w:t xml:space="preserve"> </w:t>
+      </w:r>
+      <w:r>
+        <w:rPr>
+          <w:rStyle w:val="VerbatimChar"/>
+        </w:rPr>
+        <w:t xml:space="preserve">AccessPath</w:t>
+      </w:r>
+      <w:r>
+        <w:t xml:space="preserve"> </w:t>
+      </w:r>
+      <w:r>
+        <w:t xml:space="preserve">bilo gotovo, a posle toga se ono samo prevodi u objekte i pokreće.</w:t>
+      </w:r>
+    </w:p>
+    <w:p>
+      <w:pPr>
+        <w:pStyle w:val="BodyText"/>
+      </w:pPr>
+      <w:r>
+        <w:t xml:space="preserve">Model iteratora je i polazna tačka narednog poglavlja. Pošto svaki poziv metode</w:t>
+      </w:r>
+      <w:r>
+        <w:t xml:space="preserve"> </w:t>
+      </w:r>
+      <w:r>
+        <w:rPr>
+          <w:rStyle w:val="VerbatimChar"/>
+        </w:rPr>
+        <w:t xml:space="preserve">Read()</w:t>
+      </w:r>
+      <w:r>
+        <w:t xml:space="preserve"> </w:t>
+      </w:r>
+      <w:r>
+        <w:t xml:space="preserve">vraća</w:t>
+      </w:r>
+      <w:r>
+        <w:t xml:space="preserve"> </w:t>
+      </w:r>
+      <w:r>
+        <w:t xml:space="preserve">najviše jednu torku, tvrdnja da MySQL upite ne izvršava vektorizovano prestaje da bude izolovana</w:t>
+      </w:r>
+      <w:r>
+        <w:t xml:space="preserve"> </w:t>
+      </w:r>
+      <w:r>
+        <w:t xml:space="preserve">činjenica i postaje posledica interfejsa opisanog ovde.</w:t>
+      </w:r>
+    </w:p>
+    <w:bookmarkEnd w:id="74"/>
+    <w:bookmarkEnd w:id="75"/>
+    <w:bookmarkStart w:id="79" w:name="gde-mysql-ne-prati-obrazac"/>
+    <w:p>
+      <w:pPr>
+        <w:pStyle w:val="Heading1"/>
+      </w:pPr>
+      <w:r>
+        <w:t xml:space="preserve">6. Gde MySQL ne prati obrazac</w:t>
+      </w:r>
+    </w:p>
+    <w:bookmarkStart w:id="76" w:name="vektorizovano-izvršavanje"/>
+    <w:p>
+      <w:pPr>
+        <w:pStyle w:val="Heading2"/>
+      </w:pPr>
+      <w:r>
+        <w:t xml:space="preserve">6.1. Vektorizovano izvršavanje</w:t>
+      </w:r>
+    </w:p>
+    <w:bookmarkEnd w:id="76"/>
+    <w:bookmarkStart w:id="77" w:name="paralelno-izvršavanje-upita"/>
+    <w:p>
+      <w:pPr>
+        <w:pStyle w:val="Heading2"/>
+      </w:pPr>
+      <w:r>
+        <w:t xml:space="preserve">6.2. Paralelno izvršavanje upita</w:t>
+      </w:r>
+    </w:p>
+    <w:bookmarkEnd w:id="77"/>
+    <w:bookmarkStart w:id="78" w:name="keširanje-i-ponovna-upotreba-planova"/>
+    <w:p>
+      <w:pPr>
+        <w:pStyle w:val="Heading2"/>
+      </w:pPr>
+      <w:r>
+        <w:t xml:space="preserve">6.3. Keširanje i ponovna upotreba planova</w:t>
+      </w:r>
+    </w:p>
+    <w:bookmarkEnd w:id="78"/>
+    <w:bookmarkEnd w:id="79"/>
+    <w:bookmarkStart w:id="80" w:name="zaključak"/>
+    <w:p>
+      <w:pPr>
+        <w:pStyle w:val="Heading1"/>
+      </w:pPr>
+      <w:r>
+        <w:t xml:space="preserve">7. Zaključak</w:t>
+      </w:r>
+    </w:p>
+    <w:bookmarkEnd w:id="80"/>
+    <w:bookmarkStart w:id="95" w:name="reference"/>
+    <w:p>
+      <w:pPr>
+        <w:pStyle w:val="Heading1"/>
+      </w:pPr>
+      <w:r>
+        <w:t xml:space="preserve">Reference</w:t>
+      </w:r>
+    </w:p>
+    <w:bookmarkStart w:id="94" w:name="refs"/>
+    <w:bookmarkStart w:id="81" w:name="ref-ramakrishnan2003"/>
+    <w:p>
+      <w:pPr>
+        <w:pStyle w:val="Bibliography"/>
+      </w:pPr>
+      <w:r>
+        <w:t xml:space="preserve">[1]</w:t>
+      </w:r>
+      <w:r>
+        <w:t xml:space="preserve"> </w:t>
+      </w:r>
+      <w:r>
+        <w:t xml:space="preserve">	</w:t>
+      </w:r>
+      <w:r>
+        <w:t xml:space="preserve">R. Ramakrishnan and J. Gehrke,</w:t>
+      </w:r>
+      <w:r>
+        <w:t xml:space="preserve"> </w:t>
+      </w:r>
+      <w:r>
+        <w:rPr>
+          <w:i/>
+          <w:iCs/>
+        </w:rPr>
         <w:t xml:space="preserve">Database management systems</w:t>
       </w:r>
       <w:r>
         <w:t xml:space="preserve">, 3rd ed. New York, NY, USA: McGraw-Hill, 2003.</w:t>
       </w:r>
     </w:p>
-    <w:bookmarkEnd w:id="70"/>
-    <w:bookmarkStart w:id="72" w:name="ref-mysql84refman"/>
+    <w:bookmarkEnd w:id="81"/>
+    <w:bookmarkStart w:id="83" w:name="ref-mysql84refman"/>
     <w:p>
       <w:pPr>
         <w:pStyle w:val="Bibliography"/>
@@ -8448,7 +10554,7 @@
       <w:r>
         <w:t xml:space="preserve"> </w:t>
       </w:r>
-      <w:hyperlink r:id="rId71">
+      <w:hyperlink r:id="rId82">
         <w:r>
           <w:rPr>
             <w:rStyle w:val="Hyperlink"/>
@@ -8460,8 +10566,8 @@
         <w:t xml:space="preserve">, 2024.</w:t>
       </w:r>
     </w:p>
-    <w:bookmarkEnd w:id="72"/>
-    <w:bookmarkStart w:id="74" w:name="ref-mysqlsource84"/>
+    <w:bookmarkEnd w:id="83"/>
+    <w:bookmarkStart w:id="85" w:name="ref-mysqlsource84"/>
     <w:p>
       <w:pPr>
         <w:pStyle w:val="Bibliography"/>
@@ -8496,7 +10602,7 @@
       <w:r>
         <w:t xml:space="preserve"> </w:t>
       </w:r>
-      <w:hyperlink r:id="rId73">
+      <w:hyperlink r:id="rId84">
         <w:r>
           <w:rPr>
             <w:rStyle w:val="Hyperlink"/>
@@ -8508,8 +10614,8 @@
         <w:t xml:space="preserve">, 2025.</w:t>
       </w:r>
     </w:p>
-    <w:bookmarkEnd w:id="74"/>
-    <w:bookmarkStart w:id="76" w:name="ref-mysqlwl7082"/>
+    <w:bookmarkEnd w:id="85"/>
+    <w:bookmarkStart w:id="87" w:name="ref-mysqlwl7082"/>
     <w:p>
       <w:pPr>
         <w:pStyle w:val="Bibliography"/>
@@ -8562,7 +10668,7 @@
       <w:r>
         <w:t xml:space="preserve"> </w:t>
       </w:r>
-      <w:hyperlink r:id="rId75">
+      <w:hyperlink r:id="rId86">
         <w:r>
           <w:rPr>
             <w:rStyle w:val="Hyperlink"/>
@@ -8574,8 +10680,8 @@
         <w:t xml:space="preserve">, 2014.</w:t>
       </w:r>
     </w:p>
-    <w:bookmarkEnd w:id="76"/>
-    <w:bookmarkStart w:id="78" w:name="ref-mysqlblogjson"/>
+    <w:bookmarkEnd w:id="87"/>
+    <w:bookmarkStart w:id="89" w:name="ref-mysqlblogjson"/>
     <w:p>
       <w:pPr>
         <w:pStyle w:val="Bibliography"/>
@@ -8622,7 +10728,7 @@
       <w:r>
         <w:t xml:space="preserve"> </w:t>
       </w:r>
-      <w:hyperlink r:id="rId77">
+      <w:hyperlink r:id="rId88">
         <w:r>
           <w:rPr>
             <w:rStyle w:val="Hyperlink"/>
@@ -8634,9 +10740,112 @@
         <w:t xml:space="preserve">, 2024.</w:t>
       </w:r>
     </w:p>
-    <w:bookmarkEnd w:id="78"/>
-    <w:bookmarkEnd w:id="79"/>
-    <w:bookmarkEnd w:id="80"/>
+    <w:bookmarkEnd w:id="89"/>
+    <w:bookmarkStart w:id="91" w:name="ref-graefe1994"/>
+    <w:p>
+      <w:pPr>
+        <w:pStyle w:val="Bibliography"/>
+      </w:pPr>
+      <w:r>
+        <w:t xml:space="preserve">[6]</w:t>
+      </w:r>
+      <w:r>
+        <w:t xml:space="preserve"> </w:t>
+      </w:r>
+      <w:r>
+        <w:t xml:space="preserve">	</w:t>
+      </w:r>
+      <w:r>
+        <w:t xml:space="preserve">G. Graefe,</w:t>
+      </w:r>
+      <w:r>
+        <w:t xml:space="preserve"> </w:t>
+      </w:r>
+      <w:r>
+        <w:t xml:space="preserve">“</w:t>
+      </w:r>
+      <w:r>
+        <w:t xml:space="preserve">Volcano</w:t>
+      </w:r>
+      <w:r>
+        <w:t xml:space="preserve">: An extensible and parallel query evaluation system,”</w:t>
+      </w:r>
+      <w:r>
+        <w:t xml:space="preserve"> </w:t>
+      </w:r>
+      <w:r>
+        <w:rPr>
+          <w:i/>
+          <w:iCs/>
+        </w:rPr>
+        <w:t xml:space="preserve">IEEE Transactions on Knowledge and Data Engineering</w:t>
+      </w:r>
+      <w:r>
+        <w:t xml:space="preserve">, vol. 6, no. 1, pp. 120–135, 1994, doi:</w:t>
+      </w:r>
+      <w:r>
+        <w:t xml:space="preserve"> </w:t>
+      </w:r>
+      <w:hyperlink r:id="rId90">
+        <w:r>
+          <w:rPr>
+            <w:rStyle w:val="Hyperlink"/>
+          </w:rPr>
+          <w:t xml:space="preserve">10.1109/69.273032</w:t>
+        </w:r>
+      </w:hyperlink>
+      <w:r>
+        <w:t xml:space="preserve">.</w:t>
+      </w:r>
+    </w:p>
+    <w:bookmarkEnd w:id="91"/>
+    <w:bookmarkStart w:id="93" w:name="ref-mysqlwl11785"/>
+    <w:p>
+      <w:pPr>
+        <w:pStyle w:val="Bibliography"/>
+      </w:pPr>
+      <w:r>
+        <w:t xml:space="preserve">[7]</w:t>
+      </w:r>
+      <w:r>
+        <w:t xml:space="preserve"> </w:t>
+      </w:r>
+      <w:r>
+        <w:t xml:space="preserve">	</w:t>
+      </w:r>
+      <w:r>
+        <w:t xml:space="preserve">Oracle Corporation,</w:t>
+      </w:r>
+      <w:r>
+        <w:t xml:space="preserve"> </w:t>
+      </w:r>
+      <w:r>
+        <w:t xml:space="preserve">“</w:t>
+      </w:r>
+      <w:r>
+        <w:t xml:space="preserve">WL#11785</w:t>
+      </w:r>
+      <w:r>
+        <w:t xml:space="preserve">: Volcano iterator design.”</w:t>
+      </w:r>
+      <w:r>
+        <w:t xml:space="preserve"> </w:t>
+      </w:r>
+      <w:hyperlink r:id="rId92">
+        <w:r>
+          <w:rPr>
+            <w:rStyle w:val="Hyperlink"/>
+          </w:rPr>
+          <w:t xml:space="preserve">https://dev.mysql.com/worklog/task/?id=11785</w:t>
+        </w:r>
+      </w:hyperlink>
+      <w:r>
+        <w:t xml:space="preserve">.</w:t>
+      </w:r>
+    </w:p>
+    <w:bookmarkEnd w:id="93"/>
+    <w:bookmarkEnd w:id="94"/>
+    <w:bookmarkEnd w:id="95"/>
     <w:sectPr>
       <w:pgSz w:h="16838" w:w="11906"/>
       <w:pgMar w:bottom="1417" w:footer="708" w:gutter="0" w:header="708" w:left="1417" w:right="1417" w:top="1417"/>

--- a/Tema 1. - Obrada upita (query processing) u MySQL/rad.docx
+++ b/Tema 1. - Obrada upita (query processing) u MySQL/rad.docx
@@ -2373,7 +2373,7 @@
       <w:r>
         <w:drawing>
           <wp:inline>
-            <wp:extent cx="4572000" cy="3454400"/>
+            <wp:extent cx="3931919" cy="2970784"/>
             <wp:effectExtent b="0" l="0" r="0" t="0"/>
             <wp:docPr descr="Slika 3.1: Pet faza obrade upita i granica cene, sa preslikavanjem na tri koraka u tragu optimizatora." title="" id="24" name="Picture"/>
             <a:graphic>
@@ -2394,7 +2394,7 @@
                   <pic:spPr bwMode="auto">
                     <a:xfrm>
                       <a:off x="0" y="0"/>
-                      <a:ext cx="4572000" cy="3454400"/>
+                      <a:ext cx="3931919" cy="2970784"/>
                     </a:xfrm>
                     <a:prstGeom prst="rect">
                       <a:avLst/>
@@ -3103,7 +3103,7 @@
       <w:r>
         <w:drawing>
           <wp:inline>
-            <wp:extent cx="4206240" cy="2628899"/>
+            <wp:extent cx="3749040" cy="2343149"/>
             <wp:effectExtent b="0" l="0" r="0" t="0"/>
             <wp:docPr descr="Slika 3.2: Ukrštanje cene skena tabele i cene skena opsega preko indeksa za isti upit, pri rastućem opsegu." title="" id="30" name="Picture"/>
             <a:graphic>
@@ -3124,7 +3124,7 @@
                   <pic:spPr bwMode="auto">
                     <a:xfrm>
                       <a:off x="0" y="0"/>
-                      <a:ext cx="4206240" cy="2628899"/>
+                      <a:ext cx="3749040" cy="2343149"/>
                     </a:xfrm>
                     <a:prstGeom prst="rect">
                       <a:avLst/>
@@ -4048,7 +4048,7 @@
       <w:r>
         <w:drawing>
           <wp:inline>
-            <wp:extent cx="4572000" cy="2772228"/>
+            <wp:extent cx="3931919" cy="2384116"/>
             <wp:effectExtent b="0" l="0" r="0" t="0"/>
             <wp:docPr descr="Slika 4.1: Isti upit i isti plan u tri formata ispisa naredbe EXPLAIN." title="" id="37" name="Picture"/>
             <a:graphic>
@@ -4069,7 +4069,7 @@
                   <pic:spPr bwMode="auto">
                     <a:xfrm>
                       <a:off x="0" y="0"/>
-                      <a:ext cx="4572000" cy="2772228"/>
+                      <a:ext cx="3931919" cy="2384116"/>
                     </a:xfrm>
                     <a:prstGeom prst="rect">
                       <a:avLst/>
@@ -4953,7 +4953,7 @@
       <w:r>
         <w:drawing>
           <wp:inline>
-            <wp:extent cx="4206240" cy="3287338"/>
+            <wp:extent cx="3749040" cy="2930018"/>
             <wp:effectExtent b="0" l="0" r="0" t="0"/>
             <wp:docPr descr="Slika 4.2: Dvanaest vrednosti kolone type, poređanih redosledom iz priručnika i obojenih po broju torki koje jedan pristup može da vrati." title="" id="42" name="Picture"/>
             <a:graphic>
@@ -4974,7 +4974,7 @@
                   <pic:spPr bwMode="auto">
                     <a:xfrm>
                       <a:off x="0" y="0"/>
-                      <a:ext cx="4206240" cy="3287338"/>
+                      <a:ext cx="3749040" cy="2930018"/>
                     </a:xfrm>
                     <a:prstGeom prst="rect">
                       <a:avLst/>
@@ -6619,7 +6619,7 @@
       <w:r>
         <w:drawing>
           <wp:inline>
-            <wp:extent cx="4572000" cy="2549471"/>
+            <wp:extent cx="3931919" cy="2192545"/>
             <wp:effectExtent b="0" l="0" r="0" t="0"/>
             <wp:docPr descr="Slika 4.3: Procena naspram stvarnog broja torki po čvorovima plana, i dejstvo histograma na koloni bez indeksa i na koloni sa indeksom." title="" id="47" name="Picture"/>
             <a:graphic>
@@ -6640,7 +6640,7 @@
                   <pic:spPr bwMode="auto">
                     <a:xfrm>
                       <a:off x="0" y="0"/>
-                      <a:ext cx="4572000" cy="2549471"/>
+                      <a:ext cx="3931919" cy="2192545"/>
                     </a:xfrm>
                     <a:prstGeom prst="rect">
                       <a:avLst/>
@@ -6851,7 +6851,7 @@
       <w:r>
         <w:drawing>
           <wp:inline>
-            <wp:extent cx="4572000" cy="2712203"/>
+            <wp:extent cx="3931919" cy="2332494"/>
             <wp:effectExtent b="0" l="0" r="0" t="0"/>
             <wp:docPr descr="Slika 4.4: Vrednosti rows i actual time kao proseci po ponavljanju: prijavljeno vreme jednog ponavljanja naspram ukupnog vremena čvora." title="" id="51" name="Picture"/>
             <a:graphic>
@@ -6872,7 +6872,7 @@
                   <pic:spPr bwMode="auto">
                     <a:xfrm>
                       <a:off x="0" y="0"/>
-                      <a:ext cx="4572000" cy="2712203"/>
+                      <a:ext cx="3931919" cy="2332494"/>
                     </a:xfrm>
                     <a:prstGeom prst="rect">
                       <a:avLst/>
@@ -7284,7 +7284,7 @@
       <w:r>
         <w:drawing>
           <wp:inline>
-            <wp:extent cx="4572000" cy="2657959"/>
+            <wp:extent cx="3931919" cy="2285845"/>
             <wp:effectExtent b="0" l="0" r="0" t="0"/>
             <wp:docPr descr="Slika 4.5: Isti upit u tri prikaza: procena koju ispisuje EXPLAIN, merenje koje dodaje EXPLAIN ANALYZE i alternativni plan dobijen naredbom IGNORE INDEX." title="" id="55" name="Picture"/>
             <a:graphic>
@@ -7305,7 +7305,7 @@
                   <pic:spPr bwMode="auto">
                     <a:xfrm>
                       <a:off x="0" y="0"/>
-                      <a:ext cx="4572000" cy="2657959"/>
+                      <a:ext cx="3931919" cy="2285845"/>
                     </a:xfrm>
                     <a:prstGeom prst="rect">
                       <a:avLst/>
@@ -8022,7 +8022,7 @@
       <w:r>
         <w:drawing>
           <wp:inline>
-            <wp:extent cx="4572000" cy="3719593"/>
+            <wp:extent cx="3931919" cy="3198850"/>
             <wp:effectExtent b="0" l="0" r="0" t="0"/>
             <wp:docPr descr="Slika 4.6: Trag optimizatora za upit iz odeljka 4.7, sa procenjenim pristupnim putevima i korakom koji je plan zamenio." title="" id="59" name="Picture"/>
             <a:graphic>
@@ -8043,7 +8043,7 @@
                   <pic:spPr bwMode="auto">
                     <a:xfrm>
                       <a:off x="0" y="0"/>
-                      <a:ext cx="4572000" cy="3719593"/>
+                      <a:ext cx="3931919" cy="3198850"/>
                     </a:xfrm>
                     <a:prstGeom prst="rect">
                       <a:avLst/>
@@ -9296,7 +9296,7 @@
       <w:r>
         <w:drawing>
           <wp:inline>
-            <wp:extent cx="4572000" cy="1412111"/>
+            <wp:extent cx="3931919" cy="1214415"/>
             <wp:effectExtent b="0" l="0" r="0" t="0"/>
             <wp:docPr descr="Slika 5.1: Osam redova ispisa naredbe EXPLAIN ANALYZE i osam iteratora koji im odgovaraju: kontrola ide nadole kroz pozive metode Read(), a torke se vraćaju nagore, jedna po jedna." title="" id="66" name="Picture"/>
             <a:graphic>
@@ -9317,7 +9317,7 @@
                   <pic:spPr bwMode="auto">
                     <a:xfrm>
                       <a:off x="0" y="0"/>
-                      <a:ext cx="4572000" cy="1412111"/>
+                      <a:ext cx="3931919" cy="1214415"/>
                     </a:xfrm>
                     <a:prstGeom prst="rect">
                       <a:avLst/>
@@ -10118,7 +10118,7 @@
       <w:r>
         <w:drawing>
           <wp:inline>
-            <wp:extent cx="4572000" cy="1869311"/>
+            <wp:extent cx="3931919" cy="1607607"/>
             <wp:effectExtent b="0" l="0" r="0" t="0"/>
             <wp:docPr descr="Slika 5.2: Isti sken tabele sa istim uslovom i istim ograničenjem LIMIT 10, bez klauzule ORDER BY i sa njom." title="" id="71" name="Picture"/>
             <a:graphic>
@@ -10139,7 +10139,7 @@
                   <pic:spPr bwMode="auto">
                     <a:xfrm>
                       <a:off x="0" y="0"/>
-                      <a:ext cx="4572000" cy="1869311"/>
+                      <a:ext cx="3931919" cy="1607607"/>
                     </a:xfrm>
                     <a:prstGeom prst="rect">
                       <a:avLst/>
@@ -10427,7 +10427,7 @@
     </w:p>
     <w:bookmarkEnd w:id="74"/>
     <w:bookmarkEnd w:id="75"/>
-    <w:bookmarkStart w:id="79" w:name="gde-mysql-ne-prati-obrazac"/>
+    <w:bookmarkStart w:id="82" w:name="gde-mysql-ne-prati-obrazac"/>
     <w:p>
       <w:pPr>
         <w:pStyle w:val="Heading1"/>
@@ -10436,6 +10436,44 @@
         <w:t xml:space="preserve">6. Gde MySQL ne prati obrazac</w:t>
       </w:r>
     </w:p>
+    <w:p>
+      <w:pPr>
+        <w:pStyle w:val="FirstParagraph"/>
+      </w:pPr>
+      <w:r>
+        <w:t xml:space="preserve">Prethodna poglavlja opisivala su šta MySQL radi. Ovo poglavlje skuplja na jedno mesto tri tvrdnje</w:t>
+      </w:r>
+      <w:r>
+        <w:t xml:space="preserve"> </w:t>
+      </w:r>
+      <w:r>
+        <w:t xml:space="preserve">suprotnog oblika: MySQL ne izvršava upit nad paketima torki, ne paralelizuje izvršavanje plana i ne</w:t>
+      </w:r>
+      <w:r>
+        <w:t xml:space="preserve"> </w:t>
+      </w:r>
+      <w:r>
+        <w:t xml:space="preserve">čuva izabrani plan za sledeće izvršenje. Odrična tvrdnja je slabija nego što izgleda, jer je obara</w:t>
+      </w:r>
+      <w:r>
+        <w:t xml:space="preserve"> </w:t>
+      </w:r>
+      <w:r>
+        <w:t xml:space="preserve">jedan jedini protivprimer, pa se nijedan od tri odeljka ne zaustavlja na obliku „nema”, nego traži</w:t>
+      </w:r>
+      <w:r>
+        <w:t xml:space="preserve"> </w:t>
+      </w:r>
+      <w:r>
+        <w:t xml:space="preserve">granicu na kojoj to „nema” prelazi u „ima, ali samo pod ovim uslovima”. Sve tri granice su izmerene</w:t>
+      </w:r>
+      <w:r>
+        <w:t xml:space="preserve"> </w:t>
+      </w:r>
+      <w:r>
+        <w:t xml:space="preserve">na živom serveru.</w:t>
+      </w:r>
+    </w:p>
     <w:bookmarkStart w:id="76" w:name="vektorizovano-izvršavanje"/>
     <w:p>
       <w:pPr>
@@ -10445,64 +10483,12 @@
         <w:t xml:space="preserve">6.1. Vektorizovano izvršavanje</w:t>
       </w:r>
     </w:p>
-    <w:bookmarkEnd w:id="76"/>
-    <w:bookmarkStart w:id="77" w:name="paralelno-izvršavanje-upita"/>
-    <w:p>
-      <w:pPr>
-        <w:pStyle w:val="Heading2"/>
-      </w:pPr>
-      <w:r>
-        <w:t xml:space="preserve">6.2. Paralelno izvršavanje upita</w:t>
-      </w:r>
-    </w:p>
-    <w:bookmarkEnd w:id="77"/>
-    <w:bookmarkStart w:id="78" w:name="keširanje-i-ponovna-upotreba-planova"/>
-    <w:p>
-      <w:pPr>
-        <w:pStyle w:val="Heading2"/>
-      </w:pPr>
-      <w:r>
-        <w:t xml:space="preserve">6.3. Keširanje i ponovna upotreba planova</w:t>
-      </w:r>
-    </w:p>
-    <w:bookmarkEnd w:id="78"/>
-    <w:bookmarkEnd w:id="79"/>
-    <w:bookmarkStart w:id="80" w:name="zaključak"/>
-    <w:p>
-      <w:pPr>
-        <w:pStyle w:val="Heading1"/>
-      </w:pPr>
-      <w:r>
-        <w:t xml:space="preserve">7. Zaključak</w:t>
-      </w:r>
-    </w:p>
-    <w:bookmarkEnd w:id="80"/>
-    <w:bookmarkStart w:id="95" w:name="reference"/>
-    <w:p>
-      <w:pPr>
-        <w:pStyle w:val="Heading1"/>
-      </w:pPr>
-      <w:r>
-        <w:t xml:space="preserve">Reference</w:t>
-      </w:r>
-    </w:p>
-    <w:bookmarkStart w:id="94" w:name="refs"/>
-    <w:bookmarkStart w:id="81" w:name="ref-ramakrishnan2003"/>
-    <w:p>
-      <w:pPr>
-        <w:pStyle w:val="Bibliography"/>
-      </w:pPr>
-      <w:r>
-        <w:t xml:space="preserve">[1]</w:t>
-      </w:r>
-      <w:r>
-        <w:t xml:space="preserve"> </w:t>
-      </w:r>
-      <w:r>
-        <w:t xml:space="preserve">	</w:t>
-      </w:r>
-      <w:r>
-        <w:t xml:space="preserve">R. Ramakrishnan and J. Gehrke,</w:t>
+    <w:p>
+      <w:pPr>
+        <w:pStyle w:val="FirstParagraph"/>
+      </w:pPr>
+      <w:r>
+        <w:t xml:space="preserve">Vektorizovano izvršavanje znači da jedan poziv operatora ne obrađuje jednu torku nego paket torki</w:t>
       </w:r>
       <w:r>
         <w:t xml:space="preserve"> </w:t>
@@ -10512,14 +10498,1412 @@
           <w:i/>
           <w:iCs/>
         </w:rPr>
+        <w:t xml:space="preserve">(batch)</w:t>
+      </w:r>
+      <w:r>
+        <w:t xml:space="preserve">, najčešće nekoliko stotina do nekoliko hiljada njih, pa se režija poziva i interpretacije</w:t>
+      </w:r>
+      <w:r>
+        <w:t xml:space="preserve"> </w:t>
+      </w:r>
+      <w:r>
+        <w:t xml:space="preserve">izraza raspodeljuje na ceo paket umesto da se plaća po torki. Taj model izvršavanja opisan je u</w:t>
+      </w:r>
+      <w:r>
+        <w:t xml:space="preserve"> </w:t>
+      </w:r>
+      <w:r>
+        <w:t xml:space="preserve">sistemu MonetDB/X100, uz merenje koje pokazuje da klasičan Volcano izvršilac najveći deo vremena</w:t>
+      </w:r>
+      <w:r>
+        <w:t xml:space="preserve"> </w:t>
+      </w:r>
+      <w:r>
+        <w:t xml:space="preserve">troši upravo na tu režiju, a ne na sam izračun</w:t>
+      </w:r>
+      <w:r>
+        <w:t xml:space="preserve"> </w:t>
+      </w:r>
+      <w:r>
+        <w:t xml:space="preserve">[8]</w:t>
+      </w:r>
+      <w:r>
+        <w:t xml:space="preserve">. Danas je uobičajen u sistemima</w:t>
+      </w:r>
+      <w:r>
+        <w:t xml:space="preserve"> </w:t>
+      </w:r>
+      <w:r>
+        <w:t xml:space="preserve">namenjenim analitičkom workloadu (OLAP): DuckDB, na primer, sve operatore gradi nad vektorom fiksne</w:t>
+      </w:r>
+      <w:r>
+        <w:t xml:space="preserve"> </w:t>
+      </w:r>
+      <w:r>
+        <w:t xml:space="preserve">veličine, čija podrazumevana vrednost</w:t>
+      </w:r>
+      <w:r>
+        <w:t xml:space="preserve"> </w:t>
+      </w:r>
+      <w:r>
+        <w:rPr>
+          <w:rStyle w:val="VerbatimChar"/>
+        </w:rPr>
+        <w:t xml:space="preserve">STANDARD_VECTOR_SIZE</w:t>
+      </w:r>
+      <w:r>
+        <w:t xml:space="preserve"> </w:t>
+      </w:r>
+      <w:r>
+        <w:t xml:space="preserve">iznosi 2.048 torki</w:t>
+      </w:r>
+      <w:r>
+        <w:t xml:space="preserve"> </w:t>
+      </w:r>
+      <w:r>
+        <w:t xml:space="preserve">[9]</w:t>
+      </w:r>
+      <w:r>
+        <w:t xml:space="preserve">. Uz</w:t>
+      </w:r>
+      <w:r>
+        <w:t xml:space="preserve"> </w:t>
+      </w:r>
+      <w:r>
+        <w:t xml:space="preserve">vektorizaciju obično ide i kolonarno skladištenje</w:t>
+      </w:r>
+      <w:r>
+        <w:t xml:space="preserve"> </w:t>
+      </w:r>
+      <w:r>
+        <w:rPr>
+          <w:i/>
+          <w:iCs/>
+        </w:rPr>
+        <w:t xml:space="preserve">(columnar storage)</w:t>
+      </w:r>
+      <w:r>
+        <w:t xml:space="preserve">, jer se paket vrednosti jedne</w:t>
+      </w:r>
+      <w:r>
+        <w:t xml:space="preserve"> </w:t>
+      </w:r>
+      <w:r>
+        <w:t xml:space="preserve">kolone obrađuje bez skakanja kroz memoriju.</w:t>
+      </w:r>
+    </w:p>
+    <w:p>
+      <w:pPr>
+        <w:pStyle w:val="BodyText"/>
+      </w:pPr>
+      <w:r>
+        <w:t xml:space="preserve">MySQL upite ne izvršava tako, i to nije zaseban podatak nego posledica interfejsa iz poglavlja 5:</w:t>
+      </w:r>
+      <w:r>
+        <w:t xml:space="preserve"> </w:t>
+      </w:r>
+      <w:r>
+        <w:t xml:space="preserve">metoda</w:t>
+      </w:r>
+      <w:r>
+        <w:t xml:space="preserve"> </w:t>
+      </w:r>
+      <w:r>
+        <w:rPr>
+          <w:rStyle w:val="VerbatimChar"/>
+        </w:rPr>
+        <w:t xml:space="preserve">Read()</w:t>
+      </w:r>
+      <w:r>
+        <w:t xml:space="preserve"> </w:t>
+      </w:r>
+      <w:r>
+        <w:t xml:space="preserve">po definiciji vraća jednu torku po pozivu</w:t>
+      </w:r>
+      <w:r>
+        <w:t xml:space="preserve"> </w:t>
+      </w:r>
+      <w:r>
+        <w:t xml:space="preserve">[7]</w:t>
+      </w:r>
+      <w:r>
+        <w:t xml:space="preserve">.</w:t>
+      </w:r>
+    </w:p>
+    <w:p>
+      <w:pPr>
+        <w:pStyle w:val="BodyText"/>
+      </w:pPr>
+      <w:r>
+        <w:t xml:space="preserve">Odsustvo vektorizacije ne može da se uključi i isključi da bi se izmerila razlika, jer je reč o</w:t>
+      </w:r>
+      <w:r>
+        <w:t xml:space="preserve"> </w:t>
+      </w:r>
+      <w:r>
+        <w:t xml:space="preserve">arhitektonskoj odluci, ali se njena posledica meri neposredno. Ako se svaki izraz izračunava jednom</w:t>
+      </w:r>
+      <w:r>
+        <w:t xml:space="preserve"> </w:t>
+      </w:r>
+      <w:r>
+        <w:t xml:space="preserve">za svaku torku, onda svaki dodatni predikat mora da doda približno konstantan iznos po torki,</w:t>
+      </w:r>
+      <w:r>
+        <w:t xml:space="preserve"> </w:t>
+      </w:r>
+      <w:r>
+        <w:t xml:space="preserve">nezavisno od toga koliko torki taj predikat propušta. Nad tabelom</w:t>
+      </w:r>
+      <w:r>
+        <w:t xml:space="preserve"> </w:t>
+      </w:r>
+      <w:r>
+        <w:rPr>
+          <w:rStyle w:val="VerbatimChar"/>
+        </w:rPr>
+        <w:t xml:space="preserve">wide_events</w:t>
+      </w:r>
+      <w:r>
+        <w:t xml:space="preserve"> </w:t>
+      </w:r>
+      <w:r>
+        <w:t xml:space="preserve">od pet miliona</w:t>
+      </w:r>
+      <w:r>
+        <w:t xml:space="preserve"> </w:t>
+      </w:r>
+      <w:r>
+        <w:t xml:space="preserve">torki, u jednoj niti, isti klasterovani sken sa šest predikata povezanih operatorom</w:t>
+      </w:r>
+      <w:r>
+        <w:t xml:space="preserve"> </w:t>
+      </w:r>
+      <w:r>
+        <w:rPr>
+          <w:rStyle w:val="VerbatimChar"/>
+        </w:rPr>
+        <w:t xml:space="preserve">AND</w:t>
+      </w:r>
+      <w:r>
+        <w:t xml:space="preserve"> </w:t>
+      </w:r>
+      <w:r>
+        <w:t xml:space="preserve">traje oko</w:t>
+      </w:r>
+      <w:r>
+        <w:t xml:space="preserve"> </w:t>
+      </w:r>
+      <w:r>
+        <w:t xml:space="preserve">1,4 puta duže nego isti sken bez ijednog predikata, a iz razlike između jednog i šest predikata</w:t>
+      </w:r>
+      <w:r>
+        <w:t xml:space="preserve"> </w:t>
+      </w:r>
+      <w:r>
+        <w:t xml:space="preserve">izlazi cena od približno 20 nanosekundi po torki po jednom predikatu. Kontrolno merenje pokazuje da</w:t>
+      </w:r>
+      <w:r>
+        <w:t xml:space="preserve"> </w:t>
+      </w:r>
+      <w:r>
+        <w:t xml:space="preserve">selektivnost tu ništa ne menja: predikat koji ne propušta gotovo nijednu torku (</w:t>
+      </w:r>
+      <w:r>
+        <w:rPr>
+          <w:rStyle w:val="VerbatimChar"/>
+        </w:rPr>
+        <w:t xml:space="preserve">amount &gt; 999999</w:t>
+      </w:r>
+      <w:r>
+        <w:t xml:space="preserve">)</w:t>
+      </w:r>
+      <w:r>
+        <w:t xml:space="preserve"> </w:t>
+      </w:r>
+      <w:r>
+        <w:t xml:space="preserve">traje praktično isto koliko i predikat koji propušta većinu (</w:t>
+      </w:r>
+      <w:r>
+        <w:rPr>
+          <w:rStyle w:val="VerbatimChar"/>
+        </w:rPr>
+        <w:t xml:space="preserve">amount &gt; 100</w:t>
+      </w:r>
+      <w:r>
+        <w:t xml:space="preserve">), jer se izraz izračuna</w:t>
+      </w:r>
+      <w:r>
+        <w:t xml:space="preserve"> </w:t>
+      </w:r>
+      <w:r>
+        <w:t xml:space="preserve">i za torku koja odmah otpada. Vektorizovani izvršilac bi tu istu proveru amortizovao kroz ceo paket</w:t>
+      </w:r>
+      <w:r>
+        <w:t xml:space="preserve"> </w:t>
+      </w:r>
+      <w:r>
+        <w:t xml:space="preserve">torki, a uz kolonarno skladištenje mogao bi i ceo paket da preskoči odjednom.</w:t>
+      </w:r>
+    </w:p>
+    <w:p>
+      <w:pPr>
+        <w:pStyle w:val="BodyText"/>
+      </w:pPr>
+      <w:r>
+        <w:t xml:space="preserve">Iz toga ne sledi da je izvršavanje torku po torku mana. Ono daje kratko vreme do prve torke i malu</w:t>
+      </w:r>
+      <w:r>
+        <w:t xml:space="preserve"> </w:t>
+      </w:r>
+      <w:r>
+        <w:t xml:space="preserve">potrošnju memorije, što je upravo ono što traži transakcioni workload (OLTP), dakle veliki broj</w:t>
+      </w:r>
+      <w:r>
+        <w:t xml:space="preserve"> </w:t>
+      </w:r>
+      <w:r>
+        <w:t xml:space="preserve">kratkih upita koji dodiruju malo torki. Cena se plaća na suprotnom kraju, kod upita koji prolaze</w:t>
+      </w:r>
+      <w:r>
+        <w:t xml:space="preserve"> </w:t>
+      </w:r>
+      <w:r>
+        <w:t xml:space="preserve">kroz milione torki, i Oracle taj kompromis ne skriva nego ga rešava zasebnim proizvodom: HeatWave</w:t>
+      </w:r>
+      <w:r>
+        <w:t xml:space="preserve"> </w:t>
+      </w:r>
+      <w:r>
+        <w:t xml:space="preserve">podatke drži u memoriji u hibridnom kolonarnom formatu i upit izvršava tako što kroz plan gura</w:t>
+      </w:r>
+      <w:r>
+        <w:t xml:space="preserve"> </w:t>
+      </w:r>
+      <w:r>
+        <w:t xml:space="preserve">vektorske blokove, odnosno isečke kolonarnih podataka, od jednog operatora do drugog, što</w:t>
+      </w:r>
+      <w:r>
+        <w:t xml:space="preserve"> </w:t>
+      </w:r>
+      <w:r>
+        <w:t xml:space="preserve">dokumentacija izričito suprotstavlja obradi zasnovanoj na pojedinačnim torkama</w:t>
+      </w:r>
+      <w:r>
+        <w:t xml:space="preserve"> </w:t>
+      </w:r>
+      <w:r>
+        <w:t xml:space="preserve">[10]</w:t>
+      </w:r>
+      <w:r>
+        <w:t xml:space="preserve">.</w:t>
+      </w:r>
+      <w:r>
+        <w:t xml:space="preserve"> </w:t>
+      </w:r>
+      <w:r>
+        <w:t xml:space="preserve">HeatWave je, međutim, zaseban izvršilac koji stoji pored MySQL-a, čiji iteratorski izvršilac ostaje</w:t>
+      </w:r>
+      <w:r>
+        <w:t xml:space="preserve"> </w:t>
+      </w:r>
+      <w:r>
+        <w:t xml:space="preserve">onakav kakav je opisan u poglavlju 5.</w:t>
+      </w:r>
+    </w:p>
+    <w:bookmarkEnd w:id="76"/>
+    <w:bookmarkStart w:id="80" w:name="paralelno-izvršavanje-upita"/>
+    <w:p>
+      <w:pPr>
+        <w:pStyle w:val="Heading2"/>
+      </w:pPr>
+      <w:r>
+        <w:t xml:space="preserve">6.2. Paralelno izvršavanje upita</w:t>
+      </w:r>
+    </w:p>
+    <w:p>
+      <w:pPr>
+        <w:pStyle w:val="FirstParagraph"/>
+      </w:pPr>
+      <w:r>
+        <w:t xml:space="preserve">Poglavlje 2 zabeležilo je da promenljiva</w:t>
+      </w:r>
+      <w:r>
+        <w:t xml:space="preserve"> </w:t>
+      </w:r>
+      <w:r>
+        <w:rPr>
+          <w:rStyle w:val="VerbatimChar"/>
+        </w:rPr>
+        <w:t xml:space="preserve">thread_handling</w:t>
+      </w:r>
+      <w:r>
+        <w:t xml:space="preserve"> </w:t>
+      </w:r>
+      <w:r>
+        <w:t xml:space="preserve">podrazumevano ima vrednost</w:t>
+      </w:r>
+      <w:r>
+        <w:t xml:space="preserve"> </w:t>
+      </w:r>
+      <w:r>
+        <w:rPr>
+          <w:rStyle w:val="VerbatimChar"/>
+        </w:rPr>
+        <w:t xml:space="preserve">one-thread-per-connection</w:t>
+      </w:r>
+      <w:r>
+        <w:t xml:space="preserve">, pa je paralelnost u MySQL-u pre svega paralelnost između konekcija.</w:t>
+      </w:r>
+      <w:r>
+        <w:t xml:space="preserve"> </w:t>
+      </w:r>
+      <w:r>
+        <w:t xml:space="preserve">Unutar jednog upita ipak postoji jedan oblik paralelizma, a tačna tvrdnja o njemu uža je i od</w:t>
+      </w:r>
+      <w:r>
+        <w:t xml:space="preserve"> </w:t>
+      </w:r>
+      <w:r>
+        <w:t xml:space="preserve">tvrdnje da MySQL nema paralelizam i od tvrdnje da paralelizuje upite.</w:t>
+      </w:r>
+    </w:p>
+    <w:p>
+      <w:pPr>
+        <w:pStyle w:val="BodyText"/>
+      </w:pPr>
+      <w:r>
+        <w:t xml:space="preserve">Ono što postoji jeste paralelno čitanje klasterovanog indeksa, koje kontroliše sesijska promenljiva</w:t>
+      </w:r>
+      <w:r>
+        <w:t xml:space="preserve"> </w:t>
+      </w:r>
+      <w:r>
+        <w:rPr>
+          <w:rStyle w:val="VerbatimChar"/>
+        </w:rPr>
+        <w:t xml:space="preserve">innodb_parallel_read_threads</w:t>
+      </w:r>
+      <w:r>
+        <w:t xml:space="preserve">. Priručnik tu mogućnost dokumentuje uz naredbu</w:t>
+      </w:r>
+      <w:r>
+        <w:t xml:space="preserve"> </w:t>
+      </w:r>
+      <w:r>
+        <w:rPr>
+          <w:rStyle w:val="VerbatimChar"/>
+        </w:rPr>
+        <w:t xml:space="preserve">CHECK TABLE</w:t>
+      </w:r>
+      <w:r>
+        <w:t xml:space="preserve"> </w:t>
+      </w:r>
+      <w:r>
+        <w:t xml:space="preserve">i navodi</w:t>
+      </w:r>
+      <w:r>
+        <w:t xml:space="preserve"> </w:t>
+      </w:r>
+      <w:r>
+        <w:t xml:space="preserve">dva uslova: promenljiva mora biti veća od 1, a stvarni broj radnih niti jednak je manjoj od dve</w:t>
+      </w:r>
+      <w:r>
+        <w:t xml:space="preserve"> </w:t>
+      </w:r>
+      <w:r>
+        <w:t xml:space="preserve">vrednosti, zadate vrednosti promenljive i broja podstabala indeksa koja treba pročitati</w:t>
+      </w:r>
+      <w:r>
+        <w:t xml:space="preserve"> </w:t>
+      </w:r>
+      <w:r>
+        <w:t xml:space="preserve">[2]</w:t>
+      </w:r>
+      <w:r>
+        <w:t xml:space="preserve">. Radni zadatak koji je tu mogućnost uveo precizniji je o tome za koji upit ona</w:t>
+      </w:r>
+      <w:r>
+        <w:t xml:space="preserve"> </w:t>
+      </w:r>
+      <w:r>
+        <w:t xml:space="preserve">važi, jer u odeljku</w:t>
+      </w:r>
+      <w:r>
+        <w:t xml:space="preserve"> </w:t>
+      </w:r>
+      <w:r>
+        <w:rPr>
+          <w:rStyle w:val="VerbatimChar"/>
+        </w:rPr>
+        <w:t xml:space="preserve">Scope</w:t>
+      </w:r>
+      <w:r>
+        <w:t xml:space="preserve"> </w:t>
+      </w:r>
+      <w:r>
+        <w:t xml:space="preserve">izričito stoji da se podstabla indeksa čitaju paralelno samo ako je</w:t>
+      </w:r>
+      <w:r>
+        <w:t xml:space="preserve"> </w:t>
+      </w:r>
+      <w:r>
+        <w:t xml:space="preserve">zahtev nezaključavajući</w:t>
+      </w:r>
+      <w:r>
+        <w:t xml:space="preserve"> </w:t>
+      </w:r>
+      <w:r>
+        <w:rPr>
+          <w:rStyle w:val="VerbatimChar"/>
+        </w:rPr>
+        <w:t xml:space="preserve">SELECT COUNT(*)</w:t>
+      </w:r>
+      <w:r>
+        <w:t xml:space="preserve"> </w:t>
+      </w:r>
+      <w:r>
+        <w:t xml:space="preserve">[11]</w:t>
+      </w:r>
+      <w:r>
+        <w:t xml:space="preserve">. Merenje pokazuje da su i uz taj jedan</w:t>
+      </w:r>
+      <w:r>
+        <w:t xml:space="preserve"> </w:t>
+      </w:r>
+      <w:r>
+        <w:t xml:space="preserve">oblik upita potrebna još dva uslova, koja radni zadatak ne pominje.</w:t>
+      </w:r>
+    </w:p>
+    <w:p>
+      <w:pPr>
+        <w:pStyle w:val="BodyText"/>
+      </w:pPr>
+      <w:r>
+        <w:t xml:space="preserve">Prvi uslov je da se klasterovani indeks zaista i čita. Za</w:t>
+      </w:r>
+      <w:r>
+        <w:t xml:space="preserve"> </w:t>
+      </w:r>
+      <w:r>
+        <w:rPr>
+          <w:rStyle w:val="VerbatimChar"/>
+        </w:rPr>
+        <w:t xml:space="preserve">COUNT(*)</w:t>
+      </w:r>
+      <w:r>
+        <w:t xml:space="preserve"> </w:t>
+      </w:r>
+      <w:r>
+        <w:t xml:space="preserve">je svaki indeks pokrivajući, pa</w:t>
+      </w:r>
+      <w:r>
+        <w:t xml:space="preserve"> </w:t>
+      </w:r>
+      <w:r>
+        <w:t xml:space="preserve">optimizator bira najuži sekundarni, što se u ispisu vidi kao ime tog indeksa u koloni</w:t>
+      </w:r>
+      <w:r>
+        <w:t xml:space="preserve"> </w:t>
+      </w:r>
+      <w:r>
+        <w:rPr>
+          <w:rStyle w:val="VerbatimChar"/>
+        </w:rPr>
+        <w:t xml:space="preserve">key</w:t>
+      </w:r>
+      <w:r>
+        <w:t xml:space="preserve"> </w:t>
+      </w:r>
+      <w:r>
+        <w:t xml:space="preserve">uz</w:t>
+      </w:r>
+      <w:r>
+        <w:t xml:space="preserve"> </w:t>
+      </w:r>
+      <w:r>
+        <w:t xml:space="preserve">vrednost</w:t>
+      </w:r>
+      <w:r>
+        <w:t xml:space="preserve"> </w:t>
+      </w:r>
+      <w:r>
+        <w:rPr>
+          <w:rStyle w:val="VerbatimChar"/>
+        </w:rPr>
+        <w:t xml:space="preserve">Using index</w:t>
+      </w:r>
+      <w:r>
+        <w:t xml:space="preserve"> </w:t>
+      </w:r>
+      <w:r>
+        <w:t xml:space="preserve">u koloni</w:t>
+      </w:r>
+      <w:r>
+        <w:t xml:space="preserve"> </w:t>
+      </w:r>
+      <w:r>
+        <w:rPr>
+          <w:rStyle w:val="VerbatimChar"/>
+        </w:rPr>
+        <w:t xml:space="preserve">Extra</w:t>
+      </w:r>
+      <w:r>
+        <w:t xml:space="preserve">. Podrazumevani plan zato paralelno čitanje nikada i ne</w:t>
+      </w:r>
+      <w:r>
+        <w:t xml:space="preserve"> </w:t>
+      </w:r>
+      <w:r>
+        <w:t xml:space="preserve">dobije, a merenje kroz sve vrednosti promenljive daje ravnu liniju koja izgleda kao dokaz da</w:t>
+      </w:r>
+      <w:r>
+        <w:t xml:space="preserve"> </w:t>
+      </w:r>
+      <w:r>
+        <w:t xml:space="preserve">paralelizma nema. Zbog toga u primerima uz ovo poglavlje stoji</w:t>
+      </w:r>
+      <w:r>
+        <w:t xml:space="preserve"> </w:t>
+      </w:r>
+      <w:r>
+        <w:rPr>
+          <w:rStyle w:val="VerbatimChar"/>
+        </w:rPr>
+        <w:t xml:space="preserve">FORCE INDEX(PRIMARY)</w:t>
+      </w:r>
+      <w:r>
+        <w:t xml:space="preserve">: bez tog</w:t>
+      </w:r>
+      <w:r>
+        <w:t xml:space="preserve"> </w:t>
+      </w:r>
+      <w:r>
+        <w:t xml:space="preserve">nagoveštaja meri se pogrešan plan.</w:t>
+      </w:r>
+    </w:p>
+    <w:p>
+      <w:pPr>
+        <w:pStyle w:val="BodyText"/>
+      </w:pPr>
+      <w:r>
+        <w:t xml:space="preserve">Drugi uslov je odsustvo predikata, i on je granica koju ovo poglavlje traži.</w:t>
+      </w:r>
+    </w:p>
+    <w:p>
+      <w:pPr>
+        <w:pStyle w:val="CaptionedFigure"/>
+      </w:pPr>
+      <w:r>
+        <w:drawing>
+          <wp:inline>
+            <wp:extent cx="3931919" cy="2490216"/>
+            <wp:effectExtent b="0" l="0" r="0" t="0"/>
+            <wp:docPr descr="Slika 6.1: Isti klasterovani sken tabele wide_events, bez klauzule WHERE i sa jednom takvom klauzulom, kroz pet vrednosti promenljive innodb_parallel_read_threads (medijana od tri merenja, MySQL 8.4.11)." title="" id="78" name="Picture"/>
+            <a:graphic>
+              <a:graphicData uri="http://schemas.openxmlformats.org/drawingml/2006/picture">
+                <pic:pic>
+                  <pic:nvPicPr>
+                    <pic:cNvPr descr="figures/06-gde-mysql-ne-prati-obrazac-01-paralelni-sken-granica.png" id="79" name="Picture"/>
+                    <pic:cNvPicPr>
+                      <a:picLocks noChangeArrowheads="1" noChangeAspect="1"/>
+                    </pic:cNvPicPr>
+                  </pic:nvPicPr>
+                  <pic:blipFill>
+                    <a:blip r:embed="rId77"/>
+                    <a:stretch>
+                      <a:fillRect/>
+                    </a:stretch>
+                  </pic:blipFill>
+                  <pic:spPr bwMode="auto">
+                    <a:xfrm>
+                      <a:off x="0" y="0"/>
+                      <a:ext cx="3931919" cy="2490216"/>
+                    </a:xfrm>
+                    <a:prstGeom prst="rect">
+                      <a:avLst/>
+                    </a:prstGeom>
+                    <a:noFill/>
+                    <a:ln w="9525">
+                      <a:noFill/>
+                      <a:headEnd/>
+                      <a:tailEnd/>
+                    </a:ln>
+                  </pic:spPr>
+                </pic:pic>
+              </a:graphicData>
+            </a:graphic>
+          </wp:inline>
+        </w:drawing>
+      </w:r>
+    </w:p>
+    <w:p>
+      <w:pPr>
+        <w:pStyle w:val="ImageCaption"/>
+      </w:pPr>
+      <w:r>
+        <w:t xml:space="preserve">Slika 6.1: Isti klasterovani sken tabele</w:t>
+      </w:r>
+      <w:r>
+        <w:t xml:space="preserve"> </w:t>
+      </w:r>
+      <w:r>
+        <w:rPr>
+          <w:rStyle w:val="VerbatimChar"/>
+        </w:rPr>
+        <w:t xml:space="preserve">wide_events</w:t>
+      </w:r>
+      <w:r>
+        <w:t xml:space="preserve">, bez klauzule</w:t>
+      </w:r>
+      <w:r>
+        <w:t xml:space="preserve"> </w:t>
+      </w:r>
+      <w:r>
+        <w:rPr>
+          <w:rStyle w:val="VerbatimChar"/>
+        </w:rPr>
+        <w:t xml:space="preserve">WHERE</w:t>
+      </w:r>
+      <w:r>
+        <w:t xml:space="preserve"> </w:t>
+      </w:r>
+      <w:r>
+        <w:t xml:space="preserve">i sa jednom takvom</w:t>
+      </w:r>
+      <w:r>
+        <w:t xml:space="preserve"> </w:t>
+      </w:r>
+      <w:r>
+        <w:t xml:space="preserve">klauzulom, kroz pet vrednosti promenljive</w:t>
+      </w:r>
+      <w:r>
+        <w:t xml:space="preserve"> </w:t>
+      </w:r>
+      <w:r>
+        <w:rPr>
+          <w:rStyle w:val="VerbatimChar"/>
+        </w:rPr>
+        <w:t xml:space="preserve">innodb_parallel_read_threads</w:t>
+      </w:r>
+      <w:r>
+        <w:t xml:space="preserve"> </w:t>
+      </w:r>
+      <w:r>
+        <w:t xml:space="preserve">(medijana od tri merenja,</w:t>
+      </w:r>
+      <w:r>
+        <w:t xml:space="preserve"> </w:t>
+      </w:r>
+      <w:r>
+        <w:t xml:space="preserve">MySQL 8.4.11).</w:t>
+      </w:r>
+    </w:p>
+    <w:p>
+      <w:pPr>
+        <w:pStyle w:val="BodyText"/>
+      </w:pPr>
+      <w:r>
+        <w:t xml:space="preserve">Bez predikata, prelazak sa jedne na šesnaest niti daje ubrzanje od 2,9 puta; sa jednom jedinom</w:t>
+      </w:r>
+      <w:r>
+        <w:t xml:space="preserve"> </w:t>
+      </w:r>
+      <w:r>
+        <w:t xml:space="preserve">dodatom klauzulom</w:t>
+      </w:r>
+      <w:r>
+        <w:t xml:space="preserve"> </w:t>
+      </w:r>
+      <w:r>
+        <w:rPr>
+          <w:rStyle w:val="VerbatimChar"/>
+        </w:rPr>
+        <w:t xml:space="preserve">WHERE</w:t>
+      </w:r>
+      <w:r>
+        <w:t xml:space="preserve">, isto to ubrzanje iznosi 1,01 puta, dakle ništa. Objašnjenje nije</w:t>
+      </w:r>
+      <w:r>
+        <w:t xml:space="preserve"> </w:t>
+      </w:r>
+      <w:r>
+        <w:t xml:space="preserve">heuristika nego šav iz poglavlja 2. Kada nema ni predikata ni projekcije, InnoDB može sam da</w:t>
+      </w:r>
+      <w:r>
+        <w:t xml:space="preserve"> </w:t>
+      </w:r>
+      <w:r>
+        <w:t xml:space="preserve">prebroji torke u više podstabala i serverskom sloju vrati samo zbir, pa pojedinačne torke nikada ne</w:t>
+      </w:r>
+      <w:r>
+        <w:t xml:space="preserve"> </w:t>
+      </w:r>
+      <w:r>
+        <w:t xml:space="preserve">pređu granicu između dva sloja. Čim se pojavi</w:t>
+      </w:r>
+      <w:r>
+        <w:t xml:space="preserve"> </w:t>
+      </w:r>
+      <w:r>
+        <w:rPr>
+          <w:rStyle w:val="VerbatimChar"/>
+        </w:rPr>
+        <w:t xml:space="preserve">WHERE</w:t>
+      </w:r>
+      <w:r>
+        <w:t xml:space="preserve">, o predikatu odlučuje iterator na serverskom</w:t>
+      </w:r>
+      <w:r>
+        <w:t xml:space="preserve"> </w:t>
+      </w:r>
+      <w:r>
+        <w:t xml:space="preserve">sloju, pa svaka torka mora da pređe kroz</w:t>
+      </w:r>
+      <w:r>
+        <w:t xml:space="preserve"> </w:t>
+      </w:r>
+      <w:r>
+        <w:rPr>
+          <w:rStyle w:val="VerbatimChar"/>
+        </w:rPr>
+        <w:t xml:space="preserve">handler</w:t>
+      </w:r>
+      <w:r>
+        <w:t xml:space="preserve">, jedna po jedna, pozivima metode</w:t>
+      </w:r>
+      <w:r>
+        <w:t xml:space="preserve"> </w:t>
+      </w:r>
+      <w:r>
+        <w:rPr>
+          <w:rStyle w:val="VerbatimChar"/>
+        </w:rPr>
+        <w:t xml:space="preserve">Read()</w:t>
+      </w:r>
+      <w:r>
+        <w:t xml:space="preserve"> </w:t>
+      </w:r>
+      <w:r>
+        <w:t xml:space="preserve">iz</w:t>
+      </w:r>
+      <w:r>
+        <w:t xml:space="preserve"> </w:t>
+      </w:r>
+      <w:r>
+        <w:t xml:space="preserve">poglavlja 5, i to u jednoj niti. Granica MySQL-ovog paralelizma je, dakle, tačno na šavu između</w:t>
+      </w:r>
+      <w:r>
+        <w:t xml:space="preserve"> </w:t>
+      </w:r>
+      <w:r>
+        <w:t xml:space="preserve">serverskog sloja i motora, a poglavlja 2 i 5 je zajedno predviđaju.</w:t>
+      </w:r>
+    </w:p>
+    <w:p>
+      <w:pPr>
+        <w:pStyle w:val="BodyText"/>
+      </w:pPr>
+      <w:r>
+        <w:t xml:space="preserve">Poređenje sa sistemom koji istu stvar rešava drugačije čini tu granicu oštrijom. U PostgreSQL-u</w:t>
+      </w:r>
+      <w:r>
+        <w:t xml:space="preserve"> </w:t>
+      </w:r>
+      <w:r>
+        <w:t xml:space="preserve">odluku donosi optimizator: kada zaključi da je paralelno izvršavanje najbrža strategija, u plan</w:t>
+      </w:r>
+      <w:r>
+        <w:t xml:space="preserve"> </w:t>
+      </w:r>
+      <w:r>
+        <w:t xml:space="preserve">ugrađuje čvor</w:t>
+      </w:r>
+      <w:r>
+        <w:t xml:space="preserve"> </w:t>
+      </w:r>
+      <w:r>
+        <w:rPr>
+          <w:rStyle w:val="VerbatimChar"/>
+        </w:rPr>
+        <w:t xml:space="preserve">Gather</w:t>
+      </w:r>
+      <w:r>
+        <w:t xml:space="preserve"> </w:t>
+      </w:r>
+      <w:r>
+        <w:t xml:space="preserve">ili</w:t>
+      </w:r>
+      <w:r>
+        <w:t xml:space="preserve"> </w:t>
+      </w:r>
+      <w:r>
+        <w:rPr>
+          <w:rStyle w:val="VerbatimChar"/>
+        </w:rPr>
+        <w:t xml:space="preserve">Gather Merge</w:t>
+      </w:r>
+      <w:r>
+        <w:t xml:space="preserve">, čije se podstablo izvršava u radnim procesima, a ako taj</w:t>
+      </w:r>
+      <w:r>
+        <w:t xml:space="preserve"> </w:t>
+      </w:r>
+      <w:r>
+        <w:t xml:space="preserve">čvor stoji u korenu plana, ceo upit se izvršava paralelno</w:t>
+      </w:r>
+      <w:r>
+        <w:t xml:space="preserve"> </w:t>
+      </w:r>
+      <w:r>
+        <w:t xml:space="preserve">[12]</w:t>
+      </w:r>
+      <w:r>
+        <w:t xml:space="preserve">. U MySQL-u plan nikada</w:t>
+      </w:r>
+      <w:r>
+        <w:t xml:space="preserve"> </w:t>
+      </w:r>
+      <w:r>
+        <w:t xml:space="preserve">nije paralelan, nego je paralelno samo jedno čitanje ispod plana. Zato u ispisu naredbe</w:t>
+      </w:r>
+      <w:r>
+        <w:t xml:space="preserve"> </w:t>
+      </w:r>
+      <w:r>
+        <w:rPr>
+          <w:rStyle w:val="VerbatimChar"/>
+        </w:rPr>
+        <w:t xml:space="preserve">EXPLAIN</w:t>
+      </w:r>
+      <w:r>
+        <w:t xml:space="preserve"> </w:t>
+      </w:r>
+      <w:r>
+        <w:t xml:space="preserve">iz</w:t>
+      </w:r>
+      <w:r>
+        <w:t xml:space="preserve"> </w:t>
+      </w:r>
+      <w:r>
+        <w:t xml:space="preserve">poglavlja 4 i nema čvora koji bi paralelizam označavao: reč je o paralelizmu unutar operacije, a ne</w:t>
+      </w:r>
+      <w:r>
+        <w:t xml:space="preserve"> </w:t>
+      </w:r>
+      <w:r>
+        <w:t xml:space="preserve">o paralelizmu na nivou upita.</w:t>
+      </w:r>
+    </w:p>
+    <w:bookmarkEnd w:id="80"/>
+    <w:bookmarkStart w:id="81" w:name="keširanje-i-ponovna-upotreba-planova"/>
+    <w:p>
+      <w:pPr>
+        <w:pStyle w:val="Heading2"/>
+      </w:pPr>
+      <w:r>
+        <w:t xml:space="preserve">6.3. Keširanje i ponovna upotreba planova</w:t>
+      </w:r>
+    </w:p>
+    <w:p>
+      <w:pPr>
+        <w:pStyle w:val="FirstParagraph"/>
+      </w:pPr>
+      <w:r>
+        <w:t xml:space="preserve">Pitanje da li se izabrani plan čuva za sledeći put meša tri različite stvari, pa se odgovor dobija</w:t>
+      </w:r>
+      <w:r>
+        <w:t xml:space="preserve"> </w:t>
+      </w:r>
+      <w:r>
+        <w:t xml:space="preserve">tek kada se one razdvoje. Keš rezultata upita</w:t>
+      </w:r>
+      <w:r>
+        <w:t xml:space="preserve"> </w:t>
+      </w:r>
+      <w:r>
+        <w:rPr>
+          <w:i/>
+          <w:iCs/>
+        </w:rPr>
+        <w:t xml:space="preserve">(query cache)</w:t>
+      </w:r>
+      <w:r>
+        <w:t xml:space="preserve"> </w:t>
+      </w:r>
+      <w:r>
+        <w:t xml:space="preserve">čuvao je same rezultate i uklonjen je</w:t>
+      </w:r>
+      <w:r>
+        <w:t xml:space="preserve"> </w:t>
+      </w:r>
+      <w:r>
+        <w:t xml:space="preserve">u verziji 8.0, uz obrazloženje da je podrazumevano isključen još od verzije 5.6 i da se korisnicima</w:t>
+      </w:r>
+      <w:r>
+        <w:t xml:space="preserve"> </w:t>
+      </w:r>
+      <w:r>
+        <w:t xml:space="preserve">umesto njega preporučuje keširanje izvan servera</w:t>
+      </w:r>
+      <w:r>
+        <w:t xml:space="preserve"> </w:t>
+      </w:r>
+      <w:r>
+        <w:t xml:space="preserve">[13]</w:t>
+      </w:r>
+      <w:r>
+        <w:t xml:space="preserve">. Deljeni keš plana čuvao bi planove</w:t>
+      </w:r>
+      <w:r>
+        <w:t xml:space="preserve"> </w:t>
+      </w:r>
+      <w:r>
+        <w:t xml:space="preserve">izvršenja između sesija i u MySQL-u ne postoji. Keš pripremljene naredbe</w:t>
+      </w:r>
+      <w:r>
+        <w:t xml:space="preserve"> </w:t>
+      </w:r>
+      <w:r>
+        <w:rPr>
+          <w:i/>
+          <w:iCs/>
+        </w:rPr>
+        <w:t xml:space="preserve">(prepared statement)</w:t>
+      </w:r>
+      <w:r>
+        <w:t xml:space="preserve"> </w:t>
+      </w:r>
+      <w:r>
+        <w:t xml:space="preserve">čuva</w:t>
+      </w:r>
+      <w:r>
+        <w:t xml:space="preserve"> </w:t>
+      </w:r>
+      <w:r>
+        <w:t xml:space="preserve">unutrašnju strukturu naredbe i postoji, ali samo u okviru jedne sesije.</w:t>
+      </w:r>
+    </w:p>
+    <w:p>
+      <w:pPr>
+        <w:pStyle w:val="BodyText"/>
+      </w:pPr>
+      <w:r>
+        <w:t xml:space="preserve">Kako izgleda sistem koji deljeni keš plana ima, vidi se kod Oracle-a. U njegovom deljenom pulu</w:t>
+      </w:r>
+      <w:r>
+        <w:t xml:space="preserve"> </w:t>
+      </w:r>
+      <w:r>
+        <w:rPr>
+          <w:i/>
+          <w:iCs/>
+        </w:rPr>
+        <w:t xml:space="preserve">(shared pool)</w:t>
+      </w:r>
+      <w:r>
+        <w:t xml:space="preserve"> </w:t>
+      </w:r>
+      <w:r>
+        <w:t xml:space="preserve">za svaku naredbu stoji po jedna deljena SQL oblast, dostupna svim korisnicima, a u</w:t>
+      </w:r>
+      <w:r>
+        <w:t xml:space="preserve"> </w:t>
+      </w:r>
+      <w:r>
+        <w:t xml:space="preserve">njoj i stablo raščlanjivanja i plan izvršenja; privatne oblasti pojedinačnih sesija pokazuju na istu</w:t>
+      </w:r>
+      <w:r>
+        <w:t xml:space="preserve"> </w:t>
+      </w:r>
+      <w:r>
+        <w:t xml:space="preserve">deljenu oblast, pa dve sesije koje izvršavaju isti upit dele jedan plan</w:t>
+      </w:r>
+      <w:r>
+        <w:t xml:space="preserve"> </w:t>
+      </w:r>
+      <w:r>
+        <w:t xml:space="preserve">[14]</w:t>
+      </w:r>
+      <w:r>
+        <w:t xml:space="preserve">. U</w:t>
+      </w:r>
+      <w:r>
+        <w:t xml:space="preserve"> </w:t>
+      </w:r>
+      <w:r>
+        <w:t xml:space="preserve">MySQL-u zajedničke oblasti te vrste nema,</w:t>
+      </w:r>
+      <w:r>
+        <w:t xml:space="preserve"> </w:t>
+      </w:r>
+      <w:r>
+        <w:t xml:space="preserve">i to se najkraće vidi na pripremljenoj naredbi: naredba pripremljena u jednoj sesiji u drugoj ne</w:t>
+      </w:r>
+      <w:r>
+        <w:t xml:space="preserve"> </w:t>
+      </w:r>
+      <w:r>
+        <w:t xml:space="preserve">postoji ni pod kojim imenom, pa se njeno izvršenje odbija greškom</w:t>
+      </w:r>
+      <w:r>
+        <w:t xml:space="preserve"> </w:t>
+      </w:r>
+      <w:r>
+        <w:rPr>
+          <w:rStyle w:val="VerbatimChar"/>
+        </w:rPr>
+        <w:t xml:space="preserve">ERROR 1243 (HY000)</w:t>
+      </w:r>
+      <w:r>
+        <w:t xml:space="preserve">.</w:t>
+      </w:r>
+    </w:p>
+    <w:p>
+      <w:pPr>
+        <w:pStyle w:val="BodyText"/>
+      </w:pPr>
+      <w:r>
+        <w:t xml:space="preserve">Priručnik je o tome šta MySQL zaista kešira izričit. Keševe pripremljenih naredbi i uskladištenih</w:t>
+      </w:r>
+      <w:r>
+        <w:t xml:space="preserve"> </w:t>
+      </w:r>
+      <w:r>
+        <w:t xml:space="preserve">programa server održava po sesiji, naredbe keširane u jednoj sesiji nisu dostupne drugim sesijama, a</w:t>
+      </w:r>
+      <w:r>
+        <w:t xml:space="preserve"> </w:t>
+      </w:r>
+      <w:r>
+        <w:t xml:space="preserve">kada se sesija završi, server ih odbacuje; ono što se pri tome kešira jeste unutrašnja struktura u</w:t>
+      </w:r>
+      <w:r>
+        <w:t xml:space="preserve"> </w:t>
+      </w:r>
+      <w:r>
+        <w:t xml:space="preserve">koju je naredba pretvorena, dakle stablo raščlanjivanja sa razrešenim imenima, a ne plan izvršenja</w:t>
+      </w:r>
+      <w:r>
+        <w:t xml:space="preserve"> </w:t>
+      </w:r>
+      <w:r>
+        <w:t xml:space="preserve">[2]</w:t>
+      </w:r>
+      <w:r>
+        <w:t xml:space="preserve">.</w:t>
+      </w:r>
+    </w:p>
+    <w:p>
+      <w:pPr>
+        <w:pStyle w:val="BodyText"/>
+      </w:pPr>
+      <w:r>
+        <w:t xml:space="preserve">Da se plan zaista ne kešira, može se pokazati alatom iz odeljka 4.8. Ako je plan sačuvan, drugo</w:t>
+      </w:r>
+      <w:r>
+        <w:t xml:space="preserve"> </w:t>
+      </w:r>
+      <w:r>
+        <w:t xml:space="preserve">izvršenje iste pripremljene naredbe nema šta da upiše u trag optimizatora. Tri izvršenja jedne</w:t>
+      </w:r>
+      <w:r>
+        <w:t xml:space="preserve"> </w:t>
+      </w:r>
+      <w:r>
+        <w:t xml:space="preserve">naredbe sa parametrom nad kolonom</w:t>
+      </w:r>
+      <w:r>
+        <w:t xml:space="preserve"> </w:t>
+      </w:r>
+      <w:r>
+        <w:rPr>
+          <w:rStyle w:val="VerbatimChar"/>
+        </w:rPr>
+        <w:t xml:space="preserve">country_code</w:t>
+      </w:r>
+      <w:r>
+        <w:t xml:space="preserve">, međutim, daju tri zasebna traga, svaki sa</w:t>
+      </w:r>
+      <w:r>
+        <w:t xml:space="preserve"> </w:t>
+      </w:r>
+      <w:r>
+        <w:t xml:space="preserve">sopstvenom procenom broja torki i sopstvenom cenom. Razlike među njima nisu male: vrednost</w:t>
+      </w:r>
+      <w:r>
+        <w:t xml:space="preserve"> </w:t>
+      </w:r>
+      <w:r>
+        <w:rPr>
+          <w:rStyle w:val="VerbatimChar"/>
+        </w:rPr>
+        <w:t xml:space="preserve">US</w:t>
+      </w:r>
+      <w:r>
+        <w:t xml:space="preserve"> </w:t>
+      </w:r>
+      <w:r>
+        <w:t xml:space="preserve">pokriva oko 71% torki u tabeli, a svaka od ostalih zemalja oko 2%, pa je procena za</w:t>
+      </w:r>
+      <w:r>
+        <w:t xml:space="preserve"> </w:t>
+      </w:r>
+      <w:r>
+        <w:rPr>
+          <w:rStyle w:val="VerbatimChar"/>
+        </w:rPr>
+        <w:t xml:space="preserve">US</w:t>
+      </w:r>
+      <w:r>
+        <w:t xml:space="preserve"> </w:t>
+      </w:r>
+      <w:r>
+        <w:t xml:space="preserve">oko</w:t>
+      </w:r>
+      <w:r>
+        <w:t xml:space="preserve"> </w:t>
+      </w:r>
+      <w:r>
+        <w:t xml:space="preserve">dvanaest puta veća od procena za druge dve vrednosti, sa srazmerno većom cenom. Optimizacija se,</w:t>
+      </w:r>
+      <w:r>
+        <w:t xml:space="preserve"> </w:t>
+      </w:r>
+      <w:r>
+        <w:t xml:space="preserve">dakle, obavlja nad stvarnom vrednošću parametra, a ne jednom za sve vrednosti: MySQL ne pravi</w:t>
+      </w:r>
+      <w:r>
+        <w:t xml:space="preserve"> </w:t>
+      </w:r>
+      <w:r>
+        <w:t xml:space="preserve">generički plan, pa nema ni mehanizam koji bi generički i konkretni plan poredio. Tvrdnja je time</w:t>
+      </w:r>
+      <w:r>
+        <w:t xml:space="preserve"> </w:t>
+      </w:r>
+      <w:r>
+        <w:t xml:space="preserve">jača od one sa kojom je odeljak počeo, jer plan nije samo nedeljen između sesija, nego se iznova</w:t>
+      </w:r>
+      <w:r>
+        <w:t xml:space="preserve"> </w:t>
+      </w:r>
+      <w:r>
+        <w:t xml:space="preserve">izvodi pri svakom izvršenju.</w:t>
+      </w:r>
+    </w:p>
+    <w:p>
+      <w:pPr>
+        <w:pStyle w:val="BodyText"/>
+      </w:pPr>
+      <w:r>
+        <w:t xml:space="preserve">Ostaje pitanje šta je onda ta unutrašnja struktura, a odgovor daje ponovna priprema. Priručnik</w:t>
+      </w:r>
+      <w:r>
+        <w:t xml:space="preserve"> </w:t>
+      </w:r>
+      <w:r>
+        <w:t xml:space="preserve">navodi da server prati promene metapodataka tabela na koje se pripremljena naredba odnosi i da</w:t>
+      </w:r>
+      <w:r>
+        <w:t xml:space="preserve"> </w:t>
+      </w:r>
+      <w:r>
+        <w:t xml:space="preserve">naredbu pri sledećem izvršenju automatski priprema ponovo, dakle ponovo je raščlanjuje i iznova</w:t>
+      </w:r>
+      <w:r>
+        <w:t xml:space="preserve"> </w:t>
+      </w:r>
+      <w:r>
+        <w:t xml:space="preserve">gradi unutrašnju strukturu, uz najviše tri pokušaja</w:t>
+      </w:r>
+      <w:r>
+        <w:t xml:space="preserve"> </w:t>
+      </w:r>
+      <w:r>
+        <w:t xml:space="preserve">[2]</w:t>
+      </w:r>
+      <w:r>
+        <w:t xml:space="preserve">. Na maloj probnoj tabeli to se</w:t>
+      </w:r>
+      <w:r>
+        <w:t xml:space="preserve"> </w:t>
+      </w:r>
+      <w:r>
+        <w:t xml:space="preserve">vidi u jednom potezu: pripremljena naredba oblika</w:t>
+      </w:r>
+      <w:r>
+        <w:t xml:space="preserve"> </w:t>
+      </w:r>
+      <w:r>
+        <w:rPr>
+          <w:rStyle w:val="VerbatimChar"/>
+        </w:rPr>
+        <w:t xml:space="preserve">SELECT * FROM t</w:t>
+      </w:r>
+      <w:r>
+        <w:t xml:space="preserve"> </w:t>
+      </w:r>
+      <w:r>
+        <w:t xml:space="preserve">prvi put vraća dve kolone, a</w:t>
+      </w:r>
+      <w:r>
+        <w:t xml:space="preserve"> </w:t>
+      </w:r>
+      <w:r>
+        <w:t xml:space="preserve">posle naredbe</w:t>
+      </w:r>
+      <w:r>
+        <w:t xml:space="preserve"> </w:t>
+      </w:r>
+      <w:r>
+        <w:rPr>
+          <w:rStyle w:val="VerbatimChar"/>
+        </w:rPr>
+        <w:t xml:space="preserve">ALTER TABLE ... ADD COLUMN</w:t>
+      </w:r>
+      <w:r>
+        <w:t xml:space="preserve"> </w:t>
+      </w:r>
+      <w:r>
+        <w:t xml:space="preserve">isti, nepromenjeni tekst naredbe vraća tri kolone, dok</w:t>
+      </w:r>
+      <w:r>
+        <w:t xml:space="preserve"> </w:t>
+      </w:r>
+      <w:r>
+        <w:t xml:space="preserve">brojač</w:t>
+      </w:r>
+      <w:r>
+        <w:t xml:space="preserve"> </w:t>
+      </w:r>
+      <w:r>
+        <w:rPr>
+          <w:rStyle w:val="VerbatimChar"/>
+        </w:rPr>
+        <w:t xml:space="preserve">Com_stmt_reprepare</w:t>
+      </w:r>
+      <w:r>
+        <w:t xml:space="preserve"> </w:t>
+      </w:r>
+      <w:r>
+        <w:t xml:space="preserve">odlazi sa nule na jedinicu. Znak</w:t>
+      </w:r>
+      <w:r>
+        <w:t xml:space="preserve"> </w:t>
+      </w:r>
+      <w:r>
+        <w:rPr>
+          <w:rStyle w:val="VerbatimChar"/>
+        </w:rPr>
+        <w:t xml:space="preserve">*</w:t>
+      </w:r>
+      <w:r>
+        <w:t xml:space="preserve"> </w:t>
+      </w:r>
+      <w:r>
+        <w:t xml:space="preserve">je, dakle, bio razrešen u konkretnu</w:t>
+      </w:r>
+      <w:r>
+        <w:t xml:space="preserve"> </w:t>
+      </w:r>
+      <w:r>
+        <w:t xml:space="preserve">listu kolona i zapamćen, pa promena te liste poništava zapamćenu strukturu. Keširano je upravo ono</w:t>
+      </w:r>
+      <w:r>
+        <w:t xml:space="preserve"> </w:t>
+      </w:r>
+      <w:r>
+        <w:t xml:space="preserve">što priručnik naziva unutrašnjom strukturom, a plan koji bi tu strukturu izvršio nije deo onoga što</w:t>
+      </w:r>
+      <w:r>
+        <w:t xml:space="preserve"> </w:t>
+      </w:r>
+      <w:r>
+        <w:t xml:space="preserve">se pamti.</w:t>
+      </w:r>
+    </w:p>
+    <w:p>
+      <w:pPr>
+        <w:pStyle w:val="BodyText"/>
+      </w:pPr>
+      <w:r>
+        <w:t xml:space="preserve">Precizan oblik tvrdnje kojom se poglavlje zatvara zato glasi: MySQL nema ni keš rezultata upita ni</w:t>
+      </w:r>
+      <w:r>
+        <w:t xml:space="preserve"> </w:t>
+      </w:r>
+      <w:r>
+        <w:t xml:space="preserve">deljeni keš plana, ali ima sesijski keš pripremljene naredbe, dok se plan izvršenja izvodi iznova</w:t>
+      </w:r>
+      <w:r>
+        <w:t xml:space="preserve"> </w:t>
+      </w:r>
+      <w:r>
+        <w:t xml:space="preserve">pri svakom izvršenju, nad stvarnom vrednošću parametra. Sva tri odeljka time završavaju na istom</w:t>
+      </w:r>
+      <w:r>
+        <w:t xml:space="preserve"> </w:t>
+      </w:r>
+      <w:r>
+        <w:t xml:space="preserve">mestu: odrična tvrdnja o sistemu tačna je samo uz uslove pod kojima je proverena.</w:t>
+      </w:r>
+    </w:p>
+    <w:bookmarkEnd w:id="81"/>
+    <w:bookmarkEnd w:id="82"/>
+    <w:bookmarkStart w:id="83" w:name="zaključak"/>
+    <w:p>
+      <w:pPr>
+        <w:pStyle w:val="Heading1"/>
+      </w:pPr>
+      <w:r>
+        <w:t xml:space="preserve">7. Zaključak</w:t>
+      </w:r>
+    </w:p>
+    <w:bookmarkEnd w:id="83"/>
+    <w:bookmarkStart w:id="111" w:name="reference"/>
+    <w:p>
+      <w:pPr>
+        <w:pStyle w:val="Heading1"/>
+      </w:pPr>
+      <w:r>
+        <w:t xml:space="preserve">Reference</w:t>
+      </w:r>
+    </w:p>
+    <w:bookmarkStart w:id="110" w:name="refs"/>
+    <w:bookmarkStart w:id="84" w:name="ref-ramakrishnan2003"/>
+    <w:p>
+      <w:pPr>
+        <w:pStyle w:val="Bibliography"/>
+      </w:pPr>
+      <w:r>
+        <w:t xml:space="preserve">[1]</w:t>
+      </w:r>
+      <w:r>
+        <w:t xml:space="preserve"> </w:t>
+      </w:r>
+      <w:r>
+        <w:t xml:space="preserve">	</w:t>
+      </w:r>
+      <w:r>
+        <w:t xml:space="preserve">R. Ramakrishnan and J. Gehrke,</w:t>
+      </w:r>
+      <w:r>
+        <w:t xml:space="preserve"> </w:t>
+      </w:r>
+      <w:r>
+        <w:rPr>
+          <w:i/>
+          <w:iCs/>
+        </w:rPr>
         <w:t xml:space="preserve">Database management systems</w:t>
       </w:r>
       <w:r>
         <w:t xml:space="preserve">, 3rd ed. New York, NY, USA: McGraw-Hill, 2003.</w:t>
       </w:r>
     </w:p>
-    <w:bookmarkEnd w:id="81"/>
-    <w:bookmarkStart w:id="83" w:name="ref-mysql84refman"/>
+    <w:bookmarkEnd w:id="84"/>
+    <w:bookmarkStart w:id="86" w:name="ref-mysql84refman"/>
     <w:p>
       <w:pPr>
         <w:pStyle w:val="Bibliography"/>
@@ -10554,7 +11938,7 @@
       <w:r>
         <w:t xml:space="preserve"> </w:t>
       </w:r>
-      <w:hyperlink r:id="rId82">
+      <w:hyperlink r:id="rId85">
         <w:r>
           <w:rPr>
             <w:rStyle w:val="Hyperlink"/>
@@ -10566,8 +11950,8 @@
         <w:t xml:space="preserve">, 2024.</w:t>
       </w:r>
     </w:p>
-    <w:bookmarkEnd w:id="83"/>
-    <w:bookmarkStart w:id="85" w:name="ref-mysqlsource84"/>
+    <w:bookmarkEnd w:id="86"/>
+    <w:bookmarkStart w:id="88" w:name="ref-mysqlsource84"/>
     <w:p>
       <w:pPr>
         <w:pStyle w:val="Bibliography"/>
@@ -10602,7 +11986,7 @@
       <w:r>
         <w:t xml:space="preserve"> </w:t>
       </w:r>
-      <w:hyperlink r:id="rId84">
+      <w:hyperlink r:id="rId87">
         <w:r>
           <w:rPr>
             <w:rStyle w:val="Hyperlink"/>
@@ -10614,8 +11998,8 @@
         <w:t xml:space="preserve">, 2025.</w:t>
       </w:r>
     </w:p>
-    <w:bookmarkEnd w:id="85"/>
-    <w:bookmarkStart w:id="87" w:name="ref-mysqlwl7082"/>
+    <w:bookmarkEnd w:id="88"/>
+    <w:bookmarkStart w:id="90" w:name="ref-mysqlwl7082"/>
     <w:p>
       <w:pPr>
         <w:pStyle w:val="Bibliography"/>
@@ -10668,7 +12052,7 @@
       <w:r>
         <w:t xml:space="preserve"> </w:t>
       </w:r>
-      <w:hyperlink r:id="rId86">
+      <w:hyperlink r:id="rId89">
         <w:r>
           <w:rPr>
             <w:rStyle w:val="Hyperlink"/>
@@ -10680,8 +12064,8 @@
         <w:t xml:space="preserve">, 2014.</w:t>
       </w:r>
     </w:p>
-    <w:bookmarkEnd w:id="87"/>
-    <w:bookmarkStart w:id="89" w:name="ref-mysqlblogjson"/>
+    <w:bookmarkEnd w:id="90"/>
+    <w:bookmarkStart w:id="92" w:name="ref-mysqlblogjson"/>
     <w:p>
       <w:pPr>
         <w:pStyle w:val="Bibliography"/>
@@ -10728,7 +12112,7 @@
       <w:r>
         <w:t xml:space="preserve"> </w:t>
       </w:r>
-      <w:hyperlink r:id="rId88">
+      <w:hyperlink r:id="rId91">
         <w:r>
           <w:rPr>
             <w:rStyle w:val="Hyperlink"/>
@@ -10740,8 +12124,8 @@
         <w:t xml:space="preserve">, 2024.</w:t>
       </w:r>
     </w:p>
-    <w:bookmarkEnd w:id="89"/>
-    <w:bookmarkStart w:id="91" w:name="ref-graefe1994"/>
+    <w:bookmarkEnd w:id="92"/>
+    <w:bookmarkStart w:id="94" w:name="ref-graefe1994"/>
     <w:p>
       <w:pPr>
         <w:pStyle w:val="Bibliography"/>
@@ -10786,7 +12170,7 @@
       <w:r>
         <w:t xml:space="preserve"> </w:t>
       </w:r>
-      <w:hyperlink r:id="rId90">
+      <w:hyperlink r:id="rId93">
         <w:r>
           <w:rPr>
             <w:rStyle w:val="Hyperlink"/>
@@ -10798,8 +12182,8 @@
         <w:t xml:space="preserve">.</w:t>
       </w:r>
     </w:p>
-    <w:bookmarkEnd w:id="91"/>
-    <w:bookmarkStart w:id="93" w:name="ref-mysqlwl11785"/>
+    <w:bookmarkEnd w:id="94"/>
+    <w:bookmarkStart w:id="96" w:name="ref-mysqlwl11785"/>
     <w:p>
       <w:pPr>
         <w:pStyle w:val="Bibliography"/>
@@ -10831,7 +12215,7 @@
       <w:r>
         <w:t xml:space="preserve"> </w:t>
       </w:r>
-      <w:hyperlink r:id="rId92">
+      <w:hyperlink r:id="rId95">
         <w:r>
           <w:rPr>
             <w:rStyle w:val="Hyperlink"/>
@@ -10843,9 +12227,356 @@
         <w:t xml:space="preserve">.</w:t>
       </w:r>
     </w:p>
-    <w:bookmarkEnd w:id="93"/>
-    <w:bookmarkEnd w:id="94"/>
-    <w:bookmarkEnd w:id="95"/>
+    <w:bookmarkEnd w:id="96"/>
+    <w:bookmarkStart w:id="97" w:name="ref-boncz2005"/>
+    <w:p>
+      <w:pPr>
+        <w:pStyle w:val="Bibliography"/>
+      </w:pPr>
+      <w:r>
+        <w:t xml:space="preserve">[8]</w:t>
+      </w:r>
+      <w:r>
+        <w:t xml:space="preserve"> </w:t>
+      </w:r>
+      <w:r>
+        <w:t xml:space="preserve">	</w:t>
+      </w:r>
+      <w:r>
+        <w:t xml:space="preserve">P. A. Boncz, M. Zukowski, and N. Nes,</w:t>
+      </w:r>
+      <w:r>
+        <w:t xml:space="preserve"> </w:t>
+      </w:r>
+      <w:r>
+        <w:t xml:space="preserve">“</w:t>
+      </w:r>
+      <w:r>
+        <w:t xml:space="preserve">MonetDB/X100</w:t>
+      </w:r>
+      <w:r>
+        <w:t xml:space="preserve">: Hyper-pipelining query execution,”</w:t>
+      </w:r>
+      <w:r>
+        <w:t xml:space="preserve"> </w:t>
+      </w:r>
+      <w:r>
+        <w:t xml:space="preserve">in</w:t>
+      </w:r>
+      <w:r>
+        <w:t xml:space="preserve"> </w:t>
+      </w:r>
+      <w:r>
+        <w:rPr>
+          <w:i/>
+          <w:iCs/>
+        </w:rPr>
+        <w:t xml:space="preserve">Proc. 2nd biennial conf. Innovative data systems research (CIDR)</w:t>
+      </w:r>
+      <w:r>
+        <w:t xml:space="preserve">, 2005, pp. 225–237.</w:t>
+      </w:r>
+    </w:p>
+    <w:bookmarkEnd w:id="97"/>
+    <w:bookmarkStart w:id="99" w:name="ref-duckdbdocs"/>
+    <w:p>
+      <w:pPr>
+        <w:pStyle w:val="Bibliography"/>
+      </w:pPr>
+      <w:r>
+        <w:t xml:space="preserve">[9]</w:t>
+      </w:r>
+      <w:r>
+        <w:t xml:space="preserve"> </w:t>
+      </w:r>
+      <w:r>
+        <w:t xml:space="preserve">	</w:t>
+      </w:r>
+      <w:r>
+        <w:t xml:space="preserve">DuckDB,</w:t>
+      </w:r>
+      <w:r>
+        <w:t xml:space="preserve"> </w:t>
+      </w:r>
+      <w:r>
+        <w:t xml:space="preserve">“</w:t>
+      </w:r>
+      <w:r>
+        <w:t xml:space="preserve">DuckDB</w:t>
+      </w:r>
+      <w:r>
+        <w:t xml:space="preserve"> </w:t>
+      </w:r>
+      <w:r>
+        <w:t xml:space="preserve">documentation: Execution format.”</w:t>
+      </w:r>
+      <w:r>
+        <w:t xml:space="preserve"> </w:t>
+      </w:r>
+      <w:hyperlink r:id="rId98">
+        <w:r>
+          <w:rPr>
+            <w:rStyle w:val="Hyperlink"/>
+          </w:rPr>
+          <w:t xml:space="preserve">https://duckdb.org/docs/current/internals/vector.html</w:t>
+        </w:r>
+      </w:hyperlink>
+      <w:r>
+        <w:t xml:space="preserve">.</w:t>
+      </w:r>
+    </w:p>
+    <w:bookmarkEnd w:id="99"/>
+    <w:bookmarkStart w:id="101" w:name="ref-mysqlheatwave"/>
+    <w:p>
+      <w:pPr>
+        <w:pStyle w:val="Bibliography"/>
+      </w:pPr>
+      <w:r>
+        <w:t xml:space="preserve">[10]</w:t>
+      </w:r>
+      <w:r>
+        <w:t xml:space="preserve"> </w:t>
+      </w:r>
+      <w:r>
+        <w:t xml:space="preserve">	</w:t>
+      </w:r>
+      <w:r>
+        <w:t xml:space="preserve">Oracle Corporation,</w:t>
+      </w:r>
+      <w:r>
+        <w:t xml:space="preserve"> </w:t>
+      </w:r>
+      <w:r>
+        <w:t xml:space="preserve">“</w:t>
+      </w:r>
+      <w:r>
+        <w:t xml:space="preserve">MySQL HeatWave</w:t>
+      </w:r>
+      <w:r>
+        <w:t xml:space="preserve"> </w:t>
+      </w:r>
+      <w:r>
+        <w:t xml:space="preserve">user guide.”</w:t>
+      </w:r>
+      <w:r>
+        <w:t xml:space="preserve"> </w:t>
+      </w:r>
+      <w:hyperlink r:id="rId100">
+        <w:r>
+          <w:rPr>
+            <w:rStyle w:val="Hyperlink"/>
+          </w:rPr>
+          <w:t xml:space="preserve">https://dev.mysql.com/doc/heatwave/en/mys-hw-about-heatwave.html</w:t>
+        </w:r>
+      </w:hyperlink>
+      <w:r>
+        <w:t xml:space="preserve">.</w:t>
+      </w:r>
+    </w:p>
+    <w:bookmarkEnd w:id="101"/>
+    <w:bookmarkStart w:id="103" w:name="ref-mysqlwl11720"/>
+    <w:p>
+      <w:pPr>
+        <w:pStyle w:val="Bibliography"/>
+      </w:pPr>
+      <w:r>
+        <w:t xml:space="preserve">[11]</w:t>
+      </w:r>
+      <w:r>
+        <w:t xml:space="preserve"> </w:t>
+      </w:r>
+      <w:r>
+        <w:t xml:space="preserve">	</w:t>
+      </w:r>
+      <w:r>
+        <w:t xml:space="preserve">Oracle Corporation,</w:t>
+      </w:r>
+      <w:r>
+        <w:t xml:space="preserve"> </w:t>
+      </w:r>
+      <w:r>
+        <w:t xml:space="preserve">“</w:t>
+      </w:r>
+      <w:r>
+        <w:t xml:space="preserve">WL#11720</w:t>
+      </w:r>
+      <w:r>
+        <w:t xml:space="preserve">:</w:t>
+      </w:r>
+      <w:r>
+        <w:t xml:space="preserve"> </w:t>
+      </w:r>
+      <w:r>
+        <w:t xml:space="preserve">InnoDB</w:t>
+      </w:r>
+      <w:r>
+        <w:t xml:space="preserve">: Parallel read of index.”</w:t>
+      </w:r>
+      <w:r>
+        <w:t xml:space="preserve"> </w:t>
+      </w:r>
+      <w:hyperlink r:id="rId102">
+        <w:r>
+          <w:rPr>
+            <w:rStyle w:val="Hyperlink"/>
+          </w:rPr>
+          <w:t xml:space="preserve">https://dev.mysql.com/worklog/task/?id=11720</w:t>
+        </w:r>
+      </w:hyperlink>
+      <w:r>
+        <w:t xml:space="preserve">.</w:t>
+      </w:r>
+    </w:p>
+    <w:bookmarkEnd w:id="103"/>
+    <w:bookmarkStart w:id="105" w:name="ref-postgresql18"/>
+    <w:p>
+      <w:pPr>
+        <w:pStyle w:val="Bibliography"/>
+      </w:pPr>
+      <w:r>
+        <w:t xml:space="preserve">[12]</w:t>
+      </w:r>
+      <w:r>
+        <w:t xml:space="preserve"> </w:t>
+      </w:r>
+      <w:r>
+        <w:t xml:space="preserve">	</w:t>
+      </w:r>
+      <w:r>
+        <w:t xml:space="preserve">The PostgreSQL Global Development Group,</w:t>
+      </w:r>
+      <w:r>
+        <w:t xml:space="preserve"> </w:t>
+      </w:r>
+      <w:r>
+        <w:t xml:space="preserve">“</w:t>
+      </w:r>
+      <w:r>
+        <w:t xml:space="preserve">PostgreSQL</w:t>
+      </w:r>
+      <w:r>
+        <w:t xml:space="preserve"> </w:t>
+      </w:r>
+      <w:r>
+        <w:t xml:space="preserve">18 documentation, section 15.1: How parallel query works.”</w:t>
+      </w:r>
+      <w:r>
+        <w:t xml:space="preserve"> </w:t>
+      </w:r>
+      <w:hyperlink r:id="rId104">
+        <w:r>
+          <w:rPr>
+            <w:rStyle w:val="Hyperlink"/>
+          </w:rPr>
+          <w:t xml:space="preserve">https://www.postgresql.org/docs/current/how-parallel-query-works.html</w:t>
+        </w:r>
+      </w:hyperlink>
+      <w:r>
+        <w:t xml:space="preserve">.</w:t>
+      </w:r>
+    </w:p>
+    <w:bookmarkEnd w:id="105"/>
+    <w:bookmarkStart w:id="107" w:name="ref-mysqlblogqc"/>
+    <w:p>
+      <w:pPr>
+        <w:pStyle w:val="Bibliography"/>
+      </w:pPr>
+      <w:r>
+        <w:t xml:space="preserve">[13]</w:t>
+      </w:r>
+      <w:r>
+        <w:t xml:space="preserve"> </w:t>
+      </w:r>
+      <w:r>
+        <w:t xml:space="preserve">	</w:t>
+      </w:r>
+      <w:r>
+        <w:t xml:space="preserve">M. Lord,</w:t>
+      </w:r>
+      <w:r>
+        <w:t xml:space="preserve"> </w:t>
+      </w:r>
+      <w:r>
+        <w:t xml:space="preserve">“</w:t>
+      </w:r>
+      <w:r>
+        <w:t xml:space="preserve">MySQL</w:t>
+      </w:r>
+      <w:r>
+        <w:t xml:space="preserve"> </w:t>
+      </w:r>
+      <w:r>
+        <w:t xml:space="preserve">8.0: Retiring support for the query cache.”</w:t>
+      </w:r>
+      <w:r>
+        <w:t xml:space="preserve"> </w:t>
+      </w:r>
+      <w:hyperlink r:id="rId106">
+        <w:r>
+          <w:rPr>
+            <w:rStyle w:val="Hyperlink"/>
+          </w:rPr>
+          <w:t xml:space="preserve">https://dev.mysql.com/blog-archive/mysql-8-0-retiring-support-for-the-query-cache/</w:t>
+        </w:r>
+      </w:hyperlink>
+      <w:r>
+        <w:t xml:space="preserve">, 2017.</w:t>
+      </w:r>
+    </w:p>
+    <w:bookmarkEnd w:id="107"/>
+    <w:bookmarkStart w:id="109" w:name="ref-oracleconcepts"/>
+    <w:p>
+      <w:pPr>
+        <w:pStyle w:val="Bibliography"/>
+      </w:pPr>
+      <w:r>
+        <w:t xml:space="preserve">[14]</w:t>
+      </w:r>
+      <w:r>
+        <w:t xml:space="preserve"> </w:t>
+      </w:r>
+      <w:r>
+        <w:t xml:space="preserve">	</w:t>
+      </w:r>
+      <w:r>
+        <w:t xml:space="preserve">Oracle Corporation,</w:t>
+      </w:r>
+      <w:r>
+        <w:t xml:space="preserve"> </w:t>
+      </w:r>
+      <w:r>
+        <w:t xml:space="preserve">“Oracle</w:t>
+      </w:r>
+      <w:r>
+        <w:t xml:space="preserve"> </w:t>
+      </w:r>
+      <w:r>
+        <w:t xml:space="preserve">AI</w:t>
+      </w:r>
+      <w:r>
+        <w:t xml:space="preserve"> </w:t>
+      </w:r>
+      <w:r>
+        <w:t xml:space="preserve">database concepts: Memory architecture.”</w:t>
+      </w:r>
+      <w:r>
+        <w:t xml:space="preserve"> </w:t>
+      </w:r>
+      <w:hyperlink r:id="rId108">
+        <w:r>
+          <w:rPr>
+            <w:rStyle w:val="Hyperlink"/>
+          </w:rPr>
+          <w:t xml:space="preserve">https://docs.oracle.com/en/database/oracle/oracle-database/23/cncpt/memory-architecture.html</w:t>
+        </w:r>
+      </w:hyperlink>
+      <w:r>
+        <w:t xml:space="preserve">.</w:t>
+      </w:r>
+    </w:p>
+    <w:bookmarkEnd w:id="109"/>
+    <w:bookmarkEnd w:id="110"/>
+    <w:bookmarkEnd w:id="111"/>
     <w:sectPr>
       <w:pgSz w:h="16838" w:w="11906"/>
       <w:pgMar w:bottom="1417" w:footer="708" w:gutter="0" w:header="708" w:left="1417" w:right="1417" w:top="1417"/>

--- a/Tema 1. - Obrada upita (query processing) u MySQL/rad.docx
+++ b/Tema 1. - Obrada upita (query processing) u MySQL/rad.docx
@@ -464,7 +464,7 @@
       <w:r>
         <w:drawing>
           <wp:inline>
-            <wp:extent cx="5753100" cy="1945901"/>
+            <wp:extent cx="3931919" cy="1329914"/>
             <wp:effectExtent b="0" l="0" r="0" t="0"/>
             <wp:docPr descr="Slika 1.1: Dva ekvivalentna plana izvršenja istog SQL upita, različite cene: sken preko indeksa (A) naspram skena cele tabele (B)." title="" id="10" name="Picture"/>
             <a:graphic>
@@ -485,7 +485,7 @@
                   <pic:spPr bwMode="auto">
                     <a:xfrm>
                       <a:off x="0" y="0"/>
-                      <a:ext cx="5753100" cy="1945901"/>
+                      <a:ext cx="3931919" cy="1329914"/>
                     </a:xfrm>
                     <a:prstGeom prst="rect">
                       <a:avLst/>
@@ -613,13 +613,13 @@
         <w:t xml:space="preserve">arhitektura obrade upita u MySQL-u</w:t>
       </w:r>
       <w:r>
-        <w:t xml:space="preserve">: komponente koje premošćuju jaz</w:t>
-      </w:r>
-      <w:r>
-        <w:t xml:space="preserve"> </w:t>
-      </w:r>
-      <w:r>
-        <w:t xml:space="preserve">(parser, optimizator, izvršni mehanizam i katalog) i način na koji ih MySQL povezuje.</w:t>
+        <w:t xml:space="preserve">, kao dva sloja sa dokumentovanim</w:t>
+      </w:r>
+      <w:r>
+        <w:t xml:space="preserve"> </w:t>
+      </w:r>
+      <w:r>
+        <w:t xml:space="preserve">šavom: serverski sloj koji razume SQL i motor za skladištenje koji razume torke i stranice.</w:t>
       </w:r>
     </w:p>
     <w:p>
@@ -631,7 +631,7 @@
         </w:numPr>
       </w:pPr>
       <w:r>
-        <w:t xml:space="preserve">U poglavlju 3 dva nivoa optimizacije prikazuju se opipljivo, kao</w:t>
+        <w:t xml:space="preserve">Poglavlje 3 prati</w:t>
       </w:r>
       <w:r>
         <w:t xml:space="preserve"> </w:t>
@@ -641,30 +641,19 @@
           <w:b/>
           <w:bCs/>
         </w:rPr>
-        <w:t xml:space="preserve">put od SQL-a do plana</w:t>
-      </w:r>
-      <w:r>
-        <w:rPr>
-          <w:b/>
-          <w:bCs/>
-        </w:rPr>
-        <w:t xml:space="preserve"> </w:t>
-      </w:r>
-      <w:r>
-        <w:rPr>
-          <w:b/>
-          <w:bCs/>
-        </w:rPr>
-        <w:t xml:space="preserve">izvršavanja</w:t>
-      </w:r>
-      <w:r>
-        <w:t xml:space="preserve">, od upita, preko preformulacije relacione algebre, do fizičkog plana nad stvarnim</w:t>
-      </w:r>
-      <w:r>
-        <w:t xml:space="preserve"> </w:t>
-      </w:r>
-      <w:r>
-        <w:t xml:space="preserve">primerom.</w:t>
+        <w:t xml:space="preserve">put od SQL-a do plana izvršavanja</w:t>
+      </w:r>
+      <w:r>
+        <w:t xml:space="preserve"> </w:t>
+      </w:r>
+      <w:r>
+        <w:t xml:space="preserve">kroz pet faza obrade i pokazuje liniju</w:t>
+      </w:r>
+      <w:r>
+        <w:t xml:space="preserve"> </w:t>
+      </w:r>
+      <w:r>
+        <w:t xml:space="preserve">ispod koje svaku odluku sa alternativom rešava cena.</w:t>
       </w:r>
     </w:p>
     <w:p>
@@ -762,64 +751,19 @@
         <w:t xml:space="preserve"> </w:t>
       </w:r>
       <w:r>
-        <w:t xml:space="preserve">drugih sistema:</w:t>
-      </w:r>
-      <w:r>
-        <w:t xml:space="preserve"> </w:t>
-      </w:r>
-      <w:r>
-        <w:rPr>
-          <w:b/>
-          <w:bCs/>
-        </w:rPr>
-        <w:t xml:space="preserve">vektorizovano izvršavanje</w:t>
-      </w:r>
-      <w:r>
-        <w:t xml:space="preserve">, grupnu i kolonski orijentisanu alternativu izvršavanju torku po</w:t>
-      </w:r>
-      <w:r>
-        <w:t xml:space="preserve"> </w:t>
-      </w:r>
-      <w:r>
-        <w:t xml:space="preserve">torku;</w:t>
-      </w:r>
-      <w:r>
-        <w:t xml:space="preserve"> </w:t>
-      </w:r>
-      <w:r>
-        <w:rPr>
-          <w:b/>
-          <w:bCs/>
-        </w:rPr>
-        <w:t xml:space="preserve">paralelno izvršavanje upita</w:t>
-      </w:r>
-      <w:r>
-        <w:t xml:space="preserve">, korišćenje više procesorskih jezgara za jedan upit i</w:t>
-      </w:r>
-      <w:r>
-        <w:t xml:space="preserve"> </w:t>
-      </w:r>
-      <w:r>
-        <w:t xml:space="preserve">stvarne granice paralelnosti u MySQL-u; i</w:t>
-      </w:r>
-      <w:r>
-        <w:t xml:space="preserve"> </w:t>
-      </w:r>
-      <w:r>
-        <w:rPr>
-          <w:b/>
-          <w:bCs/>
-        </w:rPr>
-        <w:t xml:space="preserve">keširanje i ponovnu upotrebu planova</w:t>
-      </w:r>
-      <w:r>
-        <w:t xml:space="preserve">, pitanje može</w:t>
-      </w:r>
-      <w:r>
-        <w:t xml:space="preserve"> </w:t>
-      </w:r>
-      <w:r>
-        <w:t xml:space="preserve">li se izabrani plan ponovo iskoristiti umesto da se računa iznova i šta MySQL zapravo kešira.</w:t>
+        <w:t xml:space="preserve">drugih sistema,</w:t>
+      </w:r>
+      <w:r>
+        <w:t xml:space="preserve"> </w:t>
+      </w:r>
+      <w:r>
+        <w:t xml:space="preserve">vektorizovano izvršavanje, paralelno izvršavanje upita i keširanje i ponovnu upotrebu planova, i za</w:t>
+      </w:r>
+      <w:r>
+        <w:t xml:space="preserve"> </w:t>
+      </w:r>
+      <w:r>
+        <w:t xml:space="preserve">svaku traži granicu na kojoj odrična tvrdnja prestaje da važi.</w:t>
       </w:r>
     </w:p>
     <w:p>
@@ -844,13 +788,7 @@
         <w:t xml:space="preserve">zaključak</w:t>
       </w:r>
       <w:r>
-        <w:t xml:space="preserve">, provlačeći nit do kraja, od deklarativnog SQL-a nazad do</w:t>
-      </w:r>
-      <w:r>
-        <w:t xml:space="preserve"> </w:t>
-      </w:r>
-      <w:r>
-        <w:t xml:space="preserve">fizičkog izvršenja.</w:t>
+        <w:t xml:space="preserve">: šta ti izbori zajedno znače i gde su drugi sistemi otišli dalje.</w:t>
       </w:r>
     </w:p>
     <w:bookmarkEnd w:id="12"/>
@@ -1595,7 +1533,7 @@
       <w:r>
         <w:drawing>
           <wp:inline>
-            <wp:extent cx="5753100" cy="1339193"/>
+            <wp:extent cx="3931919" cy="915263"/>
             <wp:effectExtent b="0" l="0" r="0" t="0"/>
             <wp:docPr descr="Slika 2.2: Plan upita sa uključenim spuštanjem uslova u indeks (ICP). Plameni grafikon iz EXPLAIN ANALYZE FORMAT=JSON, izmereno na živom serveru (MySQL 8.4.11)." title="" id="17" name="Picture"/>
             <a:graphic>
@@ -1616,7 +1554,7 @@
                   <pic:spPr bwMode="auto">
                     <a:xfrm>
                       <a:off x="0" y="0"/>
-                      <a:ext cx="5753100" cy="1339193"/>
+                      <a:ext cx="3931919" cy="915263"/>
                     </a:xfrm>
                     <a:prstGeom prst="rect">
                       <a:avLst/>
@@ -1668,7 +1606,7 @@
       <w:r>
         <w:drawing>
           <wp:inline>
-            <wp:extent cx="5753100" cy="1441471"/>
+            <wp:extent cx="3931919" cy="985164"/>
             <wp:effectExtent b="0" l="0" r="0" t="0"/>
             <wp:docPr descr="Slika 2.3: Isti upit sa isključenim spuštanjem uslova, sa zasebnim čvorom Filter u planu." title="" id="20" name="Picture"/>
             <a:graphic>
@@ -1689,7 +1627,7 @@
                   <pic:spPr bwMode="auto">
                     <a:xfrm>
                       <a:off x="0" y="0"/>
-                      <a:ext cx="5753100" cy="1441471"/>
+                      <a:ext cx="3931919" cy="985164"/>
                     </a:xfrm>
                     <a:prstGeom prst="rect">
                       <a:avLst/>
@@ -4038,7 +3976,7 @@
         <w:t xml:space="preserve"> </w:t>
       </w:r>
       <w:r>
-        <w:t xml:space="preserve">stablo prikazuje kao zaseban čvor.</w:t>
+        <w:t xml:space="preserve">stablo prikazuje kao zaseban čvor (Slika 4.1).</w:t>
       </w:r>
     </w:p>
     <w:p>
@@ -6609,7 +6547,7 @@
         <w:t xml:space="preserve"> </w:t>
       </w:r>
       <w:r>
-        <w:t xml:space="preserve">li jeste, vidi se tek kada se izabrani plan uporedi sa nekim drugim.</w:t>
+        <w:t xml:space="preserve">li jeste, vidi se tek kada se izabrani plan uporedi sa nekim drugim (Slika 4.3).</w:t>
       </w:r>
     </w:p>
     <w:p>
@@ -6841,7 +6779,7 @@
         <w:t xml:space="preserve"> </w:t>
       </w:r>
       <w:r>
-        <w:t xml:space="preserve">meri jedno ponavljanje.</w:t>
+        <w:t xml:space="preserve">meri jedno ponavljanje (Slika 4.4).</w:t>
       </w:r>
     </w:p>
     <w:p>
@@ -7274,7 +7212,7 @@
         <w:t xml:space="preserve"> </w:t>
       </w:r>
       <w:r>
-        <w:t xml:space="preserve">a nije promenila odluku.</w:t>
+        <w:t xml:space="preserve">a nije promenila odluku (Slika 4.5).</w:t>
       </w:r>
     </w:p>
     <w:p>
@@ -8012,7 +7950,7 @@
         <w:t xml:space="preserve"> </w:t>
       </w:r>
       <w:r>
-        <w:t xml:space="preserve">procene.</w:t>
+        <w:t xml:space="preserve">procene (Slika 4.6).</w:t>
       </w:r>
     </w:p>
     <w:p>
@@ -9286,7 +9224,7 @@
         <w:t xml:space="preserve"> </w:t>
       </w:r>
       <w:r>
-        <w:t xml:space="preserve">procenila ni iterator čije bi se vreme merilo.</w:t>
+        <w:t xml:space="preserve">procenila ni iterator čije bi se vreme merilo (Slika 5.1).</w:t>
       </w:r>
     </w:p>
     <w:p>
@@ -10108,7 +10046,7 @@
         <w:t xml:space="preserve"> </w:t>
       </w:r>
       <w:r>
-        <w:t xml:space="preserve">njegovo prisustvo u stablu znak da na tom mestu barijere nema.</w:t>
+        <w:t xml:space="preserve">njegovo prisustvo u stablu znak da na tom mestu barijere nema (Slika 5.2).</w:t>
       </w:r>
     </w:p>
     <w:p>
@@ -11087,7 +11025,7 @@
         <w:pStyle w:val="BodyText"/>
       </w:pPr>
       <w:r>
-        <w:t xml:space="preserve">Drugi uslov je odsustvo predikata, i on je granica koju ovo poglavlje traži.</w:t>
+        <w:t xml:space="preserve">Drugi uslov je odsustvo predikata, i on je granica koju ovo poglavlje traži (Slika 6.1).</w:t>
       </w:r>
     </w:p>
     <w:p>
@@ -11858,6 +11796,322 @@
       </w:pPr>
       <w:r>
         <w:t xml:space="preserve">7. Zaključak</w:t>
+      </w:r>
+    </w:p>
+    <w:p>
+      <w:pPr>
+        <w:pStyle w:val="FirstParagraph"/>
+      </w:pPr>
+      <w:r>
+        <w:t xml:space="preserve">Rad je pratio jednu nit: put deklarativnog SQL upita do njegovog fizičkog izvršenja u MySQL-u. Uvod</w:t>
+      </w:r>
+      <w:r>
+        <w:t xml:space="preserve"> </w:t>
+      </w:r>
+      <w:r>
+        <w:t xml:space="preserve">je taj put postavio kao jaz koji se premošćuje optimizacijom na dva nivoa jednog istog problema,</w:t>
+      </w:r>
+      <w:r>
+        <w:t xml:space="preserve"> </w:t>
+      </w:r>
+      <w:r>
+        <w:t xml:space="preserve">logičkom preformulacijom izraza i fizičkim izborom algoritma i pristupnog puta, a oba nivoa vodi</w:t>
+      </w:r>
+      <w:r>
+        <w:t xml:space="preserve"> </w:t>
+      </w:r>
+      <w:r>
+        <w:t xml:space="preserve">isto merilo, cena</w:t>
+      </w:r>
+      <w:r>
+        <w:t xml:space="preserve"> </w:t>
+      </w:r>
+      <w:r>
+        <w:t xml:space="preserve">[1]</w:t>
+      </w:r>
+      <w:r>
+        <w:t xml:space="preserve">. Poglavlja koja slede daju tom opisu mehanizam:</w:t>
+      </w:r>
+      <w:r>
+        <w:t xml:space="preserve"> </w:t>
+      </w:r>
+      <w:r>
+        <w:t xml:space="preserve">dvoslojnu arhitekturu sa šavom na klasi</w:t>
+      </w:r>
+      <w:r>
+        <w:t xml:space="preserve"> </w:t>
+      </w:r>
+      <w:r>
+        <w:rPr>
+          <w:rStyle w:val="VerbatimChar"/>
+        </w:rPr>
+        <w:t xml:space="preserve">handler</w:t>
+      </w:r>
+      <w:r>
+        <w:t xml:space="preserve">, pet faza obrade i liniju ispod koje svaku odluku</w:t>
+      </w:r>
+      <w:r>
+        <w:t xml:space="preserve"> </w:t>
+      </w:r>
+      <w:r>
+        <w:t xml:space="preserve">sa alternativom rešava cena, ispis kojim se izabrani plan čini vidljivim i merenje kojim se procena</w:t>
+      </w:r>
+      <w:r>
+        <w:t xml:space="preserve"> </w:t>
+      </w:r>
+      <w:r>
+        <w:t xml:space="preserve">proverava, i stablo iteratora u kome plan postaje kod koji se izvršava.</w:t>
+      </w:r>
+    </w:p>
+    <w:p>
+      <w:pPr>
+        <w:pStyle w:val="BodyText"/>
+      </w:pPr>
+      <w:r>
+        <w:t xml:space="preserve">Poglavlje 6 ostavlja sintezu: tri odrične tvrdnje iz njega nisu tri odvojene odluke nego jedna</w:t>
+      </w:r>
+      <w:r>
+        <w:t xml:space="preserve"> </w:t>
+      </w:r>
+      <w:r>
+        <w:t xml:space="preserve">ista, viđena sa tri strane. Metoda</w:t>
+      </w:r>
+      <w:r>
+        <w:t xml:space="preserve"> </w:t>
+      </w:r>
+      <w:r>
+        <w:rPr>
+          <w:rStyle w:val="VerbatimChar"/>
+        </w:rPr>
+        <w:t xml:space="preserve">Read()</w:t>
+      </w:r>
+      <w:r>
+        <w:t xml:space="preserve"> </w:t>
+      </w:r>
+      <w:r>
+        <w:t xml:space="preserve">po pozivu vraća najviše jednu torku, pa</w:t>
+      </w:r>
+      <w:r>
+        <w:t xml:space="preserve"> </w:t>
+      </w:r>
+      <w:r>
+        <w:t xml:space="preserve">vektorizovanog izvršavanja nema. O predikatu odlučuje iterator na serverskom sloju, pa torke moraju</w:t>
+      </w:r>
+      <w:r>
+        <w:t xml:space="preserve"> </w:t>
+      </w:r>
+      <w:r>
+        <w:t xml:space="preserve">da pređu granicu između dva sloja jedna po jedna i paralelnost staje na prvoj klauzuli</w:t>
+      </w:r>
+      <w:r>
+        <w:t xml:space="preserve"> </w:t>
+      </w:r>
+      <w:r>
+        <w:rPr>
+          <w:rStyle w:val="VerbatimChar"/>
+        </w:rPr>
+        <w:t xml:space="preserve">WHERE</w:t>
+      </w:r>
+      <w:r>
+        <w:t xml:space="preserve">.</w:t>
+      </w:r>
+      <w:r>
+        <w:t xml:space="preserve"> </w:t>
+      </w:r>
+      <w:r>
+        <w:t xml:space="preserve">Optimizacija se obavlja nad stvarnom vrednošću parametra pri svakom izvršenju, pa nema plana koji bi</w:t>
+      </w:r>
+      <w:r>
+        <w:t xml:space="preserve"> </w:t>
+      </w:r>
+      <w:r>
+        <w:t xml:space="preserve">se sačuvao i delio. MySQL, dakle, obradu upita drži usko vezanu za pojedinačnu torku i za</w:t>
+      </w:r>
+      <w:r>
+        <w:t xml:space="preserve"> </w:t>
+      </w:r>
+      <w:r>
+        <w:t xml:space="preserve">pojedinačno izvršenje.</w:t>
+      </w:r>
+    </w:p>
+    <w:p>
+      <w:pPr>
+        <w:pStyle w:val="BodyText"/>
+      </w:pPr>
+      <w:r>
+        <w:t xml:space="preserve">Taj izbor nije propust nego kompromis. Izvršavanje torku po torku daje kratko vreme do prve torke i</w:t>
+      </w:r>
+      <w:r>
+        <w:t xml:space="preserve"> </w:t>
+      </w:r>
+      <w:r>
+        <w:t xml:space="preserve">malu potrošnju memorije, optimizacija pri svakom izvršenju daje plan skrojen prema stvarnoj</w:t>
+      </w:r>
+      <w:r>
+        <w:t xml:space="preserve"> </w:t>
+      </w:r>
+      <w:r>
+        <w:t xml:space="preserve">vrednosti parametra umesto generičkog, a paralelnost između konekcija ostavlja jezgra ostalim</w:t>
+      </w:r>
+      <w:r>
+        <w:t xml:space="preserve"> </w:t>
+      </w:r>
+      <w:r>
+        <w:t xml:space="preserve">konekcijama: sve tri osobine odgovaraju transakcionom workloadu (OLTP). Cena se plaća kod upita koji prolaze kroz milione</w:t>
+      </w:r>
+      <w:r>
+        <w:t xml:space="preserve"> </w:t>
+      </w:r>
+      <w:r>
+        <w:t xml:space="preserve">torki, gde se režija od približno 20 nanosekundi po torki po predikatu nema kroz šta raspodeliti, a</w:t>
+      </w:r>
+      <w:r>
+        <w:t xml:space="preserve"> </w:t>
+      </w:r>
+      <w:r>
+        <w:t xml:space="preserve">paralelno čitanje se gubi čim se pojavi prvi predikat.</w:t>
+      </w:r>
+    </w:p>
+    <w:p>
+      <w:pPr>
+        <w:pStyle w:val="BodyText"/>
+      </w:pPr>
+      <w:r>
+        <w:t xml:space="preserve">Na tom suprotnom kraju drugi sistemi su otišli dalje. Vektorizovani izvršioci istu režiju</w:t>
+      </w:r>
+      <w:r>
+        <w:t xml:space="preserve"> </w:t>
+      </w:r>
+      <w:r>
+        <w:t xml:space="preserve">raspodeljuju na paket torki</w:t>
+      </w:r>
+      <w:r>
+        <w:t xml:space="preserve"> </w:t>
+      </w:r>
+      <w:r>
+        <w:t xml:space="preserve">[8], [9]</w:t>
+      </w:r>
+      <w:r>
+        <w:t xml:space="preserve">, PostgreSQL paralelizuje sam plan čvorom</w:t>
+      </w:r>
+      <w:r>
+        <w:t xml:space="preserve"> </w:t>
+      </w:r>
+      <w:r>
+        <w:rPr>
+          <w:rStyle w:val="VerbatimChar"/>
+        </w:rPr>
+        <w:t xml:space="preserve">Gather</w:t>
+      </w:r>
+      <w:r>
+        <w:t xml:space="preserve"> </w:t>
+      </w:r>
+      <w:r>
+        <w:t xml:space="preserve">[12]</w:t>
+      </w:r>
+      <w:r>
+        <w:t xml:space="preserve">, a Oracle plan drži u deljenom pulu dostupnom svim sesijama</w:t>
+      </w:r>
+      <w:r>
+        <w:t xml:space="preserve"> </w:t>
+      </w:r>
+      <w:r>
+        <w:t xml:space="preserve">[14]</w:t>
+      </w:r>
+      <w:r>
+        <w:t xml:space="preserve">. Nijedan od njih, međutim, ne polazi sa drugog mesta: model iteratora</w:t>
+      </w:r>
+      <w:r>
+        <w:t xml:space="preserve"> </w:t>
+      </w:r>
+      <w:r>
+        <w:t xml:space="preserve">koji MySQL zadržava jeste Volcano model</w:t>
+      </w:r>
+      <w:r>
+        <w:t xml:space="preserve"> </w:t>
+      </w:r>
+      <w:r>
+        <w:t xml:space="preserve">[6]</w:t>
+      </w:r>
+      <w:r>
+        <w:t xml:space="preserve">, koji i vektorizovani izvršioci menjaju samo</w:t>
+      </w:r>
+      <w:r>
+        <w:t xml:space="preserve"> </w:t>
+      </w:r>
+      <w:r>
+        <w:t xml:space="preserve">u jednoj tački, u broju torki po pozivu. Odgovor MySQL-a na</w:t>
+      </w:r>
+      <w:r>
+        <w:t xml:space="preserve"> </w:t>
+      </w:r>
+      <w:r>
+        <w:t xml:space="preserve">analitički workload nije izmena tog izvršioca nego zaseban izvršilac pored njega</w:t>
+      </w:r>
+      <w:r>
+        <w:t xml:space="preserve"> </w:t>
+      </w:r>
+      <w:r>
+        <w:t xml:space="preserve">[10]</w:t>
+      </w:r>
+      <w:r>
+        <w:t xml:space="preserve">.</w:t>
+      </w:r>
+    </w:p>
+    <w:p>
+      <w:pPr>
+        <w:pStyle w:val="BodyText"/>
+      </w:pPr>
+      <w:r>
+        <w:t xml:space="preserve">Ostaje i pouka o načinu na koji se o sistemu zaključuje. Ispis naredbe</w:t>
+      </w:r>
+      <w:r>
+        <w:t xml:space="preserve"> </w:t>
+      </w:r>
+      <w:r>
+        <w:rPr>
+          <w:rStyle w:val="VerbatimChar"/>
+        </w:rPr>
+        <w:t xml:space="preserve">EXPLAIN</w:t>
+      </w:r>
+      <w:r>
+        <w:t xml:space="preserve"> </w:t>
+      </w:r>
+      <w:r>
+        <w:t xml:space="preserve">postaje dijagnoza</w:t>
+      </w:r>
+      <w:r>
+        <w:t xml:space="preserve"> </w:t>
+      </w:r>
+      <w:r>
+        <w:t xml:space="preserve">tek uz merenje pored sebe, a razlika između 2,9 i 1,01 puta pokazuje da je i tvrdnja o tome šta sistem ne radi tačna samo uz uslove pod kojima je proverena. U narednim</w:t>
+      </w:r>
+      <w:r>
+        <w:t xml:space="preserve"> </w:t>
+      </w:r>
+      <w:r>
+        <w:t xml:space="preserve">izdanjima očekivano se menja izbor plana, jer hipergrafski optimizator spoja u kodu</w:t>
+      </w:r>
+      <w:r>
+        <w:t xml:space="preserve"> </w:t>
+      </w:r>
+      <w:r>
+        <w:t xml:space="preserve">verzije 8.4 već postoji, ali je pri prevođenju isključen</w:t>
+      </w:r>
+      <w:r>
+        <w:t xml:space="preserve"> </w:t>
+      </w:r>
+      <w:r>
+        <w:t xml:space="preserve">[2]</w:t>
+      </w:r>
+      <w:r>
+        <w:t xml:space="preserve">; model izvršavanja iz</w:t>
+      </w:r>
+      <w:r>
+        <w:t xml:space="preserve"> </w:t>
+      </w:r>
+      <w:r>
+        <w:t xml:space="preserve">poglavlja 5 time se ne menja.</w:t>
       </w:r>
     </w:p>
     <w:bookmarkEnd w:id="83"/>

--- a/Tema 1. - Obrada upita (query processing) u MySQL/rad.docx
+++ b/Tema 1. - Obrada upita (query processing) u MySQL/rad.docx
@@ -464,7 +464,7 @@
       <w:r>
         <w:drawing>
           <wp:inline>
-            <wp:extent cx="3931919" cy="1329914"/>
+            <wp:extent cx="5669280" cy="1917550"/>
             <wp:effectExtent b="0" l="0" r="0" t="0"/>
             <wp:docPr descr="Slika 1.1: Dva ekvivalentna plana izvršenja istog SQL upita, različite cene: sken preko indeksa (A) naspram skena cele tabele (B)." title="" id="10" name="Picture"/>
             <a:graphic>
@@ -485,7 +485,7 @@
                   <pic:spPr bwMode="auto">
                     <a:xfrm>
                       <a:off x="0" y="0"/>
-                      <a:ext cx="3931919" cy="1329914"/>
+                      <a:ext cx="5669280" cy="1917550"/>
                     </a:xfrm>
                     <a:prstGeom prst="rect">
                       <a:avLst/>
@@ -1009,7 +1009,7 @@
       <w:r>
         <w:drawing>
           <wp:inline>
-            <wp:extent cx="3291840" cy="3509101"/>
+            <wp:extent cx="3657600" cy="3899001"/>
             <wp:effectExtent b="0" l="0" r="0" t="0"/>
             <wp:docPr descr="Slika 2.1: Arhitektura MySQL-a: serverski sloj i mehanizmi skladištenja. Preuzeto iz priručnika [2], Figure 18.3." title="" id="14" name="Picture"/>
             <a:graphic>
@@ -1030,7 +1030,7 @@
                   <pic:spPr bwMode="auto">
                     <a:xfrm>
                       <a:off x="0" y="0"/>
-                      <a:ext cx="3291840" cy="3509101"/>
+                      <a:ext cx="3657600" cy="3899001"/>
                     </a:xfrm>
                     <a:prstGeom prst="rect">
                       <a:avLst/>
@@ -1533,7 +1533,7 @@
       <w:r>
         <w:drawing>
           <wp:inline>
-            <wp:extent cx="3931919" cy="915263"/>
+            <wp:extent cx="5669280" cy="1319682"/>
             <wp:effectExtent b="0" l="0" r="0" t="0"/>
             <wp:docPr descr="Slika 2.2: Plan upita sa uključenim spuštanjem uslova u indeks (ICP). Plameni grafikon iz EXPLAIN ANALYZE FORMAT=JSON, izmereno na živom serveru (MySQL 8.4.11)." title="" id="17" name="Picture"/>
             <a:graphic>
@@ -1554,7 +1554,7 @@
                   <pic:spPr bwMode="auto">
                     <a:xfrm>
                       <a:off x="0" y="0"/>
-                      <a:ext cx="3931919" cy="915263"/>
+                      <a:ext cx="5669280" cy="1319682"/>
                     </a:xfrm>
                     <a:prstGeom prst="rect">
                       <a:avLst/>
@@ -1606,7 +1606,7 @@
       <w:r>
         <w:drawing>
           <wp:inline>
-            <wp:extent cx="3931919" cy="985164"/>
+            <wp:extent cx="5669280" cy="1420469"/>
             <wp:effectExtent b="0" l="0" r="0" t="0"/>
             <wp:docPr descr="Slika 2.3: Isti upit sa isključenim spuštanjem uslova, sa zasebnim čvorom Filter u planu." title="" id="20" name="Picture"/>
             <a:graphic>
@@ -1627,7 +1627,7 @@
                   <pic:spPr bwMode="auto">
                     <a:xfrm>
                       <a:off x="0" y="0"/>
-                      <a:ext cx="3931919" cy="985164"/>
+                      <a:ext cx="5669280" cy="1420469"/>
                     </a:xfrm>
                     <a:prstGeom prst="rect">
                       <a:avLst/>
@@ -2311,7 +2311,7 @@
       <w:r>
         <w:drawing>
           <wp:inline>
-            <wp:extent cx="3931919" cy="2970784"/>
+            <wp:extent cx="4572000" cy="3454400"/>
             <wp:effectExtent b="0" l="0" r="0" t="0"/>
             <wp:docPr descr="Slika 3.1: Pet faza obrade upita i granica cene, sa preslikavanjem na tri koraka u tragu optimizatora." title="" id="24" name="Picture"/>
             <a:graphic>
@@ -2332,7 +2332,7 @@
                   <pic:spPr bwMode="auto">
                     <a:xfrm>
                       <a:off x="0" y="0"/>
-                      <a:ext cx="3931919" cy="2970784"/>
+                      <a:ext cx="4572000" cy="3454400"/>
                     </a:xfrm>
                     <a:prstGeom prst="rect">
                       <a:avLst/>
@@ -3041,7 +3041,7 @@
       <w:r>
         <w:drawing>
           <wp:inline>
-            <wp:extent cx="3749040" cy="2343149"/>
+            <wp:extent cx="5029200" cy="3143250"/>
             <wp:effectExtent b="0" l="0" r="0" t="0"/>
             <wp:docPr descr="Slika 3.2: Ukrštanje cene skena tabele i cene skena opsega preko indeksa za isti upit, pri rastućem opsegu." title="" id="30" name="Picture"/>
             <a:graphic>
@@ -3062,7 +3062,7 @@
                   <pic:spPr bwMode="auto">
                     <a:xfrm>
                       <a:off x="0" y="0"/>
-                      <a:ext cx="3749040" cy="2343149"/>
+                      <a:ext cx="5029200" cy="3143250"/>
                     </a:xfrm>
                     <a:prstGeom prst="rect">
                       <a:avLst/>
@@ -3986,7 +3986,7 @@
       <w:r>
         <w:drawing>
           <wp:inline>
-            <wp:extent cx="3931919" cy="2384116"/>
+            <wp:extent cx="5029200" cy="3049451"/>
             <wp:effectExtent b="0" l="0" r="0" t="0"/>
             <wp:docPr descr="Slika 4.1: Isti upit i isti plan u tri formata ispisa naredbe EXPLAIN." title="" id="37" name="Picture"/>
             <a:graphic>
@@ -4007,7 +4007,7 @@
                   <pic:spPr bwMode="auto">
                     <a:xfrm>
                       <a:off x="0" y="0"/>
-                      <a:ext cx="3931919" cy="2384116"/>
+                      <a:ext cx="5029200" cy="3049451"/>
                     </a:xfrm>
                     <a:prstGeom prst="rect">
                       <a:avLst/>
@@ -4891,7 +4891,7 @@
       <w:r>
         <w:drawing>
           <wp:inline>
-            <wp:extent cx="3749040" cy="2930018"/>
+            <wp:extent cx="4572000" cy="3573193"/>
             <wp:effectExtent b="0" l="0" r="0" t="0"/>
             <wp:docPr descr="Slika 4.2: Dvanaest vrednosti kolone type, poređanih redosledom iz priručnika i obojenih po broju torki koje jedan pristup može da vrati." title="" id="42" name="Picture"/>
             <a:graphic>
@@ -4912,7 +4912,7 @@
                   <pic:spPr bwMode="auto">
                     <a:xfrm>
                       <a:off x="0" y="0"/>
-                      <a:ext cx="3749040" cy="2930018"/>
+                      <a:ext cx="4572000" cy="3573193"/>
                     </a:xfrm>
                     <a:prstGeom prst="rect">
                       <a:avLst/>
@@ -6557,7 +6557,7 @@
       <w:r>
         <w:drawing>
           <wp:inline>
-            <wp:extent cx="3931919" cy="2192545"/>
+            <wp:extent cx="5029200" cy="2804418"/>
             <wp:effectExtent b="0" l="0" r="0" t="0"/>
             <wp:docPr descr="Slika 4.3: Procena naspram stvarnog broja torki po čvorovima plana, i dejstvo histograma na koloni bez indeksa i na koloni sa indeksom." title="" id="47" name="Picture"/>
             <a:graphic>
@@ -6578,7 +6578,7 @@
                   <pic:spPr bwMode="auto">
                     <a:xfrm>
                       <a:off x="0" y="0"/>
-                      <a:ext cx="3931919" cy="2192545"/>
+                      <a:ext cx="5029200" cy="2804418"/>
                     </a:xfrm>
                     <a:prstGeom prst="rect">
                       <a:avLst/>
@@ -6789,7 +6789,7 @@
       <w:r>
         <w:drawing>
           <wp:inline>
-            <wp:extent cx="3931919" cy="2332494"/>
+            <wp:extent cx="5029200" cy="2983423"/>
             <wp:effectExtent b="0" l="0" r="0" t="0"/>
             <wp:docPr descr="Slika 4.4: Vrednosti rows i actual time kao proseci po ponavljanju: prijavljeno vreme jednog ponavljanja naspram ukupnog vremena čvora." title="" id="51" name="Picture"/>
             <a:graphic>
@@ -6810,7 +6810,7 @@
                   <pic:spPr bwMode="auto">
                     <a:xfrm>
                       <a:off x="0" y="0"/>
-                      <a:ext cx="3931919" cy="2332494"/>
+                      <a:ext cx="5029200" cy="2983423"/>
                     </a:xfrm>
                     <a:prstGeom prst="rect">
                       <a:avLst/>
@@ -7222,7 +7222,7 @@
       <w:r>
         <w:drawing>
           <wp:inline>
-            <wp:extent cx="3931919" cy="2285845"/>
+            <wp:extent cx="5029200" cy="2923755"/>
             <wp:effectExtent b="0" l="0" r="0" t="0"/>
             <wp:docPr descr="Slika 4.5: Isti upit u tri prikaza: procena koju ispisuje EXPLAIN, merenje koje dodaje EXPLAIN ANALYZE i alternativni plan dobijen naredbom IGNORE INDEX." title="" id="55" name="Picture"/>
             <a:graphic>
@@ -7243,7 +7243,7 @@
                   <pic:spPr bwMode="auto">
                     <a:xfrm>
                       <a:off x="0" y="0"/>
-                      <a:ext cx="3931919" cy="2285845"/>
+                      <a:ext cx="5029200" cy="2923755"/>
                     </a:xfrm>
                     <a:prstGeom prst="rect">
                       <a:avLst/>
@@ -7960,7 +7960,7 @@
       <w:r>
         <w:drawing>
           <wp:inline>
-            <wp:extent cx="3931919" cy="3198850"/>
+            <wp:extent cx="4572000" cy="3719593"/>
             <wp:effectExtent b="0" l="0" r="0" t="0"/>
             <wp:docPr descr="Slika 4.6: Trag optimizatora za upit iz odeljka 4.7, sa procenjenim pristupnim putevima i korakom koji je plan zamenio." title="" id="59" name="Picture"/>
             <a:graphic>
@@ -7981,7 +7981,7 @@
                   <pic:spPr bwMode="auto">
                     <a:xfrm>
                       <a:off x="0" y="0"/>
-                      <a:ext cx="3931919" cy="3198850"/>
+                      <a:ext cx="4572000" cy="3719593"/>
                     </a:xfrm>
                     <a:prstGeom prst="rect">
                       <a:avLst/>
@@ -9234,7 +9234,7 @@
       <w:r>
         <w:drawing>
           <wp:inline>
-            <wp:extent cx="3931919" cy="1214415"/>
+            <wp:extent cx="5669280" cy="1751018"/>
             <wp:effectExtent b="0" l="0" r="0" t="0"/>
             <wp:docPr descr="Slika 5.1: Osam redova ispisa naredbe EXPLAIN ANALYZE i osam iteratora koji im odgovaraju: kontrola ide nadole kroz pozive metode Read(), a torke se vraćaju nagore, jedna po jedna." title="" id="66" name="Picture"/>
             <a:graphic>
@@ -9255,7 +9255,7 @@
                   <pic:spPr bwMode="auto">
                     <a:xfrm>
                       <a:off x="0" y="0"/>
-                      <a:ext cx="3931919" cy="1214415"/>
+                      <a:ext cx="5669280" cy="1751018"/>
                     </a:xfrm>
                     <a:prstGeom prst="rect">
                       <a:avLst/>
@@ -10056,7 +10056,7 @@
       <w:r>
         <w:drawing>
           <wp:inline>
-            <wp:extent cx="3931919" cy="1607607"/>
+            <wp:extent cx="5669280" cy="2317946"/>
             <wp:effectExtent b="0" l="0" r="0" t="0"/>
             <wp:docPr descr="Slika 5.2: Isti sken tabele sa istim uslovom i istim ograničenjem LIMIT 10, bez klauzule ORDER BY i sa njom." title="" id="71" name="Picture"/>
             <a:graphic>
@@ -10077,7 +10077,7 @@
                   <pic:spPr bwMode="auto">
                     <a:xfrm>
                       <a:off x="0" y="0"/>
-                      <a:ext cx="3931919" cy="1607607"/>
+                      <a:ext cx="5669280" cy="2317946"/>
                     </a:xfrm>
                     <a:prstGeom prst="rect">
                       <a:avLst/>
@@ -11035,7 +11035,7 @@
       <w:r>
         <w:drawing>
           <wp:inline>
-            <wp:extent cx="3931919" cy="2490216"/>
+            <wp:extent cx="5029200" cy="3185160"/>
             <wp:effectExtent b="0" l="0" r="0" t="0"/>
             <wp:docPr descr="Slika 6.1: Isti klasterovani sken tabele wide_events, bez klauzule WHERE i sa jednom takvom klauzulom, kroz pet vrednosti promenljive innodb_parallel_read_threads (medijana od tri merenja, MySQL 8.4.11)." title="" id="78" name="Picture"/>
             <a:graphic>
@@ -11056,7 +11056,7 @@
                   <pic:spPr bwMode="auto">
                     <a:xfrm>
                       <a:off x="0" y="0"/>
-                      <a:ext cx="3931919" cy="2490216"/>
+                      <a:ext cx="5029200" cy="3185160"/>
                     </a:xfrm>
                     <a:prstGeom prst="rect">
                       <a:avLst/>
